--- a/1-1.prepare/syllabus-llm-rag-agent.docx
+++ b/1-1.prepare/syllabus-llm-rag-agent.docx
@@ -69,11 +69,17 @@
       <w:r>
         <w:t>.</w:t>
       </w:r>
+      <w:r>
+        <w:t xml:space="preserve"> </w:t>
+      </w:r>
+      <w:r>
+        <w:t xml:space="preserve">9:00-18:00 </w:t>
+      </w:r>
     </w:p>
     <w:tbl>
       <w:tblPr>
         <w:tblStyle w:val="10"/>
-        <w:tblW w:w="14310" w:type="dxa"/>
+        <w:tblW w:w="15446" w:type="dxa"/>
         <w:tblLook w:val="04A0" w:firstRow="1" w:lastRow="0" w:firstColumn="1" w:lastColumn="0" w:noHBand="0" w:noVBand="1"/>
       </w:tblPr>
       <w:tblGrid>
@@ -81,10 +87,10 @@
         <w:gridCol w:w="1176"/>
         <w:gridCol w:w="1496"/>
         <w:gridCol w:w="457"/>
-        <w:gridCol w:w="464"/>
-        <w:gridCol w:w="4073"/>
-        <w:gridCol w:w="4974"/>
-        <w:gridCol w:w="1157"/>
+        <w:gridCol w:w="512"/>
+        <w:gridCol w:w="4002"/>
+        <w:gridCol w:w="5850"/>
+        <w:gridCol w:w="1417"/>
       </w:tblGrid>
       <w:tr>
         <w:trPr>
@@ -243,8 +249,32 @@
         </w:tc>
         <w:tc>
           <w:tcPr>
-            <w:tcW w:w="441" w:type="dxa"/>
+            <w:tcW w:w="512" w:type="dxa"/>
             <w:shd w:val="clear" w:color="auto" w:fill="FFC000"/>
+          </w:tcPr>
+          <w:p>
+            <w:pPr>
+              <w:widowControl/>
+              <w:wordWrap/>
+              <w:autoSpaceDE/>
+              <w:autoSpaceDN/>
+              <w:cnfStyle w:val="100000000000" w:firstRow="1" w:lastRow="0" w:firstColumn="0" w:lastColumn="0" w:oddVBand="0" w:evenVBand="0" w:oddHBand="0" w:evenHBand="0" w:firstRowFirstColumn="0" w:firstRowLastColumn="0" w:lastRowFirstColumn="0" w:lastRowLastColumn="0"/>
+              <w:rPr>
+                <w:rFonts w:ascii="맑은 고딕" w:eastAsia="맑은 고딕" w:hAnsi="맑은 고딕" w:cs="굴림"/>
+                <w:color w:val="000000"/>
+                <w:kern w:val="0"/>
+                <w:sz w:val="16"/>
+                <w:szCs w:val="20"/>
+              </w:rPr>
+            </w:pPr>
+          </w:p>
+        </w:tc>
+        <w:tc>
+          <w:tcPr>
+            <w:tcW w:w="4002" w:type="dxa"/>
+            <w:shd w:val="clear" w:color="auto" w:fill="FFC000"/>
+            <w:noWrap/>
+            <w:hideMark/>
           </w:tcPr>
           <w:p>
             <w:pPr>
@@ -270,26 +300,14 @@
                 <w:sz w:val="16"/>
                 <w:szCs w:val="20"/>
               </w:rPr>
-              <w:t>d</w:t>
-            </w:r>
-            <w:r>
-              <w:rPr>
-                <w:rFonts w:ascii="맑은 고딕" w:eastAsia="맑은 고딕" w:hAnsi="맑은 고딕" w:cs="굴림"/>
-                <w:color w:val="000000"/>
-                <w:kern w:val="0"/>
-                <w:sz w:val="16"/>
-                <w:szCs w:val="20"/>
-              </w:rPr>
-              <w:t>m</w:t>
-            </w:r>
-          </w:p>
-        </w:tc>
-        <w:tc>
-          <w:tcPr>
-            <w:tcW w:w="4073" w:type="dxa"/>
+              <w:t>학습 및 실습 자료</w:t>
+            </w:r>
+          </w:p>
+        </w:tc>
+        <w:tc>
+          <w:tcPr>
+            <w:tcW w:w="5850" w:type="dxa"/>
             <w:shd w:val="clear" w:color="auto" w:fill="FFC000"/>
-            <w:noWrap/>
-            <w:hideMark/>
           </w:tcPr>
           <w:p>
             <w:pPr>
@@ -315,39 +333,6 @@
                 <w:sz w:val="16"/>
                 <w:szCs w:val="20"/>
               </w:rPr>
-              <w:t>학습 및 실습 자료</w:t>
-            </w:r>
-          </w:p>
-        </w:tc>
-        <w:tc>
-          <w:tcPr>
-            <w:tcW w:w="4974" w:type="dxa"/>
-            <w:shd w:val="clear" w:color="auto" w:fill="FFC000"/>
-          </w:tcPr>
-          <w:p>
-            <w:pPr>
-              <w:widowControl/>
-              <w:wordWrap/>
-              <w:autoSpaceDE/>
-              <w:autoSpaceDN/>
-              <w:jc w:val="center"/>
-              <w:cnfStyle w:val="100000000000" w:firstRow="1" w:lastRow="0" w:firstColumn="0" w:lastColumn="0" w:oddVBand="0" w:evenVBand="0" w:oddHBand="0" w:evenHBand="0" w:firstRowFirstColumn="0" w:firstRowLastColumn="0" w:lastRowFirstColumn="0" w:lastRowLastColumn="0"/>
-              <w:rPr>
-                <w:rFonts w:ascii="맑은 고딕" w:eastAsia="맑은 고딕" w:hAnsi="맑은 고딕" w:cs="굴림"/>
-                <w:color w:val="000000"/>
-                <w:kern w:val="0"/>
-                <w:sz w:val="16"/>
-                <w:szCs w:val="20"/>
-              </w:rPr>
-            </w:pPr>
-            <w:r>
-              <w:rPr>
-                <w:rFonts w:ascii="맑은 고딕" w:eastAsia="맑은 고딕" w:hAnsi="맑은 고딕" w:cs="굴림" w:hint="eastAsia"/>
-                <w:color w:val="000000"/>
-                <w:kern w:val="0"/>
-                <w:sz w:val="16"/>
-                <w:szCs w:val="20"/>
-              </w:rPr>
               <w:t>레퍼런스</w:t>
             </w:r>
             <w:r>
@@ -364,7 +349,7 @@
         </w:tc>
         <w:tc>
           <w:tcPr>
-            <w:tcW w:w="1157" w:type="dxa"/>
+            <w:tcW w:w="1417" w:type="dxa"/>
             <w:shd w:val="clear" w:color="auto" w:fill="FFC000"/>
             <w:noWrap/>
             <w:hideMark/>
@@ -591,7 +576,7 @@
         </w:tc>
         <w:tc>
           <w:tcPr>
-            <w:tcW w:w="441" w:type="dxa"/>
+            <w:tcW w:w="512" w:type="dxa"/>
             <w:shd w:val="clear" w:color="auto" w:fill="E2EFD9" w:themeFill="accent6" w:themeFillTint="33"/>
           </w:tcPr>
           <w:p>
@@ -600,7 +585,7 @@
               <w:wordWrap/>
               <w:autoSpaceDE/>
               <w:autoSpaceDN/>
-              <w:jc w:val="center"/>
+              <w:jc w:val="left"/>
               <w:cnfStyle w:val="000000000000" w:firstRow="0" w:lastRow="0" w:firstColumn="0" w:lastColumn="0" w:oddVBand="0" w:evenVBand="0" w:oddHBand="0" w:evenHBand="0" w:firstRowFirstColumn="0" w:firstRowLastColumn="0" w:lastRowFirstColumn="0" w:lastRowLastColumn="0"/>
               <w:rPr>
                 <w:rFonts w:ascii="맑은 고딕" w:eastAsia="맑은 고딕" w:hAnsi="맑은 고딕" w:cs="굴림"/>
@@ -620,11 +605,21 @@
               </w:rPr>
               <w:t>6</w:t>
             </w:r>
-          </w:p>
-        </w:tc>
-        <w:tc>
-          <w:tcPr>
-            <w:tcW w:w="4073" w:type="dxa"/>
+            <w:r>
+              <w:rPr>
+                <w:rFonts w:ascii="맑은 고딕" w:eastAsia="맑은 고딕" w:hAnsi="맑은 고딕" w:cs="굴림"/>
+                <w:color w:val="000000"/>
+                <w:kern w:val="0"/>
+                <w:sz w:val="16"/>
+                <w:szCs w:val="20"/>
+              </w:rPr>
+              <w:t>0</w:t>
+            </w:r>
+          </w:p>
+        </w:tc>
+        <w:tc>
+          <w:tcPr>
+            <w:tcW w:w="4002" w:type="dxa"/>
             <w:shd w:val="clear" w:color="auto" w:fill="E2EFD9" w:themeFill="accent6" w:themeFillTint="33"/>
             <w:noWrap/>
             <w:hideMark/>
@@ -663,7 +658,7 @@
         </w:tc>
         <w:tc>
           <w:tcPr>
-            <w:tcW w:w="4974" w:type="dxa"/>
+            <w:tcW w:w="5850" w:type="dxa"/>
             <w:shd w:val="clear" w:color="auto" w:fill="E2EFD9" w:themeFill="accent6" w:themeFillTint="33"/>
           </w:tcPr>
           <w:p>
@@ -870,7 +865,7 @@
         </w:tc>
         <w:tc>
           <w:tcPr>
-            <w:tcW w:w="1157" w:type="dxa"/>
+            <w:tcW w:w="1417" w:type="dxa"/>
             <w:shd w:val="clear" w:color="auto" w:fill="E2EFD9" w:themeFill="accent6" w:themeFillTint="33"/>
             <w:noWrap/>
             <w:hideMark/>
@@ -1036,15 +1031,15 @@
         </w:tc>
         <w:tc>
           <w:tcPr>
-            <w:tcW w:w="441" w:type="dxa"/>
-          </w:tcPr>
-          <w:p>
-            <w:pPr>
-              <w:widowControl/>
-              <w:wordWrap/>
-              <w:autoSpaceDE/>
-              <w:autoSpaceDN/>
-              <w:jc w:val="center"/>
+            <w:tcW w:w="512" w:type="dxa"/>
+          </w:tcPr>
+          <w:p>
+            <w:pPr>
+              <w:widowControl/>
+              <w:wordWrap/>
+              <w:autoSpaceDE/>
+              <w:autoSpaceDN/>
+              <w:jc w:val="left"/>
               <w:cnfStyle w:val="000000000000" w:firstRow="0" w:lastRow="0" w:firstColumn="0" w:lastColumn="0" w:oddVBand="0" w:evenVBand="0" w:oddHBand="0" w:evenHBand="0" w:firstRowFirstColumn="0" w:firstRowLastColumn="0" w:lastRowFirstColumn="0" w:lastRowLastColumn="0"/>
               <w:rPr>
                 <w:rFonts w:ascii="맑은 고딕" w:eastAsia="맑은 고딕" w:hAnsi="맑은 고딕" w:cs="굴림"/>
@@ -1064,11 +1059,21 @@
               </w:rPr>
               <w:t>6</w:t>
             </w:r>
-          </w:p>
-        </w:tc>
-        <w:tc>
-          <w:tcPr>
-            <w:tcW w:w="4073" w:type="dxa"/>
+            <w:r>
+              <w:rPr>
+                <w:rFonts w:ascii="맑은 고딕" w:eastAsia="맑은 고딕" w:hAnsi="맑은 고딕" w:cs="굴림"/>
+                <w:color w:val="000000"/>
+                <w:kern w:val="0"/>
+                <w:sz w:val="16"/>
+                <w:szCs w:val="20"/>
+              </w:rPr>
+              <w:t>0</w:t>
+            </w:r>
+          </w:p>
+        </w:tc>
+        <w:tc>
+          <w:tcPr>
+            <w:tcW w:w="4002" w:type="dxa"/>
             <w:noWrap/>
             <w:hideMark/>
           </w:tcPr>
@@ -1106,7 +1111,7 @@
         </w:tc>
         <w:tc>
           <w:tcPr>
-            <w:tcW w:w="4974" w:type="dxa"/>
+            <w:tcW w:w="5850" w:type="dxa"/>
           </w:tcPr>
           <w:p>
             <w:pPr>
@@ -1176,7 +1181,7 @@
         </w:tc>
         <w:tc>
           <w:tcPr>
-            <w:tcW w:w="1157" w:type="dxa"/>
+            <w:tcW w:w="1417" w:type="dxa"/>
             <w:noWrap/>
             <w:hideMark/>
           </w:tcPr>
@@ -1330,15 +1335,15 @@
         </w:tc>
         <w:tc>
           <w:tcPr>
-            <w:tcW w:w="441" w:type="dxa"/>
-          </w:tcPr>
-          <w:p>
-            <w:pPr>
-              <w:widowControl/>
-              <w:wordWrap/>
-              <w:autoSpaceDE/>
-              <w:autoSpaceDN/>
-              <w:jc w:val="center"/>
+            <w:tcW w:w="512" w:type="dxa"/>
+          </w:tcPr>
+          <w:p>
+            <w:pPr>
+              <w:widowControl/>
+              <w:wordWrap/>
+              <w:autoSpaceDE/>
+              <w:autoSpaceDN/>
+              <w:jc w:val="left"/>
               <w:cnfStyle w:val="000000000000" w:firstRow="0" w:lastRow="0" w:firstColumn="0" w:lastColumn="0" w:oddVBand="0" w:evenVBand="0" w:oddHBand="0" w:evenHBand="0" w:firstRowFirstColumn="0" w:firstRowLastColumn="0" w:lastRowFirstColumn="0" w:lastRowLastColumn="0"/>
               <w:rPr>
                 <w:rFonts w:ascii="맑은 고딕" w:eastAsia="맑은 고딕" w:hAnsi="맑은 고딕" w:cs="굴림"/>
@@ -1358,11 +1363,21 @@
               </w:rPr>
               <w:t>3</w:t>
             </w:r>
-          </w:p>
-        </w:tc>
-        <w:tc>
-          <w:tcPr>
-            <w:tcW w:w="4073" w:type="dxa"/>
+            <w:r>
+              <w:rPr>
+                <w:rFonts w:ascii="맑은 고딕" w:eastAsia="맑은 고딕" w:hAnsi="맑은 고딕" w:cs="굴림"/>
+                <w:color w:val="000000"/>
+                <w:kern w:val="0"/>
+                <w:sz w:val="16"/>
+                <w:szCs w:val="20"/>
+              </w:rPr>
+              <w:t>0</w:t>
+            </w:r>
+          </w:p>
+        </w:tc>
+        <w:tc>
+          <w:tcPr>
+            <w:tcW w:w="4002" w:type="dxa"/>
             <w:noWrap/>
             <w:hideMark/>
           </w:tcPr>
@@ -1400,7 +1415,7 @@
         </w:tc>
         <w:tc>
           <w:tcPr>
-            <w:tcW w:w="4974" w:type="dxa"/>
+            <w:tcW w:w="5850" w:type="dxa"/>
           </w:tcPr>
           <w:p>
             <w:pPr>
@@ -1464,7 +1479,7 @@
         </w:tc>
         <w:tc>
           <w:tcPr>
-            <w:tcW w:w="1157" w:type="dxa"/>
+            <w:tcW w:w="1417" w:type="dxa"/>
             <w:noWrap/>
             <w:hideMark/>
           </w:tcPr>
@@ -1608,15 +1623,15 @@
         </w:tc>
         <w:tc>
           <w:tcPr>
-            <w:tcW w:w="441" w:type="dxa"/>
-          </w:tcPr>
-          <w:p>
-            <w:pPr>
-              <w:widowControl/>
-              <w:wordWrap/>
-              <w:autoSpaceDE/>
-              <w:autoSpaceDN/>
-              <w:jc w:val="center"/>
+            <w:tcW w:w="512" w:type="dxa"/>
+          </w:tcPr>
+          <w:p>
+            <w:pPr>
+              <w:widowControl/>
+              <w:wordWrap/>
+              <w:autoSpaceDE/>
+              <w:autoSpaceDN/>
+              <w:jc w:val="left"/>
               <w:cnfStyle w:val="000000000000" w:firstRow="0" w:lastRow="0" w:firstColumn="0" w:lastColumn="0" w:oddVBand="0" w:evenVBand="0" w:oddHBand="0" w:evenHBand="0" w:firstRowFirstColumn="0" w:firstRowLastColumn="0" w:lastRowFirstColumn="0" w:lastRowLastColumn="0"/>
               <w:rPr>
                 <w:rFonts w:ascii="맑은 고딕" w:eastAsia="맑은 고딕" w:hAnsi="맑은 고딕" w:cs="굴림"/>
@@ -1636,11 +1651,21 @@
               </w:rPr>
               <w:t>3</w:t>
             </w:r>
-          </w:p>
-        </w:tc>
-        <w:tc>
-          <w:tcPr>
-            <w:tcW w:w="4073" w:type="dxa"/>
+            <w:r>
+              <w:rPr>
+                <w:rFonts w:ascii="맑은 고딕" w:eastAsia="맑은 고딕" w:hAnsi="맑은 고딕" w:cs="굴림"/>
+                <w:color w:val="000000"/>
+                <w:kern w:val="0"/>
+                <w:sz w:val="16"/>
+                <w:szCs w:val="20"/>
+              </w:rPr>
+              <w:t>0</w:t>
+            </w:r>
+          </w:p>
+        </w:tc>
+        <w:tc>
+          <w:tcPr>
+            <w:tcW w:w="4002" w:type="dxa"/>
             <w:noWrap/>
             <w:hideMark/>
           </w:tcPr>
@@ -1678,7 +1703,7 @@
         </w:tc>
         <w:tc>
           <w:tcPr>
-            <w:tcW w:w="4974" w:type="dxa"/>
+            <w:tcW w:w="5850" w:type="dxa"/>
           </w:tcPr>
           <w:p>
             <w:pPr>
@@ -1713,7 +1738,7 @@
         </w:tc>
         <w:tc>
           <w:tcPr>
-            <w:tcW w:w="1157" w:type="dxa"/>
+            <w:tcW w:w="1417" w:type="dxa"/>
             <w:noWrap/>
             <w:hideMark/>
           </w:tcPr>
@@ -1863,15 +1888,15 @@
         </w:tc>
         <w:tc>
           <w:tcPr>
-            <w:tcW w:w="441" w:type="dxa"/>
-          </w:tcPr>
-          <w:p>
-            <w:pPr>
-              <w:widowControl/>
-              <w:wordWrap/>
-              <w:autoSpaceDE/>
-              <w:autoSpaceDN/>
-              <w:jc w:val="center"/>
+            <w:tcW w:w="512" w:type="dxa"/>
+          </w:tcPr>
+          <w:p>
+            <w:pPr>
+              <w:widowControl/>
+              <w:wordWrap/>
+              <w:autoSpaceDE/>
+              <w:autoSpaceDN/>
+              <w:jc w:val="left"/>
               <w:cnfStyle w:val="000000000000" w:firstRow="0" w:lastRow="0" w:firstColumn="0" w:lastColumn="0" w:oddVBand="0" w:evenVBand="0" w:oddHBand="0" w:evenHBand="0" w:firstRowFirstColumn="0" w:firstRowLastColumn="0" w:lastRowFirstColumn="0" w:lastRowLastColumn="0"/>
               <w:rPr>
                 <w:rFonts w:ascii="맑은 고딕" w:eastAsia="맑은 고딕" w:hAnsi="맑은 고딕" w:cs="굴림"/>
@@ -1891,11 +1916,21 @@
               </w:rPr>
               <w:t>3</w:t>
             </w:r>
-          </w:p>
-        </w:tc>
-        <w:tc>
-          <w:tcPr>
-            <w:tcW w:w="4073" w:type="dxa"/>
+            <w:r>
+              <w:rPr>
+                <w:rFonts w:ascii="맑은 고딕" w:eastAsia="맑은 고딕" w:hAnsi="맑은 고딕" w:cs="굴림"/>
+                <w:color w:val="000000"/>
+                <w:kern w:val="0"/>
+                <w:sz w:val="16"/>
+                <w:szCs w:val="20"/>
+              </w:rPr>
+              <w:t>0</w:t>
+            </w:r>
+          </w:p>
+        </w:tc>
+        <w:tc>
+          <w:tcPr>
+            <w:tcW w:w="4002" w:type="dxa"/>
             <w:noWrap/>
           </w:tcPr>
           <w:p>
@@ -1932,7 +1967,7 @@
         </w:tc>
         <w:tc>
           <w:tcPr>
-            <w:tcW w:w="4974" w:type="dxa"/>
+            <w:tcW w:w="5850" w:type="dxa"/>
           </w:tcPr>
           <w:p>
             <w:pPr>
@@ -1955,7 +1990,7 @@
         </w:tc>
         <w:tc>
           <w:tcPr>
-            <w:tcW w:w="1157" w:type="dxa"/>
+            <w:tcW w:w="1417" w:type="dxa"/>
             <w:noWrap/>
           </w:tcPr>
           <w:p>
@@ -2094,15 +2129,15 @@
         </w:tc>
         <w:tc>
           <w:tcPr>
-            <w:tcW w:w="441" w:type="dxa"/>
-          </w:tcPr>
-          <w:p>
-            <w:pPr>
-              <w:widowControl/>
-              <w:wordWrap/>
-              <w:autoSpaceDE/>
-              <w:autoSpaceDN/>
-              <w:jc w:val="center"/>
+            <w:tcW w:w="512" w:type="dxa"/>
+          </w:tcPr>
+          <w:p>
+            <w:pPr>
+              <w:widowControl/>
+              <w:wordWrap/>
+              <w:autoSpaceDE/>
+              <w:autoSpaceDN/>
+              <w:jc w:val="left"/>
               <w:cnfStyle w:val="000000000000" w:firstRow="0" w:lastRow="0" w:firstColumn="0" w:lastColumn="0" w:oddVBand="0" w:evenVBand="0" w:oddHBand="0" w:evenHBand="0" w:firstRowFirstColumn="0" w:firstRowLastColumn="0" w:lastRowFirstColumn="0" w:lastRowLastColumn="0"/>
               <w:rPr>
                 <w:rFonts w:ascii="맑은 고딕" w:eastAsia="맑은 고딕" w:hAnsi="맑은 고딕" w:cs="굴림"/>
@@ -2122,27 +2157,37 @@
               </w:rPr>
               <w:t>3</w:t>
             </w:r>
-          </w:p>
-        </w:tc>
-        <w:tc>
-          <w:tcPr>
-            <w:tcW w:w="4073" w:type="dxa"/>
-            <w:noWrap/>
-          </w:tcPr>
-          <w:p>
-            <w:pPr>
-              <w:widowControl/>
-              <w:wordWrap/>
-              <w:autoSpaceDE/>
-              <w:autoSpaceDN/>
-              <w:jc w:val="left"/>
-              <w:cnfStyle w:val="000000000000" w:firstRow="0" w:lastRow="0" w:firstColumn="0" w:lastColumn="0" w:oddVBand="0" w:evenVBand="0" w:oddHBand="0" w:evenHBand="0" w:firstRowFirstColumn="0" w:firstRowLastColumn="0" w:lastRowFirstColumn="0" w:lastRowLastColumn="0"/>
-            </w:pPr>
-          </w:p>
-        </w:tc>
-        <w:tc>
-          <w:tcPr>
-            <w:tcW w:w="4974" w:type="dxa"/>
+            <w:r>
+              <w:rPr>
+                <w:rFonts w:ascii="맑은 고딕" w:eastAsia="맑은 고딕" w:hAnsi="맑은 고딕" w:cs="굴림"/>
+                <w:color w:val="000000"/>
+                <w:kern w:val="0"/>
+                <w:sz w:val="16"/>
+                <w:szCs w:val="20"/>
+              </w:rPr>
+              <w:t>0</w:t>
+            </w:r>
+          </w:p>
+        </w:tc>
+        <w:tc>
+          <w:tcPr>
+            <w:tcW w:w="4002" w:type="dxa"/>
+            <w:noWrap/>
+          </w:tcPr>
+          <w:p>
+            <w:pPr>
+              <w:widowControl/>
+              <w:wordWrap/>
+              <w:autoSpaceDE/>
+              <w:autoSpaceDN/>
+              <w:jc w:val="left"/>
+              <w:cnfStyle w:val="000000000000" w:firstRow="0" w:lastRow="0" w:firstColumn="0" w:lastColumn="0" w:oddVBand="0" w:evenVBand="0" w:oddHBand="0" w:evenHBand="0" w:firstRowFirstColumn="0" w:firstRowLastColumn="0" w:lastRowFirstColumn="0" w:lastRowLastColumn="0"/>
+            </w:pPr>
+          </w:p>
+        </w:tc>
+        <w:tc>
+          <w:tcPr>
+            <w:tcW w:w="5850" w:type="dxa"/>
           </w:tcPr>
           <w:p>
             <w:pPr>
@@ -2172,7 +2217,7 @@
         </w:tc>
         <w:tc>
           <w:tcPr>
-            <w:tcW w:w="1157" w:type="dxa"/>
+            <w:tcW w:w="1417" w:type="dxa"/>
             <w:noWrap/>
           </w:tcPr>
           <w:p>
@@ -2347,7 +2392,7 @@
         </w:tc>
         <w:tc>
           <w:tcPr>
-            <w:tcW w:w="441" w:type="dxa"/>
+            <w:tcW w:w="512" w:type="dxa"/>
             <w:shd w:val="clear" w:color="auto" w:fill="E2EFD9" w:themeFill="accent6" w:themeFillTint="33"/>
           </w:tcPr>
           <w:p>
@@ -2356,7 +2401,7 @@
               <w:wordWrap/>
               <w:autoSpaceDE/>
               <w:autoSpaceDN/>
-              <w:jc w:val="center"/>
+              <w:jc w:val="left"/>
               <w:cnfStyle w:val="000000000000" w:firstRow="0" w:lastRow="0" w:firstColumn="0" w:lastColumn="0" w:oddVBand="0" w:evenVBand="0" w:oddHBand="0" w:evenHBand="0" w:firstRowFirstColumn="0" w:firstRowLastColumn="0" w:lastRowFirstColumn="0" w:lastRowLastColumn="0"/>
               <w:rPr>
                 <w:rFonts w:ascii="맑은 고딕" w:eastAsia="맑은 고딕" w:hAnsi="맑은 고딕" w:cs="굴림"/>
@@ -2376,11 +2421,21 @@
               </w:rPr>
               <w:t>3</w:t>
             </w:r>
-          </w:p>
-        </w:tc>
-        <w:tc>
-          <w:tcPr>
-            <w:tcW w:w="4073" w:type="dxa"/>
+            <w:r>
+              <w:rPr>
+                <w:rFonts w:ascii="맑은 고딕" w:eastAsia="맑은 고딕" w:hAnsi="맑은 고딕" w:cs="굴림"/>
+                <w:color w:val="000000"/>
+                <w:kern w:val="0"/>
+                <w:sz w:val="16"/>
+                <w:szCs w:val="20"/>
+              </w:rPr>
+              <w:t>0</w:t>
+            </w:r>
+          </w:p>
+        </w:tc>
+        <w:tc>
+          <w:tcPr>
+            <w:tcW w:w="4002" w:type="dxa"/>
             <w:shd w:val="clear" w:color="auto" w:fill="E2EFD9" w:themeFill="accent6" w:themeFillTint="33"/>
             <w:noWrap/>
           </w:tcPr>
@@ -2440,7 +2495,7 @@
         </w:tc>
         <w:tc>
           <w:tcPr>
-            <w:tcW w:w="4974" w:type="dxa"/>
+            <w:tcW w:w="5850" w:type="dxa"/>
             <w:shd w:val="clear" w:color="auto" w:fill="E2EFD9" w:themeFill="accent6" w:themeFillTint="33"/>
           </w:tcPr>
           <w:p>
@@ -2464,7 +2519,7 @@
         </w:tc>
         <w:tc>
           <w:tcPr>
-            <w:tcW w:w="1157" w:type="dxa"/>
+            <w:tcW w:w="1417" w:type="dxa"/>
             <w:shd w:val="clear" w:color="auto" w:fill="E2EFD9" w:themeFill="accent6" w:themeFillTint="33"/>
             <w:noWrap/>
           </w:tcPr>
@@ -2616,15 +2671,15 @@
         </w:tc>
         <w:tc>
           <w:tcPr>
-            <w:tcW w:w="441" w:type="dxa"/>
-          </w:tcPr>
-          <w:p>
-            <w:pPr>
-              <w:widowControl/>
-              <w:wordWrap/>
-              <w:autoSpaceDE/>
-              <w:autoSpaceDN/>
-              <w:jc w:val="center"/>
+            <w:tcW w:w="512" w:type="dxa"/>
+          </w:tcPr>
+          <w:p>
+            <w:pPr>
+              <w:widowControl/>
+              <w:wordWrap/>
+              <w:autoSpaceDE/>
+              <w:autoSpaceDN/>
+              <w:jc w:val="left"/>
               <w:cnfStyle w:val="000000000000" w:firstRow="0" w:lastRow="0" w:firstColumn="0" w:lastColumn="0" w:oddVBand="0" w:evenVBand="0" w:oddHBand="0" w:evenHBand="0" w:firstRowFirstColumn="0" w:firstRowLastColumn="0" w:lastRowFirstColumn="0" w:lastRowLastColumn="0"/>
               <w:rPr>
                 <w:rFonts w:ascii="맑은 고딕" w:eastAsia="맑은 고딕" w:hAnsi="맑은 고딕" w:cs="굴림"/>
@@ -2644,11 +2699,21 @@
               </w:rPr>
               <w:t>3</w:t>
             </w:r>
-          </w:p>
-        </w:tc>
-        <w:tc>
-          <w:tcPr>
-            <w:tcW w:w="4073" w:type="dxa"/>
+            <w:r>
+              <w:rPr>
+                <w:rFonts w:ascii="맑은 고딕" w:eastAsia="맑은 고딕" w:hAnsi="맑은 고딕" w:cs="굴림"/>
+                <w:color w:val="000000"/>
+                <w:kern w:val="0"/>
+                <w:sz w:val="16"/>
+                <w:szCs w:val="20"/>
+              </w:rPr>
+              <w:t>0</w:t>
+            </w:r>
+          </w:p>
+        </w:tc>
+        <w:tc>
+          <w:tcPr>
+            <w:tcW w:w="4002" w:type="dxa"/>
             <w:noWrap/>
           </w:tcPr>
           <w:p>
@@ -2685,7 +2750,7 @@
         </w:tc>
         <w:tc>
           <w:tcPr>
-            <w:tcW w:w="4974" w:type="dxa"/>
+            <w:tcW w:w="5850" w:type="dxa"/>
           </w:tcPr>
           <w:p>
             <w:pPr>
@@ -2769,7 +2834,7 @@
         </w:tc>
         <w:tc>
           <w:tcPr>
-            <w:tcW w:w="1157" w:type="dxa"/>
+            <w:tcW w:w="1417" w:type="dxa"/>
             <w:noWrap/>
             <w:hideMark/>
           </w:tcPr>
@@ -2921,15 +2986,15 @@
         </w:tc>
         <w:tc>
           <w:tcPr>
-            <w:tcW w:w="441" w:type="dxa"/>
-          </w:tcPr>
-          <w:p>
-            <w:pPr>
-              <w:widowControl/>
-              <w:wordWrap/>
-              <w:autoSpaceDE/>
-              <w:autoSpaceDN/>
-              <w:jc w:val="center"/>
+            <w:tcW w:w="512" w:type="dxa"/>
+          </w:tcPr>
+          <w:p>
+            <w:pPr>
+              <w:widowControl/>
+              <w:wordWrap/>
+              <w:autoSpaceDE/>
+              <w:autoSpaceDN/>
+              <w:jc w:val="left"/>
               <w:cnfStyle w:val="000000000000" w:firstRow="0" w:lastRow="0" w:firstColumn="0" w:lastColumn="0" w:oddVBand="0" w:evenVBand="0" w:oddHBand="0" w:evenHBand="0" w:firstRowFirstColumn="0" w:firstRowLastColumn="0" w:lastRowFirstColumn="0" w:lastRowLastColumn="0"/>
               <w:rPr>
                 <w:rFonts w:ascii="맑은 고딕" w:eastAsia="맑은 고딕" w:hAnsi="맑은 고딕" w:cs="굴림"/>
@@ -2949,11 +3014,21 @@
               </w:rPr>
               <w:t>6</w:t>
             </w:r>
-          </w:p>
-        </w:tc>
-        <w:tc>
-          <w:tcPr>
-            <w:tcW w:w="4073" w:type="dxa"/>
+            <w:r>
+              <w:rPr>
+                <w:rFonts w:ascii="맑은 고딕" w:eastAsia="맑은 고딕" w:hAnsi="맑은 고딕" w:cs="굴림"/>
+                <w:color w:val="000000"/>
+                <w:kern w:val="0"/>
+                <w:sz w:val="16"/>
+                <w:szCs w:val="20"/>
+              </w:rPr>
+              <w:t>0</w:t>
+            </w:r>
+          </w:p>
+        </w:tc>
+        <w:tc>
+          <w:tcPr>
+            <w:tcW w:w="4002" w:type="dxa"/>
             <w:noWrap/>
           </w:tcPr>
           <w:p>
@@ -2990,7 +3065,7 @@
         </w:tc>
         <w:tc>
           <w:tcPr>
-            <w:tcW w:w="4974" w:type="dxa"/>
+            <w:tcW w:w="5850" w:type="dxa"/>
           </w:tcPr>
           <w:p>
             <w:pPr>
@@ -3074,7 +3149,7 @@
         </w:tc>
         <w:tc>
           <w:tcPr>
-            <w:tcW w:w="1157" w:type="dxa"/>
+            <w:tcW w:w="1417" w:type="dxa"/>
             <w:noWrap/>
             <w:hideMark/>
           </w:tcPr>
@@ -3224,15 +3299,15 @@
         </w:tc>
         <w:tc>
           <w:tcPr>
-            <w:tcW w:w="441" w:type="dxa"/>
-          </w:tcPr>
-          <w:p>
-            <w:pPr>
-              <w:widowControl/>
-              <w:wordWrap/>
-              <w:autoSpaceDE/>
-              <w:autoSpaceDN/>
-              <w:jc w:val="center"/>
+            <w:tcW w:w="512" w:type="dxa"/>
+          </w:tcPr>
+          <w:p>
+            <w:pPr>
+              <w:widowControl/>
+              <w:wordWrap/>
+              <w:autoSpaceDE/>
+              <w:autoSpaceDN/>
+              <w:jc w:val="left"/>
               <w:cnfStyle w:val="000000000000" w:firstRow="0" w:lastRow="0" w:firstColumn="0" w:lastColumn="0" w:oddVBand="0" w:evenVBand="0" w:oddHBand="0" w:evenHBand="0" w:firstRowFirstColumn="0" w:firstRowLastColumn="0" w:lastRowFirstColumn="0" w:lastRowLastColumn="0"/>
               <w:rPr>
                 <w:rFonts w:ascii="맑은 고딕" w:eastAsia="맑은 고딕" w:hAnsi="맑은 고딕" w:cs="굴림"/>
@@ -3252,11 +3327,21 @@
               </w:rPr>
               <w:t>6</w:t>
             </w:r>
-          </w:p>
-        </w:tc>
-        <w:tc>
-          <w:tcPr>
-            <w:tcW w:w="4073" w:type="dxa"/>
+            <w:r>
+              <w:rPr>
+                <w:rFonts w:ascii="맑은 고딕" w:eastAsia="맑은 고딕" w:hAnsi="맑은 고딕" w:cs="굴림"/>
+                <w:color w:val="000000"/>
+                <w:kern w:val="0"/>
+                <w:sz w:val="16"/>
+                <w:szCs w:val="20"/>
+              </w:rPr>
+              <w:t>0</w:t>
+            </w:r>
+          </w:p>
+        </w:tc>
+        <w:tc>
+          <w:tcPr>
+            <w:tcW w:w="4002" w:type="dxa"/>
             <w:noWrap/>
           </w:tcPr>
           <w:p>
@@ -3293,7 +3378,7 @@
         </w:tc>
         <w:tc>
           <w:tcPr>
-            <w:tcW w:w="4974" w:type="dxa"/>
+            <w:tcW w:w="5850" w:type="dxa"/>
           </w:tcPr>
           <w:p>
             <w:pPr>
@@ -3404,7 +3489,7 @@
         </w:tc>
         <w:tc>
           <w:tcPr>
-            <w:tcW w:w="1157" w:type="dxa"/>
+            <w:tcW w:w="1417" w:type="dxa"/>
             <w:noWrap/>
           </w:tcPr>
           <w:p>
@@ -3467,12 +3552,21 @@
               <w:jc w:val="left"/>
               <w:cnfStyle w:val="000000000000" w:firstRow="0" w:lastRow="0" w:firstColumn="0" w:lastColumn="0" w:oddVBand="0" w:evenVBand="0" w:oddHBand="0" w:evenHBand="0" w:firstRowFirstColumn="0" w:firstRowLastColumn="0" w:lastRowFirstColumn="0" w:lastRowLastColumn="0"/>
               <w:rPr>
-                <w:rFonts w:ascii="Times New Roman" w:eastAsia="Times New Roman" w:hAnsi="Times New Roman" w:cs="Times New Roman"/>
-                <w:kern w:val="0"/>
-                <w:sz w:val="16"/>
-                <w:szCs w:val="20"/>
-              </w:rPr>
-            </w:pPr>
+                <w:rFonts w:ascii="DengXian" w:eastAsia="DengXian" w:hAnsi="DengXian" w:cs="Arial"/>
+                <w:kern w:val="0"/>
+                <w:sz w:val="16"/>
+                <w:szCs w:val="20"/>
+              </w:rPr>
+            </w:pPr>
+            <w:r>
+              <w:rPr>
+                <w:rFonts w:ascii="DengXian" w:eastAsia="DengXian" w:hAnsi="DengXian" w:cs="Arial"/>
+                <w:kern w:val="0"/>
+                <w:sz w:val="16"/>
+                <w:szCs w:val="20"/>
+              </w:rPr>
+              <w:t>break</w:t>
+            </w:r>
           </w:p>
         </w:tc>
         <w:tc>
@@ -3524,29 +3618,29 @@
         </w:tc>
         <w:tc>
           <w:tcPr>
-            <w:tcW w:w="441" w:type="dxa"/>
-          </w:tcPr>
-          <w:p>
-            <w:pPr>
-              <w:widowControl/>
-              <w:wordWrap/>
-              <w:autoSpaceDE/>
-              <w:autoSpaceDN/>
-              <w:jc w:val="center"/>
-              <w:cnfStyle w:val="000000000000" w:firstRow="0" w:lastRow="0" w:firstColumn="0" w:lastColumn="0" w:oddVBand="0" w:evenVBand="0" w:oddHBand="0" w:evenHBand="0" w:firstRowFirstColumn="0" w:firstRowLastColumn="0" w:lastRowFirstColumn="0" w:lastRowLastColumn="0"/>
-              <w:rPr>
-                <w:rFonts w:ascii="맑은 고딕" w:eastAsia="맑은 고딕" w:hAnsi="맑은 고딕" w:cs="굴림"/>
-                <w:color w:val="000000"/>
-                <w:kern w:val="0"/>
-                <w:sz w:val="16"/>
-                <w:szCs w:val="20"/>
-              </w:rPr>
-            </w:pPr>
-          </w:p>
-        </w:tc>
-        <w:tc>
-          <w:tcPr>
-            <w:tcW w:w="4073" w:type="dxa"/>
+            <w:tcW w:w="512" w:type="dxa"/>
+          </w:tcPr>
+          <w:p>
+            <w:pPr>
+              <w:widowControl/>
+              <w:wordWrap/>
+              <w:autoSpaceDE/>
+              <w:autoSpaceDN/>
+              <w:jc w:val="left"/>
+              <w:cnfStyle w:val="000000000000" w:firstRow="0" w:lastRow="0" w:firstColumn="0" w:lastColumn="0" w:oddVBand="0" w:evenVBand="0" w:oddHBand="0" w:evenHBand="0" w:firstRowFirstColumn="0" w:firstRowLastColumn="0" w:lastRowFirstColumn="0" w:lastRowLastColumn="0"/>
+              <w:rPr>
+                <w:rFonts w:ascii="맑은 고딕" w:eastAsia="맑은 고딕" w:hAnsi="맑은 고딕" w:cs="굴림"/>
+                <w:color w:val="000000"/>
+                <w:kern w:val="0"/>
+                <w:sz w:val="16"/>
+                <w:szCs w:val="20"/>
+              </w:rPr>
+            </w:pPr>
+          </w:p>
+        </w:tc>
+        <w:tc>
+          <w:tcPr>
+            <w:tcW w:w="4002" w:type="dxa"/>
             <w:noWrap/>
           </w:tcPr>
           <w:p>
@@ -3570,7 +3664,7 @@
         </w:tc>
         <w:tc>
           <w:tcPr>
-            <w:tcW w:w="4974" w:type="dxa"/>
+            <w:tcW w:w="5850" w:type="dxa"/>
           </w:tcPr>
           <w:p>
             <w:pPr>
@@ -3593,7 +3687,7 @@
         </w:tc>
         <w:tc>
           <w:tcPr>
-            <w:tcW w:w="1157" w:type="dxa"/>
+            <w:tcW w:w="1417" w:type="dxa"/>
             <w:noWrap/>
           </w:tcPr>
           <w:p>
@@ -3743,15 +3837,15 @@
         </w:tc>
         <w:tc>
           <w:tcPr>
-            <w:tcW w:w="441" w:type="dxa"/>
-          </w:tcPr>
-          <w:p>
-            <w:pPr>
-              <w:widowControl/>
-              <w:wordWrap/>
-              <w:autoSpaceDE/>
-              <w:autoSpaceDN/>
-              <w:jc w:val="center"/>
+            <w:tcW w:w="512" w:type="dxa"/>
+          </w:tcPr>
+          <w:p>
+            <w:pPr>
+              <w:widowControl/>
+              <w:wordWrap/>
+              <w:autoSpaceDE/>
+              <w:autoSpaceDN/>
+              <w:jc w:val="left"/>
               <w:cnfStyle w:val="000000000000" w:firstRow="0" w:lastRow="0" w:firstColumn="0" w:lastColumn="0" w:oddVBand="0" w:evenVBand="0" w:oddHBand="0" w:evenHBand="0" w:firstRowFirstColumn="0" w:firstRowLastColumn="0" w:lastRowFirstColumn="0" w:lastRowLastColumn="0"/>
               <w:rPr>
                 <w:rFonts w:ascii="맑은 고딕" w:eastAsia="맑은 고딕" w:hAnsi="맑은 고딕" w:cs="굴림"/>
@@ -3771,11 +3865,21 @@
               </w:rPr>
               <w:t>4</w:t>
             </w:r>
-          </w:p>
-        </w:tc>
-        <w:tc>
-          <w:tcPr>
-            <w:tcW w:w="4073" w:type="dxa"/>
+            <w:r>
+              <w:rPr>
+                <w:rFonts w:ascii="맑은 고딕" w:eastAsia="맑은 고딕" w:hAnsi="맑은 고딕" w:cs="굴림"/>
+                <w:color w:val="000000"/>
+                <w:kern w:val="0"/>
+                <w:sz w:val="16"/>
+                <w:szCs w:val="20"/>
+              </w:rPr>
+              <w:t>0</w:t>
+            </w:r>
+          </w:p>
+        </w:tc>
+        <w:tc>
+          <w:tcPr>
+            <w:tcW w:w="4002" w:type="dxa"/>
             <w:noWrap/>
           </w:tcPr>
           <w:p>
@@ -3812,7 +3916,7 @@
         </w:tc>
         <w:tc>
           <w:tcPr>
-            <w:tcW w:w="4974" w:type="dxa"/>
+            <w:tcW w:w="5850" w:type="dxa"/>
           </w:tcPr>
           <w:p>
             <w:pPr>
@@ -3918,7 +4022,7 @@
         </w:tc>
         <w:tc>
           <w:tcPr>
-            <w:tcW w:w="1157" w:type="dxa"/>
+            <w:tcW w:w="1417" w:type="dxa"/>
             <w:noWrap/>
           </w:tcPr>
           <w:p>
@@ -4079,15 +4183,15 @@
         </w:tc>
         <w:tc>
           <w:tcPr>
-            <w:tcW w:w="441" w:type="dxa"/>
-          </w:tcPr>
-          <w:p>
-            <w:pPr>
-              <w:widowControl/>
-              <w:wordWrap/>
-              <w:autoSpaceDE/>
-              <w:autoSpaceDN/>
-              <w:jc w:val="center"/>
+            <w:tcW w:w="512" w:type="dxa"/>
+          </w:tcPr>
+          <w:p>
+            <w:pPr>
+              <w:widowControl/>
+              <w:wordWrap/>
+              <w:autoSpaceDE/>
+              <w:autoSpaceDN/>
+              <w:jc w:val="left"/>
               <w:cnfStyle w:val="000000000000" w:firstRow="0" w:lastRow="0" w:firstColumn="0" w:lastColumn="0" w:oddVBand="0" w:evenVBand="0" w:oddHBand="0" w:evenHBand="0" w:firstRowFirstColumn="0" w:firstRowLastColumn="0" w:lastRowFirstColumn="0" w:lastRowLastColumn="0"/>
               <w:rPr>
                 <w:rFonts w:ascii="맑은 고딕" w:eastAsia="맑은 고딕" w:hAnsi="맑은 고딕" w:cs="굴림"/>
@@ -4107,11 +4211,21 @@
               </w:rPr>
               <w:t>1</w:t>
             </w:r>
-          </w:p>
-        </w:tc>
-        <w:tc>
-          <w:tcPr>
-            <w:tcW w:w="4073" w:type="dxa"/>
+            <w:r>
+              <w:rPr>
+                <w:rFonts w:ascii="맑은 고딕" w:eastAsia="맑은 고딕" w:hAnsi="맑은 고딕" w:cs="굴림"/>
+                <w:color w:val="000000"/>
+                <w:kern w:val="0"/>
+                <w:sz w:val="16"/>
+                <w:szCs w:val="20"/>
+              </w:rPr>
+              <w:t>5</w:t>
+            </w:r>
+          </w:p>
+        </w:tc>
+        <w:tc>
+          <w:tcPr>
+            <w:tcW w:w="4002" w:type="dxa"/>
             <w:noWrap/>
           </w:tcPr>
           <w:p>
@@ -4145,29 +4259,29 @@
         </w:tc>
         <w:tc>
           <w:tcPr>
-            <w:tcW w:w="4974" w:type="dxa"/>
-          </w:tcPr>
-          <w:p>
-            <w:pPr>
-              <w:widowControl/>
-              <w:wordWrap/>
-              <w:autoSpaceDE/>
-              <w:autoSpaceDN/>
-              <w:jc w:val="left"/>
-              <w:cnfStyle w:val="000000000000" w:firstRow="0" w:lastRow="0" w:firstColumn="0" w:lastColumn="0" w:oddVBand="0" w:evenVBand="0" w:oddHBand="0" w:evenHBand="0" w:firstRowFirstColumn="0" w:firstRowLastColumn="0" w:lastRowFirstColumn="0" w:lastRowLastColumn="0"/>
-              <w:rPr>
-                <w:rFonts w:ascii="맑은 고딕" w:eastAsia="맑은 고딕" w:hAnsi="맑은 고딕" w:cs="굴림"/>
-                <w:color w:val="000000"/>
-                <w:kern w:val="0"/>
-                <w:sz w:val="16"/>
-                <w:szCs w:val="20"/>
-              </w:rPr>
-            </w:pPr>
-          </w:p>
-        </w:tc>
-        <w:tc>
-          <w:tcPr>
-            <w:tcW w:w="1157" w:type="dxa"/>
+            <w:tcW w:w="5850" w:type="dxa"/>
+          </w:tcPr>
+          <w:p>
+            <w:pPr>
+              <w:widowControl/>
+              <w:wordWrap/>
+              <w:autoSpaceDE/>
+              <w:autoSpaceDN/>
+              <w:jc w:val="left"/>
+              <w:cnfStyle w:val="000000000000" w:firstRow="0" w:lastRow="0" w:firstColumn="0" w:lastColumn="0" w:oddVBand="0" w:evenVBand="0" w:oddHBand="0" w:evenHBand="0" w:firstRowFirstColumn="0" w:firstRowLastColumn="0" w:lastRowFirstColumn="0" w:lastRowLastColumn="0"/>
+              <w:rPr>
+                <w:rFonts w:ascii="맑은 고딕" w:eastAsia="맑은 고딕" w:hAnsi="맑은 고딕" w:cs="굴림"/>
+                <w:color w:val="000000"/>
+                <w:kern w:val="0"/>
+                <w:sz w:val="16"/>
+                <w:szCs w:val="20"/>
+              </w:rPr>
+            </w:pPr>
+          </w:p>
+        </w:tc>
+        <w:tc>
+          <w:tcPr>
+            <w:tcW w:w="1417" w:type="dxa"/>
             <w:noWrap/>
             <w:hideMark/>
           </w:tcPr>
@@ -4328,15 +4442,15 @@
         </w:tc>
         <w:tc>
           <w:tcPr>
-            <w:tcW w:w="441" w:type="dxa"/>
-          </w:tcPr>
-          <w:p>
-            <w:pPr>
-              <w:widowControl/>
-              <w:wordWrap/>
-              <w:autoSpaceDE/>
-              <w:autoSpaceDN/>
-              <w:jc w:val="center"/>
+            <w:tcW w:w="512" w:type="dxa"/>
+          </w:tcPr>
+          <w:p>
+            <w:pPr>
+              <w:widowControl/>
+              <w:wordWrap/>
+              <w:autoSpaceDE/>
+              <w:autoSpaceDN/>
+              <w:jc w:val="left"/>
               <w:cnfStyle w:val="000000000000" w:firstRow="0" w:lastRow="0" w:firstColumn="0" w:lastColumn="0" w:oddVBand="0" w:evenVBand="0" w:oddHBand="0" w:evenHBand="0" w:firstRowFirstColumn="0" w:firstRowLastColumn="0" w:lastRowFirstColumn="0" w:lastRowLastColumn="0"/>
               <w:rPr>
                 <w:rFonts w:ascii="맑은 고딕" w:eastAsia="맑은 고딕" w:hAnsi="맑은 고딕" w:cs="굴림"/>
@@ -4356,11 +4470,21 @@
               </w:rPr>
               <w:t>8</w:t>
             </w:r>
-          </w:p>
-        </w:tc>
-        <w:tc>
-          <w:tcPr>
-            <w:tcW w:w="4073" w:type="dxa"/>
+            <w:r>
+              <w:rPr>
+                <w:rFonts w:ascii="맑은 고딕" w:eastAsia="맑은 고딕" w:hAnsi="맑은 고딕" w:cs="굴림"/>
+                <w:color w:val="000000"/>
+                <w:kern w:val="0"/>
+                <w:sz w:val="16"/>
+                <w:szCs w:val="20"/>
+              </w:rPr>
+              <w:t>0</w:t>
+            </w:r>
+          </w:p>
+        </w:tc>
+        <w:tc>
+          <w:tcPr>
+            <w:tcW w:w="4002" w:type="dxa"/>
             <w:noWrap/>
           </w:tcPr>
           <w:p>
@@ -4436,7 +4560,7 @@
         </w:tc>
         <w:tc>
           <w:tcPr>
-            <w:tcW w:w="4974" w:type="dxa"/>
+            <w:tcW w:w="5850" w:type="dxa"/>
           </w:tcPr>
           <w:p>
             <w:pPr>
@@ -4626,7 +4750,7 @@
         </w:tc>
         <w:tc>
           <w:tcPr>
-            <w:tcW w:w="1157" w:type="dxa"/>
+            <w:tcW w:w="1417" w:type="dxa"/>
             <w:noWrap/>
           </w:tcPr>
           <w:p>
@@ -4789,39 +4913,39 @@
         </w:tc>
         <w:tc>
           <w:tcPr>
-            <w:tcW w:w="441" w:type="dxa"/>
-          </w:tcPr>
-          <w:p>
-            <w:pPr>
-              <w:widowControl/>
-              <w:wordWrap/>
-              <w:autoSpaceDE/>
-              <w:autoSpaceDN/>
-              <w:jc w:val="center"/>
-              <w:cnfStyle w:val="000000000000" w:firstRow="0" w:lastRow="0" w:firstColumn="0" w:lastColumn="0" w:oddVBand="0" w:evenVBand="0" w:oddHBand="0" w:evenHBand="0" w:firstRowFirstColumn="0" w:firstRowLastColumn="0" w:lastRowFirstColumn="0" w:lastRowLastColumn="0"/>
-              <w:rPr>
-                <w:rFonts w:ascii="맑은 고딕" w:eastAsia="맑은 고딕" w:hAnsi="맑은 고딕" w:cs="굴림"/>
-                <w:color w:val="000000"/>
-                <w:kern w:val="0"/>
-                <w:sz w:val="16"/>
-                <w:szCs w:val="20"/>
-              </w:rPr>
-            </w:pPr>
-            <w:r>
-              <w:rPr>
-                <w:rFonts w:ascii="맑은 고딕" w:eastAsia="맑은 고딕" w:hAnsi="맑은 고딕" w:cs="굴림"/>
-                <w:color w:val="000000"/>
-                <w:kern w:val="0"/>
-                <w:sz w:val="16"/>
-                <w:szCs w:val="20"/>
-              </w:rPr>
-              <w:t>6</w:t>
-            </w:r>
-          </w:p>
-        </w:tc>
-        <w:tc>
-          <w:tcPr>
-            <w:tcW w:w="4073" w:type="dxa"/>
+            <w:tcW w:w="512" w:type="dxa"/>
+          </w:tcPr>
+          <w:p>
+            <w:pPr>
+              <w:widowControl/>
+              <w:wordWrap/>
+              <w:autoSpaceDE/>
+              <w:autoSpaceDN/>
+              <w:jc w:val="left"/>
+              <w:cnfStyle w:val="000000000000" w:firstRow="0" w:lastRow="0" w:firstColumn="0" w:lastColumn="0" w:oddVBand="0" w:evenVBand="0" w:oddHBand="0" w:evenHBand="0" w:firstRowFirstColumn="0" w:firstRowLastColumn="0" w:lastRowFirstColumn="0" w:lastRowLastColumn="0"/>
+              <w:rPr>
+                <w:rFonts w:ascii="맑은 고딕" w:eastAsia="맑은 고딕" w:hAnsi="맑은 고딕" w:cs="굴림"/>
+                <w:color w:val="000000"/>
+                <w:kern w:val="0"/>
+                <w:sz w:val="16"/>
+                <w:szCs w:val="20"/>
+              </w:rPr>
+            </w:pPr>
+            <w:r>
+              <w:rPr>
+                <w:rFonts w:ascii="맑은 고딕" w:eastAsia="맑은 고딕" w:hAnsi="맑은 고딕" w:cs="굴림"/>
+                <w:color w:val="000000"/>
+                <w:kern w:val="0"/>
+                <w:sz w:val="16"/>
+                <w:szCs w:val="20"/>
+              </w:rPr>
+              <w:t>60</w:t>
+            </w:r>
+          </w:p>
+        </w:tc>
+        <w:tc>
+          <w:tcPr>
+            <w:tcW w:w="4002" w:type="dxa"/>
             <w:noWrap/>
             <w:hideMark/>
           </w:tcPr>
@@ -4895,14 +5019,13 @@
                 <w:sz w:val="16"/>
                 <w:szCs w:val="20"/>
               </w:rPr>
-              <w:lastRenderedPageBreak/>
               <w:tab/>
             </w:r>
           </w:p>
         </w:tc>
         <w:tc>
           <w:tcPr>
-            <w:tcW w:w="4974" w:type="dxa"/>
+            <w:tcW w:w="5850" w:type="dxa"/>
           </w:tcPr>
           <w:p>
             <w:pPr>
@@ -4949,7 +5072,7 @@
         </w:tc>
         <w:tc>
           <w:tcPr>
-            <w:tcW w:w="1157" w:type="dxa"/>
+            <w:tcW w:w="1417" w:type="dxa"/>
             <w:noWrap/>
             <w:hideMark/>
           </w:tcPr>
@@ -5103,39 +5226,39 @@
         </w:tc>
         <w:tc>
           <w:tcPr>
-            <w:tcW w:w="441" w:type="dxa"/>
-          </w:tcPr>
-          <w:p>
-            <w:pPr>
-              <w:widowControl/>
-              <w:wordWrap/>
-              <w:autoSpaceDE/>
-              <w:autoSpaceDN/>
-              <w:jc w:val="center"/>
-              <w:cnfStyle w:val="000000000000" w:firstRow="0" w:lastRow="0" w:firstColumn="0" w:lastColumn="0" w:oddVBand="0" w:evenVBand="0" w:oddHBand="0" w:evenHBand="0" w:firstRowFirstColumn="0" w:firstRowLastColumn="0" w:lastRowFirstColumn="0" w:lastRowLastColumn="0"/>
-              <w:rPr>
-                <w:rFonts w:ascii="맑은 고딕" w:eastAsia="맑은 고딕" w:hAnsi="맑은 고딕" w:cs="굴림"/>
-                <w:color w:val="000000"/>
-                <w:kern w:val="0"/>
-                <w:sz w:val="16"/>
-                <w:szCs w:val="20"/>
-              </w:rPr>
-            </w:pPr>
-            <w:r>
-              <w:rPr>
-                <w:rFonts w:ascii="맑은 고딕" w:eastAsia="맑은 고딕" w:hAnsi="맑은 고딕" w:cs="굴림"/>
-                <w:color w:val="000000"/>
-                <w:kern w:val="0"/>
-                <w:sz w:val="16"/>
-                <w:szCs w:val="20"/>
-              </w:rPr>
-              <w:t>5</w:t>
-            </w:r>
-          </w:p>
-        </w:tc>
-        <w:tc>
-          <w:tcPr>
-            <w:tcW w:w="4073" w:type="dxa"/>
+            <w:tcW w:w="512" w:type="dxa"/>
+          </w:tcPr>
+          <w:p>
+            <w:pPr>
+              <w:widowControl/>
+              <w:wordWrap/>
+              <w:autoSpaceDE/>
+              <w:autoSpaceDN/>
+              <w:jc w:val="left"/>
+              <w:cnfStyle w:val="000000000000" w:firstRow="0" w:lastRow="0" w:firstColumn="0" w:lastColumn="0" w:oddVBand="0" w:evenVBand="0" w:oddHBand="0" w:evenHBand="0" w:firstRowFirstColumn="0" w:firstRowLastColumn="0" w:lastRowFirstColumn="0" w:lastRowLastColumn="0"/>
+              <w:rPr>
+                <w:rFonts w:ascii="맑은 고딕" w:eastAsia="맑은 고딕" w:hAnsi="맑은 고딕" w:cs="굴림"/>
+                <w:color w:val="000000"/>
+                <w:kern w:val="0"/>
+                <w:sz w:val="16"/>
+                <w:szCs w:val="20"/>
+              </w:rPr>
+            </w:pPr>
+            <w:r>
+              <w:rPr>
+                <w:rFonts w:ascii="맑은 고딕" w:eastAsia="맑은 고딕" w:hAnsi="맑은 고딕" w:cs="굴림"/>
+                <w:color w:val="000000"/>
+                <w:kern w:val="0"/>
+                <w:sz w:val="16"/>
+                <w:szCs w:val="20"/>
+              </w:rPr>
+              <w:t>50</w:t>
+            </w:r>
+          </w:p>
+        </w:tc>
+        <w:tc>
+          <w:tcPr>
+            <w:tcW w:w="4002" w:type="dxa"/>
             <w:noWrap/>
             <w:hideMark/>
           </w:tcPr>
@@ -5173,7 +5296,7 @@
         </w:tc>
         <w:tc>
           <w:tcPr>
-            <w:tcW w:w="4974" w:type="dxa"/>
+            <w:tcW w:w="5850" w:type="dxa"/>
           </w:tcPr>
           <w:p>
             <w:pPr>
@@ -5223,7 +5346,7 @@
         </w:tc>
         <w:tc>
           <w:tcPr>
-            <w:tcW w:w="1157" w:type="dxa"/>
+            <w:tcW w:w="1417" w:type="dxa"/>
             <w:noWrap/>
             <w:hideMark/>
           </w:tcPr>
@@ -5377,15 +5500,15 @@
         </w:tc>
         <w:tc>
           <w:tcPr>
-            <w:tcW w:w="441" w:type="dxa"/>
-          </w:tcPr>
-          <w:p>
-            <w:pPr>
-              <w:widowControl/>
-              <w:wordWrap/>
-              <w:autoSpaceDE/>
-              <w:autoSpaceDN/>
-              <w:jc w:val="center"/>
+            <w:tcW w:w="512" w:type="dxa"/>
+          </w:tcPr>
+          <w:p>
+            <w:pPr>
+              <w:widowControl/>
+              <w:wordWrap/>
+              <w:autoSpaceDE/>
+              <w:autoSpaceDN/>
+              <w:jc w:val="left"/>
               <w:cnfStyle w:val="000000000000" w:firstRow="0" w:lastRow="0" w:firstColumn="0" w:lastColumn="0" w:oddVBand="0" w:evenVBand="0" w:oddHBand="0" w:evenHBand="0" w:firstRowFirstColumn="0" w:firstRowLastColumn="0" w:lastRowFirstColumn="0" w:lastRowLastColumn="0"/>
               <w:rPr>
                 <w:rFonts w:ascii="맑은 고딕" w:eastAsia="맑은 고딕" w:hAnsi="맑은 고딕" w:cs="굴림"/>
@@ -5405,11 +5528,21 @@
               </w:rPr>
               <w:t>3</w:t>
             </w:r>
-          </w:p>
-        </w:tc>
-        <w:tc>
-          <w:tcPr>
-            <w:tcW w:w="4073" w:type="dxa"/>
+            <w:r>
+              <w:rPr>
+                <w:rFonts w:ascii="맑은 고딕" w:eastAsia="맑은 고딕" w:hAnsi="맑은 고딕" w:cs="굴림"/>
+                <w:color w:val="000000"/>
+                <w:kern w:val="0"/>
+                <w:sz w:val="16"/>
+                <w:szCs w:val="20"/>
+              </w:rPr>
+              <w:t>0</w:t>
+            </w:r>
+          </w:p>
+        </w:tc>
+        <w:tc>
+          <w:tcPr>
+            <w:tcW w:w="4002" w:type="dxa"/>
             <w:noWrap/>
             <w:hideMark/>
           </w:tcPr>
@@ -5447,7 +5580,7 @@
         </w:tc>
         <w:tc>
           <w:tcPr>
-            <w:tcW w:w="4974" w:type="dxa"/>
+            <w:tcW w:w="5850" w:type="dxa"/>
           </w:tcPr>
           <w:p>
             <w:pPr>
@@ -5470,7 +5603,7 @@
         </w:tc>
         <w:tc>
           <w:tcPr>
-            <w:tcW w:w="1157" w:type="dxa"/>
+            <w:tcW w:w="1417" w:type="dxa"/>
             <w:noWrap/>
             <w:hideMark/>
           </w:tcPr>
@@ -5626,39 +5759,49 @@
         </w:tc>
         <w:tc>
           <w:tcPr>
-            <w:tcW w:w="441" w:type="dxa"/>
-          </w:tcPr>
-          <w:p>
-            <w:pPr>
-              <w:widowControl/>
-              <w:wordWrap/>
-              <w:autoSpaceDE/>
-              <w:autoSpaceDN/>
-              <w:jc w:val="center"/>
-              <w:cnfStyle w:val="000000000000" w:firstRow="0" w:lastRow="0" w:firstColumn="0" w:lastColumn="0" w:oddVBand="0" w:evenVBand="0" w:oddHBand="0" w:evenHBand="0" w:firstRowFirstColumn="0" w:firstRowLastColumn="0" w:lastRowFirstColumn="0" w:lastRowLastColumn="0"/>
-              <w:rPr>
-                <w:rFonts w:ascii="맑은 고딕" w:eastAsia="맑은 고딕" w:hAnsi="맑은 고딕" w:cs="굴림"/>
-                <w:color w:val="000000"/>
-                <w:kern w:val="0"/>
-                <w:sz w:val="16"/>
-                <w:szCs w:val="20"/>
-              </w:rPr>
-            </w:pPr>
-            <w:r>
-              <w:rPr>
-                <w:rFonts w:ascii="맑은 고딕" w:eastAsia="맑은 고딕" w:hAnsi="맑은 고딕" w:cs="굴림" w:hint="eastAsia"/>
-                <w:color w:val="000000"/>
-                <w:kern w:val="0"/>
-                <w:sz w:val="16"/>
-                <w:szCs w:val="20"/>
-              </w:rPr>
-              <w:t>3</w:t>
-            </w:r>
-          </w:p>
-        </w:tc>
-        <w:tc>
-          <w:tcPr>
-            <w:tcW w:w="4073" w:type="dxa"/>
+            <w:tcW w:w="512" w:type="dxa"/>
+          </w:tcPr>
+          <w:p>
+            <w:pPr>
+              <w:widowControl/>
+              <w:wordWrap/>
+              <w:autoSpaceDE/>
+              <w:autoSpaceDN/>
+              <w:jc w:val="left"/>
+              <w:cnfStyle w:val="000000000000" w:firstRow="0" w:lastRow="0" w:firstColumn="0" w:lastColumn="0" w:oddVBand="0" w:evenVBand="0" w:oddHBand="0" w:evenHBand="0" w:firstRowFirstColumn="0" w:firstRowLastColumn="0" w:lastRowFirstColumn="0" w:lastRowLastColumn="0"/>
+              <w:rPr>
+                <w:rFonts w:ascii="맑은 고딕" w:eastAsia="맑은 고딕" w:hAnsi="맑은 고딕" w:cs="굴림"/>
+                <w:color w:val="000000"/>
+                <w:kern w:val="0"/>
+                <w:sz w:val="16"/>
+                <w:szCs w:val="20"/>
+              </w:rPr>
+            </w:pPr>
+            <w:r>
+              <w:rPr>
+                <w:rFonts w:ascii="맑은 고딕" w:eastAsia="맑은 고딕" w:hAnsi="맑은 고딕" w:cs="굴림" w:hint="eastAsia"/>
+                <w:color w:val="000000"/>
+                <w:kern w:val="0"/>
+                <w:sz w:val="16"/>
+                <w:szCs w:val="20"/>
+              </w:rPr>
+              <w:t>2</w:t>
+            </w:r>
+            <w:r>
+              <w:rPr>
+                <w:rFonts w:ascii="맑은 고딕" w:eastAsia="맑은 고딕" w:hAnsi="맑은 고딕" w:cs="굴림"/>
+                <w:color w:val="000000"/>
+                <w:kern w:val="0"/>
+                <w:sz w:val="16"/>
+                <w:szCs w:val="20"/>
+              </w:rPr>
+              <w:t>5</w:t>
+            </w:r>
+          </w:p>
+        </w:tc>
+        <w:tc>
+          <w:tcPr>
+            <w:tcW w:w="4002" w:type="dxa"/>
             <w:noWrap/>
             <w:hideMark/>
           </w:tcPr>
@@ -5683,29 +5826,29 @@
         </w:tc>
         <w:tc>
           <w:tcPr>
-            <w:tcW w:w="4974" w:type="dxa"/>
-          </w:tcPr>
-          <w:p>
-            <w:pPr>
-              <w:widowControl/>
-              <w:wordWrap/>
-              <w:autoSpaceDE/>
-              <w:autoSpaceDN/>
-              <w:jc w:val="left"/>
-              <w:cnfStyle w:val="000000000000" w:firstRow="0" w:lastRow="0" w:firstColumn="0" w:lastColumn="0" w:oddVBand="0" w:evenVBand="0" w:oddHBand="0" w:evenHBand="0" w:firstRowFirstColumn="0" w:firstRowLastColumn="0" w:lastRowFirstColumn="0" w:lastRowLastColumn="0"/>
-              <w:rPr>
-                <w:rFonts w:ascii="맑은 고딕" w:eastAsia="맑은 고딕" w:hAnsi="맑은 고딕" w:cs="굴림"/>
-                <w:color w:val="000000"/>
-                <w:kern w:val="0"/>
-                <w:sz w:val="16"/>
-                <w:szCs w:val="20"/>
-              </w:rPr>
-            </w:pPr>
-          </w:p>
-        </w:tc>
-        <w:tc>
-          <w:tcPr>
-            <w:tcW w:w="1157" w:type="dxa"/>
+            <w:tcW w:w="5850" w:type="dxa"/>
+          </w:tcPr>
+          <w:p>
+            <w:pPr>
+              <w:widowControl/>
+              <w:wordWrap/>
+              <w:autoSpaceDE/>
+              <w:autoSpaceDN/>
+              <w:jc w:val="left"/>
+              <w:cnfStyle w:val="000000000000" w:firstRow="0" w:lastRow="0" w:firstColumn="0" w:lastColumn="0" w:oddVBand="0" w:evenVBand="0" w:oddHBand="0" w:evenHBand="0" w:firstRowFirstColumn="0" w:firstRowLastColumn="0" w:lastRowFirstColumn="0" w:lastRowLastColumn="0"/>
+              <w:rPr>
+                <w:rFonts w:ascii="맑은 고딕" w:eastAsia="맑은 고딕" w:hAnsi="맑은 고딕" w:cs="굴림"/>
+                <w:color w:val="000000"/>
+                <w:kern w:val="0"/>
+                <w:sz w:val="16"/>
+                <w:szCs w:val="20"/>
+              </w:rPr>
+            </w:pPr>
+          </w:p>
+        </w:tc>
+        <w:tc>
+          <w:tcPr>
+            <w:tcW w:w="1417" w:type="dxa"/>
             <w:noWrap/>
             <w:hideMark/>
           </w:tcPr>
@@ -5891,7 +6034,7 @@
         </w:tc>
         <w:tc>
           <w:tcPr>
-            <w:tcW w:w="441" w:type="dxa"/>
+            <w:tcW w:w="512" w:type="dxa"/>
             <w:shd w:val="clear" w:color="auto" w:fill="E2EFD9" w:themeFill="accent6" w:themeFillTint="33"/>
           </w:tcPr>
           <w:p>
@@ -5900,31 +6043,31 @@
               <w:wordWrap/>
               <w:autoSpaceDE/>
               <w:autoSpaceDN/>
-              <w:jc w:val="center"/>
-              <w:cnfStyle w:val="000000000000" w:firstRow="0" w:lastRow="0" w:firstColumn="0" w:lastColumn="0" w:oddVBand="0" w:evenVBand="0" w:oddHBand="0" w:evenHBand="0" w:firstRowFirstColumn="0" w:firstRowLastColumn="0" w:lastRowFirstColumn="0" w:lastRowLastColumn="0"/>
-              <w:rPr>
-                <w:rFonts w:ascii="맑은 고딕" w:eastAsia="맑은 고딕" w:hAnsi="맑은 고딕" w:cs="굴림"/>
-                <w:color w:val="000000"/>
-                <w:kern w:val="0"/>
-                <w:sz w:val="16"/>
-                <w:szCs w:val="20"/>
-              </w:rPr>
-            </w:pPr>
-            <w:r>
-              <w:rPr>
-                <w:rFonts w:ascii="맑은 고딕" w:eastAsia="맑은 고딕" w:hAnsi="맑은 고딕" w:cs="굴림"/>
-                <w:color w:val="000000"/>
-                <w:kern w:val="0"/>
-                <w:sz w:val="16"/>
-                <w:szCs w:val="20"/>
-              </w:rPr>
-              <w:t>3</w:t>
-            </w:r>
-          </w:p>
-        </w:tc>
-        <w:tc>
-          <w:tcPr>
-            <w:tcW w:w="4073" w:type="dxa"/>
+              <w:jc w:val="left"/>
+              <w:cnfStyle w:val="000000000000" w:firstRow="0" w:lastRow="0" w:firstColumn="0" w:lastColumn="0" w:oddVBand="0" w:evenVBand="0" w:oddHBand="0" w:evenHBand="0" w:firstRowFirstColumn="0" w:firstRowLastColumn="0" w:lastRowFirstColumn="0" w:lastRowLastColumn="0"/>
+              <w:rPr>
+                <w:rFonts w:ascii="맑은 고딕" w:eastAsia="맑은 고딕" w:hAnsi="맑은 고딕" w:cs="굴림"/>
+                <w:color w:val="000000"/>
+                <w:kern w:val="0"/>
+                <w:sz w:val="16"/>
+                <w:szCs w:val="20"/>
+              </w:rPr>
+            </w:pPr>
+            <w:r>
+              <w:rPr>
+                <w:rFonts w:ascii="맑은 고딕" w:eastAsia="맑은 고딕" w:hAnsi="맑은 고딕" w:cs="굴림"/>
+                <w:color w:val="000000"/>
+                <w:kern w:val="0"/>
+                <w:sz w:val="16"/>
+                <w:szCs w:val="20"/>
+              </w:rPr>
+              <w:t>30</w:t>
+            </w:r>
+          </w:p>
+        </w:tc>
+        <w:tc>
+          <w:tcPr>
+            <w:tcW w:w="4002" w:type="dxa"/>
             <w:shd w:val="clear" w:color="auto" w:fill="E2EFD9" w:themeFill="accent6" w:themeFillTint="33"/>
             <w:noWrap/>
           </w:tcPr>
@@ -5982,7 +6125,7 @@
         </w:tc>
         <w:tc>
           <w:tcPr>
-            <w:tcW w:w="4974" w:type="dxa"/>
+            <w:tcW w:w="5850" w:type="dxa"/>
             <w:shd w:val="clear" w:color="auto" w:fill="E2EFD9" w:themeFill="accent6" w:themeFillTint="33"/>
           </w:tcPr>
           <w:p>
@@ -6014,7 +6157,7 @@
         </w:tc>
         <w:tc>
           <w:tcPr>
-            <w:tcW w:w="1157" w:type="dxa"/>
+            <w:tcW w:w="1417" w:type="dxa"/>
             <w:shd w:val="clear" w:color="auto" w:fill="E2EFD9" w:themeFill="accent6" w:themeFillTint="33"/>
             <w:noWrap/>
             <w:hideMark/>
@@ -6155,39 +6298,39 @@
         </w:tc>
         <w:tc>
           <w:tcPr>
-            <w:tcW w:w="441" w:type="dxa"/>
-          </w:tcPr>
-          <w:p>
-            <w:pPr>
-              <w:widowControl/>
-              <w:wordWrap/>
-              <w:autoSpaceDE/>
-              <w:autoSpaceDN/>
-              <w:jc w:val="center"/>
-              <w:cnfStyle w:val="000000000000" w:firstRow="0" w:lastRow="0" w:firstColumn="0" w:lastColumn="0" w:oddVBand="0" w:evenVBand="0" w:oddHBand="0" w:evenHBand="0" w:firstRowFirstColumn="0" w:firstRowLastColumn="0" w:lastRowFirstColumn="0" w:lastRowLastColumn="0"/>
-              <w:rPr>
-                <w:rFonts w:ascii="맑은 고딕" w:eastAsia="맑은 고딕" w:hAnsi="맑은 고딕" w:cs="굴림"/>
-                <w:color w:val="000000"/>
-                <w:kern w:val="0"/>
-                <w:sz w:val="16"/>
-                <w:szCs w:val="20"/>
-              </w:rPr>
-            </w:pPr>
-            <w:r>
-              <w:rPr>
-                <w:rFonts w:ascii="맑은 고딕" w:eastAsia="맑은 고딕" w:hAnsi="맑은 고딕" w:cs="굴림"/>
-                <w:color w:val="000000"/>
-                <w:kern w:val="0"/>
-                <w:sz w:val="16"/>
-                <w:szCs w:val="20"/>
-              </w:rPr>
-              <w:t>3</w:t>
-            </w:r>
-          </w:p>
-        </w:tc>
-        <w:tc>
-          <w:tcPr>
-            <w:tcW w:w="4073" w:type="dxa"/>
+            <w:tcW w:w="512" w:type="dxa"/>
+          </w:tcPr>
+          <w:p>
+            <w:pPr>
+              <w:widowControl/>
+              <w:wordWrap/>
+              <w:autoSpaceDE/>
+              <w:autoSpaceDN/>
+              <w:jc w:val="left"/>
+              <w:cnfStyle w:val="000000000000" w:firstRow="0" w:lastRow="0" w:firstColumn="0" w:lastColumn="0" w:oddVBand="0" w:evenVBand="0" w:oddHBand="0" w:evenHBand="0" w:firstRowFirstColumn="0" w:firstRowLastColumn="0" w:lastRowFirstColumn="0" w:lastRowLastColumn="0"/>
+              <w:rPr>
+                <w:rFonts w:ascii="맑은 고딕" w:eastAsia="맑은 고딕" w:hAnsi="맑은 고딕" w:cs="굴림"/>
+                <w:color w:val="000000"/>
+                <w:kern w:val="0"/>
+                <w:sz w:val="16"/>
+                <w:szCs w:val="20"/>
+              </w:rPr>
+            </w:pPr>
+            <w:r>
+              <w:rPr>
+                <w:rFonts w:ascii="맑은 고딕" w:eastAsia="맑은 고딕" w:hAnsi="맑은 고딕" w:cs="굴림"/>
+                <w:color w:val="000000"/>
+                <w:kern w:val="0"/>
+                <w:sz w:val="16"/>
+                <w:szCs w:val="20"/>
+              </w:rPr>
+              <w:t>30</w:t>
+            </w:r>
+          </w:p>
+        </w:tc>
+        <w:tc>
+          <w:tcPr>
+            <w:tcW w:w="4002" w:type="dxa"/>
             <w:noWrap/>
           </w:tcPr>
           <w:p>
@@ -6224,7 +6367,7 @@
         </w:tc>
         <w:tc>
           <w:tcPr>
-            <w:tcW w:w="4974" w:type="dxa"/>
+            <w:tcW w:w="5850" w:type="dxa"/>
           </w:tcPr>
           <w:p>
             <w:pPr>
@@ -6260,7 +6403,7 @@
         </w:tc>
         <w:tc>
           <w:tcPr>
-            <w:tcW w:w="1157" w:type="dxa"/>
+            <w:tcW w:w="1417" w:type="dxa"/>
             <w:noWrap/>
           </w:tcPr>
           <w:p>
@@ -6420,15 +6563,15 @@
         </w:tc>
         <w:tc>
           <w:tcPr>
-            <w:tcW w:w="441" w:type="dxa"/>
-          </w:tcPr>
-          <w:p>
-            <w:pPr>
-              <w:widowControl/>
-              <w:wordWrap/>
-              <w:autoSpaceDE/>
-              <w:autoSpaceDN/>
-              <w:jc w:val="center"/>
+            <w:tcW w:w="512" w:type="dxa"/>
+          </w:tcPr>
+          <w:p>
+            <w:pPr>
+              <w:widowControl/>
+              <w:wordWrap/>
+              <w:autoSpaceDE/>
+              <w:autoSpaceDN/>
+              <w:jc w:val="left"/>
               <w:cnfStyle w:val="000000000000" w:firstRow="0" w:lastRow="0" w:firstColumn="0" w:lastColumn="0" w:oddVBand="0" w:evenVBand="0" w:oddHBand="0" w:evenHBand="0" w:firstRowFirstColumn="0" w:firstRowLastColumn="0" w:lastRowFirstColumn="0" w:lastRowLastColumn="0"/>
               <w:rPr>
                 <w:rFonts w:ascii="맑은 고딕" w:eastAsia="맑은 고딕" w:hAnsi="맑은 고딕" w:cs="굴림"/>
@@ -6448,11 +6591,21 @@
               </w:rPr>
               <w:t>3</w:t>
             </w:r>
-          </w:p>
-        </w:tc>
-        <w:tc>
-          <w:tcPr>
-            <w:tcW w:w="4073" w:type="dxa"/>
+            <w:r>
+              <w:rPr>
+                <w:rFonts w:ascii="맑은 고딕" w:eastAsia="맑은 고딕" w:hAnsi="맑은 고딕" w:cs="굴림"/>
+                <w:color w:val="000000"/>
+                <w:kern w:val="0"/>
+                <w:sz w:val="16"/>
+                <w:szCs w:val="20"/>
+              </w:rPr>
+              <w:t>0</w:t>
+            </w:r>
+          </w:p>
+        </w:tc>
+        <w:tc>
+          <w:tcPr>
+            <w:tcW w:w="4002" w:type="dxa"/>
             <w:noWrap/>
           </w:tcPr>
           <w:p>
@@ -6489,7 +6642,7 @@
         </w:tc>
         <w:tc>
           <w:tcPr>
-            <w:tcW w:w="4974" w:type="dxa"/>
+            <w:tcW w:w="5850" w:type="dxa"/>
           </w:tcPr>
           <w:p>
             <w:pPr>
@@ -6573,7 +6726,7 @@
         </w:tc>
         <w:tc>
           <w:tcPr>
-            <w:tcW w:w="1157" w:type="dxa"/>
+            <w:tcW w:w="1417" w:type="dxa"/>
             <w:noWrap/>
           </w:tcPr>
           <w:p>
@@ -6733,15 +6886,15 @@
         </w:tc>
         <w:tc>
           <w:tcPr>
-            <w:tcW w:w="441" w:type="dxa"/>
-          </w:tcPr>
-          <w:p>
-            <w:pPr>
-              <w:widowControl/>
-              <w:wordWrap/>
-              <w:autoSpaceDE/>
-              <w:autoSpaceDN/>
-              <w:jc w:val="center"/>
+            <w:tcW w:w="512" w:type="dxa"/>
+          </w:tcPr>
+          <w:p>
+            <w:pPr>
+              <w:widowControl/>
+              <w:wordWrap/>
+              <w:autoSpaceDE/>
+              <w:autoSpaceDN/>
+              <w:jc w:val="left"/>
               <w:cnfStyle w:val="000000000000" w:firstRow="0" w:lastRow="0" w:firstColumn="0" w:lastColumn="0" w:oddVBand="0" w:evenVBand="0" w:oddHBand="0" w:evenHBand="0" w:firstRowFirstColumn="0" w:firstRowLastColumn="0" w:lastRowFirstColumn="0" w:lastRowLastColumn="0"/>
               <w:rPr>
                 <w:rFonts w:ascii="맑은 고딕" w:eastAsia="맑은 고딕" w:hAnsi="맑은 고딕" w:cs="굴림"/>
@@ -6761,11 +6914,21 @@
               </w:rPr>
               <w:t>6</w:t>
             </w:r>
-          </w:p>
-        </w:tc>
-        <w:tc>
-          <w:tcPr>
-            <w:tcW w:w="4073" w:type="dxa"/>
+            <w:r>
+              <w:rPr>
+                <w:rFonts w:ascii="맑은 고딕" w:eastAsia="맑은 고딕" w:hAnsi="맑은 고딕" w:cs="굴림"/>
+                <w:color w:val="000000"/>
+                <w:kern w:val="0"/>
+                <w:sz w:val="16"/>
+                <w:szCs w:val="20"/>
+              </w:rPr>
+              <w:t>0</w:t>
+            </w:r>
+          </w:p>
+        </w:tc>
+        <w:tc>
+          <w:tcPr>
+            <w:tcW w:w="4002" w:type="dxa"/>
             <w:noWrap/>
           </w:tcPr>
           <w:p>
@@ -6802,7 +6965,7 @@
         </w:tc>
         <w:tc>
           <w:tcPr>
-            <w:tcW w:w="4974" w:type="dxa"/>
+            <w:tcW w:w="5850" w:type="dxa"/>
           </w:tcPr>
           <w:p>
             <w:pPr>
@@ -6838,7 +7001,7 @@
         </w:tc>
         <w:tc>
           <w:tcPr>
-            <w:tcW w:w="1157" w:type="dxa"/>
+            <w:tcW w:w="1417" w:type="dxa"/>
             <w:noWrap/>
             <w:hideMark/>
           </w:tcPr>
@@ -6988,39 +7151,39 @@
         </w:tc>
         <w:tc>
           <w:tcPr>
-            <w:tcW w:w="441" w:type="dxa"/>
-          </w:tcPr>
-          <w:p>
-            <w:pPr>
-              <w:widowControl/>
-              <w:wordWrap/>
-              <w:autoSpaceDE/>
-              <w:autoSpaceDN/>
-              <w:jc w:val="center"/>
-              <w:cnfStyle w:val="000000000000" w:firstRow="0" w:lastRow="0" w:firstColumn="0" w:lastColumn="0" w:oddVBand="0" w:evenVBand="0" w:oddHBand="0" w:evenHBand="0" w:firstRowFirstColumn="0" w:firstRowLastColumn="0" w:lastRowFirstColumn="0" w:lastRowLastColumn="0"/>
-              <w:rPr>
-                <w:rFonts w:ascii="맑은 고딕" w:eastAsia="맑은 고딕" w:hAnsi="맑은 고딕" w:cs="굴림"/>
-                <w:color w:val="000000"/>
-                <w:kern w:val="0"/>
-                <w:sz w:val="16"/>
-                <w:szCs w:val="20"/>
-              </w:rPr>
-            </w:pPr>
-            <w:r>
-              <w:rPr>
-                <w:rFonts w:ascii="맑은 고딕" w:eastAsia="맑은 고딕" w:hAnsi="맑은 고딕" w:cs="굴림"/>
-                <w:color w:val="000000"/>
-                <w:kern w:val="0"/>
-                <w:sz w:val="16"/>
-                <w:szCs w:val="20"/>
-              </w:rPr>
-              <w:t>3</w:t>
-            </w:r>
-          </w:p>
-        </w:tc>
-        <w:tc>
-          <w:tcPr>
-            <w:tcW w:w="4073" w:type="dxa"/>
+            <w:tcW w:w="512" w:type="dxa"/>
+          </w:tcPr>
+          <w:p>
+            <w:pPr>
+              <w:widowControl/>
+              <w:wordWrap/>
+              <w:autoSpaceDE/>
+              <w:autoSpaceDN/>
+              <w:jc w:val="left"/>
+              <w:cnfStyle w:val="000000000000" w:firstRow="0" w:lastRow="0" w:firstColumn="0" w:lastColumn="0" w:oddVBand="0" w:evenVBand="0" w:oddHBand="0" w:evenHBand="0" w:firstRowFirstColumn="0" w:firstRowLastColumn="0" w:lastRowFirstColumn="0" w:lastRowLastColumn="0"/>
+              <w:rPr>
+                <w:rFonts w:ascii="맑은 고딕" w:eastAsia="맑은 고딕" w:hAnsi="맑은 고딕" w:cs="굴림"/>
+                <w:color w:val="000000"/>
+                <w:kern w:val="0"/>
+                <w:sz w:val="16"/>
+                <w:szCs w:val="20"/>
+              </w:rPr>
+            </w:pPr>
+            <w:r>
+              <w:rPr>
+                <w:rFonts w:ascii="맑은 고딕" w:eastAsia="맑은 고딕" w:hAnsi="맑은 고딕" w:cs="굴림"/>
+                <w:color w:val="000000"/>
+                <w:kern w:val="0"/>
+                <w:sz w:val="16"/>
+                <w:szCs w:val="20"/>
+              </w:rPr>
+              <w:t>30</w:t>
+            </w:r>
+          </w:p>
+        </w:tc>
+        <w:tc>
+          <w:tcPr>
+            <w:tcW w:w="4002" w:type="dxa"/>
             <w:noWrap/>
           </w:tcPr>
           <w:p>
@@ -7057,7 +7220,7 @@
         </w:tc>
         <w:tc>
           <w:tcPr>
-            <w:tcW w:w="4974" w:type="dxa"/>
+            <w:tcW w:w="5850" w:type="dxa"/>
           </w:tcPr>
           <w:p>
             <w:pPr>
@@ -7080,7 +7243,7 @@
         </w:tc>
         <w:tc>
           <w:tcPr>
-            <w:tcW w:w="1157" w:type="dxa"/>
+            <w:tcW w:w="1417" w:type="dxa"/>
             <w:noWrap/>
           </w:tcPr>
           <w:p>
@@ -7149,6 +7312,15 @@
                 <w:szCs w:val="20"/>
               </w:rPr>
             </w:pPr>
+            <w:r>
+              <w:rPr>
+                <w:rFonts w:ascii="DengXian" w:eastAsia="DengXian" w:hAnsi="DengXian" w:cs="Arial"/>
+                <w:kern w:val="0"/>
+                <w:sz w:val="16"/>
+                <w:szCs w:val="20"/>
+              </w:rPr>
+              <w:t>break</w:t>
+            </w:r>
           </w:p>
         </w:tc>
         <w:tc>
@@ -7199,45 +7371,45 @@
         </w:tc>
         <w:tc>
           <w:tcPr>
-            <w:tcW w:w="441" w:type="dxa"/>
-          </w:tcPr>
-          <w:p>
-            <w:pPr>
-              <w:widowControl/>
-              <w:wordWrap/>
-              <w:autoSpaceDE/>
-              <w:autoSpaceDN/>
-              <w:jc w:val="center"/>
-              <w:cnfStyle w:val="000000000000" w:firstRow="0" w:lastRow="0" w:firstColumn="0" w:lastColumn="0" w:oddVBand="0" w:evenVBand="0" w:oddHBand="0" w:evenHBand="0" w:firstRowFirstColumn="0" w:firstRowLastColumn="0" w:lastRowFirstColumn="0" w:lastRowLastColumn="0"/>
-              <w:rPr>
-                <w:rFonts w:ascii="맑은 고딕" w:eastAsia="맑은 고딕" w:hAnsi="맑은 고딕" w:cs="굴림"/>
-                <w:color w:val="000000"/>
-                <w:kern w:val="0"/>
-                <w:sz w:val="16"/>
-                <w:szCs w:val="20"/>
-              </w:rPr>
-            </w:pPr>
-          </w:p>
-        </w:tc>
-        <w:tc>
-          <w:tcPr>
-            <w:tcW w:w="4073" w:type="dxa"/>
-            <w:noWrap/>
-          </w:tcPr>
-          <w:p>
-            <w:pPr>
-              <w:widowControl/>
-              <w:wordWrap/>
-              <w:autoSpaceDE/>
-              <w:autoSpaceDN/>
-              <w:jc w:val="left"/>
-              <w:cnfStyle w:val="000000000000" w:firstRow="0" w:lastRow="0" w:firstColumn="0" w:lastColumn="0" w:oddVBand="0" w:evenVBand="0" w:oddHBand="0" w:evenHBand="0" w:firstRowFirstColumn="0" w:firstRowLastColumn="0" w:lastRowFirstColumn="0" w:lastRowLastColumn="0"/>
-            </w:pPr>
-          </w:p>
-        </w:tc>
-        <w:tc>
-          <w:tcPr>
-            <w:tcW w:w="4974" w:type="dxa"/>
+            <w:tcW w:w="512" w:type="dxa"/>
+          </w:tcPr>
+          <w:p>
+            <w:pPr>
+              <w:widowControl/>
+              <w:wordWrap/>
+              <w:autoSpaceDE/>
+              <w:autoSpaceDN/>
+              <w:jc w:val="left"/>
+              <w:cnfStyle w:val="000000000000" w:firstRow="0" w:lastRow="0" w:firstColumn="0" w:lastColumn="0" w:oddVBand="0" w:evenVBand="0" w:oddHBand="0" w:evenHBand="0" w:firstRowFirstColumn="0" w:firstRowLastColumn="0" w:lastRowFirstColumn="0" w:lastRowLastColumn="0"/>
+              <w:rPr>
+                <w:rFonts w:ascii="맑은 고딕" w:eastAsia="맑은 고딕" w:hAnsi="맑은 고딕" w:cs="굴림"/>
+                <w:color w:val="000000"/>
+                <w:kern w:val="0"/>
+                <w:sz w:val="16"/>
+                <w:szCs w:val="20"/>
+              </w:rPr>
+            </w:pPr>
+          </w:p>
+        </w:tc>
+        <w:tc>
+          <w:tcPr>
+            <w:tcW w:w="4002" w:type="dxa"/>
+            <w:noWrap/>
+          </w:tcPr>
+          <w:p>
+            <w:pPr>
+              <w:widowControl/>
+              <w:wordWrap/>
+              <w:autoSpaceDE/>
+              <w:autoSpaceDN/>
+              <w:jc w:val="left"/>
+              <w:cnfStyle w:val="000000000000" w:firstRow="0" w:lastRow="0" w:firstColumn="0" w:lastColumn="0" w:oddVBand="0" w:evenVBand="0" w:oddHBand="0" w:evenHBand="0" w:firstRowFirstColumn="0" w:firstRowLastColumn="0" w:lastRowFirstColumn="0" w:lastRowLastColumn="0"/>
+            </w:pPr>
+          </w:p>
+        </w:tc>
+        <w:tc>
+          <w:tcPr>
+            <w:tcW w:w="5850" w:type="dxa"/>
           </w:tcPr>
           <w:p>
             <w:pPr>
@@ -7260,7 +7432,7 @@
         </w:tc>
         <w:tc>
           <w:tcPr>
-            <w:tcW w:w="1157" w:type="dxa"/>
+            <w:tcW w:w="1417" w:type="dxa"/>
             <w:noWrap/>
           </w:tcPr>
           <w:p>
@@ -7420,39 +7592,39 @@
         </w:tc>
         <w:tc>
           <w:tcPr>
-            <w:tcW w:w="441" w:type="dxa"/>
-          </w:tcPr>
-          <w:p>
-            <w:pPr>
-              <w:widowControl/>
-              <w:wordWrap/>
-              <w:autoSpaceDE/>
-              <w:autoSpaceDN/>
-              <w:jc w:val="center"/>
-              <w:cnfStyle w:val="000000000000" w:firstRow="0" w:lastRow="0" w:firstColumn="0" w:lastColumn="0" w:oddVBand="0" w:evenVBand="0" w:oddHBand="0" w:evenHBand="0" w:firstRowFirstColumn="0" w:firstRowLastColumn="0" w:lastRowFirstColumn="0" w:lastRowLastColumn="0"/>
-              <w:rPr>
-                <w:rFonts w:ascii="맑은 고딕" w:eastAsia="맑은 고딕" w:hAnsi="맑은 고딕" w:cs="굴림"/>
-                <w:color w:val="000000"/>
-                <w:kern w:val="0"/>
-                <w:sz w:val="16"/>
-                <w:szCs w:val="20"/>
-              </w:rPr>
-            </w:pPr>
-            <w:r>
-              <w:rPr>
-                <w:rFonts w:ascii="맑은 고딕" w:eastAsia="맑은 고딕" w:hAnsi="맑은 고딕" w:cs="굴림"/>
-                <w:color w:val="000000"/>
-                <w:kern w:val="0"/>
-                <w:sz w:val="16"/>
-                <w:szCs w:val="20"/>
-              </w:rPr>
-              <w:t>3</w:t>
-            </w:r>
-          </w:p>
-        </w:tc>
-        <w:tc>
-          <w:tcPr>
-            <w:tcW w:w="4073" w:type="dxa"/>
+            <w:tcW w:w="512" w:type="dxa"/>
+          </w:tcPr>
+          <w:p>
+            <w:pPr>
+              <w:widowControl/>
+              <w:wordWrap/>
+              <w:autoSpaceDE/>
+              <w:autoSpaceDN/>
+              <w:jc w:val="left"/>
+              <w:cnfStyle w:val="000000000000" w:firstRow="0" w:lastRow="0" w:firstColumn="0" w:lastColumn="0" w:oddVBand="0" w:evenVBand="0" w:oddHBand="0" w:evenHBand="0" w:firstRowFirstColumn="0" w:firstRowLastColumn="0" w:lastRowFirstColumn="0" w:lastRowLastColumn="0"/>
+              <w:rPr>
+                <w:rFonts w:ascii="맑은 고딕" w:eastAsia="맑은 고딕" w:hAnsi="맑은 고딕" w:cs="굴림"/>
+                <w:color w:val="000000"/>
+                <w:kern w:val="0"/>
+                <w:sz w:val="16"/>
+                <w:szCs w:val="20"/>
+              </w:rPr>
+            </w:pPr>
+            <w:r>
+              <w:rPr>
+                <w:rFonts w:ascii="맑은 고딕" w:eastAsia="맑은 고딕" w:hAnsi="맑은 고딕" w:cs="굴림"/>
+                <w:color w:val="000000"/>
+                <w:kern w:val="0"/>
+                <w:sz w:val="16"/>
+                <w:szCs w:val="20"/>
+              </w:rPr>
+              <w:t>30</w:t>
+            </w:r>
+          </w:p>
+        </w:tc>
+        <w:tc>
+          <w:tcPr>
+            <w:tcW w:w="4002" w:type="dxa"/>
             <w:noWrap/>
           </w:tcPr>
           <w:p>
@@ -7488,7 +7660,7 @@
         </w:tc>
         <w:tc>
           <w:tcPr>
-            <w:tcW w:w="4974" w:type="dxa"/>
+            <w:tcW w:w="5850" w:type="dxa"/>
           </w:tcPr>
           <w:p>
             <w:pPr>
@@ -7511,7 +7683,7 @@
         </w:tc>
         <w:tc>
           <w:tcPr>
-            <w:tcW w:w="1157" w:type="dxa"/>
+            <w:tcW w:w="1417" w:type="dxa"/>
             <w:noWrap/>
             <w:hideMark/>
           </w:tcPr>
@@ -7661,39 +7833,39 @@
         </w:tc>
         <w:tc>
           <w:tcPr>
-            <w:tcW w:w="441" w:type="dxa"/>
-          </w:tcPr>
-          <w:p>
-            <w:pPr>
-              <w:widowControl/>
-              <w:wordWrap/>
-              <w:autoSpaceDE/>
-              <w:autoSpaceDN/>
-              <w:jc w:val="center"/>
-              <w:cnfStyle w:val="000000000000" w:firstRow="0" w:lastRow="0" w:firstColumn="0" w:lastColumn="0" w:oddVBand="0" w:evenVBand="0" w:oddHBand="0" w:evenHBand="0" w:firstRowFirstColumn="0" w:firstRowLastColumn="0" w:lastRowFirstColumn="0" w:lastRowLastColumn="0"/>
-              <w:rPr>
-                <w:rFonts w:ascii="맑은 고딕" w:eastAsia="맑은 고딕" w:hAnsi="맑은 고딕" w:cs="굴림"/>
-                <w:color w:val="000000"/>
-                <w:kern w:val="0"/>
-                <w:sz w:val="16"/>
-                <w:szCs w:val="20"/>
-              </w:rPr>
-            </w:pPr>
-            <w:r>
-              <w:rPr>
-                <w:rFonts w:ascii="맑은 고딕" w:eastAsia="맑은 고딕" w:hAnsi="맑은 고딕" w:cs="굴림"/>
-                <w:color w:val="000000"/>
-                <w:kern w:val="0"/>
-                <w:sz w:val="16"/>
-                <w:szCs w:val="20"/>
-              </w:rPr>
-              <w:t>3</w:t>
-            </w:r>
-          </w:p>
-        </w:tc>
-        <w:tc>
-          <w:tcPr>
-            <w:tcW w:w="4073" w:type="dxa"/>
+            <w:tcW w:w="512" w:type="dxa"/>
+          </w:tcPr>
+          <w:p>
+            <w:pPr>
+              <w:widowControl/>
+              <w:wordWrap/>
+              <w:autoSpaceDE/>
+              <w:autoSpaceDN/>
+              <w:jc w:val="left"/>
+              <w:cnfStyle w:val="000000000000" w:firstRow="0" w:lastRow="0" w:firstColumn="0" w:lastColumn="0" w:oddVBand="0" w:evenVBand="0" w:oddHBand="0" w:evenHBand="0" w:firstRowFirstColumn="0" w:firstRowLastColumn="0" w:lastRowFirstColumn="0" w:lastRowLastColumn="0"/>
+              <w:rPr>
+                <w:rFonts w:ascii="맑은 고딕" w:eastAsia="맑은 고딕" w:hAnsi="맑은 고딕" w:cs="굴림"/>
+                <w:color w:val="000000"/>
+                <w:kern w:val="0"/>
+                <w:sz w:val="16"/>
+                <w:szCs w:val="20"/>
+              </w:rPr>
+            </w:pPr>
+            <w:r>
+              <w:rPr>
+                <w:rFonts w:ascii="맑은 고딕" w:eastAsia="맑은 고딕" w:hAnsi="맑은 고딕" w:cs="굴림"/>
+                <w:color w:val="000000"/>
+                <w:kern w:val="0"/>
+                <w:sz w:val="16"/>
+                <w:szCs w:val="20"/>
+              </w:rPr>
+              <w:t>30</w:t>
+            </w:r>
+          </w:p>
+        </w:tc>
+        <w:tc>
+          <w:tcPr>
+            <w:tcW w:w="4002" w:type="dxa"/>
             <w:noWrap/>
           </w:tcPr>
           <w:p>
@@ -7752,7 +7924,7 @@
         </w:tc>
         <w:tc>
           <w:tcPr>
-            <w:tcW w:w="4974" w:type="dxa"/>
+            <w:tcW w:w="5850" w:type="dxa"/>
           </w:tcPr>
           <w:p>
             <w:pPr>
@@ -7775,7 +7947,7 @@
         </w:tc>
         <w:tc>
           <w:tcPr>
-            <w:tcW w:w="1157" w:type="dxa"/>
+            <w:tcW w:w="1417" w:type="dxa"/>
             <w:noWrap/>
           </w:tcPr>
           <w:p>
@@ -7924,39 +8096,39 @@
         </w:tc>
         <w:tc>
           <w:tcPr>
-            <w:tcW w:w="441" w:type="dxa"/>
-          </w:tcPr>
-          <w:p>
-            <w:pPr>
-              <w:widowControl/>
-              <w:wordWrap/>
-              <w:autoSpaceDE/>
-              <w:autoSpaceDN/>
-              <w:jc w:val="center"/>
-              <w:cnfStyle w:val="000000000000" w:firstRow="0" w:lastRow="0" w:firstColumn="0" w:lastColumn="0" w:oddVBand="0" w:evenVBand="0" w:oddHBand="0" w:evenHBand="0" w:firstRowFirstColumn="0" w:firstRowLastColumn="0" w:lastRowFirstColumn="0" w:lastRowLastColumn="0"/>
-              <w:rPr>
-                <w:rFonts w:ascii="맑은 고딕" w:eastAsia="맑은 고딕" w:hAnsi="맑은 고딕" w:cs="굴림"/>
-                <w:color w:val="000000"/>
-                <w:kern w:val="0"/>
-                <w:sz w:val="16"/>
-                <w:szCs w:val="20"/>
-              </w:rPr>
-            </w:pPr>
-            <w:r>
-              <w:rPr>
-                <w:rFonts w:ascii="맑은 고딕" w:eastAsia="맑은 고딕" w:hAnsi="맑은 고딕" w:cs="굴림"/>
-                <w:color w:val="000000"/>
-                <w:kern w:val="0"/>
-                <w:sz w:val="16"/>
-                <w:szCs w:val="20"/>
-              </w:rPr>
-              <w:t>9</w:t>
-            </w:r>
-          </w:p>
-        </w:tc>
-        <w:tc>
-          <w:tcPr>
-            <w:tcW w:w="4073" w:type="dxa"/>
+            <w:tcW w:w="512" w:type="dxa"/>
+          </w:tcPr>
+          <w:p>
+            <w:pPr>
+              <w:widowControl/>
+              <w:wordWrap/>
+              <w:autoSpaceDE/>
+              <w:autoSpaceDN/>
+              <w:jc w:val="left"/>
+              <w:cnfStyle w:val="000000000000" w:firstRow="0" w:lastRow="0" w:firstColumn="0" w:lastColumn="0" w:oddVBand="0" w:evenVBand="0" w:oddHBand="0" w:evenHBand="0" w:firstRowFirstColumn="0" w:firstRowLastColumn="0" w:lastRowFirstColumn="0" w:lastRowLastColumn="0"/>
+              <w:rPr>
+                <w:rFonts w:ascii="맑은 고딕" w:eastAsia="맑은 고딕" w:hAnsi="맑은 고딕" w:cs="굴림"/>
+                <w:color w:val="000000"/>
+                <w:kern w:val="0"/>
+                <w:sz w:val="16"/>
+                <w:szCs w:val="20"/>
+              </w:rPr>
+            </w:pPr>
+            <w:r>
+              <w:rPr>
+                <w:rFonts w:ascii="맑은 고딕" w:eastAsia="맑은 고딕" w:hAnsi="맑은 고딕" w:cs="굴림"/>
+                <w:color w:val="000000"/>
+                <w:kern w:val="0"/>
+                <w:sz w:val="16"/>
+                <w:szCs w:val="20"/>
+              </w:rPr>
+              <w:t>90</w:t>
+            </w:r>
+          </w:p>
+        </w:tc>
+        <w:tc>
+          <w:tcPr>
+            <w:tcW w:w="4002" w:type="dxa"/>
             <w:noWrap/>
           </w:tcPr>
           <w:p>
@@ -8054,7 +8226,7 @@
         </w:tc>
         <w:tc>
           <w:tcPr>
-            <w:tcW w:w="4974" w:type="dxa"/>
+            <w:tcW w:w="5850" w:type="dxa"/>
           </w:tcPr>
           <w:p>
             <w:pPr>
@@ -8088,7 +8260,7 @@
         </w:tc>
         <w:tc>
           <w:tcPr>
-            <w:tcW w:w="1157" w:type="dxa"/>
+            <w:tcW w:w="1417" w:type="dxa"/>
             <w:noWrap/>
           </w:tcPr>
           <w:p>
@@ -8239,15 +8411,15 @@
         </w:tc>
         <w:tc>
           <w:tcPr>
-            <w:tcW w:w="441" w:type="dxa"/>
-          </w:tcPr>
-          <w:p>
-            <w:pPr>
-              <w:widowControl/>
-              <w:wordWrap/>
-              <w:autoSpaceDE/>
-              <w:autoSpaceDN/>
-              <w:jc w:val="center"/>
+            <w:tcW w:w="512" w:type="dxa"/>
+          </w:tcPr>
+          <w:p>
+            <w:pPr>
+              <w:widowControl/>
+              <w:wordWrap/>
+              <w:autoSpaceDE/>
+              <w:autoSpaceDN/>
+              <w:jc w:val="left"/>
               <w:cnfStyle w:val="000000000000" w:firstRow="0" w:lastRow="0" w:firstColumn="0" w:lastColumn="0" w:oddVBand="0" w:evenVBand="0" w:oddHBand="0" w:evenHBand="0" w:firstRowFirstColumn="0" w:firstRowLastColumn="0" w:lastRowFirstColumn="0" w:lastRowLastColumn="0"/>
               <w:rPr>
                 <w:rFonts w:ascii="맑은 고딕" w:eastAsia="맑은 고딕" w:hAnsi="맑은 고딕" w:cs="굴림"/>
@@ -8267,11 +8439,21 @@
               </w:rPr>
               <w:t>1</w:t>
             </w:r>
-          </w:p>
-        </w:tc>
-        <w:tc>
-          <w:tcPr>
-            <w:tcW w:w="4073" w:type="dxa"/>
+            <w:r>
+              <w:rPr>
+                <w:rFonts w:ascii="맑은 고딕" w:eastAsia="맑은 고딕" w:hAnsi="맑은 고딕" w:cs="굴림"/>
+                <w:color w:val="000000"/>
+                <w:kern w:val="0"/>
+                <w:sz w:val="16"/>
+                <w:szCs w:val="20"/>
+              </w:rPr>
+              <w:t>5</w:t>
+            </w:r>
+          </w:p>
+        </w:tc>
+        <w:tc>
+          <w:tcPr>
+            <w:tcW w:w="4002" w:type="dxa"/>
             <w:noWrap/>
           </w:tcPr>
           <w:p>
@@ -8310,7 +8492,7 @@
         </w:tc>
         <w:tc>
           <w:tcPr>
-            <w:tcW w:w="4974" w:type="dxa"/>
+            <w:tcW w:w="5850" w:type="dxa"/>
           </w:tcPr>
           <w:p>
             <w:pPr>
@@ -8342,7 +8524,7 @@
         </w:tc>
         <w:tc>
           <w:tcPr>
-            <w:tcW w:w="1157" w:type="dxa"/>
+            <w:tcW w:w="1417" w:type="dxa"/>
             <w:noWrap/>
             <w:hideMark/>
           </w:tcPr>
@@ -8497,39 +8679,39 @@
         </w:tc>
         <w:tc>
           <w:tcPr>
-            <w:tcW w:w="441" w:type="dxa"/>
-          </w:tcPr>
-          <w:p>
-            <w:pPr>
-              <w:widowControl/>
-              <w:wordWrap/>
-              <w:autoSpaceDE/>
-              <w:autoSpaceDN/>
-              <w:jc w:val="center"/>
-              <w:cnfStyle w:val="000000000000" w:firstRow="0" w:lastRow="0" w:firstColumn="0" w:lastColumn="0" w:oddVBand="0" w:evenVBand="0" w:oddHBand="0" w:evenHBand="0" w:firstRowFirstColumn="0" w:firstRowLastColumn="0" w:lastRowFirstColumn="0" w:lastRowLastColumn="0"/>
-              <w:rPr>
-                <w:rFonts w:ascii="맑은 고딕" w:eastAsia="맑은 고딕" w:hAnsi="맑은 고딕" w:cs="굴림"/>
-                <w:color w:val="000000"/>
-                <w:kern w:val="0"/>
-                <w:sz w:val="16"/>
-                <w:szCs w:val="20"/>
-              </w:rPr>
-            </w:pPr>
-            <w:r>
-              <w:rPr>
-                <w:rFonts w:ascii="맑은 고딕" w:eastAsia="맑은 고딕" w:hAnsi="맑은 고딕" w:cs="굴림"/>
-                <w:color w:val="000000"/>
-                <w:kern w:val="0"/>
-                <w:sz w:val="16"/>
-                <w:szCs w:val="20"/>
-              </w:rPr>
-              <w:t>3</w:t>
-            </w:r>
-          </w:p>
-        </w:tc>
-        <w:tc>
-          <w:tcPr>
-            <w:tcW w:w="4073" w:type="dxa"/>
+            <w:tcW w:w="512" w:type="dxa"/>
+          </w:tcPr>
+          <w:p>
+            <w:pPr>
+              <w:widowControl/>
+              <w:wordWrap/>
+              <w:autoSpaceDE/>
+              <w:autoSpaceDN/>
+              <w:jc w:val="left"/>
+              <w:cnfStyle w:val="000000000000" w:firstRow="0" w:lastRow="0" w:firstColumn="0" w:lastColumn="0" w:oddVBand="0" w:evenVBand="0" w:oddHBand="0" w:evenHBand="0" w:firstRowFirstColumn="0" w:firstRowLastColumn="0" w:lastRowFirstColumn="0" w:lastRowLastColumn="0"/>
+              <w:rPr>
+                <w:rFonts w:ascii="맑은 고딕" w:eastAsia="맑은 고딕" w:hAnsi="맑은 고딕" w:cs="굴림"/>
+                <w:color w:val="000000"/>
+                <w:kern w:val="0"/>
+                <w:sz w:val="16"/>
+                <w:szCs w:val="20"/>
+              </w:rPr>
+            </w:pPr>
+            <w:r>
+              <w:rPr>
+                <w:rFonts w:ascii="맑은 고딕" w:eastAsia="맑은 고딕" w:hAnsi="맑은 고딕" w:cs="굴림"/>
+                <w:color w:val="000000"/>
+                <w:kern w:val="0"/>
+                <w:sz w:val="16"/>
+                <w:szCs w:val="20"/>
+              </w:rPr>
+              <w:t>30</w:t>
+            </w:r>
+          </w:p>
+        </w:tc>
+        <w:tc>
+          <w:tcPr>
+            <w:tcW w:w="4002" w:type="dxa"/>
             <w:noWrap/>
             <w:hideMark/>
           </w:tcPr>
@@ -8567,7 +8749,7 @@
         </w:tc>
         <w:tc>
           <w:tcPr>
-            <w:tcW w:w="4974" w:type="dxa"/>
+            <w:tcW w:w="5850" w:type="dxa"/>
           </w:tcPr>
           <w:p>
             <w:pPr>
@@ -8590,7 +8772,7 @@
         </w:tc>
         <w:tc>
           <w:tcPr>
-            <w:tcW w:w="1157" w:type="dxa"/>
+            <w:tcW w:w="1417" w:type="dxa"/>
             <w:noWrap/>
             <w:hideMark/>
           </w:tcPr>
@@ -8761,15 +8943,15 @@
         </w:tc>
         <w:tc>
           <w:tcPr>
-            <w:tcW w:w="441" w:type="dxa"/>
-          </w:tcPr>
-          <w:p>
-            <w:pPr>
-              <w:widowControl/>
-              <w:wordWrap/>
-              <w:autoSpaceDE/>
-              <w:autoSpaceDN/>
-              <w:jc w:val="center"/>
+            <w:tcW w:w="512" w:type="dxa"/>
+          </w:tcPr>
+          <w:p>
+            <w:pPr>
+              <w:widowControl/>
+              <w:wordWrap/>
+              <w:autoSpaceDE/>
+              <w:autoSpaceDN/>
+              <w:jc w:val="left"/>
               <w:cnfStyle w:val="000000000000" w:firstRow="0" w:lastRow="0" w:firstColumn="0" w:lastColumn="0" w:oddVBand="0" w:evenVBand="0" w:oddHBand="0" w:evenHBand="0" w:firstRowFirstColumn="0" w:firstRowLastColumn="0" w:lastRowFirstColumn="0" w:lastRowLastColumn="0"/>
               <w:rPr>
                 <w:rFonts w:ascii="맑은 고딕" w:eastAsia="맑은 고딕" w:hAnsi="맑은 고딕" w:cs="굴림"/>
@@ -8789,11 +8971,21 @@
               </w:rPr>
               <w:t>6</w:t>
             </w:r>
-          </w:p>
-        </w:tc>
-        <w:tc>
-          <w:tcPr>
-            <w:tcW w:w="4073" w:type="dxa"/>
+            <w:r>
+              <w:rPr>
+                <w:rFonts w:ascii="맑은 고딕" w:eastAsia="맑은 고딕" w:hAnsi="맑은 고딕" w:cs="굴림"/>
+                <w:color w:val="000000"/>
+                <w:kern w:val="0"/>
+                <w:sz w:val="16"/>
+                <w:szCs w:val="20"/>
+              </w:rPr>
+              <w:t>0</w:t>
+            </w:r>
+          </w:p>
+        </w:tc>
+        <w:tc>
+          <w:tcPr>
+            <w:tcW w:w="4002" w:type="dxa"/>
             <w:noWrap/>
           </w:tcPr>
           <w:p>
@@ -8836,7 +9028,7 @@
         </w:tc>
         <w:tc>
           <w:tcPr>
-            <w:tcW w:w="4974" w:type="dxa"/>
+            <w:tcW w:w="5850" w:type="dxa"/>
           </w:tcPr>
           <w:p>
             <w:pPr>
@@ -8886,7 +9078,7 @@
         </w:tc>
         <w:tc>
           <w:tcPr>
-            <w:tcW w:w="1157" w:type="dxa"/>
+            <w:tcW w:w="1417" w:type="dxa"/>
             <w:noWrap/>
           </w:tcPr>
           <w:p>
@@ -9039,15 +9231,15 @@
         </w:tc>
         <w:tc>
           <w:tcPr>
-            <w:tcW w:w="441" w:type="dxa"/>
-          </w:tcPr>
-          <w:p>
-            <w:pPr>
-              <w:widowControl/>
-              <w:wordWrap/>
-              <w:autoSpaceDE/>
-              <w:autoSpaceDN/>
-              <w:jc w:val="center"/>
+            <w:tcW w:w="512" w:type="dxa"/>
+          </w:tcPr>
+          <w:p>
+            <w:pPr>
+              <w:widowControl/>
+              <w:wordWrap/>
+              <w:autoSpaceDE/>
+              <w:autoSpaceDN/>
+              <w:jc w:val="left"/>
               <w:cnfStyle w:val="000000000000" w:firstRow="0" w:lastRow="0" w:firstColumn="0" w:lastColumn="0" w:oddVBand="0" w:evenVBand="0" w:oddHBand="0" w:evenHBand="0" w:firstRowFirstColumn="0" w:firstRowLastColumn="0" w:lastRowFirstColumn="0" w:lastRowLastColumn="0"/>
               <w:rPr>
                 <w:rFonts w:ascii="맑은 고딕" w:eastAsia="맑은 고딕" w:hAnsi="맑은 고딕" w:cs="굴림"/>
@@ -9067,11 +9259,21 @@
               </w:rPr>
               <w:t>3</w:t>
             </w:r>
-          </w:p>
-        </w:tc>
-        <w:tc>
-          <w:tcPr>
-            <w:tcW w:w="4073" w:type="dxa"/>
+            <w:r>
+              <w:rPr>
+                <w:rFonts w:ascii="맑은 고딕" w:eastAsia="맑은 고딕" w:hAnsi="맑은 고딕" w:cs="굴림"/>
+                <w:color w:val="000000"/>
+                <w:kern w:val="0"/>
+                <w:sz w:val="16"/>
+                <w:szCs w:val="20"/>
+              </w:rPr>
+              <w:t>0</w:t>
+            </w:r>
+          </w:p>
+        </w:tc>
+        <w:tc>
+          <w:tcPr>
+            <w:tcW w:w="4002" w:type="dxa"/>
             <w:noWrap/>
             <w:hideMark/>
           </w:tcPr>
@@ -9109,7 +9311,7 @@
         </w:tc>
         <w:tc>
           <w:tcPr>
-            <w:tcW w:w="4974" w:type="dxa"/>
+            <w:tcW w:w="5850" w:type="dxa"/>
           </w:tcPr>
           <w:p>
             <w:pPr>
@@ -9132,7 +9334,7 @@
         </w:tc>
         <w:tc>
           <w:tcPr>
-            <w:tcW w:w="1157" w:type="dxa"/>
+            <w:tcW w:w="1417" w:type="dxa"/>
             <w:noWrap/>
             <w:hideMark/>
           </w:tcPr>
@@ -9288,39 +9490,49 @@
         </w:tc>
         <w:tc>
           <w:tcPr>
-            <w:tcW w:w="441" w:type="dxa"/>
-          </w:tcPr>
-          <w:p>
-            <w:pPr>
-              <w:widowControl/>
-              <w:wordWrap/>
-              <w:autoSpaceDE/>
-              <w:autoSpaceDN/>
-              <w:jc w:val="center"/>
-              <w:cnfStyle w:val="000000000000" w:firstRow="0" w:lastRow="0" w:firstColumn="0" w:lastColumn="0" w:oddVBand="0" w:evenVBand="0" w:oddHBand="0" w:evenHBand="0" w:firstRowFirstColumn="0" w:firstRowLastColumn="0" w:lastRowFirstColumn="0" w:lastRowLastColumn="0"/>
-              <w:rPr>
-                <w:rFonts w:ascii="맑은 고딕" w:eastAsia="맑은 고딕" w:hAnsi="맑은 고딕" w:cs="굴림"/>
-                <w:color w:val="000000"/>
-                <w:kern w:val="0"/>
-                <w:sz w:val="16"/>
-                <w:szCs w:val="20"/>
-              </w:rPr>
-            </w:pPr>
-            <w:r>
-              <w:rPr>
-                <w:rFonts w:ascii="맑은 고딕" w:eastAsia="맑은 고딕" w:hAnsi="맑은 고딕" w:cs="굴림"/>
-                <w:color w:val="000000"/>
-                <w:kern w:val="0"/>
-                <w:sz w:val="16"/>
-                <w:szCs w:val="20"/>
-              </w:rPr>
-              <w:t>2</w:t>
-            </w:r>
-          </w:p>
-        </w:tc>
-        <w:tc>
-          <w:tcPr>
-            <w:tcW w:w="4073" w:type="dxa"/>
+            <w:tcW w:w="512" w:type="dxa"/>
+          </w:tcPr>
+          <w:p>
+            <w:pPr>
+              <w:widowControl/>
+              <w:wordWrap/>
+              <w:autoSpaceDE/>
+              <w:autoSpaceDN/>
+              <w:jc w:val="left"/>
+              <w:cnfStyle w:val="000000000000" w:firstRow="0" w:lastRow="0" w:firstColumn="0" w:lastColumn="0" w:oddVBand="0" w:evenVBand="0" w:oddHBand="0" w:evenHBand="0" w:firstRowFirstColumn="0" w:firstRowLastColumn="0" w:lastRowFirstColumn="0" w:lastRowLastColumn="0"/>
+              <w:rPr>
+                <w:rFonts w:ascii="맑은 고딕" w:eastAsia="맑은 고딕" w:hAnsi="맑은 고딕" w:cs="굴림"/>
+                <w:color w:val="000000"/>
+                <w:kern w:val="0"/>
+                <w:sz w:val="16"/>
+                <w:szCs w:val="20"/>
+              </w:rPr>
+            </w:pPr>
+            <w:r>
+              <w:rPr>
+                <w:rFonts w:ascii="맑은 고딕" w:eastAsia="맑은 고딕" w:hAnsi="맑은 고딕" w:cs="굴림" w:hint="eastAsia"/>
+                <w:color w:val="000000"/>
+                <w:kern w:val="0"/>
+                <w:sz w:val="16"/>
+                <w:szCs w:val="20"/>
+              </w:rPr>
+              <w:t>1</w:t>
+            </w:r>
+            <w:r>
+              <w:rPr>
+                <w:rFonts w:ascii="맑은 고딕" w:eastAsia="맑은 고딕" w:hAnsi="맑은 고딕" w:cs="굴림"/>
+                <w:color w:val="000000"/>
+                <w:kern w:val="0"/>
+                <w:sz w:val="16"/>
+                <w:szCs w:val="20"/>
+              </w:rPr>
+              <w:t>5</w:t>
+            </w:r>
+          </w:p>
+        </w:tc>
+        <w:tc>
+          <w:tcPr>
+            <w:tcW w:w="4002" w:type="dxa"/>
             <w:noWrap/>
             <w:hideMark/>
           </w:tcPr>
@@ -9344,29 +9556,29 @@
         </w:tc>
         <w:tc>
           <w:tcPr>
-            <w:tcW w:w="4974" w:type="dxa"/>
-          </w:tcPr>
-          <w:p>
-            <w:pPr>
-              <w:widowControl/>
-              <w:wordWrap/>
-              <w:autoSpaceDE/>
-              <w:autoSpaceDN/>
-              <w:jc w:val="left"/>
-              <w:cnfStyle w:val="000000000000" w:firstRow="0" w:lastRow="0" w:firstColumn="0" w:lastColumn="0" w:oddVBand="0" w:evenVBand="0" w:oddHBand="0" w:evenHBand="0" w:firstRowFirstColumn="0" w:firstRowLastColumn="0" w:lastRowFirstColumn="0" w:lastRowLastColumn="0"/>
-              <w:rPr>
-                <w:rFonts w:ascii="맑은 고딕" w:eastAsia="맑은 고딕" w:hAnsi="맑은 고딕" w:cs="굴림"/>
-                <w:color w:val="000000"/>
-                <w:kern w:val="0"/>
-                <w:sz w:val="16"/>
-                <w:szCs w:val="20"/>
-              </w:rPr>
-            </w:pPr>
-          </w:p>
-        </w:tc>
-        <w:tc>
-          <w:tcPr>
-            <w:tcW w:w="1157" w:type="dxa"/>
+            <w:tcW w:w="5850" w:type="dxa"/>
+          </w:tcPr>
+          <w:p>
+            <w:pPr>
+              <w:widowControl/>
+              <w:wordWrap/>
+              <w:autoSpaceDE/>
+              <w:autoSpaceDN/>
+              <w:jc w:val="left"/>
+              <w:cnfStyle w:val="000000000000" w:firstRow="0" w:lastRow="0" w:firstColumn="0" w:lastColumn="0" w:oddVBand="0" w:evenVBand="0" w:oddHBand="0" w:evenHBand="0" w:firstRowFirstColumn="0" w:firstRowLastColumn="0" w:lastRowFirstColumn="0" w:lastRowLastColumn="0"/>
+              <w:rPr>
+                <w:rFonts w:ascii="맑은 고딕" w:eastAsia="맑은 고딕" w:hAnsi="맑은 고딕" w:cs="굴림"/>
+                <w:color w:val="000000"/>
+                <w:kern w:val="0"/>
+                <w:sz w:val="16"/>
+                <w:szCs w:val="20"/>
+              </w:rPr>
+            </w:pPr>
+          </w:p>
+        </w:tc>
+        <w:tc>
+          <w:tcPr>
+            <w:tcW w:w="1417" w:type="dxa"/>
             <w:noWrap/>
             <w:hideMark/>
           </w:tcPr>
@@ -9545,7 +9757,7 @@
         </w:tc>
         <w:tc>
           <w:tcPr>
-            <w:tcW w:w="441" w:type="dxa"/>
+            <w:tcW w:w="512" w:type="dxa"/>
             <w:shd w:val="clear" w:color="auto" w:fill="E2EFD9" w:themeFill="accent6" w:themeFillTint="33"/>
           </w:tcPr>
           <w:p>
@@ -9554,7 +9766,7 @@
               <w:wordWrap/>
               <w:autoSpaceDE/>
               <w:autoSpaceDN/>
-              <w:jc w:val="center"/>
+              <w:jc w:val="left"/>
               <w:cnfStyle w:val="000000000000" w:firstRow="0" w:lastRow="0" w:firstColumn="0" w:lastColumn="0" w:oddVBand="0" w:evenVBand="0" w:oddHBand="0" w:evenHBand="0" w:firstRowFirstColumn="0" w:firstRowLastColumn="0" w:lastRowFirstColumn="0" w:lastRowLastColumn="0"/>
               <w:rPr>
                 <w:rFonts w:ascii="맑은 고딕" w:eastAsia="맑은 고딕" w:hAnsi="맑은 고딕" w:cs="굴림"/>
@@ -9574,11 +9786,21 @@
               </w:rPr>
               <w:t>6</w:t>
             </w:r>
-          </w:p>
-        </w:tc>
-        <w:tc>
-          <w:tcPr>
-            <w:tcW w:w="4073" w:type="dxa"/>
+            <w:r>
+              <w:rPr>
+                <w:rFonts w:ascii="맑은 고딕" w:eastAsia="맑은 고딕" w:hAnsi="맑은 고딕" w:cs="굴림"/>
+                <w:color w:val="000000"/>
+                <w:kern w:val="0"/>
+                <w:sz w:val="16"/>
+                <w:szCs w:val="20"/>
+              </w:rPr>
+              <w:t>0</w:t>
+            </w:r>
+          </w:p>
+        </w:tc>
+        <w:tc>
+          <w:tcPr>
+            <w:tcW w:w="4002" w:type="dxa"/>
             <w:shd w:val="clear" w:color="auto" w:fill="E2EFD9" w:themeFill="accent6" w:themeFillTint="33"/>
             <w:noWrap/>
             <w:hideMark/>
@@ -9617,7 +9839,7 @@
         </w:tc>
         <w:tc>
           <w:tcPr>
-            <w:tcW w:w="4974" w:type="dxa"/>
+            <w:tcW w:w="5850" w:type="dxa"/>
             <w:shd w:val="clear" w:color="auto" w:fill="E2EFD9" w:themeFill="accent6" w:themeFillTint="33"/>
           </w:tcPr>
           <w:p>
@@ -9695,7 +9917,7 @@
         </w:tc>
         <w:tc>
           <w:tcPr>
-            <w:tcW w:w="1157" w:type="dxa"/>
+            <w:tcW w:w="1417" w:type="dxa"/>
             <w:shd w:val="clear" w:color="auto" w:fill="E2EFD9" w:themeFill="accent6" w:themeFillTint="33"/>
             <w:noWrap/>
             <w:hideMark/>
@@ -9870,15 +10092,15 @@
         </w:tc>
         <w:tc>
           <w:tcPr>
-            <w:tcW w:w="441" w:type="dxa"/>
-          </w:tcPr>
-          <w:p>
-            <w:pPr>
-              <w:widowControl/>
-              <w:wordWrap/>
-              <w:autoSpaceDE/>
-              <w:autoSpaceDN/>
-              <w:jc w:val="center"/>
+            <w:tcW w:w="512" w:type="dxa"/>
+          </w:tcPr>
+          <w:p>
+            <w:pPr>
+              <w:widowControl/>
+              <w:wordWrap/>
+              <w:autoSpaceDE/>
+              <w:autoSpaceDN/>
+              <w:jc w:val="left"/>
               <w:cnfStyle w:val="000000000000" w:firstRow="0" w:lastRow="0" w:firstColumn="0" w:lastColumn="0" w:oddVBand="0" w:evenVBand="0" w:oddHBand="0" w:evenHBand="0" w:firstRowFirstColumn="0" w:firstRowLastColumn="0" w:lastRowFirstColumn="0" w:lastRowLastColumn="0"/>
               <w:rPr>
                 <w:rFonts w:ascii="맑은 고딕" w:eastAsia="맑은 고딕" w:hAnsi="맑은 고딕" w:cs="굴림"/>
@@ -9898,11 +10120,21 @@
               </w:rPr>
               <w:t>6</w:t>
             </w:r>
-          </w:p>
-        </w:tc>
-        <w:tc>
-          <w:tcPr>
-            <w:tcW w:w="4073" w:type="dxa"/>
+            <w:r>
+              <w:rPr>
+                <w:rFonts w:ascii="맑은 고딕" w:eastAsia="맑은 고딕" w:hAnsi="맑은 고딕" w:cs="굴림"/>
+                <w:color w:val="000000"/>
+                <w:kern w:val="0"/>
+                <w:sz w:val="16"/>
+                <w:szCs w:val="20"/>
+              </w:rPr>
+              <w:t>0</w:t>
+            </w:r>
+          </w:p>
+        </w:tc>
+        <w:tc>
+          <w:tcPr>
+            <w:tcW w:w="4002" w:type="dxa"/>
             <w:noWrap/>
           </w:tcPr>
           <w:p>
@@ -9935,7 +10167,7 @@
         </w:tc>
         <w:tc>
           <w:tcPr>
-            <w:tcW w:w="4974" w:type="dxa"/>
+            <w:tcW w:w="5850" w:type="dxa"/>
           </w:tcPr>
           <w:p>
             <w:pPr>
@@ -9958,7 +10190,7 @@
         </w:tc>
         <w:tc>
           <w:tcPr>
-            <w:tcW w:w="1157" w:type="dxa"/>
+            <w:tcW w:w="1417" w:type="dxa"/>
             <w:noWrap/>
             <w:hideMark/>
           </w:tcPr>
@@ -10102,15 +10334,15 @@
         </w:tc>
         <w:tc>
           <w:tcPr>
-            <w:tcW w:w="441" w:type="dxa"/>
-          </w:tcPr>
-          <w:p>
-            <w:pPr>
-              <w:widowControl/>
-              <w:wordWrap/>
-              <w:autoSpaceDE/>
-              <w:autoSpaceDN/>
-              <w:jc w:val="center"/>
+            <w:tcW w:w="512" w:type="dxa"/>
+          </w:tcPr>
+          <w:p>
+            <w:pPr>
+              <w:widowControl/>
+              <w:wordWrap/>
+              <w:autoSpaceDE/>
+              <w:autoSpaceDN/>
+              <w:jc w:val="left"/>
               <w:cnfStyle w:val="000000000000" w:firstRow="0" w:lastRow="0" w:firstColumn="0" w:lastColumn="0" w:oddVBand="0" w:evenVBand="0" w:oddHBand="0" w:evenHBand="0" w:firstRowFirstColumn="0" w:firstRowLastColumn="0" w:lastRowFirstColumn="0" w:lastRowLastColumn="0"/>
               <w:rPr>
                 <w:rFonts w:ascii="맑은 고딕" w:eastAsia="맑은 고딕" w:hAnsi="맑은 고딕" w:cs="굴림"/>
@@ -10130,11 +10362,21 @@
               </w:rPr>
               <w:t>3</w:t>
             </w:r>
-          </w:p>
-        </w:tc>
-        <w:tc>
-          <w:tcPr>
-            <w:tcW w:w="4073" w:type="dxa"/>
+            <w:r>
+              <w:rPr>
+                <w:rFonts w:ascii="맑은 고딕" w:eastAsia="맑은 고딕" w:hAnsi="맑은 고딕" w:cs="굴림"/>
+                <w:color w:val="000000"/>
+                <w:kern w:val="0"/>
+                <w:sz w:val="16"/>
+                <w:szCs w:val="20"/>
+              </w:rPr>
+              <w:t>0</w:t>
+            </w:r>
+          </w:p>
+        </w:tc>
+        <w:tc>
+          <w:tcPr>
+            <w:tcW w:w="4002" w:type="dxa"/>
             <w:noWrap/>
             <w:hideMark/>
           </w:tcPr>
@@ -10172,7 +10414,7 @@
         </w:tc>
         <w:tc>
           <w:tcPr>
-            <w:tcW w:w="4974" w:type="dxa"/>
+            <w:tcW w:w="5850" w:type="dxa"/>
           </w:tcPr>
           <w:p>
             <w:pPr>
@@ -10195,7 +10437,7 @@
         </w:tc>
         <w:tc>
           <w:tcPr>
-            <w:tcW w:w="1157" w:type="dxa"/>
+            <w:tcW w:w="1417" w:type="dxa"/>
             <w:noWrap/>
             <w:hideMark/>
           </w:tcPr>
@@ -10345,15 +10587,15 @@
         </w:tc>
         <w:tc>
           <w:tcPr>
-            <w:tcW w:w="441" w:type="dxa"/>
-          </w:tcPr>
-          <w:p>
-            <w:pPr>
-              <w:widowControl/>
-              <w:wordWrap/>
-              <w:autoSpaceDE/>
-              <w:autoSpaceDN/>
-              <w:jc w:val="center"/>
+            <w:tcW w:w="512" w:type="dxa"/>
+          </w:tcPr>
+          <w:p>
+            <w:pPr>
+              <w:widowControl/>
+              <w:wordWrap/>
+              <w:autoSpaceDE/>
+              <w:autoSpaceDN/>
+              <w:jc w:val="left"/>
               <w:cnfStyle w:val="000000000000" w:firstRow="0" w:lastRow="0" w:firstColumn="0" w:lastColumn="0" w:oddVBand="0" w:evenVBand="0" w:oddHBand="0" w:evenHBand="0" w:firstRowFirstColumn="0" w:firstRowLastColumn="0" w:lastRowFirstColumn="0" w:lastRowLastColumn="0"/>
               <w:rPr>
                 <w:rFonts w:ascii="맑은 고딕" w:eastAsia="맑은 고딕" w:hAnsi="맑은 고딕" w:cs="굴림"/>
@@ -10373,11 +10615,21 @@
               </w:rPr>
               <w:t>3</w:t>
             </w:r>
-          </w:p>
-        </w:tc>
-        <w:tc>
-          <w:tcPr>
-            <w:tcW w:w="4073" w:type="dxa"/>
+            <w:r>
+              <w:rPr>
+                <w:rFonts w:ascii="맑은 고딕" w:eastAsia="맑은 고딕" w:hAnsi="맑은 고딕" w:cs="굴림"/>
+                <w:color w:val="000000"/>
+                <w:kern w:val="0"/>
+                <w:sz w:val="16"/>
+                <w:szCs w:val="20"/>
+              </w:rPr>
+              <w:t>0</w:t>
+            </w:r>
+          </w:p>
+        </w:tc>
+        <w:tc>
+          <w:tcPr>
+            <w:tcW w:w="4002" w:type="dxa"/>
             <w:noWrap/>
           </w:tcPr>
           <w:p>
@@ -10412,7 +10664,7 @@
         </w:tc>
         <w:tc>
           <w:tcPr>
-            <w:tcW w:w="4974" w:type="dxa"/>
+            <w:tcW w:w="5850" w:type="dxa"/>
           </w:tcPr>
           <w:p>
             <w:pPr>
@@ -10435,7 +10687,7 @@
         </w:tc>
         <w:tc>
           <w:tcPr>
-            <w:tcW w:w="1157" w:type="dxa"/>
+            <w:tcW w:w="1417" w:type="dxa"/>
             <w:noWrap/>
           </w:tcPr>
           <w:p>
@@ -10506,6 +10758,15 @@
                 <w:szCs w:val="20"/>
               </w:rPr>
             </w:pPr>
+            <w:r>
+              <w:rPr>
+                <w:rFonts w:ascii="DengXian" w:eastAsia="DengXian" w:hAnsi="DengXian" w:cs="Arial"/>
+                <w:kern w:val="0"/>
+                <w:sz w:val="16"/>
+                <w:szCs w:val="20"/>
+              </w:rPr>
+              <w:t>break</w:t>
+            </w:r>
           </w:p>
         </w:tc>
         <w:tc>
@@ -10556,29 +10817,29 @@
         </w:tc>
         <w:tc>
           <w:tcPr>
-            <w:tcW w:w="441" w:type="dxa"/>
-          </w:tcPr>
-          <w:p>
-            <w:pPr>
-              <w:widowControl/>
-              <w:wordWrap/>
-              <w:autoSpaceDE/>
-              <w:autoSpaceDN/>
-              <w:jc w:val="center"/>
-              <w:cnfStyle w:val="000000000000" w:firstRow="0" w:lastRow="0" w:firstColumn="0" w:lastColumn="0" w:oddVBand="0" w:evenVBand="0" w:oddHBand="0" w:evenHBand="0" w:firstRowFirstColumn="0" w:firstRowLastColumn="0" w:lastRowFirstColumn="0" w:lastRowLastColumn="0"/>
-              <w:rPr>
-                <w:rFonts w:ascii="맑은 고딕" w:eastAsia="맑은 고딕" w:hAnsi="맑은 고딕" w:cs="굴림"/>
-                <w:color w:val="000000"/>
-                <w:kern w:val="0"/>
-                <w:sz w:val="16"/>
-                <w:szCs w:val="20"/>
-              </w:rPr>
-            </w:pPr>
-          </w:p>
-        </w:tc>
-        <w:tc>
-          <w:tcPr>
-            <w:tcW w:w="4073" w:type="dxa"/>
+            <w:tcW w:w="512" w:type="dxa"/>
+          </w:tcPr>
+          <w:p>
+            <w:pPr>
+              <w:widowControl/>
+              <w:wordWrap/>
+              <w:autoSpaceDE/>
+              <w:autoSpaceDN/>
+              <w:jc w:val="left"/>
+              <w:cnfStyle w:val="000000000000" w:firstRow="0" w:lastRow="0" w:firstColumn="0" w:lastColumn="0" w:oddVBand="0" w:evenVBand="0" w:oddHBand="0" w:evenHBand="0" w:firstRowFirstColumn="0" w:firstRowLastColumn="0" w:lastRowFirstColumn="0" w:lastRowLastColumn="0"/>
+              <w:rPr>
+                <w:rFonts w:ascii="맑은 고딕" w:eastAsia="맑은 고딕" w:hAnsi="맑은 고딕" w:cs="굴림"/>
+                <w:color w:val="000000"/>
+                <w:kern w:val="0"/>
+                <w:sz w:val="16"/>
+                <w:szCs w:val="20"/>
+              </w:rPr>
+            </w:pPr>
+          </w:p>
+        </w:tc>
+        <w:tc>
+          <w:tcPr>
+            <w:tcW w:w="4002" w:type="dxa"/>
             <w:noWrap/>
           </w:tcPr>
           <w:p>
@@ -10602,7 +10863,7 @@
         </w:tc>
         <w:tc>
           <w:tcPr>
-            <w:tcW w:w="4974" w:type="dxa"/>
+            <w:tcW w:w="5850" w:type="dxa"/>
           </w:tcPr>
           <w:p>
             <w:pPr>
@@ -10625,7 +10886,7 @@
         </w:tc>
         <w:tc>
           <w:tcPr>
-            <w:tcW w:w="1157" w:type="dxa"/>
+            <w:tcW w:w="1417" w:type="dxa"/>
             <w:noWrap/>
           </w:tcPr>
           <w:p>
@@ -10786,15 +11047,15 @@
         </w:tc>
         <w:tc>
           <w:tcPr>
-            <w:tcW w:w="441" w:type="dxa"/>
-          </w:tcPr>
-          <w:p>
-            <w:pPr>
-              <w:widowControl/>
-              <w:wordWrap/>
-              <w:autoSpaceDE/>
-              <w:autoSpaceDN/>
-              <w:jc w:val="center"/>
+            <w:tcW w:w="512" w:type="dxa"/>
+          </w:tcPr>
+          <w:p>
+            <w:pPr>
+              <w:widowControl/>
+              <w:wordWrap/>
+              <w:autoSpaceDE/>
+              <w:autoSpaceDN/>
+              <w:jc w:val="left"/>
               <w:cnfStyle w:val="000000000000" w:firstRow="0" w:lastRow="0" w:firstColumn="0" w:lastColumn="0" w:oddVBand="0" w:evenVBand="0" w:oddHBand="0" w:evenHBand="0" w:firstRowFirstColumn="0" w:firstRowLastColumn="0" w:lastRowFirstColumn="0" w:lastRowLastColumn="0"/>
               <w:rPr>
                 <w:rFonts w:ascii="맑은 고딕" w:eastAsia="맑은 고딕" w:hAnsi="맑은 고딕" w:cs="굴림"/>
@@ -10814,11 +11075,21 @@
               </w:rPr>
               <w:t>6</w:t>
             </w:r>
-          </w:p>
-        </w:tc>
-        <w:tc>
-          <w:tcPr>
-            <w:tcW w:w="4073" w:type="dxa"/>
+            <w:r>
+              <w:rPr>
+                <w:rFonts w:ascii="맑은 고딕" w:eastAsia="맑은 고딕" w:hAnsi="맑은 고딕" w:cs="굴림"/>
+                <w:color w:val="000000"/>
+                <w:kern w:val="0"/>
+                <w:sz w:val="16"/>
+                <w:szCs w:val="20"/>
+              </w:rPr>
+              <w:t>0</w:t>
+            </w:r>
+          </w:p>
+        </w:tc>
+        <w:tc>
+          <w:tcPr>
+            <w:tcW w:w="4002" w:type="dxa"/>
             <w:noWrap/>
           </w:tcPr>
           <w:p>
@@ -10855,7 +11126,7 @@
         </w:tc>
         <w:tc>
           <w:tcPr>
-            <w:tcW w:w="4974" w:type="dxa"/>
+            <w:tcW w:w="5850" w:type="dxa"/>
           </w:tcPr>
           <w:p>
             <w:pPr>
@@ -10891,7 +11162,7 @@
         </w:tc>
         <w:tc>
           <w:tcPr>
-            <w:tcW w:w="1157" w:type="dxa"/>
+            <w:tcW w:w="1417" w:type="dxa"/>
             <w:noWrap/>
             <w:hideMark/>
           </w:tcPr>
@@ -10962,6 +11233,36 @@
                 <w:szCs w:val="20"/>
               </w:rPr>
             </w:pPr>
+            <w:r>
+              <w:rPr>
+                <w:rFonts w:ascii="맑은 고딕" w:eastAsia="맑은 고딕" w:hAnsi="맑은 고딕" w:cs="굴림" w:hint="eastAsia"/>
+                <w:color w:val="000000"/>
+                <w:kern w:val="0"/>
+                <w:sz w:val="16"/>
+                <w:szCs w:val="20"/>
+              </w:rPr>
+              <w:t>L</w:t>
+            </w:r>
+            <w:r>
+              <w:rPr>
+                <w:rFonts w:ascii="맑은 고딕" w:eastAsia="맑은 고딕" w:hAnsi="맑은 고딕" w:cs="굴림"/>
+                <w:color w:val="000000"/>
+                <w:kern w:val="0"/>
+                <w:sz w:val="16"/>
+                <w:szCs w:val="20"/>
+              </w:rPr>
+              <w:t xml:space="preserve">LM </w:t>
+            </w:r>
+            <w:r>
+              <w:rPr>
+                <w:rFonts w:ascii="맑은 고딕" w:eastAsia="맑은 고딕" w:hAnsi="맑은 고딕" w:cs="굴림" w:hint="eastAsia"/>
+                <w:color w:val="000000"/>
+                <w:kern w:val="0"/>
+                <w:sz w:val="16"/>
+                <w:szCs w:val="20"/>
+              </w:rPr>
+              <w:t>Function call</w:t>
+            </w:r>
           </w:p>
         </w:tc>
         <w:tc>
@@ -10993,37 +11294,7 @@
                 <w:sz w:val="16"/>
                 <w:szCs w:val="20"/>
               </w:rPr>
-              <w:t>Function call</w:t>
-            </w:r>
-            <w:r>
-              <w:rPr>
-                <w:rFonts w:ascii="맑은 고딕" w:eastAsia="맑은 고딕" w:hAnsi="맑은 고딕" w:cs="굴림"/>
-                <w:color w:val="000000"/>
-                <w:kern w:val="0"/>
-                <w:sz w:val="16"/>
-                <w:szCs w:val="20"/>
-              </w:rPr>
-              <w:t xml:space="preserve"> </w:t>
-            </w:r>
-            <w:r>
-              <w:rPr>
-                <w:rFonts w:ascii="맑은 고딕" w:eastAsia="맑은 고딕" w:hAnsi="맑은 고딕" w:cs="굴림" w:hint="eastAsia"/>
-                <w:color w:val="000000"/>
-                <w:kern w:val="0"/>
-                <w:sz w:val="16"/>
-                <w:szCs w:val="20"/>
-              </w:rPr>
-              <w:t>실습(</w:t>
-            </w:r>
-            <w:r>
-              <w:rPr>
-                <w:rFonts w:ascii="맑은 고딕" w:eastAsia="맑은 고딕" w:hAnsi="맑은 고딕" w:cs="굴림"/>
-                <w:color w:val="000000"/>
-                <w:kern w:val="0"/>
-                <w:sz w:val="16"/>
-                <w:szCs w:val="20"/>
-              </w:rPr>
-              <w:t>RAG)</w:t>
+              <w:t>기본 개념</w:t>
             </w:r>
           </w:p>
         </w:tc>
@@ -11062,39 +11333,49 @@
         </w:tc>
         <w:tc>
           <w:tcPr>
-            <w:tcW w:w="441" w:type="dxa"/>
-          </w:tcPr>
-          <w:p>
-            <w:pPr>
-              <w:widowControl/>
-              <w:wordWrap/>
-              <w:autoSpaceDE/>
-              <w:autoSpaceDN/>
-              <w:jc w:val="center"/>
-              <w:cnfStyle w:val="000000000000" w:firstRow="0" w:lastRow="0" w:firstColumn="0" w:lastColumn="0" w:oddVBand="0" w:evenVBand="0" w:oddHBand="0" w:evenHBand="0" w:firstRowFirstColumn="0" w:firstRowLastColumn="0" w:lastRowFirstColumn="0" w:lastRowLastColumn="0"/>
-              <w:rPr>
-                <w:rFonts w:ascii="맑은 고딕" w:eastAsia="맑은 고딕" w:hAnsi="맑은 고딕" w:cs="굴림"/>
-                <w:color w:val="000000"/>
-                <w:kern w:val="0"/>
-                <w:sz w:val="16"/>
-                <w:szCs w:val="20"/>
-              </w:rPr>
-            </w:pPr>
-            <w:r>
-              <w:rPr>
-                <w:rFonts w:ascii="맑은 고딕" w:eastAsia="맑은 고딕" w:hAnsi="맑은 고딕" w:cs="굴림" w:hint="eastAsia"/>
-                <w:color w:val="000000"/>
-                <w:kern w:val="0"/>
-                <w:sz w:val="16"/>
-                <w:szCs w:val="20"/>
-              </w:rPr>
-              <w:t>6</w:t>
-            </w:r>
-          </w:p>
-        </w:tc>
-        <w:tc>
-          <w:tcPr>
-            <w:tcW w:w="4073" w:type="dxa"/>
+            <w:tcW w:w="512" w:type="dxa"/>
+          </w:tcPr>
+          <w:p>
+            <w:pPr>
+              <w:widowControl/>
+              <w:wordWrap/>
+              <w:autoSpaceDE/>
+              <w:autoSpaceDN/>
+              <w:jc w:val="left"/>
+              <w:cnfStyle w:val="000000000000" w:firstRow="0" w:lastRow="0" w:firstColumn="0" w:lastColumn="0" w:oddVBand="0" w:evenVBand="0" w:oddHBand="0" w:evenHBand="0" w:firstRowFirstColumn="0" w:firstRowLastColumn="0" w:lastRowFirstColumn="0" w:lastRowLastColumn="0"/>
+              <w:rPr>
+                <w:rFonts w:ascii="맑은 고딕" w:eastAsia="맑은 고딕" w:hAnsi="맑은 고딕" w:cs="굴림"/>
+                <w:color w:val="000000"/>
+                <w:kern w:val="0"/>
+                <w:sz w:val="16"/>
+                <w:szCs w:val="20"/>
+              </w:rPr>
+            </w:pPr>
+            <w:r>
+              <w:rPr>
+                <w:rFonts w:ascii="맑은 고딕" w:eastAsia="맑은 고딕" w:hAnsi="맑은 고딕" w:cs="굴림"/>
+                <w:color w:val="000000"/>
+                <w:kern w:val="0"/>
+                <w:sz w:val="16"/>
+                <w:szCs w:val="20"/>
+              </w:rPr>
+              <w:t>4</w:t>
+            </w:r>
+            <w:r>
+              <w:rPr>
+                <w:rFonts w:ascii="맑은 고딕" w:eastAsia="맑은 고딕" w:hAnsi="맑은 고딕" w:cs="굴림"/>
+                <w:color w:val="000000"/>
+                <w:kern w:val="0"/>
+                <w:sz w:val="16"/>
+                <w:szCs w:val="20"/>
+              </w:rPr>
+              <w:t>0</w:t>
+            </w:r>
+          </w:p>
+        </w:tc>
+        <w:tc>
+          <w:tcPr>
+            <w:tcW w:w="4002" w:type="dxa"/>
             <w:noWrap/>
           </w:tcPr>
           <w:p>
@@ -11153,7 +11434,7 @@
         </w:tc>
         <w:tc>
           <w:tcPr>
-            <w:tcW w:w="4974" w:type="dxa"/>
+            <w:tcW w:w="5850" w:type="dxa"/>
           </w:tcPr>
           <w:p>
             <w:pPr>
@@ -11187,7 +11468,7 @@
         </w:tc>
         <w:tc>
           <w:tcPr>
-            <w:tcW w:w="1157" w:type="dxa"/>
+            <w:tcW w:w="1417" w:type="dxa"/>
             <w:noWrap/>
           </w:tcPr>
           <w:p>
@@ -11257,6 +11538,511 @@
                 <w:szCs w:val="20"/>
               </w:rPr>
             </w:pPr>
+          </w:p>
+        </w:tc>
+        <w:tc>
+          <w:tcPr>
+            <w:tcW w:w="1496" w:type="dxa"/>
+            <w:noWrap/>
+          </w:tcPr>
+          <w:p>
+            <w:pPr>
+              <w:widowControl/>
+              <w:wordWrap/>
+              <w:autoSpaceDE/>
+              <w:autoSpaceDN/>
+              <w:jc w:val="left"/>
+              <w:cnfStyle w:val="000000000000" w:firstRow="0" w:lastRow="0" w:firstColumn="0" w:lastColumn="0" w:oddVBand="0" w:evenVBand="0" w:oddHBand="0" w:evenHBand="0" w:firstRowFirstColumn="0" w:firstRowLastColumn="0" w:lastRowFirstColumn="0" w:lastRowLastColumn="0"/>
+              <w:rPr>
+                <w:rFonts w:ascii="맑은 고딕" w:eastAsia="맑은 고딕" w:hAnsi="맑은 고딕" w:cs="굴림"/>
+                <w:color w:val="000000"/>
+                <w:kern w:val="0"/>
+                <w:sz w:val="16"/>
+                <w:szCs w:val="20"/>
+              </w:rPr>
+            </w:pPr>
+            <w:r>
+              <w:rPr>
+                <w:rFonts w:ascii="맑은 고딕" w:eastAsia="맑은 고딕" w:hAnsi="맑은 고딕" w:cs="굴림" w:hint="eastAsia"/>
+                <w:color w:val="000000"/>
+                <w:kern w:val="0"/>
+                <w:sz w:val="16"/>
+                <w:szCs w:val="20"/>
+              </w:rPr>
+              <w:t>g</w:t>
+            </w:r>
+            <w:r>
+              <w:rPr>
+                <w:rFonts w:ascii="맑은 고딕" w:eastAsia="맑은 고딕" w:hAnsi="맑은 고딕" w:cs="굴림"/>
+                <w:color w:val="000000"/>
+                <w:kern w:val="0"/>
+                <w:sz w:val="16"/>
+                <w:szCs w:val="20"/>
+              </w:rPr>
+              <w:t xml:space="preserve">emma3 </w:t>
+            </w:r>
+            <w:r>
+              <w:rPr>
+                <w:rFonts w:ascii="맑은 고딕" w:eastAsia="맑은 고딕" w:hAnsi="맑은 고딕" w:cs="굴림" w:hint="eastAsia"/>
+                <w:color w:val="000000"/>
+                <w:kern w:val="0"/>
+                <w:sz w:val="16"/>
+                <w:szCs w:val="20"/>
+              </w:rPr>
+              <w:t>기반 함수호출</w:t>
+            </w:r>
+          </w:p>
+        </w:tc>
+        <w:tc>
+          <w:tcPr>
+            <w:tcW w:w="457" w:type="dxa"/>
+            <w:noWrap/>
+          </w:tcPr>
+          <w:p>
+            <w:pPr>
+              <w:widowControl/>
+              <w:wordWrap/>
+              <w:autoSpaceDE/>
+              <w:autoSpaceDN/>
+              <w:jc w:val="left"/>
+              <w:cnfStyle w:val="000000000000" w:firstRow="0" w:lastRow="0" w:firstColumn="0" w:lastColumn="0" w:oddVBand="0" w:evenVBand="0" w:oddHBand="0" w:evenHBand="0" w:firstRowFirstColumn="0" w:firstRowLastColumn="0" w:lastRowFirstColumn="0" w:lastRowLastColumn="0"/>
+              <w:rPr>
+                <w:rFonts w:ascii="맑은 고딕" w:eastAsia="맑은 고딕" w:hAnsi="맑은 고딕" w:cs="굴림"/>
+                <w:color w:val="000000"/>
+                <w:kern w:val="0"/>
+                <w:sz w:val="16"/>
+                <w:szCs w:val="20"/>
+              </w:rPr>
+            </w:pPr>
+            <w:r>
+              <w:rPr>
+                <w:rFonts w:ascii="맑은 고딕" w:eastAsia="맑은 고딕" w:hAnsi="맑은 고딕" w:cs="굴림" w:hint="eastAsia"/>
+                <w:color w:val="000000"/>
+                <w:kern w:val="0"/>
+                <w:sz w:val="16"/>
+                <w:szCs w:val="20"/>
+              </w:rPr>
+              <w:t>R</w:t>
+            </w:r>
+            <w:r>
+              <w:rPr>
+                <w:rFonts w:ascii="맑은 고딕" w:eastAsia="맑은 고딕" w:hAnsi="맑은 고딕" w:cs="굴림"/>
+                <w:color w:val="000000"/>
+                <w:kern w:val="0"/>
+                <w:sz w:val="16"/>
+                <w:szCs w:val="20"/>
+              </w:rPr>
+              <w:t>5</w:t>
+            </w:r>
+          </w:p>
+        </w:tc>
+        <w:tc>
+          <w:tcPr>
+            <w:tcW w:w="512" w:type="dxa"/>
+          </w:tcPr>
+          <w:p>
+            <w:pPr>
+              <w:widowControl/>
+              <w:wordWrap/>
+              <w:autoSpaceDE/>
+              <w:autoSpaceDN/>
+              <w:jc w:val="left"/>
+              <w:cnfStyle w:val="000000000000" w:firstRow="0" w:lastRow="0" w:firstColumn="0" w:lastColumn="0" w:oddVBand="0" w:evenVBand="0" w:oddHBand="0" w:evenHBand="0" w:firstRowFirstColumn="0" w:firstRowLastColumn="0" w:lastRowFirstColumn="0" w:lastRowLastColumn="0"/>
+              <w:rPr>
+                <w:rFonts w:ascii="맑은 고딕" w:eastAsia="맑은 고딕" w:hAnsi="맑은 고딕" w:cs="굴림"/>
+                <w:color w:val="000000"/>
+                <w:kern w:val="0"/>
+                <w:sz w:val="16"/>
+                <w:szCs w:val="20"/>
+              </w:rPr>
+            </w:pPr>
+            <w:r>
+              <w:rPr>
+                <w:rFonts w:ascii="맑은 고딕" w:eastAsia="맑은 고딕" w:hAnsi="맑은 고딕" w:cs="굴림" w:hint="eastAsia"/>
+                <w:color w:val="000000"/>
+                <w:kern w:val="0"/>
+                <w:sz w:val="16"/>
+                <w:szCs w:val="20"/>
+              </w:rPr>
+              <w:t>2</w:t>
+            </w:r>
+            <w:r>
+              <w:rPr>
+                <w:rFonts w:ascii="맑은 고딕" w:eastAsia="맑은 고딕" w:hAnsi="맑은 고딕" w:cs="굴림"/>
+                <w:color w:val="000000"/>
+                <w:kern w:val="0"/>
+                <w:sz w:val="16"/>
+                <w:szCs w:val="20"/>
+              </w:rPr>
+              <w:t>0</w:t>
+            </w:r>
+          </w:p>
+        </w:tc>
+        <w:tc>
+          <w:tcPr>
+            <w:tcW w:w="4002" w:type="dxa"/>
+            <w:noWrap/>
+          </w:tcPr>
+          <w:p>
+            <w:pPr>
+              <w:widowControl/>
+              <w:wordWrap/>
+              <w:autoSpaceDE/>
+              <w:autoSpaceDN/>
+              <w:jc w:val="left"/>
+              <w:cnfStyle w:val="000000000000" w:firstRow="0" w:lastRow="0" w:firstColumn="0" w:lastColumn="0" w:oddVBand="0" w:evenVBand="0" w:oddHBand="0" w:evenHBand="0" w:firstRowFirstColumn="0" w:firstRowLastColumn="0" w:lastRowFirstColumn="0" w:lastRowLastColumn="0"/>
+              <w:rPr>
+                <w:sz w:val="16"/>
+              </w:rPr>
+            </w:pPr>
+            <w:hyperlink r:id="rId49" w:history="1">
+              <w:r>
+                <w:rPr>
+                  <w:rStyle w:val="a3"/>
+                  <w:sz w:val="16"/>
+                </w:rPr>
+                <w:t>Daddy Makers: Gemma3 기반 Ollama 활용 AI 에이전트 개발 핵심 Function Call 구현</w:t>
+              </w:r>
+            </w:hyperlink>
+          </w:p>
+        </w:tc>
+        <w:tc>
+          <w:tcPr>
+            <w:tcW w:w="5850" w:type="dxa"/>
+          </w:tcPr>
+          <w:p>
+            <w:pPr>
+              <w:widowControl/>
+              <w:wordWrap/>
+              <w:autoSpaceDE/>
+              <w:autoSpaceDN/>
+              <w:jc w:val="left"/>
+              <w:cnfStyle w:val="000000000000" w:firstRow="0" w:lastRow="0" w:firstColumn="0" w:lastColumn="0" w:oddVBand="0" w:evenVBand="0" w:oddHBand="0" w:evenHBand="0" w:firstRowFirstColumn="0" w:firstRowLastColumn="0" w:lastRowFirstColumn="0" w:lastRowLastColumn="0"/>
+              <w:rPr>
+                <w:rFonts w:ascii="맑은 고딕" w:eastAsia="맑은 고딕" w:hAnsi="맑은 고딕" w:cs="굴림"/>
+                <w:color w:val="0563C1"/>
+                <w:kern w:val="0"/>
+                <w:sz w:val="16"/>
+                <w:szCs w:val="16"/>
+                <w:u w:val="single"/>
+              </w:rPr>
+            </w:pPr>
+          </w:p>
+        </w:tc>
+        <w:tc>
+          <w:tcPr>
+            <w:tcW w:w="1417" w:type="dxa"/>
+            <w:noWrap/>
+          </w:tcPr>
+          <w:p>
+            <w:pPr>
+              <w:widowControl/>
+              <w:wordWrap/>
+              <w:autoSpaceDE/>
+              <w:autoSpaceDN/>
+              <w:jc w:val="left"/>
+              <w:cnfStyle w:val="000000000000" w:firstRow="0" w:lastRow="0" w:firstColumn="0" w:lastColumn="0" w:oddVBand="0" w:evenVBand="0" w:oddHBand="0" w:evenHBand="0" w:firstRowFirstColumn="0" w:firstRowLastColumn="0" w:lastRowFirstColumn="0" w:lastRowLastColumn="0"/>
+              <w:rPr>
+                <w:rFonts w:ascii="맑은 고딕" w:eastAsia="맑은 고딕" w:hAnsi="맑은 고딕" w:cs="굴림"/>
+                <w:color w:val="0563C1"/>
+                <w:kern w:val="0"/>
+                <w:sz w:val="16"/>
+                <w:szCs w:val="20"/>
+                <w:u w:val="single"/>
+              </w:rPr>
+            </w:pPr>
+          </w:p>
+        </w:tc>
+      </w:tr>
+      <w:tr>
+        <w:trPr>
+          <w:trHeight w:val="320"/>
+        </w:trPr>
+        <w:tc>
+          <w:tcPr>
+            <w:cnfStyle w:val="001000000000" w:firstRow="0" w:lastRow="0" w:firstColumn="1" w:lastColumn="0" w:oddVBand="0" w:evenVBand="0" w:oddHBand="0" w:evenHBand="0" w:firstRowFirstColumn="0" w:firstRowLastColumn="0" w:lastRowFirstColumn="0" w:lastRowLastColumn="0"/>
+            <w:tcW w:w="536" w:type="dxa"/>
+            <w:noWrap/>
+          </w:tcPr>
+          <w:p>
+            <w:pPr>
+              <w:widowControl/>
+              <w:wordWrap/>
+              <w:autoSpaceDE/>
+              <w:autoSpaceDN/>
+              <w:jc w:val="center"/>
+              <w:rPr>
+                <w:rFonts w:ascii="Times New Roman" w:eastAsia="Times New Roman" w:hAnsi="Times New Roman" w:cs="Times New Roman"/>
+                <w:kern w:val="0"/>
+                <w:sz w:val="16"/>
+                <w:szCs w:val="20"/>
+              </w:rPr>
+            </w:pPr>
+          </w:p>
+        </w:tc>
+        <w:tc>
+          <w:tcPr>
+            <w:tcW w:w="1176" w:type="dxa"/>
+            <w:noWrap/>
+          </w:tcPr>
+          <w:p>
+            <w:pPr>
+              <w:widowControl/>
+              <w:wordWrap/>
+              <w:autoSpaceDE/>
+              <w:autoSpaceDN/>
+              <w:jc w:val="left"/>
+              <w:cnfStyle w:val="000000000000" w:firstRow="0" w:lastRow="0" w:firstColumn="0" w:lastColumn="0" w:oddVBand="0" w:evenVBand="0" w:oddHBand="0" w:evenHBand="0" w:firstRowFirstColumn="0" w:firstRowLastColumn="0" w:lastRowFirstColumn="0" w:lastRowLastColumn="0"/>
+              <w:rPr>
+                <w:rFonts w:ascii="맑은 고딕" w:eastAsia="맑은 고딕" w:hAnsi="맑은 고딕" w:cs="굴림"/>
+                <w:color w:val="000000"/>
+                <w:kern w:val="0"/>
+                <w:sz w:val="16"/>
+                <w:szCs w:val="20"/>
+              </w:rPr>
+            </w:pPr>
+          </w:p>
+        </w:tc>
+        <w:tc>
+          <w:tcPr>
+            <w:tcW w:w="1496" w:type="dxa"/>
+            <w:noWrap/>
+          </w:tcPr>
+          <w:p>
+            <w:pPr>
+              <w:widowControl/>
+              <w:wordWrap/>
+              <w:autoSpaceDE/>
+              <w:autoSpaceDN/>
+              <w:jc w:val="left"/>
+              <w:cnfStyle w:val="000000000000" w:firstRow="0" w:lastRow="0" w:firstColumn="0" w:lastColumn="0" w:oddVBand="0" w:evenVBand="0" w:oddHBand="0" w:evenHBand="0" w:firstRowFirstColumn="0" w:firstRowLastColumn="0" w:lastRowFirstColumn="0" w:lastRowLastColumn="0"/>
+              <w:rPr>
+                <w:rFonts w:ascii="맑은 고딕" w:eastAsia="맑은 고딕" w:hAnsi="맑은 고딕" w:cs="굴림" w:hint="eastAsia"/>
+                <w:color w:val="000000"/>
+                <w:kern w:val="0"/>
+                <w:sz w:val="16"/>
+                <w:szCs w:val="20"/>
+              </w:rPr>
+            </w:pPr>
+            <w:r>
+              <w:rPr>
+                <w:rFonts w:ascii="맑은 고딕" w:eastAsia="맑은 고딕" w:hAnsi="맑은 고딕" w:cs="굴림" w:hint="eastAsia"/>
+                <w:color w:val="000000"/>
+                <w:kern w:val="0"/>
+                <w:sz w:val="16"/>
+                <w:szCs w:val="20"/>
+              </w:rPr>
+              <w:t>파인튜닝</w:t>
+            </w:r>
+          </w:p>
+        </w:tc>
+        <w:tc>
+          <w:tcPr>
+            <w:tcW w:w="457" w:type="dxa"/>
+            <w:noWrap/>
+          </w:tcPr>
+          <w:p>
+            <w:pPr>
+              <w:widowControl/>
+              <w:wordWrap/>
+              <w:autoSpaceDE/>
+              <w:autoSpaceDN/>
+              <w:jc w:val="left"/>
+              <w:cnfStyle w:val="000000000000" w:firstRow="0" w:lastRow="0" w:firstColumn="0" w:lastColumn="0" w:oddVBand="0" w:evenVBand="0" w:oddHBand="0" w:evenHBand="0" w:firstRowFirstColumn="0" w:firstRowLastColumn="0" w:lastRowFirstColumn="0" w:lastRowLastColumn="0"/>
+              <w:rPr>
+                <w:rFonts w:ascii="맑은 고딕" w:eastAsia="맑은 고딕" w:hAnsi="맑은 고딕" w:cs="굴림" w:hint="eastAsia"/>
+                <w:color w:val="000000"/>
+                <w:kern w:val="0"/>
+                <w:sz w:val="16"/>
+                <w:szCs w:val="20"/>
+              </w:rPr>
+            </w:pPr>
+            <w:r>
+              <w:rPr>
+                <w:rFonts w:ascii="맑은 고딕" w:eastAsia="맑은 고딕" w:hAnsi="맑은 고딕" w:cs="굴림" w:hint="eastAsia"/>
+                <w:color w:val="000000"/>
+                <w:kern w:val="0"/>
+                <w:sz w:val="16"/>
+                <w:szCs w:val="20"/>
+              </w:rPr>
+              <w:t>R</w:t>
+            </w:r>
+            <w:r>
+              <w:rPr>
+                <w:rFonts w:ascii="맑은 고딕" w:eastAsia="맑은 고딕" w:hAnsi="맑은 고딕" w:cs="굴림"/>
+                <w:color w:val="000000"/>
+                <w:kern w:val="0"/>
+                <w:sz w:val="16"/>
+                <w:szCs w:val="20"/>
+              </w:rPr>
+              <w:t>6</w:t>
+            </w:r>
+          </w:p>
+        </w:tc>
+        <w:tc>
+          <w:tcPr>
+            <w:tcW w:w="512" w:type="dxa"/>
+          </w:tcPr>
+          <w:p>
+            <w:pPr>
+              <w:widowControl/>
+              <w:wordWrap/>
+              <w:autoSpaceDE/>
+              <w:autoSpaceDN/>
+              <w:jc w:val="left"/>
+              <w:cnfStyle w:val="000000000000" w:firstRow="0" w:lastRow="0" w:firstColumn="0" w:lastColumn="0" w:oddVBand="0" w:evenVBand="0" w:oddHBand="0" w:evenHBand="0" w:firstRowFirstColumn="0" w:firstRowLastColumn="0" w:lastRowFirstColumn="0" w:lastRowLastColumn="0"/>
+              <w:rPr>
+                <w:rFonts w:ascii="맑은 고딕" w:eastAsia="맑은 고딕" w:hAnsi="맑은 고딕" w:cs="굴림" w:hint="eastAsia"/>
+                <w:color w:val="000000"/>
+                <w:kern w:val="0"/>
+                <w:sz w:val="16"/>
+                <w:szCs w:val="20"/>
+              </w:rPr>
+            </w:pPr>
+            <w:r>
+              <w:rPr>
+                <w:rFonts w:ascii="맑은 고딕" w:eastAsia="맑은 고딕" w:hAnsi="맑은 고딕" w:cs="굴림"/>
+                <w:color w:val="000000"/>
+                <w:kern w:val="0"/>
+                <w:sz w:val="16"/>
+                <w:szCs w:val="20"/>
+              </w:rPr>
+              <w:t>30</w:t>
+            </w:r>
+          </w:p>
+        </w:tc>
+        <w:tc>
+          <w:tcPr>
+            <w:tcW w:w="4002" w:type="dxa"/>
+            <w:noWrap/>
+          </w:tcPr>
+          <w:p>
+            <w:pPr>
+              <w:widowControl/>
+              <w:wordWrap/>
+              <w:autoSpaceDE/>
+              <w:autoSpaceDN/>
+              <w:jc w:val="left"/>
+              <w:cnfStyle w:val="000000000000" w:firstRow="0" w:lastRow="0" w:firstColumn="0" w:lastColumn="0" w:oddVBand="0" w:evenVBand="0" w:oddHBand="0" w:evenHBand="0" w:firstRowFirstColumn="0" w:firstRowLastColumn="0" w:lastRowFirstColumn="0" w:lastRowLastColumn="0"/>
+              <w:rPr>
+                <w:sz w:val="16"/>
+              </w:rPr>
+            </w:pPr>
+            <w:hyperlink r:id="rId50" w:history="1">
+              <w:r>
+                <w:rPr>
+                  <w:rStyle w:val="a3"/>
+                  <w:sz w:val="16"/>
+                </w:rPr>
+                <w:t xml:space="preserve">높은 성능의 AI 에이전트 구현을 위한 Gemma3 </w:t>
+              </w:r>
+              <w:bookmarkStart w:id="0" w:name="_GoBack"/>
+              <w:bookmarkEnd w:id="0"/>
+              <w:r>
+                <w:rPr>
+                  <w:rStyle w:val="a3"/>
+                  <w:sz w:val="16"/>
+                </w:rPr>
+                <w:t>Function call 파인튜닝</w:t>
+              </w:r>
+            </w:hyperlink>
+          </w:p>
+        </w:tc>
+        <w:tc>
+          <w:tcPr>
+            <w:tcW w:w="5850" w:type="dxa"/>
+          </w:tcPr>
+          <w:p>
+            <w:pPr>
+              <w:widowControl/>
+              <w:wordWrap/>
+              <w:autoSpaceDE/>
+              <w:autoSpaceDN/>
+              <w:jc w:val="left"/>
+              <w:cnfStyle w:val="000000000000" w:firstRow="0" w:lastRow="0" w:firstColumn="0" w:lastColumn="0" w:oddVBand="0" w:evenVBand="0" w:oddHBand="0" w:evenHBand="0" w:firstRowFirstColumn="0" w:firstRowLastColumn="0" w:lastRowFirstColumn="0" w:lastRowLastColumn="0"/>
+              <w:rPr>
+                <w:rFonts w:ascii="맑은 고딕" w:eastAsia="맑은 고딕" w:hAnsi="맑은 고딕" w:cs="굴림"/>
+                <w:color w:val="0563C1"/>
+                <w:kern w:val="0"/>
+                <w:sz w:val="16"/>
+                <w:szCs w:val="16"/>
+                <w:u w:val="single"/>
+              </w:rPr>
+            </w:pPr>
+          </w:p>
+        </w:tc>
+        <w:tc>
+          <w:tcPr>
+            <w:tcW w:w="1417" w:type="dxa"/>
+            <w:noWrap/>
+          </w:tcPr>
+          <w:p>
+            <w:pPr>
+              <w:widowControl/>
+              <w:wordWrap/>
+              <w:autoSpaceDE/>
+              <w:autoSpaceDN/>
+              <w:jc w:val="left"/>
+              <w:cnfStyle w:val="000000000000" w:firstRow="0" w:lastRow="0" w:firstColumn="0" w:lastColumn="0" w:oddVBand="0" w:evenVBand="0" w:oddHBand="0" w:evenHBand="0" w:firstRowFirstColumn="0" w:firstRowLastColumn="0" w:lastRowFirstColumn="0" w:lastRowLastColumn="0"/>
+              <w:rPr>
+                <w:rFonts w:ascii="맑은 고딕" w:eastAsia="맑은 고딕" w:hAnsi="맑은 고딕" w:cs="굴림"/>
+                <w:color w:val="0563C1"/>
+                <w:kern w:val="0"/>
+                <w:sz w:val="16"/>
+                <w:szCs w:val="20"/>
+                <w:u w:val="single"/>
+              </w:rPr>
+            </w:pPr>
+          </w:p>
+        </w:tc>
+      </w:tr>
+      <w:tr>
+        <w:trPr>
+          <w:trHeight w:val="320"/>
+        </w:trPr>
+        <w:tc>
+          <w:tcPr>
+            <w:cnfStyle w:val="001000000000" w:firstRow="0" w:lastRow="0" w:firstColumn="1" w:lastColumn="0" w:oddVBand="0" w:evenVBand="0" w:oddHBand="0" w:evenHBand="0" w:firstRowFirstColumn="0" w:firstRowLastColumn="0" w:lastRowFirstColumn="0" w:lastRowLastColumn="0"/>
+            <w:tcW w:w="536" w:type="dxa"/>
+            <w:noWrap/>
+          </w:tcPr>
+          <w:p>
+            <w:pPr>
+              <w:widowControl/>
+              <w:wordWrap/>
+              <w:autoSpaceDE/>
+              <w:autoSpaceDN/>
+              <w:jc w:val="center"/>
+              <w:rPr>
+                <w:rFonts w:ascii="Times New Roman" w:eastAsia="Times New Roman" w:hAnsi="Times New Roman" w:cs="Times New Roman"/>
+                <w:kern w:val="0"/>
+                <w:sz w:val="16"/>
+                <w:szCs w:val="20"/>
+              </w:rPr>
+            </w:pPr>
+          </w:p>
+        </w:tc>
+        <w:tc>
+          <w:tcPr>
+            <w:tcW w:w="1176" w:type="dxa"/>
+            <w:noWrap/>
+          </w:tcPr>
+          <w:p>
+            <w:pPr>
+              <w:widowControl/>
+              <w:wordWrap/>
+              <w:autoSpaceDE/>
+              <w:autoSpaceDN/>
+              <w:jc w:val="left"/>
+              <w:cnfStyle w:val="000000000000" w:firstRow="0" w:lastRow="0" w:firstColumn="0" w:lastColumn="0" w:oddVBand="0" w:evenVBand="0" w:oddHBand="0" w:evenHBand="0" w:firstRowFirstColumn="0" w:firstRowLastColumn="0" w:lastRowFirstColumn="0" w:lastRowLastColumn="0"/>
+              <w:rPr>
+                <w:rFonts w:ascii="맑은 고딕" w:eastAsia="맑은 고딕" w:hAnsi="맑은 고딕" w:cs="굴림"/>
+                <w:color w:val="000000"/>
+                <w:kern w:val="0"/>
+                <w:sz w:val="16"/>
+                <w:szCs w:val="20"/>
+              </w:rPr>
+            </w:pPr>
             <w:r>
               <w:rPr>
                 <w:rFonts w:ascii="맑은 고딕" w:eastAsia="맑은 고딕" w:hAnsi="맑은 고딕" w:cs="굴림" w:hint="eastAsia"/>
@@ -11387,39 +12173,49 @@
         </w:tc>
         <w:tc>
           <w:tcPr>
-            <w:tcW w:w="441" w:type="dxa"/>
-          </w:tcPr>
-          <w:p>
-            <w:pPr>
-              <w:widowControl/>
-              <w:wordWrap/>
-              <w:autoSpaceDE/>
-              <w:autoSpaceDN/>
-              <w:jc w:val="center"/>
-              <w:cnfStyle w:val="000000000000" w:firstRow="0" w:lastRow="0" w:firstColumn="0" w:lastColumn="0" w:oddVBand="0" w:evenVBand="0" w:oddHBand="0" w:evenHBand="0" w:firstRowFirstColumn="0" w:firstRowLastColumn="0" w:lastRowFirstColumn="0" w:lastRowLastColumn="0"/>
-              <w:rPr>
-                <w:rFonts w:ascii="맑은 고딕" w:eastAsia="맑은 고딕" w:hAnsi="맑은 고딕" w:cs="굴림"/>
-                <w:color w:val="000000"/>
-                <w:kern w:val="0"/>
-                <w:sz w:val="16"/>
-                <w:szCs w:val="20"/>
-              </w:rPr>
-            </w:pPr>
-            <w:r>
-              <w:rPr>
-                <w:rFonts w:ascii="맑은 고딕" w:eastAsia="맑은 고딕" w:hAnsi="맑은 고딕" w:cs="굴림"/>
-                <w:color w:val="000000"/>
-                <w:kern w:val="0"/>
-                <w:sz w:val="16"/>
-                <w:szCs w:val="20"/>
-              </w:rPr>
-              <w:t>6</w:t>
-            </w:r>
-          </w:p>
-        </w:tc>
-        <w:tc>
-          <w:tcPr>
-            <w:tcW w:w="4073" w:type="dxa"/>
+            <w:tcW w:w="512" w:type="dxa"/>
+          </w:tcPr>
+          <w:p>
+            <w:pPr>
+              <w:widowControl/>
+              <w:wordWrap/>
+              <w:autoSpaceDE/>
+              <w:autoSpaceDN/>
+              <w:jc w:val="left"/>
+              <w:cnfStyle w:val="000000000000" w:firstRow="0" w:lastRow="0" w:firstColumn="0" w:lastColumn="0" w:oddVBand="0" w:evenVBand="0" w:oddHBand="0" w:evenHBand="0" w:firstRowFirstColumn="0" w:firstRowLastColumn="0" w:lastRowFirstColumn="0" w:lastRowLastColumn="0"/>
+              <w:rPr>
+                <w:rFonts w:ascii="맑은 고딕" w:eastAsia="맑은 고딕" w:hAnsi="맑은 고딕" w:cs="굴림"/>
+                <w:color w:val="000000"/>
+                <w:kern w:val="0"/>
+                <w:sz w:val="16"/>
+                <w:szCs w:val="20"/>
+              </w:rPr>
+            </w:pPr>
+            <w:r>
+              <w:rPr>
+                <w:rFonts w:ascii="맑은 고딕" w:eastAsia="맑은 고딕" w:hAnsi="맑은 고딕" w:cs="굴림"/>
+                <w:color w:val="000000"/>
+                <w:kern w:val="0"/>
+                <w:sz w:val="16"/>
+                <w:szCs w:val="20"/>
+              </w:rPr>
+              <w:t>3</w:t>
+            </w:r>
+            <w:r>
+              <w:rPr>
+                <w:rFonts w:ascii="맑은 고딕" w:eastAsia="맑은 고딕" w:hAnsi="맑은 고딕" w:cs="굴림"/>
+                <w:color w:val="000000"/>
+                <w:kern w:val="0"/>
+                <w:sz w:val="16"/>
+                <w:szCs w:val="20"/>
+              </w:rPr>
+              <w:t>0</w:t>
+            </w:r>
+          </w:p>
+        </w:tc>
+        <w:tc>
+          <w:tcPr>
+            <w:tcW w:w="4002" w:type="dxa"/>
             <w:noWrap/>
           </w:tcPr>
           <w:p>
@@ -11435,7 +12231,7 @@
                 <w:szCs w:val="16"/>
               </w:rPr>
             </w:pPr>
-            <w:hyperlink r:id="rId49" w:history="1">
+            <w:hyperlink r:id="rId51" w:history="1">
               <w:r>
                 <w:rPr>
                   <w:rStyle w:val="a3"/>
@@ -11449,7 +12245,7 @@
         </w:tc>
         <w:tc>
           <w:tcPr>
-            <w:tcW w:w="4974" w:type="dxa"/>
+            <w:tcW w:w="5850" w:type="dxa"/>
           </w:tcPr>
           <w:p>
             <w:pPr>
@@ -11468,7 +12264,7 @@
                 <w:u w:val="single"/>
               </w:rPr>
             </w:pPr>
-            <w:hyperlink r:id="rId50" w:history="1">
+            <w:hyperlink r:id="rId52" w:history="1">
               <w:r>
                 <w:rPr>
                   <w:rStyle w:val="a3"/>
@@ -11482,7 +12278,7 @@
         </w:tc>
         <w:tc>
           <w:tcPr>
-            <w:tcW w:w="1157" w:type="dxa"/>
+            <w:tcW w:w="1417" w:type="dxa"/>
             <w:noWrap/>
           </w:tcPr>
           <w:p>
@@ -11642,39 +12438,39 @@
         </w:tc>
         <w:tc>
           <w:tcPr>
-            <w:tcW w:w="441" w:type="dxa"/>
-          </w:tcPr>
-          <w:p>
-            <w:pPr>
-              <w:widowControl/>
-              <w:wordWrap/>
-              <w:autoSpaceDE/>
-              <w:autoSpaceDN/>
-              <w:jc w:val="center"/>
-              <w:cnfStyle w:val="000000000000" w:firstRow="0" w:lastRow="0" w:firstColumn="0" w:lastColumn="0" w:oddVBand="0" w:evenVBand="0" w:oddHBand="0" w:evenHBand="0" w:firstRowFirstColumn="0" w:firstRowLastColumn="0" w:lastRowFirstColumn="0" w:lastRowLastColumn="0"/>
-              <w:rPr>
-                <w:rFonts w:ascii="맑은 고딕" w:eastAsia="맑은 고딕" w:hAnsi="맑은 고딕" w:cs="굴림"/>
-                <w:color w:val="000000"/>
-                <w:kern w:val="0"/>
-                <w:sz w:val="16"/>
-                <w:szCs w:val="20"/>
-              </w:rPr>
-            </w:pPr>
-            <w:r>
-              <w:rPr>
-                <w:rFonts w:ascii="맑은 고딕" w:eastAsia="맑은 고딕" w:hAnsi="맑은 고딕" w:cs="굴림"/>
-                <w:color w:val="000000"/>
-                <w:kern w:val="0"/>
-                <w:sz w:val="16"/>
-                <w:szCs w:val="20"/>
-              </w:rPr>
-              <w:t>2</w:t>
-            </w:r>
-          </w:p>
-        </w:tc>
-        <w:tc>
-          <w:tcPr>
-            <w:tcW w:w="4073" w:type="dxa"/>
+            <w:tcW w:w="512" w:type="dxa"/>
+          </w:tcPr>
+          <w:p>
+            <w:pPr>
+              <w:widowControl/>
+              <w:wordWrap/>
+              <w:autoSpaceDE/>
+              <w:autoSpaceDN/>
+              <w:jc w:val="left"/>
+              <w:cnfStyle w:val="000000000000" w:firstRow="0" w:lastRow="0" w:firstColumn="0" w:lastColumn="0" w:oddVBand="0" w:evenVBand="0" w:oddHBand="0" w:evenHBand="0" w:firstRowFirstColumn="0" w:firstRowLastColumn="0" w:lastRowFirstColumn="0" w:lastRowLastColumn="0"/>
+              <w:rPr>
+                <w:rFonts w:ascii="맑은 고딕" w:eastAsia="맑은 고딕" w:hAnsi="맑은 고딕" w:cs="굴림"/>
+                <w:color w:val="000000"/>
+                <w:kern w:val="0"/>
+                <w:sz w:val="16"/>
+                <w:szCs w:val="20"/>
+              </w:rPr>
+            </w:pPr>
+            <w:r>
+              <w:rPr>
+                <w:rFonts w:ascii="맑은 고딕" w:eastAsia="맑은 고딕" w:hAnsi="맑은 고딕" w:cs="굴림"/>
+                <w:color w:val="000000"/>
+                <w:kern w:val="0"/>
+                <w:sz w:val="16"/>
+                <w:szCs w:val="20"/>
+              </w:rPr>
+              <w:t>20</w:t>
+            </w:r>
+          </w:p>
+        </w:tc>
+        <w:tc>
+          <w:tcPr>
+            <w:tcW w:w="4002" w:type="dxa"/>
             <w:noWrap/>
           </w:tcPr>
           <w:p>
@@ -11690,7 +12486,7 @@
                 <w:szCs w:val="16"/>
               </w:rPr>
             </w:pPr>
-            <w:hyperlink r:id="rId51" w:history="1">
+            <w:hyperlink r:id="rId53" w:history="1">
               <w:r>
                 <w:rPr>
                   <w:rStyle w:val="a3"/>
@@ -11721,7 +12517,7 @@
         </w:tc>
         <w:tc>
           <w:tcPr>
-            <w:tcW w:w="4974" w:type="dxa"/>
+            <w:tcW w:w="5850" w:type="dxa"/>
           </w:tcPr>
           <w:p>
             <w:pPr>
@@ -11747,7 +12543,7 @@
               </w:rPr>
               <w:t xml:space="preserve">구매 결재 </w:t>
             </w:r>
-            <w:hyperlink r:id="rId52" w:history="1">
+            <w:hyperlink r:id="rId54" w:history="1">
               <w:r>
                 <w:rPr>
                   <w:rStyle w:val="a3"/>
@@ -11777,7 +12573,7 @@
               </w:rPr>
               <w:t xml:space="preserve">도메인 호스팅 </w:t>
             </w:r>
-            <w:hyperlink r:id="rId53" w:history="1">
+            <w:hyperlink r:id="rId55" w:history="1">
               <w:r>
                 <w:rPr>
                   <w:rStyle w:val="a3"/>
@@ -11811,7 +12607,7 @@
         </w:tc>
         <w:tc>
           <w:tcPr>
-            <w:tcW w:w="1157" w:type="dxa"/>
+            <w:tcW w:w="1417" w:type="dxa"/>
             <w:noWrap/>
           </w:tcPr>
           <w:p>
@@ -11971,15 +12767,15 @@
         </w:tc>
         <w:tc>
           <w:tcPr>
-            <w:tcW w:w="441" w:type="dxa"/>
-          </w:tcPr>
-          <w:p>
-            <w:pPr>
-              <w:widowControl/>
-              <w:wordWrap/>
-              <w:autoSpaceDE/>
-              <w:autoSpaceDN/>
-              <w:jc w:val="center"/>
+            <w:tcW w:w="512" w:type="dxa"/>
+          </w:tcPr>
+          <w:p>
+            <w:pPr>
+              <w:widowControl/>
+              <w:wordWrap/>
+              <w:autoSpaceDE/>
+              <w:autoSpaceDN/>
+              <w:jc w:val="left"/>
               <w:cnfStyle w:val="000000000000" w:firstRow="0" w:lastRow="0" w:firstColumn="0" w:lastColumn="0" w:oddVBand="0" w:evenVBand="0" w:oddHBand="0" w:evenHBand="0" w:firstRowFirstColumn="0" w:firstRowLastColumn="0" w:lastRowFirstColumn="0" w:lastRowLastColumn="0"/>
               <w:rPr>
                 <w:rFonts w:ascii="맑은 고딕" w:eastAsia="맑은 고딕" w:hAnsi="맑은 고딕" w:cs="굴림"/>
@@ -11999,11 +12795,21 @@
               </w:rPr>
               <w:t>3</w:t>
             </w:r>
-          </w:p>
-        </w:tc>
-        <w:tc>
-          <w:tcPr>
-            <w:tcW w:w="4073" w:type="dxa"/>
+            <w:r>
+              <w:rPr>
+                <w:rFonts w:ascii="맑은 고딕" w:eastAsia="맑은 고딕" w:hAnsi="맑은 고딕" w:cs="굴림"/>
+                <w:color w:val="000000"/>
+                <w:kern w:val="0"/>
+                <w:sz w:val="16"/>
+                <w:szCs w:val="20"/>
+              </w:rPr>
+              <w:t>0</w:t>
+            </w:r>
+          </w:p>
+        </w:tc>
+        <w:tc>
+          <w:tcPr>
+            <w:tcW w:w="4002" w:type="dxa"/>
             <w:noWrap/>
           </w:tcPr>
           <w:p>
@@ -12023,7 +12829,7 @@
                 <w:u w:val="single"/>
               </w:rPr>
             </w:pPr>
-            <w:hyperlink r:id="rId54" w:history="1">
+            <w:hyperlink r:id="rId56" w:history="1">
               <w:r>
                 <w:rPr>
                   <w:rFonts w:ascii="맑은 고딕" w:eastAsia="맑은 고딕" w:hAnsi="맑은 고딕" w:cs="굴림" w:hint="eastAsia"/>
@@ -12051,7 +12857,7 @@
         </w:tc>
         <w:tc>
           <w:tcPr>
-            <w:tcW w:w="4974" w:type="dxa"/>
+            <w:tcW w:w="5850" w:type="dxa"/>
           </w:tcPr>
           <w:p>
             <w:pPr>
@@ -12147,7 +12953,7 @@
         </w:tc>
         <w:tc>
           <w:tcPr>
-            <w:tcW w:w="1157" w:type="dxa"/>
+            <w:tcW w:w="1417" w:type="dxa"/>
             <w:noWrap/>
           </w:tcPr>
           <w:p>
@@ -12317,15 +13123,15 @@
         </w:tc>
         <w:tc>
           <w:tcPr>
-            <w:tcW w:w="441" w:type="dxa"/>
-          </w:tcPr>
-          <w:p>
-            <w:pPr>
-              <w:widowControl/>
-              <w:wordWrap/>
-              <w:autoSpaceDE/>
-              <w:autoSpaceDN/>
-              <w:jc w:val="center"/>
+            <w:tcW w:w="512" w:type="dxa"/>
+          </w:tcPr>
+          <w:p>
+            <w:pPr>
+              <w:widowControl/>
+              <w:wordWrap/>
+              <w:autoSpaceDE/>
+              <w:autoSpaceDN/>
+              <w:jc w:val="left"/>
               <w:cnfStyle w:val="000000000000" w:firstRow="0" w:lastRow="0" w:firstColumn="0" w:lastColumn="0" w:oddVBand="0" w:evenVBand="0" w:oddHBand="0" w:evenHBand="0" w:firstRowFirstColumn="0" w:firstRowLastColumn="0" w:lastRowFirstColumn="0" w:lastRowLastColumn="0"/>
               <w:rPr>
                 <w:rFonts w:ascii="맑은 고딕" w:eastAsia="맑은 고딕" w:hAnsi="맑은 고딕" w:cs="굴림"/>
@@ -12345,11 +13151,21 @@
               </w:rPr>
               <w:t>3</w:t>
             </w:r>
-          </w:p>
-        </w:tc>
-        <w:tc>
-          <w:tcPr>
-            <w:tcW w:w="4073" w:type="dxa"/>
+            <w:r>
+              <w:rPr>
+                <w:rFonts w:ascii="맑은 고딕" w:eastAsia="맑은 고딕" w:hAnsi="맑은 고딕" w:cs="굴림"/>
+                <w:color w:val="000000"/>
+                <w:kern w:val="0"/>
+                <w:sz w:val="16"/>
+                <w:szCs w:val="20"/>
+              </w:rPr>
+              <w:t>0</w:t>
+            </w:r>
+          </w:p>
+        </w:tc>
+        <w:tc>
+          <w:tcPr>
+            <w:tcW w:w="4002" w:type="dxa"/>
             <w:noWrap/>
           </w:tcPr>
           <w:p>
@@ -12369,7 +13185,7 @@
                 <w:u w:val="single"/>
               </w:rPr>
             </w:pPr>
-            <w:hyperlink r:id="rId55" w:history="1">
+            <w:hyperlink r:id="rId57" w:history="1">
               <w:r>
                 <w:rPr>
                   <w:rFonts w:ascii="맑은 고딕" w:eastAsia="맑은 고딕" w:hAnsi="맑은 고딕" w:cs="굴림" w:hint="eastAsia"/>
@@ -12386,7 +13202,7 @@
         </w:tc>
         <w:tc>
           <w:tcPr>
-            <w:tcW w:w="4974" w:type="dxa"/>
+            <w:tcW w:w="5850" w:type="dxa"/>
           </w:tcPr>
           <w:p>
             <w:pPr>
@@ -12409,7 +13225,7 @@
         </w:tc>
         <w:tc>
           <w:tcPr>
-            <w:tcW w:w="1157" w:type="dxa"/>
+            <w:tcW w:w="1417" w:type="dxa"/>
             <w:noWrap/>
             <w:hideMark/>
           </w:tcPr>
@@ -12565,15 +13381,15 @@
         </w:tc>
         <w:tc>
           <w:tcPr>
-            <w:tcW w:w="441" w:type="dxa"/>
-          </w:tcPr>
-          <w:p>
-            <w:pPr>
-              <w:widowControl/>
-              <w:wordWrap/>
-              <w:autoSpaceDE/>
-              <w:autoSpaceDN/>
-              <w:jc w:val="center"/>
+            <w:tcW w:w="512" w:type="dxa"/>
+          </w:tcPr>
+          <w:p>
+            <w:pPr>
+              <w:widowControl/>
+              <w:wordWrap/>
+              <w:autoSpaceDE/>
+              <w:autoSpaceDN/>
+              <w:jc w:val="left"/>
               <w:cnfStyle w:val="000000000000" w:firstRow="0" w:lastRow="0" w:firstColumn="0" w:lastColumn="0" w:oddVBand="0" w:evenVBand="0" w:oddHBand="0" w:evenHBand="0" w:firstRowFirstColumn="0" w:firstRowLastColumn="0" w:lastRowFirstColumn="0" w:lastRowLastColumn="0"/>
               <w:rPr>
                 <w:rFonts w:ascii="맑은 고딕" w:eastAsia="맑은 고딕" w:hAnsi="맑은 고딕" w:cs="굴림"/>
@@ -12593,11 +13409,21 @@
               </w:rPr>
               <w:t>4</w:t>
             </w:r>
-          </w:p>
-        </w:tc>
-        <w:tc>
-          <w:tcPr>
-            <w:tcW w:w="4073" w:type="dxa"/>
+            <w:r>
+              <w:rPr>
+                <w:rFonts w:ascii="맑은 고딕" w:eastAsia="맑은 고딕" w:hAnsi="맑은 고딕" w:cs="굴림"/>
+                <w:color w:val="000000"/>
+                <w:kern w:val="0"/>
+                <w:sz w:val="16"/>
+                <w:szCs w:val="20"/>
+              </w:rPr>
+              <w:t>0</w:t>
+            </w:r>
+          </w:p>
+        </w:tc>
+        <w:tc>
+          <w:tcPr>
+            <w:tcW w:w="4002" w:type="dxa"/>
             <w:noWrap/>
           </w:tcPr>
           <w:p>
@@ -12621,29 +13447,29 @@
         </w:tc>
         <w:tc>
           <w:tcPr>
-            <w:tcW w:w="4974" w:type="dxa"/>
-          </w:tcPr>
-          <w:p>
-            <w:pPr>
-              <w:widowControl/>
-              <w:wordWrap/>
-              <w:autoSpaceDE/>
-              <w:autoSpaceDN/>
-              <w:jc w:val="left"/>
-              <w:cnfStyle w:val="000000000000" w:firstRow="0" w:lastRow="0" w:firstColumn="0" w:lastColumn="0" w:oddVBand="0" w:evenVBand="0" w:oddHBand="0" w:evenHBand="0" w:firstRowFirstColumn="0" w:firstRowLastColumn="0" w:lastRowFirstColumn="0" w:lastRowLastColumn="0"/>
-              <w:rPr>
-                <w:rFonts w:ascii="맑은 고딕" w:eastAsia="맑은 고딕" w:hAnsi="맑은 고딕" w:cs="굴림"/>
-                <w:color w:val="000000"/>
-                <w:kern w:val="0"/>
-                <w:sz w:val="16"/>
-                <w:szCs w:val="20"/>
-              </w:rPr>
-            </w:pPr>
-          </w:p>
-        </w:tc>
-        <w:tc>
-          <w:tcPr>
-            <w:tcW w:w="1157" w:type="dxa"/>
+            <w:tcW w:w="5850" w:type="dxa"/>
+          </w:tcPr>
+          <w:p>
+            <w:pPr>
+              <w:widowControl/>
+              <w:wordWrap/>
+              <w:autoSpaceDE/>
+              <w:autoSpaceDN/>
+              <w:jc w:val="left"/>
+              <w:cnfStyle w:val="000000000000" w:firstRow="0" w:lastRow="0" w:firstColumn="0" w:lastColumn="0" w:oddVBand="0" w:evenVBand="0" w:oddHBand="0" w:evenHBand="0" w:firstRowFirstColumn="0" w:firstRowLastColumn="0" w:lastRowFirstColumn="0" w:lastRowLastColumn="0"/>
+              <w:rPr>
+                <w:rFonts w:ascii="맑은 고딕" w:eastAsia="맑은 고딕" w:hAnsi="맑은 고딕" w:cs="굴림"/>
+                <w:color w:val="000000"/>
+                <w:kern w:val="0"/>
+                <w:sz w:val="16"/>
+                <w:szCs w:val="20"/>
+              </w:rPr>
+            </w:pPr>
+          </w:p>
+        </w:tc>
+        <w:tc>
+          <w:tcPr>
+            <w:tcW w:w="1417" w:type="dxa"/>
             <w:noWrap/>
             <w:hideMark/>
           </w:tcPr>
@@ -12822,7 +13648,7 @@
         </w:tc>
         <w:tc>
           <w:tcPr>
-            <w:tcW w:w="441" w:type="dxa"/>
+            <w:tcW w:w="512" w:type="dxa"/>
             <w:shd w:val="clear" w:color="auto" w:fill="E2EFD9" w:themeFill="accent6" w:themeFillTint="33"/>
           </w:tcPr>
           <w:p>
@@ -12831,7 +13657,7 @@
               <w:wordWrap/>
               <w:autoSpaceDE/>
               <w:autoSpaceDN/>
-              <w:jc w:val="center"/>
+              <w:jc w:val="left"/>
               <w:cnfStyle w:val="000000000000" w:firstRow="0" w:lastRow="0" w:firstColumn="0" w:lastColumn="0" w:oddVBand="0" w:evenVBand="0" w:oddHBand="0" w:evenHBand="0" w:firstRowFirstColumn="0" w:firstRowLastColumn="0" w:lastRowFirstColumn="0" w:lastRowLastColumn="0"/>
               <w:rPr>
                 <w:rFonts w:ascii="맑은 고딕" w:eastAsia="맑은 고딕" w:hAnsi="맑은 고딕" w:cs="굴림"/>
@@ -12851,11 +13677,21 @@
               </w:rPr>
               <w:t>3</w:t>
             </w:r>
-          </w:p>
-        </w:tc>
-        <w:tc>
-          <w:tcPr>
-            <w:tcW w:w="4073" w:type="dxa"/>
+            <w:r>
+              <w:rPr>
+                <w:rFonts w:ascii="맑은 고딕" w:eastAsia="맑은 고딕" w:hAnsi="맑은 고딕" w:cs="굴림"/>
+                <w:color w:val="000000"/>
+                <w:kern w:val="0"/>
+                <w:sz w:val="16"/>
+                <w:szCs w:val="20"/>
+              </w:rPr>
+              <w:t>0</w:t>
+            </w:r>
+          </w:p>
+        </w:tc>
+        <w:tc>
+          <w:tcPr>
+            <w:tcW w:w="4002" w:type="dxa"/>
             <w:shd w:val="clear" w:color="auto" w:fill="E2EFD9" w:themeFill="accent6" w:themeFillTint="33"/>
             <w:noWrap/>
           </w:tcPr>
@@ -12875,7 +13711,7 @@
                 <w:u w:val="single"/>
               </w:rPr>
             </w:pPr>
-            <w:hyperlink r:id="rId56" w:history="1">
+            <w:hyperlink r:id="rId58" w:history="1">
               <w:r>
                 <w:rPr>
                   <w:rStyle w:val="a3"/>
@@ -12888,7 +13724,7 @@
         </w:tc>
         <w:tc>
           <w:tcPr>
-            <w:tcW w:w="4974" w:type="dxa"/>
+            <w:tcW w:w="5850" w:type="dxa"/>
             <w:shd w:val="clear" w:color="auto" w:fill="E2EFD9" w:themeFill="accent6" w:themeFillTint="33"/>
           </w:tcPr>
           <w:p>
@@ -12911,7 +13747,7 @@
         </w:tc>
         <w:tc>
           <w:tcPr>
-            <w:tcW w:w="1157" w:type="dxa"/>
+            <w:tcW w:w="1417" w:type="dxa"/>
             <w:shd w:val="clear" w:color="auto" w:fill="E2EFD9" w:themeFill="accent6" w:themeFillTint="33"/>
             <w:noWrap/>
             <w:hideMark/>
@@ -13052,15 +13888,15 @@
         </w:tc>
         <w:tc>
           <w:tcPr>
-            <w:tcW w:w="441" w:type="dxa"/>
-          </w:tcPr>
-          <w:p>
-            <w:pPr>
-              <w:widowControl/>
-              <w:wordWrap/>
-              <w:autoSpaceDE/>
-              <w:autoSpaceDN/>
-              <w:jc w:val="center"/>
+            <w:tcW w:w="512" w:type="dxa"/>
+          </w:tcPr>
+          <w:p>
+            <w:pPr>
+              <w:widowControl/>
+              <w:wordWrap/>
+              <w:autoSpaceDE/>
+              <w:autoSpaceDN/>
+              <w:jc w:val="left"/>
               <w:cnfStyle w:val="000000000000" w:firstRow="0" w:lastRow="0" w:firstColumn="0" w:lastColumn="0" w:oddVBand="0" w:evenVBand="0" w:oddHBand="0" w:evenHBand="0" w:firstRowFirstColumn="0" w:firstRowLastColumn="0" w:lastRowFirstColumn="0" w:lastRowLastColumn="0"/>
               <w:rPr>
                 <w:rFonts w:ascii="맑은 고딕" w:eastAsia="맑은 고딕" w:hAnsi="맑은 고딕" w:cs="굴림"/>
@@ -13080,11 +13916,21 @@
               </w:rPr>
               <w:t>1</w:t>
             </w:r>
-          </w:p>
-        </w:tc>
-        <w:tc>
-          <w:tcPr>
-            <w:tcW w:w="4073" w:type="dxa"/>
+            <w:r>
+              <w:rPr>
+                <w:rFonts w:ascii="맑은 고딕" w:eastAsia="맑은 고딕" w:hAnsi="맑은 고딕" w:cs="굴림"/>
+                <w:color w:val="000000"/>
+                <w:kern w:val="0"/>
+                <w:sz w:val="16"/>
+                <w:szCs w:val="20"/>
+              </w:rPr>
+              <w:t>0</w:t>
+            </w:r>
+          </w:p>
+        </w:tc>
+        <w:tc>
+          <w:tcPr>
+            <w:tcW w:w="4002" w:type="dxa"/>
             <w:noWrap/>
           </w:tcPr>
           <w:p>
@@ -13103,7 +13949,7 @@
                 <w:u w:val="single"/>
               </w:rPr>
             </w:pPr>
-            <w:hyperlink r:id="rId57" w:history="1">
+            <w:hyperlink r:id="rId59" w:history="1">
               <w:r>
                 <w:rPr>
                   <w:rStyle w:val="a3"/>
@@ -13122,7 +13968,7 @@
         </w:tc>
         <w:tc>
           <w:tcPr>
-            <w:tcW w:w="4974" w:type="dxa"/>
+            <w:tcW w:w="5850" w:type="dxa"/>
           </w:tcPr>
           <w:p>
             <w:pPr>
@@ -13139,7 +13985,7 @@
                 <w:sz w:val="16"/>
               </w:rPr>
             </w:pPr>
-            <w:hyperlink r:id="rId58" w:history="1">
+            <w:hyperlink r:id="rId60" w:history="1">
               <w:r>
                 <w:rPr>
                   <w:rStyle w:val="a3"/>
@@ -13170,7 +14016,7 @@
         </w:tc>
         <w:tc>
           <w:tcPr>
-            <w:tcW w:w="1157" w:type="dxa"/>
+            <w:tcW w:w="1417" w:type="dxa"/>
             <w:noWrap/>
           </w:tcPr>
           <w:p>
@@ -13319,15 +14165,15 @@
         </w:tc>
         <w:tc>
           <w:tcPr>
-            <w:tcW w:w="441" w:type="dxa"/>
-          </w:tcPr>
-          <w:p>
-            <w:pPr>
-              <w:widowControl/>
-              <w:wordWrap/>
-              <w:autoSpaceDE/>
-              <w:autoSpaceDN/>
-              <w:jc w:val="center"/>
+            <w:tcW w:w="512" w:type="dxa"/>
+          </w:tcPr>
+          <w:p>
+            <w:pPr>
+              <w:widowControl/>
+              <w:wordWrap/>
+              <w:autoSpaceDE/>
+              <w:autoSpaceDN/>
+              <w:jc w:val="left"/>
               <w:cnfStyle w:val="000000000000" w:firstRow="0" w:lastRow="0" w:firstColumn="0" w:lastColumn="0" w:oddVBand="0" w:evenVBand="0" w:oddHBand="0" w:evenHBand="0" w:firstRowFirstColumn="0" w:firstRowLastColumn="0" w:lastRowFirstColumn="0" w:lastRowLastColumn="0"/>
               <w:rPr>
                 <w:rFonts w:ascii="맑은 고딕" w:eastAsia="맑은 고딕" w:hAnsi="맑은 고딕" w:cs="굴림"/>
@@ -13347,11 +14193,21 @@
               </w:rPr>
               <w:t>2</w:t>
             </w:r>
-          </w:p>
-        </w:tc>
-        <w:tc>
-          <w:tcPr>
-            <w:tcW w:w="4073" w:type="dxa"/>
+            <w:r>
+              <w:rPr>
+                <w:rFonts w:ascii="맑은 고딕" w:eastAsia="맑은 고딕" w:hAnsi="맑은 고딕" w:cs="굴림"/>
+                <w:color w:val="000000"/>
+                <w:kern w:val="0"/>
+                <w:sz w:val="16"/>
+                <w:szCs w:val="20"/>
+              </w:rPr>
+              <w:t>0</w:t>
+            </w:r>
+          </w:p>
+        </w:tc>
+        <w:tc>
+          <w:tcPr>
+            <w:tcW w:w="4002" w:type="dxa"/>
             <w:noWrap/>
           </w:tcPr>
           <w:p>
@@ -13497,7 +14353,7 @@
         </w:tc>
         <w:tc>
           <w:tcPr>
-            <w:tcW w:w="4974" w:type="dxa"/>
+            <w:tcW w:w="5850" w:type="dxa"/>
           </w:tcPr>
           <w:p>
             <w:pPr>
@@ -13537,7 +14393,7 @@
         </w:tc>
         <w:tc>
           <w:tcPr>
-            <w:tcW w:w="1157" w:type="dxa"/>
+            <w:tcW w:w="1417" w:type="dxa"/>
             <w:noWrap/>
           </w:tcPr>
           <w:p>
@@ -13557,7 +14413,7 @@
                 <w:u w:val="single"/>
               </w:rPr>
             </w:pPr>
-            <w:hyperlink r:id="rId59" w:history="1">
+            <w:hyperlink r:id="rId61" w:history="1">
               <w:r>
                 <w:rPr>
                   <w:rStyle w:val="a3"/>
@@ -13700,15 +14556,15 @@
         </w:tc>
         <w:tc>
           <w:tcPr>
-            <w:tcW w:w="441" w:type="dxa"/>
-          </w:tcPr>
-          <w:p>
-            <w:pPr>
-              <w:widowControl/>
-              <w:wordWrap/>
-              <w:autoSpaceDE/>
-              <w:autoSpaceDN/>
-              <w:jc w:val="center"/>
+            <w:tcW w:w="512" w:type="dxa"/>
+          </w:tcPr>
+          <w:p>
+            <w:pPr>
+              <w:widowControl/>
+              <w:wordWrap/>
+              <w:autoSpaceDE/>
+              <w:autoSpaceDN/>
+              <w:jc w:val="left"/>
               <w:cnfStyle w:val="000000000000" w:firstRow="0" w:lastRow="0" w:firstColumn="0" w:lastColumn="0" w:oddVBand="0" w:evenVBand="0" w:oddHBand="0" w:evenHBand="0" w:firstRowFirstColumn="0" w:firstRowLastColumn="0" w:lastRowFirstColumn="0" w:lastRowLastColumn="0"/>
               <w:rPr>
                 <w:rFonts w:ascii="맑은 고딕" w:eastAsia="맑은 고딕" w:hAnsi="맑은 고딕" w:cs="굴림"/>
@@ -13728,11 +14584,21 @@
               </w:rPr>
               <w:t>6</w:t>
             </w:r>
-          </w:p>
-        </w:tc>
-        <w:tc>
-          <w:tcPr>
-            <w:tcW w:w="4073" w:type="dxa"/>
+            <w:r>
+              <w:rPr>
+                <w:rFonts w:ascii="맑은 고딕" w:eastAsia="맑은 고딕" w:hAnsi="맑은 고딕" w:cs="굴림"/>
+                <w:color w:val="000000"/>
+                <w:kern w:val="0"/>
+                <w:sz w:val="16"/>
+                <w:szCs w:val="20"/>
+              </w:rPr>
+              <w:t>0</w:t>
+            </w:r>
+          </w:p>
+        </w:tc>
+        <w:tc>
+          <w:tcPr>
+            <w:tcW w:w="4002" w:type="dxa"/>
             <w:noWrap/>
             <w:hideMark/>
           </w:tcPr>
@@ -13752,7 +14618,7 @@
                 <w:u w:val="single"/>
               </w:rPr>
             </w:pPr>
-            <w:hyperlink r:id="rId60" w:history="1">
+            <w:hyperlink r:id="rId62" w:history="1">
               <w:r>
                 <w:rPr>
                   <w:rFonts w:ascii="맑은 고딕" w:eastAsia="맑은 고딕" w:hAnsi="맑은 고딕" w:cs="굴림" w:hint="eastAsia"/>
@@ -13768,7 +14634,7 @@
         </w:tc>
         <w:tc>
           <w:tcPr>
-            <w:tcW w:w="4974" w:type="dxa"/>
+            <w:tcW w:w="5850" w:type="dxa"/>
           </w:tcPr>
           <w:p>
             <w:pPr>
@@ -13786,7 +14652,7 @@
                 <w:u w:val="single"/>
               </w:rPr>
             </w:pPr>
-            <w:hyperlink r:id="rId61" w:history="1">
+            <w:hyperlink r:id="rId63" w:history="1">
               <w:r>
                 <w:rPr>
                   <w:rStyle w:val="a3"/>
@@ -13818,7 +14684,7 @@
         </w:tc>
         <w:tc>
           <w:tcPr>
-            <w:tcW w:w="1157" w:type="dxa"/>
+            <w:tcW w:w="1417" w:type="dxa"/>
             <w:noWrap/>
             <w:hideMark/>
           </w:tcPr>
@@ -13982,39 +14848,39 @@
         </w:tc>
         <w:tc>
           <w:tcPr>
-            <w:tcW w:w="441" w:type="dxa"/>
-          </w:tcPr>
-          <w:p>
-            <w:pPr>
-              <w:widowControl/>
-              <w:wordWrap/>
-              <w:autoSpaceDE/>
-              <w:autoSpaceDN/>
-              <w:jc w:val="center"/>
-              <w:cnfStyle w:val="000000000000" w:firstRow="0" w:lastRow="0" w:firstColumn="0" w:lastColumn="0" w:oddVBand="0" w:evenVBand="0" w:oddHBand="0" w:evenHBand="0" w:firstRowFirstColumn="0" w:firstRowLastColumn="0" w:lastRowFirstColumn="0" w:lastRowLastColumn="0"/>
-              <w:rPr>
-                <w:rFonts w:ascii="맑은 고딕" w:eastAsia="맑은 고딕" w:hAnsi="맑은 고딕" w:cs="굴림"/>
-                <w:color w:val="000000"/>
-                <w:kern w:val="0"/>
-                <w:sz w:val="16"/>
-                <w:szCs w:val="20"/>
-              </w:rPr>
-            </w:pPr>
-            <w:r>
-              <w:rPr>
-                <w:rFonts w:ascii="맑은 고딕" w:eastAsia="맑은 고딕" w:hAnsi="맑은 고딕" w:cs="굴림"/>
-                <w:color w:val="000000"/>
-                <w:kern w:val="0"/>
-                <w:sz w:val="16"/>
-                <w:szCs w:val="20"/>
-              </w:rPr>
-              <w:t>6</w:t>
-            </w:r>
-          </w:p>
-        </w:tc>
-        <w:tc>
-          <w:tcPr>
-            <w:tcW w:w="4073" w:type="dxa"/>
+            <w:tcW w:w="512" w:type="dxa"/>
+          </w:tcPr>
+          <w:p>
+            <w:pPr>
+              <w:widowControl/>
+              <w:wordWrap/>
+              <w:autoSpaceDE/>
+              <w:autoSpaceDN/>
+              <w:jc w:val="left"/>
+              <w:cnfStyle w:val="000000000000" w:firstRow="0" w:lastRow="0" w:firstColumn="0" w:lastColumn="0" w:oddVBand="0" w:evenVBand="0" w:oddHBand="0" w:evenHBand="0" w:firstRowFirstColumn="0" w:firstRowLastColumn="0" w:lastRowFirstColumn="0" w:lastRowLastColumn="0"/>
+              <w:rPr>
+                <w:rFonts w:ascii="맑은 고딕" w:eastAsia="맑은 고딕" w:hAnsi="맑은 고딕" w:cs="굴림"/>
+                <w:color w:val="000000"/>
+                <w:kern w:val="0"/>
+                <w:sz w:val="16"/>
+                <w:szCs w:val="20"/>
+              </w:rPr>
+            </w:pPr>
+            <w:r>
+              <w:rPr>
+                <w:rFonts w:ascii="맑은 고딕" w:eastAsia="맑은 고딕" w:hAnsi="맑은 고딕" w:cs="굴림"/>
+                <w:color w:val="000000"/>
+                <w:kern w:val="0"/>
+                <w:sz w:val="16"/>
+                <w:szCs w:val="20"/>
+              </w:rPr>
+              <w:t>60</w:t>
+            </w:r>
+          </w:p>
+        </w:tc>
+        <w:tc>
+          <w:tcPr>
+            <w:tcW w:w="4002" w:type="dxa"/>
             <w:noWrap/>
             <w:hideMark/>
           </w:tcPr>
@@ -14034,7 +14900,7 @@
                 <w:u w:val="single"/>
               </w:rPr>
             </w:pPr>
-            <w:hyperlink r:id="rId62" w:history="1">
+            <w:hyperlink r:id="rId64" w:history="1">
               <w:r>
                 <w:rPr>
                   <w:rFonts w:ascii="맑은 고딕" w:eastAsia="맑은 고딕" w:hAnsi="맑은 고딕" w:cs="굴림"/>
@@ -14090,7 +14956,7 @@
         </w:tc>
         <w:tc>
           <w:tcPr>
-            <w:tcW w:w="4974" w:type="dxa"/>
+            <w:tcW w:w="5850" w:type="dxa"/>
           </w:tcPr>
           <w:p>
             <w:pPr>
@@ -14190,7 +15056,7 @@
         </w:tc>
         <w:tc>
           <w:tcPr>
-            <w:tcW w:w="1157" w:type="dxa"/>
+            <w:tcW w:w="1417" w:type="dxa"/>
             <w:noWrap/>
             <w:hideMark/>
           </w:tcPr>
@@ -14260,6 +15126,15 @@
                 <w:szCs w:val="20"/>
               </w:rPr>
             </w:pPr>
+            <w:r>
+              <w:rPr>
+                <w:rFonts w:ascii="DengXian" w:eastAsia="DengXian" w:hAnsi="DengXian" w:cs="Arial"/>
+                <w:kern w:val="0"/>
+                <w:sz w:val="16"/>
+                <w:szCs w:val="20"/>
+              </w:rPr>
+              <w:t>break</w:t>
+            </w:r>
           </w:p>
         </w:tc>
         <w:tc>
@@ -14310,29 +15185,29 @@
         </w:tc>
         <w:tc>
           <w:tcPr>
-            <w:tcW w:w="441" w:type="dxa"/>
-          </w:tcPr>
-          <w:p>
-            <w:pPr>
-              <w:widowControl/>
-              <w:wordWrap/>
-              <w:autoSpaceDE/>
-              <w:autoSpaceDN/>
-              <w:jc w:val="center"/>
-              <w:cnfStyle w:val="000000000000" w:firstRow="0" w:lastRow="0" w:firstColumn="0" w:lastColumn="0" w:oddVBand="0" w:evenVBand="0" w:oddHBand="0" w:evenHBand="0" w:firstRowFirstColumn="0" w:firstRowLastColumn="0" w:lastRowFirstColumn="0" w:lastRowLastColumn="0"/>
-              <w:rPr>
-                <w:rFonts w:ascii="맑은 고딕" w:eastAsia="맑은 고딕" w:hAnsi="맑은 고딕" w:cs="굴림"/>
-                <w:color w:val="000000"/>
-                <w:kern w:val="0"/>
-                <w:sz w:val="16"/>
-                <w:szCs w:val="20"/>
-              </w:rPr>
-            </w:pPr>
-          </w:p>
-        </w:tc>
-        <w:tc>
-          <w:tcPr>
-            <w:tcW w:w="4073" w:type="dxa"/>
+            <w:tcW w:w="512" w:type="dxa"/>
+          </w:tcPr>
+          <w:p>
+            <w:pPr>
+              <w:widowControl/>
+              <w:wordWrap/>
+              <w:autoSpaceDE/>
+              <w:autoSpaceDN/>
+              <w:jc w:val="left"/>
+              <w:cnfStyle w:val="000000000000" w:firstRow="0" w:lastRow="0" w:firstColumn="0" w:lastColumn="0" w:oddVBand="0" w:evenVBand="0" w:oddHBand="0" w:evenHBand="0" w:firstRowFirstColumn="0" w:firstRowLastColumn="0" w:lastRowFirstColumn="0" w:lastRowLastColumn="0"/>
+              <w:rPr>
+                <w:rFonts w:ascii="맑은 고딕" w:eastAsia="맑은 고딕" w:hAnsi="맑은 고딕" w:cs="굴림"/>
+                <w:color w:val="000000"/>
+                <w:kern w:val="0"/>
+                <w:sz w:val="16"/>
+                <w:szCs w:val="20"/>
+              </w:rPr>
+            </w:pPr>
+          </w:p>
+        </w:tc>
+        <w:tc>
+          <w:tcPr>
+            <w:tcW w:w="4002" w:type="dxa"/>
             <w:noWrap/>
           </w:tcPr>
           <w:p>
@@ -14381,7 +15256,7 @@
         </w:tc>
         <w:tc>
           <w:tcPr>
-            <w:tcW w:w="4974" w:type="dxa"/>
+            <w:tcW w:w="5850" w:type="dxa"/>
           </w:tcPr>
           <w:p>
             <w:pPr>
@@ -14403,7 +15278,7 @@
         </w:tc>
         <w:tc>
           <w:tcPr>
-            <w:tcW w:w="1157" w:type="dxa"/>
+            <w:tcW w:w="1417" w:type="dxa"/>
             <w:noWrap/>
           </w:tcPr>
           <w:p>
@@ -14557,15 +15432,15 @@
         </w:tc>
         <w:tc>
           <w:tcPr>
-            <w:tcW w:w="441" w:type="dxa"/>
-          </w:tcPr>
-          <w:p>
-            <w:pPr>
-              <w:widowControl/>
-              <w:wordWrap/>
-              <w:autoSpaceDE/>
-              <w:autoSpaceDN/>
-              <w:jc w:val="center"/>
+            <w:tcW w:w="512" w:type="dxa"/>
+          </w:tcPr>
+          <w:p>
+            <w:pPr>
+              <w:widowControl/>
+              <w:wordWrap/>
+              <w:autoSpaceDE/>
+              <w:autoSpaceDN/>
+              <w:jc w:val="left"/>
               <w:cnfStyle w:val="000000000000" w:firstRow="0" w:lastRow="0" w:firstColumn="0" w:lastColumn="0" w:oddVBand="0" w:evenVBand="0" w:oddHBand="0" w:evenHBand="0" w:firstRowFirstColumn="0" w:firstRowLastColumn="0" w:lastRowFirstColumn="0" w:lastRowLastColumn="0"/>
               <w:rPr>
                 <w:rFonts w:ascii="맑은 고딕" w:eastAsia="맑은 고딕" w:hAnsi="맑은 고딕" w:cs="굴림"/>
@@ -14585,11 +15460,21 @@
               </w:rPr>
               <w:t>6</w:t>
             </w:r>
-          </w:p>
-        </w:tc>
-        <w:tc>
-          <w:tcPr>
-            <w:tcW w:w="4073" w:type="dxa"/>
+            <w:r>
+              <w:rPr>
+                <w:rFonts w:ascii="맑은 고딕" w:eastAsia="맑은 고딕" w:hAnsi="맑은 고딕" w:cs="굴림"/>
+                <w:color w:val="000000"/>
+                <w:kern w:val="0"/>
+                <w:sz w:val="16"/>
+                <w:szCs w:val="20"/>
+              </w:rPr>
+              <w:t>0</w:t>
+            </w:r>
+          </w:p>
+        </w:tc>
+        <w:tc>
+          <w:tcPr>
+            <w:tcW w:w="4002" w:type="dxa"/>
             <w:noWrap/>
             <w:hideMark/>
           </w:tcPr>
@@ -14609,7 +15494,7 @@
                 <w:u w:val="single"/>
               </w:rPr>
             </w:pPr>
-            <w:hyperlink r:id="rId63" w:history="1">
+            <w:hyperlink r:id="rId65" w:history="1">
               <w:r>
                 <w:rPr>
                   <w:rFonts w:ascii="맑은 고딕" w:eastAsia="맑은 고딕" w:hAnsi="맑은 고딕" w:cs="굴림" w:hint="eastAsia"/>
@@ -14625,7 +15510,7 @@
         </w:tc>
         <w:tc>
           <w:tcPr>
-            <w:tcW w:w="4974" w:type="dxa"/>
+            <w:tcW w:w="5850" w:type="dxa"/>
           </w:tcPr>
           <w:p>
             <w:pPr>
@@ -14653,7 +15538,7 @@
         </w:tc>
         <w:tc>
           <w:tcPr>
-            <w:tcW w:w="1157" w:type="dxa"/>
+            <w:tcW w:w="1417" w:type="dxa"/>
             <w:noWrap/>
             <w:hideMark/>
           </w:tcPr>
@@ -14818,39 +15703,39 @@
         </w:tc>
         <w:tc>
           <w:tcPr>
-            <w:tcW w:w="441" w:type="dxa"/>
-          </w:tcPr>
-          <w:p>
-            <w:pPr>
-              <w:widowControl/>
-              <w:wordWrap/>
-              <w:autoSpaceDE/>
-              <w:autoSpaceDN/>
-              <w:jc w:val="center"/>
-              <w:cnfStyle w:val="000000000000" w:firstRow="0" w:lastRow="0" w:firstColumn="0" w:lastColumn="0" w:oddVBand="0" w:evenVBand="0" w:oddHBand="0" w:evenHBand="0" w:firstRowFirstColumn="0" w:firstRowLastColumn="0" w:lastRowFirstColumn="0" w:lastRowLastColumn="0"/>
-              <w:rPr>
-                <w:rFonts w:ascii="맑은 고딕" w:eastAsia="맑은 고딕" w:hAnsi="맑은 고딕" w:cs="굴림"/>
-                <w:color w:val="000000"/>
-                <w:kern w:val="0"/>
-                <w:sz w:val="16"/>
-                <w:szCs w:val="20"/>
-              </w:rPr>
-            </w:pPr>
-            <w:r>
-              <w:rPr>
-                <w:rFonts w:ascii="맑은 고딕" w:eastAsia="맑은 고딕" w:hAnsi="맑은 고딕" w:cs="굴림"/>
-                <w:color w:val="000000"/>
-                <w:kern w:val="0"/>
-                <w:sz w:val="16"/>
-                <w:szCs w:val="20"/>
-              </w:rPr>
-              <w:t>4</w:t>
-            </w:r>
-          </w:p>
-        </w:tc>
-        <w:tc>
-          <w:tcPr>
-            <w:tcW w:w="4073" w:type="dxa"/>
+            <w:tcW w:w="512" w:type="dxa"/>
+          </w:tcPr>
+          <w:p>
+            <w:pPr>
+              <w:widowControl/>
+              <w:wordWrap/>
+              <w:autoSpaceDE/>
+              <w:autoSpaceDN/>
+              <w:jc w:val="left"/>
+              <w:cnfStyle w:val="000000000000" w:firstRow="0" w:lastRow="0" w:firstColumn="0" w:lastColumn="0" w:oddVBand="0" w:evenVBand="0" w:oddHBand="0" w:evenHBand="0" w:firstRowFirstColumn="0" w:firstRowLastColumn="0" w:lastRowFirstColumn="0" w:lastRowLastColumn="0"/>
+              <w:rPr>
+                <w:rFonts w:ascii="맑은 고딕" w:eastAsia="맑은 고딕" w:hAnsi="맑은 고딕" w:cs="굴림"/>
+                <w:color w:val="000000"/>
+                <w:kern w:val="0"/>
+                <w:sz w:val="16"/>
+                <w:szCs w:val="20"/>
+              </w:rPr>
+            </w:pPr>
+            <w:r>
+              <w:rPr>
+                <w:rFonts w:ascii="맑은 고딕" w:eastAsia="맑은 고딕" w:hAnsi="맑은 고딕" w:cs="굴림"/>
+                <w:color w:val="000000"/>
+                <w:kern w:val="0"/>
+                <w:sz w:val="16"/>
+                <w:szCs w:val="20"/>
+              </w:rPr>
+              <w:t>40</w:t>
+            </w:r>
+          </w:p>
+        </w:tc>
+        <w:tc>
+          <w:tcPr>
+            <w:tcW w:w="4002" w:type="dxa"/>
             <w:noWrap/>
             <w:hideMark/>
           </w:tcPr>
@@ -14870,7 +15755,7 @@
                 <w:u w:val="single"/>
               </w:rPr>
             </w:pPr>
-            <w:hyperlink r:id="rId64" w:history="1">
+            <w:hyperlink r:id="rId66" w:history="1">
               <w:r>
                 <w:rPr>
                   <w:rFonts w:ascii="맑은 고딕" w:eastAsia="맑은 고딕" w:hAnsi="맑은 고딕" w:cs="굴림" w:hint="eastAsia"/>
@@ -14886,7 +15771,7 @@
         </w:tc>
         <w:tc>
           <w:tcPr>
-            <w:tcW w:w="4974" w:type="dxa"/>
+            <w:tcW w:w="5850" w:type="dxa"/>
           </w:tcPr>
           <w:p>
             <w:pPr>
@@ -14916,7 +15801,7 @@
         </w:tc>
         <w:tc>
           <w:tcPr>
-            <w:tcW w:w="1157" w:type="dxa"/>
+            <w:tcW w:w="1417" w:type="dxa"/>
             <w:noWrap/>
             <w:hideMark/>
           </w:tcPr>
@@ -15060,39 +15945,39 @@
         </w:tc>
         <w:tc>
           <w:tcPr>
-            <w:tcW w:w="441" w:type="dxa"/>
-          </w:tcPr>
-          <w:p>
-            <w:pPr>
-              <w:widowControl/>
-              <w:wordWrap/>
-              <w:autoSpaceDE/>
-              <w:autoSpaceDN/>
-              <w:jc w:val="center"/>
-              <w:cnfStyle w:val="000000000000" w:firstRow="0" w:lastRow="0" w:firstColumn="0" w:lastColumn="0" w:oddVBand="0" w:evenVBand="0" w:oddHBand="0" w:evenHBand="0" w:firstRowFirstColumn="0" w:firstRowLastColumn="0" w:lastRowFirstColumn="0" w:lastRowLastColumn="0"/>
-              <w:rPr>
-                <w:rFonts w:ascii="맑은 고딕" w:eastAsia="맑은 고딕" w:hAnsi="맑은 고딕" w:cs="굴림"/>
-                <w:color w:val="000000"/>
-                <w:kern w:val="0"/>
-                <w:sz w:val="16"/>
-                <w:szCs w:val="20"/>
-              </w:rPr>
-            </w:pPr>
-            <w:r>
-              <w:rPr>
-                <w:rFonts w:ascii="맑은 고딕" w:eastAsia="맑은 고딕" w:hAnsi="맑은 고딕" w:cs="굴림"/>
-                <w:color w:val="000000"/>
-                <w:kern w:val="0"/>
-                <w:sz w:val="16"/>
-                <w:szCs w:val="20"/>
-              </w:rPr>
-              <w:t>2</w:t>
-            </w:r>
-          </w:p>
-        </w:tc>
-        <w:tc>
-          <w:tcPr>
-            <w:tcW w:w="4073" w:type="dxa"/>
+            <w:tcW w:w="512" w:type="dxa"/>
+          </w:tcPr>
+          <w:p>
+            <w:pPr>
+              <w:widowControl/>
+              <w:wordWrap/>
+              <w:autoSpaceDE/>
+              <w:autoSpaceDN/>
+              <w:jc w:val="left"/>
+              <w:cnfStyle w:val="000000000000" w:firstRow="0" w:lastRow="0" w:firstColumn="0" w:lastColumn="0" w:oddVBand="0" w:evenVBand="0" w:oddHBand="0" w:evenHBand="0" w:firstRowFirstColumn="0" w:firstRowLastColumn="0" w:lastRowFirstColumn="0" w:lastRowLastColumn="0"/>
+              <w:rPr>
+                <w:rFonts w:ascii="맑은 고딕" w:eastAsia="맑은 고딕" w:hAnsi="맑은 고딕" w:cs="굴림"/>
+                <w:color w:val="000000"/>
+                <w:kern w:val="0"/>
+                <w:sz w:val="16"/>
+                <w:szCs w:val="20"/>
+              </w:rPr>
+            </w:pPr>
+            <w:r>
+              <w:rPr>
+                <w:rFonts w:ascii="맑은 고딕" w:eastAsia="맑은 고딕" w:hAnsi="맑은 고딕" w:cs="굴림"/>
+                <w:color w:val="000000"/>
+                <w:kern w:val="0"/>
+                <w:sz w:val="16"/>
+                <w:szCs w:val="20"/>
+              </w:rPr>
+              <w:t>20</w:t>
+            </w:r>
+          </w:p>
+        </w:tc>
+        <w:tc>
+          <w:tcPr>
+            <w:tcW w:w="4002" w:type="dxa"/>
             <w:noWrap/>
             <w:hideMark/>
           </w:tcPr>
@@ -15112,7 +15997,7 @@
                 <w:u w:val="single"/>
               </w:rPr>
             </w:pPr>
-            <w:hyperlink r:id="rId65" w:history="1">
+            <w:hyperlink r:id="rId67" w:history="1">
               <w:r>
                 <w:rPr>
                   <w:rFonts w:ascii="맑은 고딕" w:eastAsia="맑은 고딕" w:hAnsi="맑은 고딕" w:cs="굴림" w:hint="eastAsia"/>
@@ -15128,7 +16013,7 @@
         </w:tc>
         <w:tc>
           <w:tcPr>
-            <w:tcW w:w="4974" w:type="dxa"/>
+            <w:tcW w:w="5850" w:type="dxa"/>
           </w:tcPr>
           <w:p>
             <w:pPr>
@@ -15150,7 +16035,7 @@
         </w:tc>
         <w:tc>
           <w:tcPr>
-            <w:tcW w:w="1157" w:type="dxa"/>
+            <w:tcW w:w="1417" w:type="dxa"/>
             <w:noWrap/>
             <w:hideMark/>
           </w:tcPr>
@@ -15294,39 +16179,39 @@
         </w:tc>
         <w:tc>
           <w:tcPr>
-            <w:tcW w:w="441" w:type="dxa"/>
-          </w:tcPr>
-          <w:p>
-            <w:pPr>
-              <w:widowControl/>
-              <w:wordWrap/>
-              <w:autoSpaceDE/>
-              <w:autoSpaceDN/>
-              <w:jc w:val="center"/>
-              <w:cnfStyle w:val="000000000000" w:firstRow="0" w:lastRow="0" w:firstColumn="0" w:lastColumn="0" w:oddVBand="0" w:evenVBand="0" w:oddHBand="0" w:evenHBand="0" w:firstRowFirstColumn="0" w:firstRowLastColumn="0" w:lastRowFirstColumn="0" w:lastRowLastColumn="0"/>
-              <w:rPr>
-                <w:rFonts w:ascii="맑은 고딕" w:eastAsia="맑은 고딕" w:hAnsi="맑은 고딕" w:cs="굴림"/>
-                <w:color w:val="000000"/>
-                <w:kern w:val="0"/>
-                <w:sz w:val="16"/>
-                <w:szCs w:val="20"/>
-              </w:rPr>
-            </w:pPr>
-            <w:r>
-              <w:rPr>
-                <w:rFonts w:ascii="맑은 고딕" w:eastAsia="맑은 고딕" w:hAnsi="맑은 고딕" w:cs="굴림"/>
-                <w:color w:val="000000"/>
-                <w:kern w:val="0"/>
-                <w:sz w:val="16"/>
-                <w:szCs w:val="20"/>
-              </w:rPr>
-              <w:t>4</w:t>
-            </w:r>
-          </w:p>
-        </w:tc>
-        <w:tc>
-          <w:tcPr>
-            <w:tcW w:w="4073" w:type="dxa"/>
+            <w:tcW w:w="512" w:type="dxa"/>
+          </w:tcPr>
+          <w:p>
+            <w:pPr>
+              <w:widowControl/>
+              <w:wordWrap/>
+              <w:autoSpaceDE/>
+              <w:autoSpaceDN/>
+              <w:jc w:val="left"/>
+              <w:cnfStyle w:val="000000000000" w:firstRow="0" w:lastRow="0" w:firstColumn="0" w:lastColumn="0" w:oddVBand="0" w:evenVBand="0" w:oddHBand="0" w:evenHBand="0" w:firstRowFirstColumn="0" w:firstRowLastColumn="0" w:lastRowFirstColumn="0" w:lastRowLastColumn="0"/>
+              <w:rPr>
+                <w:rFonts w:ascii="맑은 고딕" w:eastAsia="맑은 고딕" w:hAnsi="맑은 고딕" w:cs="굴림"/>
+                <w:color w:val="000000"/>
+                <w:kern w:val="0"/>
+                <w:sz w:val="16"/>
+                <w:szCs w:val="20"/>
+              </w:rPr>
+            </w:pPr>
+            <w:r>
+              <w:rPr>
+                <w:rFonts w:ascii="맑은 고딕" w:eastAsia="맑은 고딕" w:hAnsi="맑은 고딕" w:cs="굴림"/>
+                <w:color w:val="000000"/>
+                <w:kern w:val="0"/>
+                <w:sz w:val="16"/>
+                <w:szCs w:val="20"/>
+              </w:rPr>
+              <w:t>40</w:t>
+            </w:r>
+          </w:p>
+        </w:tc>
+        <w:tc>
+          <w:tcPr>
+            <w:tcW w:w="4002" w:type="dxa"/>
             <w:noWrap/>
             <w:hideMark/>
           </w:tcPr>
@@ -15347,7 +16232,7 @@
                 <w:u w:val="single"/>
               </w:rPr>
             </w:pPr>
-            <w:hyperlink r:id="rId66" w:history="1">
+            <w:hyperlink r:id="rId68" w:history="1">
               <w:r>
                 <w:rPr>
                   <w:rFonts w:ascii="맑은 고딕" w:eastAsia="맑은 고딕" w:hAnsi="맑은 고딕" w:cs="굴림" w:hint="eastAsia"/>
@@ -15364,7 +16249,7 @@
         </w:tc>
         <w:tc>
           <w:tcPr>
-            <w:tcW w:w="4974" w:type="dxa"/>
+            <w:tcW w:w="5850" w:type="dxa"/>
           </w:tcPr>
           <w:p>
             <w:pPr>
@@ -15412,7 +16297,7 @@
         </w:tc>
         <w:tc>
           <w:tcPr>
-            <w:tcW w:w="1157" w:type="dxa"/>
+            <w:tcW w:w="1417" w:type="dxa"/>
             <w:noWrap/>
             <w:hideMark/>
           </w:tcPr>
@@ -15578,39 +16463,39 @@
         </w:tc>
         <w:tc>
           <w:tcPr>
-            <w:tcW w:w="441" w:type="dxa"/>
-          </w:tcPr>
-          <w:p>
-            <w:pPr>
-              <w:widowControl/>
-              <w:wordWrap/>
-              <w:autoSpaceDE/>
-              <w:autoSpaceDN/>
-              <w:jc w:val="center"/>
-              <w:cnfStyle w:val="000000000000" w:firstRow="0" w:lastRow="0" w:firstColumn="0" w:lastColumn="0" w:oddVBand="0" w:evenVBand="0" w:oddHBand="0" w:evenHBand="0" w:firstRowFirstColumn="0" w:firstRowLastColumn="0" w:lastRowFirstColumn="0" w:lastRowLastColumn="0"/>
-              <w:rPr>
-                <w:rFonts w:ascii="맑은 고딕" w:eastAsia="맑은 고딕" w:hAnsi="맑은 고딕" w:cs="굴림"/>
-                <w:color w:val="000000"/>
-                <w:kern w:val="0"/>
-                <w:sz w:val="16"/>
-                <w:szCs w:val="20"/>
-              </w:rPr>
-            </w:pPr>
-            <w:r>
-              <w:rPr>
-                <w:rFonts w:ascii="맑은 고딕" w:eastAsia="맑은 고딕" w:hAnsi="맑은 고딕" w:cs="굴림"/>
-                <w:color w:val="000000"/>
-                <w:kern w:val="0"/>
-                <w:sz w:val="16"/>
-                <w:szCs w:val="20"/>
-              </w:rPr>
-              <w:t>2</w:t>
-            </w:r>
-          </w:p>
-        </w:tc>
-        <w:tc>
-          <w:tcPr>
-            <w:tcW w:w="4073" w:type="dxa"/>
+            <w:tcW w:w="512" w:type="dxa"/>
+          </w:tcPr>
+          <w:p>
+            <w:pPr>
+              <w:widowControl/>
+              <w:wordWrap/>
+              <w:autoSpaceDE/>
+              <w:autoSpaceDN/>
+              <w:jc w:val="left"/>
+              <w:cnfStyle w:val="000000000000" w:firstRow="0" w:lastRow="0" w:firstColumn="0" w:lastColumn="0" w:oddVBand="0" w:evenVBand="0" w:oddHBand="0" w:evenHBand="0" w:firstRowFirstColumn="0" w:firstRowLastColumn="0" w:lastRowFirstColumn="0" w:lastRowLastColumn="0"/>
+              <w:rPr>
+                <w:rFonts w:ascii="맑은 고딕" w:eastAsia="맑은 고딕" w:hAnsi="맑은 고딕" w:cs="굴림"/>
+                <w:color w:val="000000"/>
+                <w:kern w:val="0"/>
+                <w:sz w:val="16"/>
+                <w:szCs w:val="20"/>
+              </w:rPr>
+            </w:pPr>
+            <w:r>
+              <w:rPr>
+                <w:rFonts w:ascii="맑은 고딕" w:eastAsia="맑은 고딕" w:hAnsi="맑은 고딕" w:cs="굴림"/>
+                <w:color w:val="000000"/>
+                <w:kern w:val="0"/>
+                <w:sz w:val="16"/>
+                <w:szCs w:val="20"/>
+              </w:rPr>
+              <w:t>20</w:t>
+            </w:r>
+          </w:p>
+        </w:tc>
+        <w:tc>
+          <w:tcPr>
+            <w:tcW w:w="4002" w:type="dxa"/>
             <w:noWrap/>
             <w:hideMark/>
           </w:tcPr>
@@ -15664,29 +16549,29 @@
         </w:tc>
         <w:tc>
           <w:tcPr>
-            <w:tcW w:w="4974" w:type="dxa"/>
-          </w:tcPr>
-          <w:p>
-            <w:pPr>
-              <w:widowControl/>
-              <w:wordWrap/>
-              <w:autoSpaceDE/>
-              <w:autoSpaceDN/>
-              <w:jc w:val="left"/>
-              <w:cnfStyle w:val="000000000000" w:firstRow="0" w:lastRow="0" w:firstColumn="0" w:lastColumn="0" w:oddVBand="0" w:evenVBand="0" w:oddHBand="0" w:evenHBand="0" w:firstRowFirstColumn="0" w:firstRowLastColumn="0" w:lastRowFirstColumn="0" w:lastRowLastColumn="0"/>
-              <w:rPr>
-                <w:rFonts w:ascii="맑은 고딕" w:eastAsia="맑은 고딕" w:hAnsi="맑은 고딕" w:cs="굴림"/>
-                <w:color w:val="000000"/>
-                <w:kern w:val="0"/>
-                <w:sz w:val="16"/>
-                <w:szCs w:val="20"/>
-              </w:rPr>
-            </w:pPr>
-          </w:p>
-        </w:tc>
-        <w:tc>
-          <w:tcPr>
-            <w:tcW w:w="1157" w:type="dxa"/>
+            <w:tcW w:w="5850" w:type="dxa"/>
+          </w:tcPr>
+          <w:p>
+            <w:pPr>
+              <w:widowControl/>
+              <w:wordWrap/>
+              <w:autoSpaceDE/>
+              <w:autoSpaceDN/>
+              <w:jc w:val="left"/>
+              <w:cnfStyle w:val="000000000000" w:firstRow="0" w:lastRow="0" w:firstColumn="0" w:lastColumn="0" w:oddVBand="0" w:evenVBand="0" w:oddHBand="0" w:evenHBand="0" w:firstRowFirstColumn="0" w:firstRowLastColumn="0" w:lastRowFirstColumn="0" w:lastRowLastColumn="0"/>
+              <w:rPr>
+                <w:rFonts w:ascii="맑은 고딕" w:eastAsia="맑은 고딕" w:hAnsi="맑은 고딕" w:cs="굴림"/>
+                <w:color w:val="000000"/>
+                <w:kern w:val="0"/>
+                <w:sz w:val="16"/>
+                <w:szCs w:val="20"/>
+              </w:rPr>
+            </w:pPr>
+          </w:p>
+        </w:tc>
+        <w:tc>
+          <w:tcPr>
+            <w:tcW w:w="1417" w:type="dxa"/>
             <w:noWrap/>
             <w:hideMark/>
           </w:tcPr>
@@ -15847,39 +16732,39 @@
         </w:tc>
         <w:tc>
           <w:tcPr>
-            <w:tcW w:w="441" w:type="dxa"/>
-          </w:tcPr>
-          <w:p>
-            <w:pPr>
-              <w:widowControl/>
-              <w:wordWrap/>
-              <w:autoSpaceDE/>
-              <w:autoSpaceDN/>
-              <w:jc w:val="center"/>
-              <w:cnfStyle w:val="000000000000" w:firstRow="0" w:lastRow="0" w:firstColumn="0" w:lastColumn="0" w:oddVBand="0" w:evenVBand="0" w:oddHBand="0" w:evenHBand="0" w:firstRowFirstColumn="0" w:firstRowLastColumn="0" w:lastRowFirstColumn="0" w:lastRowLastColumn="0"/>
-              <w:rPr>
-                <w:rFonts w:ascii="맑은 고딕" w:eastAsia="맑은 고딕" w:hAnsi="맑은 고딕" w:cs="굴림"/>
-                <w:color w:val="000000"/>
-                <w:kern w:val="0"/>
-                <w:sz w:val="16"/>
-                <w:szCs w:val="20"/>
-              </w:rPr>
-            </w:pPr>
-            <w:r>
-              <w:rPr>
-                <w:rFonts w:ascii="맑은 고딕" w:eastAsia="맑은 고딕" w:hAnsi="맑은 고딕" w:cs="굴림"/>
-                <w:color w:val="000000"/>
-                <w:kern w:val="0"/>
-                <w:sz w:val="16"/>
-                <w:szCs w:val="20"/>
-              </w:rPr>
-              <w:t>6</w:t>
-            </w:r>
-          </w:p>
-        </w:tc>
-        <w:tc>
-          <w:tcPr>
-            <w:tcW w:w="4073" w:type="dxa"/>
+            <w:tcW w:w="512" w:type="dxa"/>
+          </w:tcPr>
+          <w:p>
+            <w:pPr>
+              <w:widowControl/>
+              <w:wordWrap/>
+              <w:autoSpaceDE/>
+              <w:autoSpaceDN/>
+              <w:jc w:val="left"/>
+              <w:cnfStyle w:val="000000000000" w:firstRow="0" w:lastRow="0" w:firstColumn="0" w:lastColumn="0" w:oddVBand="0" w:evenVBand="0" w:oddHBand="0" w:evenHBand="0" w:firstRowFirstColumn="0" w:firstRowLastColumn="0" w:lastRowFirstColumn="0" w:lastRowLastColumn="0"/>
+              <w:rPr>
+                <w:rFonts w:ascii="맑은 고딕" w:eastAsia="맑은 고딕" w:hAnsi="맑은 고딕" w:cs="굴림"/>
+                <w:color w:val="000000"/>
+                <w:kern w:val="0"/>
+                <w:sz w:val="16"/>
+                <w:szCs w:val="20"/>
+              </w:rPr>
+            </w:pPr>
+            <w:r>
+              <w:rPr>
+                <w:rFonts w:ascii="맑은 고딕" w:eastAsia="맑은 고딕" w:hAnsi="맑은 고딕" w:cs="굴림"/>
+                <w:color w:val="000000"/>
+                <w:kern w:val="0"/>
+                <w:sz w:val="16"/>
+                <w:szCs w:val="20"/>
+              </w:rPr>
+              <w:t>60</w:t>
+            </w:r>
+          </w:p>
+        </w:tc>
+        <w:tc>
+          <w:tcPr>
+            <w:tcW w:w="4002" w:type="dxa"/>
             <w:noWrap/>
           </w:tcPr>
           <w:p>
@@ -15932,7 +16817,7 @@
         </w:tc>
         <w:tc>
           <w:tcPr>
-            <w:tcW w:w="4974" w:type="dxa"/>
+            <w:tcW w:w="5850" w:type="dxa"/>
           </w:tcPr>
           <w:p>
             <w:pPr>
@@ -15994,7 +16879,7 @@
         </w:tc>
         <w:tc>
           <w:tcPr>
-            <w:tcW w:w="1157" w:type="dxa"/>
+            <w:tcW w:w="1417" w:type="dxa"/>
             <w:noWrap/>
           </w:tcPr>
           <w:p>
@@ -16134,39 +17019,39 @@
         </w:tc>
         <w:tc>
           <w:tcPr>
-            <w:tcW w:w="441" w:type="dxa"/>
-          </w:tcPr>
-          <w:p>
-            <w:pPr>
-              <w:widowControl/>
-              <w:wordWrap/>
-              <w:autoSpaceDE/>
-              <w:autoSpaceDN/>
-              <w:jc w:val="center"/>
-              <w:cnfStyle w:val="000000000000" w:firstRow="0" w:lastRow="0" w:firstColumn="0" w:lastColumn="0" w:oddVBand="0" w:evenVBand="0" w:oddHBand="0" w:evenHBand="0" w:firstRowFirstColumn="0" w:firstRowLastColumn="0" w:lastRowFirstColumn="0" w:lastRowLastColumn="0"/>
-              <w:rPr>
-                <w:rFonts w:ascii="맑은 고딕" w:eastAsia="맑은 고딕" w:hAnsi="맑은 고딕" w:cs="굴림"/>
-                <w:color w:val="000000"/>
-                <w:kern w:val="0"/>
-                <w:sz w:val="16"/>
-                <w:szCs w:val="20"/>
-              </w:rPr>
-            </w:pPr>
-            <w:r>
-              <w:rPr>
-                <w:rFonts w:ascii="맑은 고딕" w:eastAsia="맑은 고딕" w:hAnsi="맑은 고딕" w:cs="굴림"/>
-                <w:color w:val="000000"/>
-                <w:kern w:val="0"/>
-                <w:sz w:val="16"/>
-                <w:szCs w:val="20"/>
-              </w:rPr>
-              <w:t>6</w:t>
-            </w:r>
-          </w:p>
-        </w:tc>
-        <w:tc>
-          <w:tcPr>
-            <w:tcW w:w="4073" w:type="dxa"/>
+            <w:tcW w:w="512" w:type="dxa"/>
+          </w:tcPr>
+          <w:p>
+            <w:pPr>
+              <w:widowControl/>
+              <w:wordWrap/>
+              <w:autoSpaceDE/>
+              <w:autoSpaceDN/>
+              <w:jc w:val="left"/>
+              <w:cnfStyle w:val="000000000000" w:firstRow="0" w:lastRow="0" w:firstColumn="0" w:lastColumn="0" w:oddVBand="0" w:evenVBand="0" w:oddHBand="0" w:evenHBand="0" w:firstRowFirstColumn="0" w:firstRowLastColumn="0" w:lastRowFirstColumn="0" w:lastRowLastColumn="0"/>
+              <w:rPr>
+                <w:rFonts w:ascii="맑은 고딕" w:eastAsia="맑은 고딕" w:hAnsi="맑은 고딕" w:cs="굴림"/>
+                <w:color w:val="000000"/>
+                <w:kern w:val="0"/>
+                <w:sz w:val="16"/>
+                <w:szCs w:val="20"/>
+              </w:rPr>
+            </w:pPr>
+            <w:r>
+              <w:rPr>
+                <w:rFonts w:ascii="맑은 고딕" w:eastAsia="맑은 고딕" w:hAnsi="맑은 고딕" w:cs="굴림"/>
+                <w:color w:val="000000"/>
+                <w:kern w:val="0"/>
+                <w:sz w:val="16"/>
+                <w:szCs w:val="20"/>
+              </w:rPr>
+              <w:t>60</w:t>
+            </w:r>
+          </w:p>
+        </w:tc>
+        <w:tc>
+          <w:tcPr>
+            <w:tcW w:w="4002" w:type="dxa"/>
             <w:noWrap/>
           </w:tcPr>
           <w:p>
@@ -16199,7 +17084,7 @@
         </w:tc>
         <w:tc>
           <w:tcPr>
-            <w:tcW w:w="4974" w:type="dxa"/>
+            <w:tcW w:w="5850" w:type="dxa"/>
           </w:tcPr>
           <w:p>
             <w:pPr>
@@ -16281,7 +17166,7 @@
         </w:tc>
         <w:tc>
           <w:tcPr>
-            <w:tcW w:w="1157" w:type="dxa"/>
+            <w:tcW w:w="1417" w:type="dxa"/>
             <w:noWrap/>
           </w:tcPr>
           <w:p>
@@ -16428,7 +17313,7 @@
         </w:tc>
         <w:tc>
           <w:tcPr>
-            <w:tcW w:w="441" w:type="dxa"/>
+            <w:tcW w:w="512" w:type="dxa"/>
             <w:shd w:val="clear" w:color="auto" w:fill="E2EFD9" w:themeFill="accent6" w:themeFillTint="33"/>
           </w:tcPr>
           <w:p>
@@ -16437,21 +17322,21 @@
               <w:wordWrap/>
               <w:autoSpaceDE/>
               <w:autoSpaceDN/>
-              <w:jc w:val="center"/>
-              <w:cnfStyle w:val="000000000000" w:firstRow="0" w:lastRow="0" w:firstColumn="0" w:lastColumn="0" w:oddVBand="0" w:evenVBand="0" w:oddHBand="0" w:evenHBand="0" w:firstRowFirstColumn="0" w:firstRowLastColumn="0" w:lastRowFirstColumn="0" w:lastRowLastColumn="0"/>
-              <w:rPr>
-                <w:rFonts w:ascii="맑은 고딕" w:eastAsia="맑은 고딕" w:hAnsi="맑은 고딕" w:cs="굴림"/>
-                <w:color w:val="000000"/>
-                <w:kern w:val="0"/>
-                <w:sz w:val="16"/>
-                <w:szCs w:val="20"/>
-              </w:rPr>
-            </w:pPr>
-          </w:p>
-        </w:tc>
-        <w:tc>
-          <w:tcPr>
-            <w:tcW w:w="4073" w:type="dxa"/>
+              <w:jc w:val="left"/>
+              <w:cnfStyle w:val="000000000000" w:firstRow="0" w:lastRow="0" w:firstColumn="0" w:lastColumn="0" w:oddVBand="0" w:evenVBand="0" w:oddHBand="0" w:evenHBand="0" w:firstRowFirstColumn="0" w:firstRowLastColumn="0" w:lastRowFirstColumn="0" w:lastRowLastColumn="0"/>
+              <w:rPr>
+                <w:rFonts w:ascii="맑은 고딕" w:eastAsia="맑은 고딕" w:hAnsi="맑은 고딕" w:cs="굴림"/>
+                <w:color w:val="000000"/>
+                <w:kern w:val="0"/>
+                <w:sz w:val="16"/>
+                <w:szCs w:val="20"/>
+              </w:rPr>
+            </w:pPr>
+          </w:p>
+        </w:tc>
+        <w:tc>
+          <w:tcPr>
+            <w:tcW w:w="4002" w:type="dxa"/>
             <w:shd w:val="clear" w:color="auto" w:fill="E2EFD9" w:themeFill="accent6" w:themeFillTint="33"/>
             <w:noWrap/>
             <w:hideMark/>
@@ -16486,7 +17371,7 @@
         </w:tc>
         <w:tc>
           <w:tcPr>
-            <w:tcW w:w="4974" w:type="dxa"/>
+            <w:tcW w:w="5850" w:type="dxa"/>
             <w:shd w:val="clear" w:color="auto" w:fill="E2EFD9" w:themeFill="accent6" w:themeFillTint="33"/>
           </w:tcPr>
           <w:p>
@@ -16620,6 +17505,7 @@
                 <w:sz w:val="16"/>
                 <w:szCs w:val="20"/>
               </w:rPr>
+              <w:lastRenderedPageBreak/>
               <w:t xml:space="preserve">하위 폴더구조 예시) </w:t>
             </w:r>
             <w:r>
@@ -16636,7 +17522,7 @@
         </w:tc>
         <w:tc>
           <w:tcPr>
-            <w:tcW w:w="1157" w:type="dxa"/>
+            <w:tcW w:w="1417" w:type="dxa"/>
             <w:shd w:val="clear" w:color="auto" w:fill="E2EFD9" w:themeFill="accent6" w:themeFillTint="33"/>
             <w:noWrap/>
             <w:hideMark/>
@@ -16665,6 +17551,7 @@
                 <w:sz w:val="16"/>
                 <w:szCs w:val="20"/>
               </w:rPr>
+              <w:lastRenderedPageBreak/>
               <w:t>현장 개발환경 고려해 진행</w:t>
             </w:r>
           </w:p>
@@ -16786,15 +17673,15 @@
         </w:tc>
         <w:tc>
           <w:tcPr>
-            <w:tcW w:w="441" w:type="dxa"/>
-          </w:tcPr>
-          <w:p>
-            <w:pPr>
-              <w:widowControl/>
-              <w:wordWrap/>
-              <w:autoSpaceDE/>
-              <w:autoSpaceDN/>
-              <w:jc w:val="center"/>
+            <w:tcW w:w="512" w:type="dxa"/>
+          </w:tcPr>
+          <w:p>
+            <w:pPr>
+              <w:widowControl/>
+              <w:wordWrap/>
+              <w:autoSpaceDE/>
+              <w:autoSpaceDN/>
+              <w:jc w:val="left"/>
               <w:cnfStyle w:val="000000000000" w:firstRow="0" w:lastRow="0" w:firstColumn="0" w:lastColumn="0" w:oddVBand="0" w:evenVBand="0" w:oddHBand="0" w:evenHBand="0" w:firstRowFirstColumn="0" w:firstRowLastColumn="0" w:lastRowFirstColumn="0" w:lastRowLastColumn="0"/>
               <w:rPr>
                 <w:rFonts w:ascii="맑은 고딕" w:eastAsia="맑은 고딕" w:hAnsi="맑은 고딕" w:cs="맑은 고딕"/>
@@ -16812,11 +17699,20 @@
               </w:rPr>
               <w:t>2</w:t>
             </w:r>
-          </w:p>
-        </w:tc>
-        <w:tc>
-          <w:tcPr>
-            <w:tcW w:w="4073" w:type="dxa"/>
+            <w:r>
+              <w:rPr>
+                <w:rFonts w:ascii="맑은 고딕" w:eastAsia="맑은 고딕" w:hAnsi="맑은 고딕" w:cs="맑은 고딕"/>
+                <w:kern w:val="0"/>
+                <w:sz w:val="16"/>
+                <w:szCs w:val="20"/>
+              </w:rPr>
+              <w:t>0</w:t>
+            </w:r>
+          </w:p>
+        </w:tc>
+        <w:tc>
+          <w:tcPr>
+            <w:tcW w:w="4002" w:type="dxa"/>
             <w:noWrap/>
             <w:hideMark/>
           </w:tcPr>
@@ -16938,7 +17834,7 @@
         </w:tc>
         <w:tc>
           <w:tcPr>
-            <w:tcW w:w="4974" w:type="dxa"/>
+            <w:tcW w:w="5850" w:type="dxa"/>
           </w:tcPr>
           <w:p>
             <w:pPr>
@@ -17110,7 +18006,7 @@
         </w:tc>
         <w:tc>
           <w:tcPr>
-            <w:tcW w:w="1157" w:type="dxa"/>
+            <w:tcW w:w="1417" w:type="dxa"/>
             <w:noWrap/>
             <w:hideMark/>
           </w:tcPr>
@@ -17235,15 +18131,15 @@
         </w:tc>
         <w:tc>
           <w:tcPr>
-            <w:tcW w:w="441" w:type="dxa"/>
-          </w:tcPr>
-          <w:p>
-            <w:pPr>
-              <w:widowControl/>
-              <w:wordWrap/>
-              <w:autoSpaceDE/>
-              <w:autoSpaceDN/>
-              <w:jc w:val="center"/>
+            <w:tcW w:w="512" w:type="dxa"/>
+          </w:tcPr>
+          <w:p>
+            <w:pPr>
+              <w:widowControl/>
+              <w:wordWrap/>
+              <w:autoSpaceDE/>
+              <w:autoSpaceDN/>
+              <w:jc w:val="left"/>
               <w:cnfStyle w:val="000000000000" w:firstRow="0" w:lastRow="0" w:firstColumn="0" w:lastColumn="0" w:oddVBand="0" w:evenVBand="0" w:oddHBand="0" w:evenHBand="0" w:firstRowFirstColumn="0" w:firstRowLastColumn="0" w:lastRowFirstColumn="0" w:lastRowLastColumn="0"/>
               <w:rPr>
                 <w:rFonts w:ascii="맑은 고딕" w:eastAsia="맑은 고딕" w:hAnsi="맑은 고딕" w:cs="맑은 고딕"/>
@@ -17261,27 +18157,36 @@
               </w:rPr>
               <w:t>2</w:t>
             </w:r>
-          </w:p>
-        </w:tc>
-        <w:tc>
-          <w:tcPr>
-            <w:tcW w:w="4073" w:type="dxa"/>
-            <w:noWrap/>
-          </w:tcPr>
-          <w:p>
-            <w:pPr>
-              <w:widowControl/>
-              <w:wordWrap/>
-              <w:autoSpaceDE/>
-              <w:autoSpaceDN/>
-              <w:jc w:val="left"/>
-              <w:cnfStyle w:val="000000000000" w:firstRow="0" w:lastRow="0" w:firstColumn="0" w:lastColumn="0" w:oddVBand="0" w:evenVBand="0" w:oddHBand="0" w:evenHBand="0" w:firstRowFirstColumn="0" w:firstRowLastColumn="0" w:lastRowFirstColumn="0" w:lastRowLastColumn="0"/>
+            <w:r>
               <w:rPr>
                 <w:rFonts w:ascii="맑은 고딕" w:eastAsia="맑은 고딕" w:hAnsi="맑은 고딕" w:cs="맑은 고딕"/>
                 <w:kern w:val="0"/>
                 <w:sz w:val="16"/>
                 <w:szCs w:val="20"/>
               </w:rPr>
+              <w:t>0</w:t>
+            </w:r>
+          </w:p>
+        </w:tc>
+        <w:tc>
+          <w:tcPr>
+            <w:tcW w:w="4002" w:type="dxa"/>
+            <w:noWrap/>
+          </w:tcPr>
+          <w:p>
+            <w:pPr>
+              <w:widowControl/>
+              <w:wordWrap/>
+              <w:autoSpaceDE/>
+              <w:autoSpaceDN/>
+              <w:jc w:val="left"/>
+              <w:cnfStyle w:val="000000000000" w:firstRow="0" w:lastRow="0" w:firstColumn="0" w:lastColumn="0" w:oddVBand="0" w:evenVBand="0" w:oddHBand="0" w:evenHBand="0" w:firstRowFirstColumn="0" w:firstRowLastColumn="0" w:lastRowFirstColumn="0" w:lastRowLastColumn="0"/>
+              <w:rPr>
+                <w:rFonts w:ascii="맑은 고딕" w:eastAsia="맑은 고딕" w:hAnsi="맑은 고딕" w:cs="맑은 고딕"/>
+                <w:kern w:val="0"/>
+                <w:sz w:val="16"/>
+                <w:szCs w:val="20"/>
+              </w:rPr>
             </w:pPr>
             <w:r>
               <w:rPr>
@@ -17422,7 +18327,7 @@
         </w:tc>
         <w:tc>
           <w:tcPr>
-            <w:tcW w:w="4974" w:type="dxa"/>
+            <w:tcW w:w="5850" w:type="dxa"/>
           </w:tcPr>
           <w:p>
             <w:pPr>
@@ -17515,7 +18420,7 @@
         </w:tc>
         <w:tc>
           <w:tcPr>
-            <w:tcW w:w="1157" w:type="dxa"/>
+            <w:tcW w:w="1417" w:type="dxa"/>
             <w:noWrap/>
           </w:tcPr>
           <w:p>
@@ -17639,15 +18544,15 @@
         </w:tc>
         <w:tc>
           <w:tcPr>
-            <w:tcW w:w="441" w:type="dxa"/>
-          </w:tcPr>
-          <w:p>
-            <w:pPr>
-              <w:widowControl/>
-              <w:wordWrap/>
-              <w:autoSpaceDE/>
-              <w:autoSpaceDN/>
-              <w:jc w:val="center"/>
+            <w:tcW w:w="512" w:type="dxa"/>
+          </w:tcPr>
+          <w:p>
+            <w:pPr>
+              <w:widowControl/>
+              <w:wordWrap/>
+              <w:autoSpaceDE/>
+              <w:autoSpaceDN/>
+              <w:jc w:val="left"/>
               <w:cnfStyle w:val="000000000000" w:firstRow="0" w:lastRow="0" w:firstColumn="0" w:lastColumn="0" w:oddVBand="0" w:evenVBand="0" w:oddHBand="0" w:evenHBand="0" w:firstRowFirstColumn="0" w:firstRowLastColumn="0" w:lastRowFirstColumn="0" w:lastRowLastColumn="0"/>
               <w:rPr>
                 <w:rFonts w:ascii="맑은 고딕" w:eastAsia="맑은 고딕" w:hAnsi="맑은 고딕" w:cs="맑은 고딕"/>
@@ -17665,33 +18570,42 @@
               </w:rPr>
               <w:t>1</w:t>
             </w:r>
-          </w:p>
-        </w:tc>
-        <w:tc>
-          <w:tcPr>
-            <w:tcW w:w="4073" w:type="dxa"/>
-            <w:noWrap/>
-          </w:tcPr>
-          <w:p>
-            <w:pPr>
-              <w:widowControl/>
-              <w:wordWrap/>
-              <w:autoSpaceDE/>
-              <w:autoSpaceDN/>
-              <w:jc w:val="left"/>
-              <w:cnfStyle w:val="000000000000" w:firstRow="0" w:lastRow="0" w:firstColumn="0" w:lastColumn="0" w:oddVBand="0" w:evenVBand="0" w:oddHBand="0" w:evenHBand="0" w:firstRowFirstColumn="0" w:firstRowLastColumn="0" w:lastRowFirstColumn="0" w:lastRowLastColumn="0"/>
+            <w:r>
               <w:rPr>
                 <w:rFonts w:ascii="맑은 고딕" w:eastAsia="맑은 고딕" w:hAnsi="맑은 고딕" w:cs="맑은 고딕"/>
                 <w:kern w:val="0"/>
                 <w:sz w:val="16"/>
                 <w:szCs w:val="20"/>
               </w:rPr>
-            </w:pPr>
-          </w:p>
-        </w:tc>
-        <w:tc>
-          <w:tcPr>
-            <w:tcW w:w="4974" w:type="dxa"/>
+              <w:t>0</w:t>
+            </w:r>
+          </w:p>
+        </w:tc>
+        <w:tc>
+          <w:tcPr>
+            <w:tcW w:w="4002" w:type="dxa"/>
+            <w:noWrap/>
+          </w:tcPr>
+          <w:p>
+            <w:pPr>
+              <w:widowControl/>
+              <w:wordWrap/>
+              <w:autoSpaceDE/>
+              <w:autoSpaceDN/>
+              <w:jc w:val="left"/>
+              <w:cnfStyle w:val="000000000000" w:firstRow="0" w:lastRow="0" w:firstColumn="0" w:lastColumn="0" w:oddVBand="0" w:evenVBand="0" w:oddHBand="0" w:evenHBand="0" w:firstRowFirstColumn="0" w:firstRowLastColumn="0" w:lastRowFirstColumn="0" w:lastRowLastColumn="0"/>
+              <w:rPr>
+                <w:rFonts w:ascii="맑은 고딕" w:eastAsia="맑은 고딕" w:hAnsi="맑은 고딕" w:cs="맑은 고딕"/>
+                <w:kern w:val="0"/>
+                <w:sz w:val="16"/>
+                <w:szCs w:val="20"/>
+              </w:rPr>
+            </w:pPr>
+          </w:p>
+        </w:tc>
+        <w:tc>
+          <w:tcPr>
+            <w:tcW w:w="5850" w:type="dxa"/>
           </w:tcPr>
           <w:p>
             <w:pPr>
@@ -17712,7 +18626,7 @@
         </w:tc>
         <w:tc>
           <w:tcPr>
-            <w:tcW w:w="1157" w:type="dxa"/>
+            <w:tcW w:w="1417" w:type="dxa"/>
             <w:noWrap/>
           </w:tcPr>
           <w:p>
@@ -17836,15 +18750,15 @@
         </w:tc>
         <w:tc>
           <w:tcPr>
-            <w:tcW w:w="441" w:type="dxa"/>
-          </w:tcPr>
-          <w:p>
-            <w:pPr>
-              <w:widowControl/>
-              <w:wordWrap/>
-              <w:autoSpaceDE/>
-              <w:autoSpaceDN/>
-              <w:jc w:val="center"/>
+            <w:tcW w:w="512" w:type="dxa"/>
+          </w:tcPr>
+          <w:p>
+            <w:pPr>
+              <w:widowControl/>
+              <w:wordWrap/>
+              <w:autoSpaceDE/>
+              <w:autoSpaceDN/>
+              <w:jc w:val="left"/>
               <w:cnfStyle w:val="000000000000" w:firstRow="0" w:lastRow="0" w:firstColumn="0" w:lastColumn="0" w:oddVBand="0" w:evenVBand="0" w:oddHBand="0" w:evenHBand="0" w:firstRowFirstColumn="0" w:firstRowLastColumn="0" w:lastRowFirstColumn="0" w:lastRowLastColumn="0"/>
               <w:rPr>
                 <w:rFonts w:ascii="맑은 고딕" w:eastAsia="맑은 고딕" w:hAnsi="맑은 고딕" w:cs="맑은 고딕"/>
@@ -17862,33 +18776,42 @@
               </w:rPr>
               <w:t>1</w:t>
             </w:r>
-          </w:p>
-        </w:tc>
-        <w:tc>
-          <w:tcPr>
-            <w:tcW w:w="4073" w:type="dxa"/>
-            <w:noWrap/>
-          </w:tcPr>
-          <w:p>
-            <w:pPr>
-              <w:widowControl/>
-              <w:wordWrap/>
-              <w:autoSpaceDE/>
-              <w:autoSpaceDN/>
-              <w:jc w:val="left"/>
-              <w:cnfStyle w:val="000000000000" w:firstRow="0" w:lastRow="0" w:firstColumn="0" w:lastColumn="0" w:oddVBand="0" w:evenVBand="0" w:oddHBand="0" w:evenHBand="0" w:firstRowFirstColumn="0" w:firstRowLastColumn="0" w:lastRowFirstColumn="0" w:lastRowLastColumn="0"/>
+            <w:r>
               <w:rPr>
                 <w:rFonts w:ascii="맑은 고딕" w:eastAsia="맑은 고딕" w:hAnsi="맑은 고딕" w:cs="맑은 고딕"/>
                 <w:kern w:val="0"/>
                 <w:sz w:val="16"/>
                 <w:szCs w:val="20"/>
               </w:rPr>
-            </w:pPr>
-          </w:p>
-        </w:tc>
-        <w:tc>
-          <w:tcPr>
-            <w:tcW w:w="4974" w:type="dxa"/>
+              <w:t>0</w:t>
+            </w:r>
+          </w:p>
+        </w:tc>
+        <w:tc>
+          <w:tcPr>
+            <w:tcW w:w="4002" w:type="dxa"/>
+            <w:noWrap/>
+          </w:tcPr>
+          <w:p>
+            <w:pPr>
+              <w:widowControl/>
+              <w:wordWrap/>
+              <w:autoSpaceDE/>
+              <w:autoSpaceDN/>
+              <w:jc w:val="left"/>
+              <w:cnfStyle w:val="000000000000" w:firstRow="0" w:lastRow="0" w:firstColumn="0" w:lastColumn="0" w:oddVBand="0" w:evenVBand="0" w:oddHBand="0" w:evenHBand="0" w:firstRowFirstColumn="0" w:firstRowLastColumn="0" w:lastRowFirstColumn="0" w:lastRowLastColumn="0"/>
+              <w:rPr>
+                <w:rFonts w:ascii="맑은 고딕" w:eastAsia="맑은 고딕" w:hAnsi="맑은 고딕" w:cs="맑은 고딕"/>
+                <w:kern w:val="0"/>
+                <w:sz w:val="16"/>
+                <w:szCs w:val="20"/>
+              </w:rPr>
+            </w:pPr>
+          </w:p>
+        </w:tc>
+        <w:tc>
+          <w:tcPr>
+            <w:tcW w:w="5850" w:type="dxa"/>
           </w:tcPr>
           <w:p>
             <w:pPr>
@@ -17909,7 +18832,7 @@
         </w:tc>
         <w:tc>
           <w:tcPr>
-            <w:tcW w:w="1157" w:type="dxa"/>
+            <w:tcW w:w="1417" w:type="dxa"/>
             <w:noWrap/>
           </w:tcPr>
           <w:p>
@@ -18033,15 +18956,15 @@
         </w:tc>
         <w:tc>
           <w:tcPr>
-            <w:tcW w:w="441" w:type="dxa"/>
-          </w:tcPr>
-          <w:p>
-            <w:pPr>
-              <w:widowControl/>
-              <w:wordWrap/>
-              <w:autoSpaceDE/>
-              <w:autoSpaceDN/>
-              <w:jc w:val="center"/>
+            <w:tcW w:w="512" w:type="dxa"/>
+          </w:tcPr>
+          <w:p>
+            <w:pPr>
+              <w:widowControl/>
+              <w:wordWrap/>
+              <w:autoSpaceDE/>
+              <w:autoSpaceDN/>
+              <w:jc w:val="left"/>
               <w:cnfStyle w:val="000000000000" w:firstRow="0" w:lastRow="0" w:firstColumn="0" w:lastColumn="0" w:oddVBand="0" w:evenVBand="0" w:oddHBand="0" w:evenHBand="0" w:firstRowFirstColumn="0" w:firstRowLastColumn="0" w:lastRowFirstColumn="0" w:lastRowLastColumn="0"/>
               <w:rPr>
                 <w:rFonts w:ascii="맑은 고딕" w:eastAsia="맑은 고딕" w:hAnsi="맑은 고딕" w:cs="맑은 고딕"/>
@@ -18059,33 +18982,42 @@
               </w:rPr>
               <w:t>2</w:t>
             </w:r>
-          </w:p>
-        </w:tc>
-        <w:tc>
-          <w:tcPr>
-            <w:tcW w:w="4073" w:type="dxa"/>
-            <w:noWrap/>
-          </w:tcPr>
-          <w:p>
-            <w:pPr>
-              <w:widowControl/>
-              <w:wordWrap/>
-              <w:autoSpaceDE/>
-              <w:autoSpaceDN/>
-              <w:jc w:val="left"/>
-              <w:cnfStyle w:val="000000000000" w:firstRow="0" w:lastRow="0" w:firstColumn="0" w:lastColumn="0" w:oddVBand="0" w:evenVBand="0" w:oddHBand="0" w:evenHBand="0" w:firstRowFirstColumn="0" w:firstRowLastColumn="0" w:lastRowFirstColumn="0" w:lastRowLastColumn="0"/>
+            <w:r>
               <w:rPr>
                 <w:rFonts w:ascii="맑은 고딕" w:eastAsia="맑은 고딕" w:hAnsi="맑은 고딕" w:cs="맑은 고딕"/>
                 <w:kern w:val="0"/>
                 <w:sz w:val="16"/>
                 <w:szCs w:val="20"/>
               </w:rPr>
-            </w:pPr>
-          </w:p>
-        </w:tc>
-        <w:tc>
-          <w:tcPr>
-            <w:tcW w:w="4974" w:type="dxa"/>
+              <w:t>0</w:t>
+            </w:r>
+          </w:p>
+        </w:tc>
+        <w:tc>
+          <w:tcPr>
+            <w:tcW w:w="4002" w:type="dxa"/>
+            <w:noWrap/>
+          </w:tcPr>
+          <w:p>
+            <w:pPr>
+              <w:widowControl/>
+              <w:wordWrap/>
+              <w:autoSpaceDE/>
+              <w:autoSpaceDN/>
+              <w:jc w:val="left"/>
+              <w:cnfStyle w:val="000000000000" w:firstRow="0" w:lastRow="0" w:firstColumn="0" w:lastColumn="0" w:oddVBand="0" w:evenVBand="0" w:oddHBand="0" w:evenHBand="0" w:firstRowFirstColumn="0" w:firstRowLastColumn="0" w:lastRowFirstColumn="0" w:lastRowLastColumn="0"/>
+              <w:rPr>
+                <w:rFonts w:ascii="맑은 고딕" w:eastAsia="맑은 고딕" w:hAnsi="맑은 고딕" w:cs="맑은 고딕"/>
+                <w:kern w:val="0"/>
+                <w:sz w:val="16"/>
+                <w:szCs w:val="20"/>
+              </w:rPr>
+            </w:pPr>
+          </w:p>
+        </w:tc>
+        <w:tc>
+          <w:tcPr>
+            <w:tcW w:w="5850" w:type="dxa"/>
           </w:tcPr>
           <w:p>
             <w:pPr>
@@ -18205,7 +19137,7 @@
         </w:tc>
         <w:tc>
           <w:tcPr>
-            <w:tcW w:w="1157" w:type="dxa"/>
+            <w:tcW w:w="1417" w:type="dxa"/>
             <w:noWrap/>
           </w:tcPr>
           <w:p>
@@ -18329,15 +19261,15 @@
         </w:tc>
         <w:tc>
           <w:tcPr>
-            <w:tcW w:w="441" w:type="dxa"/>
-          </w:tcPr>
-          <w:p>
-            <w:pPr>
-              <w:widowControl/>
-              <w:wordWrap/>
-              <w:autoSpaceDE/>
-              <w:autoSpaceDN/>
-              <w:jc w:val="center"/>
+            <w:tcW w:w="512" w:type="dxa"/>
+          </w:tcPr>
+          <w:p>
+            <w:pPr>
+              <w:widowControl/>
+              <w:wordWrap/>
+              <w:autoSpaceDE/>
+              <w:autoSpaceDN/>
+              <w:jc w:val="left"/>
               <w:cnfStyle w:val="000000000000" w:firstRow="0" w:lastRow="0" w:firstColumn="0" w:lastColumn="0" w:oddVBand="0" w:evenVBand="0" w:oddHBand="0" w:evenHBand="0" w:firstRowFirstColumn="0" w:firstRowLastColumn="0" w:lastRowFirstColumn="0" w:lastRowLastColumn="0"/>
               <w:rPr>
                 <w:rFonts w:ascii="맑은 고딕" w:eastAsia="맑은 고딕" w:hAnsi="맑은 고딕" w:cs="맑은 고딕"/>
@@ -18355,33 +19287,42 @@
               </w:rPr>
               <w:t>4</w:t>
             </w:r>
-          </w:p>
-        </w:tc>
-        <w:tc>
-          <w:tcPr>
-            <w:tcW w:w="4073" w:type="dxa"/>
-            <w:noWrap/>
-          </w:tcPr>
-          <w:p>
-            <w:pPr>
-              <w:widowControl/>
-              <w:wordWrap/>
-              <w:autoSpaceDE/>
-              <w:autoSpaceDN/>
-              <w:jc w:val="left"/>
-              <w:cnfStyle w:val="000000000000" w:firstRow="0" w:lastRow="0" w:firstColumn="0" w:lastColumn="0" w:oddVBand="0" w:evenVBand="0" w:oddHBand="0" w:evenHBand="0" w:firstRowFirstColumn="0" w:firstRowLastColumn="0" w:lastRowFirstColumn="0" w:lastRowLastColumn="0"/>
+            <w:r>
               <w:rPr>
                 <w:rFonts w:ascii="맑은 고딕" w:eastAsia="맑은 고딕" w:hAnsi="맑은 고딕" w:cs="맑은 고딕"/>
                 <w:kern w:val="0"/>
                 <w:sz w:val="16"/>
                 <w:szCs w:val="20"/>
               </w:rPr>
-            </w:pPr>
-          </w:p>
-        </w:tc>
-        <w:tc>
-          <w:tcPr>
-            <w:tcW w:w="4974" w:type="dxa"/>
+              <w:t>0</w:t>
+            </w:r>
+          </w:p>
+        </w:tc>
+        <w:tc>
+          <w:tcPr>
+            <w:tcW w:w="4002" w:type="dxa"/>
+            <w:noWrap/>
+          </w:tcPr>
+          <w:p>
+            <w:pPr>
+              <w:widowControl/>
+              <w:wordWrap/>
+              <w:autoSpaceDE/>
+              <w:autoSpaceDN/>
+              <w:jc w:val="left"/>
+              <w:cnfStyle w:val="000000000000" w:firstRow="0" w:lastRow="0" w:firstColumn="0" w:lastColumn="0" w:oddVBand="0" w:evenVBand="0" w:oddHBand="0" w:evenHBand="0" w:firstRowFirstColumn="0" w:firstRowLastColumn="0" w:lastRowFirstColumn="0" w:lastRowLastColumn="0"/>
+              <w:rPr>
+                <w:rFonts w:ascii="맑은 고딕" w:eastAsia="맑은 고딕" w:hAnsi="맑은 고딕" w:cs="맑은 고딕"/>
+                <w:kern w:val="0"/>
+                <w:sz w:val="16"/>
+                <w:szCs w:val="20"/>
+              </w:rPr>
+            </w:pPr>
+          </w:p>
+        </w:tc>
+        <w:tc>
+          <w:tcPr>
+            <w:tcW w:w="5850" w:type="dxa"/>
           </w:tcPr>
           <w:p>
             <w:pPr>
@@ -18402,7 +19343,7 @@
         </w:tc>
         <w:tc>
           <w:tcPr>
-            <w:tcW w:w="1157" w:type="dxa"/>
+            <w:tcW w:w="1417" w:type="dxa"/>
             <w:noWrap/>
           </w:tcPr>
           <w:p>
@@ -18526,15 +19467,15 @@
         </w:tc>
         <w:tc>
           <w:tcPr>
-            <w:tcW w:w="441" w:type="dxa"/>
-          </w:tcPr>
-          <w:p>
-            <w:pPr>
-              <w:widowControl/>
-              <w:wordWrap/>
-              <w:autoSpaceDE/>
-              <w:autoSpaceDN/>
-              <w:jc w:val="center"/>
+            <w:tcW w:w="512" w:type="dxa"/>
+          </w:tcPr>
+          <w:p>
+            <w:pPr>
+              <w:widowControl/>
+              <w:wordWrap/>
+              <w:autoSpaceDE/>
+              <w:autoSpaceDN/>
+              <w:jc w:val="left"/>
               <w:cnfStyle w:val="000000000000" w:firstRow="0" w:lastRow="0" w:firstColumn="0" w:lastColumn="0" w:oddVBand="0" w:evenVBand="0" w:oddHBand="0" w:evenHBand="0" w:firstRowFirstColumn="0" w:firstRowLastColumn="0" w:lastRowFirstColumn="0" w:lastRowLastColumn="0"/>
               <w:rPr>
                 <w:rFonts w:ascii="맑은 고딕" w:eastAsia="맑은 고딕" w:hAnsi="맑은 고딕" w:cs="맑은 고딕"/>
@@ -18550,13 +19491,13 @@
                 <w:sz w:val="16"/>
                 <w:szCs w:val="20"/>
               </w:rPr>
-              <w:t>6</w:t>
-            </w:r>
-          </w:p>
-        </w:tc>
-        <w:tc>
-          <w:tcPr>
-            <w:tcW w:w="4073" w:type="dxa"/>
+              <w:t>60</w:t>
+            </w:r>
+          </w:p>
+        </w:tc>
+        <w:tc>
+          <w:tcPr>
+            <w:tcW w:w="4002" w:type="dxa"/>
             <w:noWrap/>
           </w:tcPr>
           <w:p>
@@ -18578,7 +19519,7 @@
         </w:tc>
         <w:tc>
           <w:tcPr>
-            <w:tcW w:w="4974" w:type="dxa"/>
+            <w:tcW w:w="5850" w:type="dxa"/>
           </w:tcPr>
           <w:p>
             <w:pPr>
@@ -18617,7 +19558,7 @@
         </w:tc>
         <w:tc>
           <w:tcPr>
-            <w:tcW w:w="1157" w:type="dxa"/>
+            <w:tcW w:w="1417" w:type="dxa"/>
             <w:noWrap/>
           </w:tcPr>
           <w:p>
@@ -18684,6 +19625,15 @@
                 <w:szCs w:val="20"/>
               </w:rPr>
             </w:pPr>
+            <w:r>
+              <w:rPr>
+                <w:rFonts w:ascii="DengXian" w:eastAsia="DengXian" w:hAnsi="DengXian" w:cs="Arial"/>
+                <w:kern w:val="0"/>
+                <w:sz w:val="16"/>
+                <w:szCs w:val="20"/>
+              </w:rPr>
+              <w:t>break</w:t>
+            </w:r>
           </w:p>
         </w:tc>
         <w:tc>
@@ -18732,15 +19682,15 @@
         </w:tc>
         <w:tc>
           <w:tcPr>
-            <w:tcW w:w="441" w:type="dxa"/>
-          </w:tcPr>
-          <w:p>
-            <w:pPr>
-              <w:widowControl/>
-              <w:wordWrap/>
-              <w:autoSpaceDE/>
-              <w:autoSpaceDN/>
-              <w:jc w:val="center"/>
+            <w:tcW w:w="512" w:type="dxa"/>
+          </w:tcPr>
+          <w:p>
+            <w:pPr>
+              <w:widowControl/>
+              <w:wordWrap/>
+              <w:autoSpaceDE/>
+              <w:autoSpaceDN/>
+              <w:jc w:val="left"/>
               <w:cnfStyle w:val="000000000000" w:firstRow="0" w:lastRow="0" w:firstColumn="0" w:lastColumn="0" w:oddVBand="0" w:evenVBand="0" w:oddHBand="0" w:evenHBand="0" w:firstRowFirstColumn="0" w:firstRowLastColumn="0" w:lastRowFirstColumn="0" w:lastRowLastColumn="0"/>
               <w:rPr>
                 <w:rFonts w:ascii="맑은 고딕" w:eastAsia="맑은 고딕" w:hAnsi="맑은 고딕" w:cs="맑은 고딕"/>
@@ -18753,7 +19703,7 @@
         </w:tc>
         <w:tc>
           <w:tcPr>
-            <w:tcW w:w="4073" w:type="dxa"/>
+            <w:tcW w:w="4002" w:type="dxa"/>
             <w:noWrap/>
           </w:tcPr>
           <w:p>
@@ -18775,7 +19725,7 @@
         </w:tc>
         <w:tc>
           <w:tcPr>
-            <w:tcW w:w="4974" w:type="dxa"/>
+            <w:tcW w:w="5850" w:type="dxa"/>
           </w:tcPr>
           <w:p>
             <w:pPr>
@@ -18796,7 +19746,7 @@
         </w:tc>
         <w:tc>
           <w:tcPr>
-            <w:tcW w:w="1157" w:type="dxa"/>
+            <w:tcW w:w="1417" w:type="dxa"/>
             <w:noWrap/>
           </w:tcPr>
           <w:p>
@@ -18920,15 +19870,15 @@
         </w:tc>
         <w:tc>
           <w:tcPr>
-            <w:tcW w:w="441" w:type="dxa"/>
-          </w:tcPr>
-          <w:p>
-            <w:pPr>
-              <w:widowControl/>
-              <w:wordWrap/>
-              <w:autoSpaceDE/>
-              <w:autoSpaceDN/>
-              <w:jc w:val="center"/>
+            <w:tcW w:w="512" w:type="dxa"/>
+          </w:tcPr>
+          <w:p>
+            <w:pPr>
+              <w:widowControl/>
+              <w:wordWrap/>
+              <w:autoSpaceDE/>
+              <w:autoSpaceDN/>
+              <w:jc w:val="left"/>
               <w:cnfStyle w:val="000000000000" w:firstRow="0" w:lastRow="0" w:firstColumn="0" w:lastColumn="0" w:oddVBand="0" w:evenVBand="0" w:oddHBand="0" w:evenHBand="0" w:firstRowFirstColumn="0" w:firstRowLastColumn="0" w:lastRowFirstColumn="0" w:lastRowLastColumn="0"/>
               <w:rPr>
                 <w:rFonts w:ascii="맑은 고딕" w:eastAsia="맑은 고딕" w:hAnsi="맑은 고딕" w:cs="맑은 고딕"/>
@@ -18946,33 +19896,21 @@
               </w:rPr>
               <w:t>12</w:t>
             </w:r>
-          </w:p>
-        </w:tc>
-        <w:tc>
-          <w:tcPr>
-            <w:tcW w:w="4073" w:type="dxa"/>
-            <w:noWrap/>
-          </w:tcPr>
-          <w:p>
-            <w:pPr>
-              <w:widowControl/>
-              <w:wordWrap/>
-              <w:autoSpaceDE/>
-              <w:autoSpaceDN/>
-              <w:jc w:val="left"/>
-              <w:cnfStyle w:val="000000000000" w:firstRow="0" w:lastRow="0" w:firstColumn="0" w:lastColumn="0" w:oddVBand="0" w:evenVBand="0" w:oddHBand="0" w:evenHBand="0" w:firstRowFirstColumn="0" w:firstRowLastColumn="0" w:lastRowFirstColumn="0" w:lastRowLastColumn="0"/>
+            <w:r>
               <w:rPr>
                 <w:rFonts w:ascii="맑은 고딕" w:eastAsia="맑은 고딕" w:hAnsi="맑은 고딕" w:cs="맑은 고딕"/>
                 <w:kern w:val="0"/>
                 <w:sz w:val="16"/>
                 <w:szCs w:val="20"/>
               </w:rPr>
-            </w:pPr>
-          </w:p>
-        </w:tc>
-        <w:tc>
-          <w:tcPr>
-            <w:tcW w:w="4974" w:type="dxa"/>
+              <w:t>0</w:t>
+            </w:r>
+          </w:p>
+        </w:tc>
+        <w:tc>
+          <w:tcPr>
+            <w:tcW w:w="4002" w:type="dxa"/>
+            <w:noWrap/>
           </w:tcPr>
           <w:p>
             <w:pPr>
@@ -18986,10 +19924,31 @@
                 <w:rFonts w:ascii="맑은 고딕" w:eastAsia="맑은 고딕" w:hAnsi="맑은 고딕" w:cs="맑은 고딕"/>
                 <w:kern w:val="0"/>
                 <w:sz w:val="16"/>
+                <w:szCs w:val="20"/>
+              </w:rPr>
+            </w:pPr>
+          </w:p>
+        </w:tc>
+        <w:tc>
+          <w:tcPr>
+            <w:tcW w:w="5850" w:type="dxa"/>
+          </w:tcPr>
+          <w:p>
+            <w:pPr>
+              <w:widowControl/>
+              <w:wordWrap/>
+              <w:autoSpaceDE/>
+              <w:autoSpaceDN/>
+              <w:jc w:val="left"/>
+              <w:cnfStyle w:val="000000000000" w:firstRow="0" w:lastRow="0" w:firstColumn="0" w:lastColumn="0" w:oddVBand="0" w:evenVBand="0" w:oddHBand="0" w:evenHBand="0" w:firstRowFirstColumn="0" w:firstRowLastColumn="0" w:lastRowFirstColumn="0" w:lastRowLastColumn="0"/>
+              <w:rPr>
+                <w:rFonts w:ascii="맑은 고딕" w:eastAsia="맑은 고딕" w:hAnsi="맑은 고딕" w:cs="맑은 고딕"/>
+                <w:kern w:val="0"/>
+                <w:sz w:val="16"/>
                 <w:szCs w:val="16"/>
               </w:rPr>
             </w:pPr>
-            <w:hyperlink r:id="rId67" w:history="1">
+            <w:hyperlink r:id="rId69" w:history="1">
               <w:r>
                 <w:rPr>
                   <w:rStyle w:val="a3"/>
@@ -19002,7 +19961,7 @@
         </w:tc>
         <w:tc>
           <w:tcPr>
-            <w:tcW w:w="1157" w:type="dxa"/>
+            <w:tcW w:w="1417" w:type="dxa"/>
             <w:noWrap/>
           </w:tcPr>
           <w:p>
@@ -19126,15 +20085,15 @@
         </w:tc>
         <w:tc>
           <w:tcPr>
-            <w:tcW w:w="441" w:type="dxa"/>
-          </w:tcPr>
-          <w:p>
-            <w:pPr>
-              <w:widowControl/>
-              <w:wordWrap/>
-              <w:autoSpaceDE/>
-              <w:autoSpaceDN/>
-              <w:jc w:val="center"/>
+            <w:tcW w:w="512" w:type="dxa"/>
+          </w:tcPr>
+          <w:p>
+            <w:pPr>
+              <w:widowControl/>
+              <w:wordWrap/>
+              <w:autoSpaceDE/>
+              <w:autoSpaceDN/>
+              <w:jc w:val="left"/>
               <w:cnfStyle w:val="000000000000" w:firstRow="0" w:lastRow="0" w:firstColumn="0" w:lastColumn="0" w:oddVBand="0" w:evenVBand="0" w:oddHBand="0" w:evenHBand="0" w:firstRowFirstColumn="0" w:firstRowLastColumn="0" w:lastRowFirstColumn="0" w:lastRowLastColumn="0"/>
               <w:rPr>
                 <w:rFonts w:ascii="맑은 고딕" w:eastAsia="맑은 고딕" w:hAnsi="맑은 고딕" w:cs="맑은 고딕"/>
@@ -19152,33 +20111,21 @@
               </w:rPr>
               <w:t>3</w:t>
             </w:r>
-          </w:p>
-        </w:tc>
-        <w:tc>
-          <w:tcPr>
-            <w:tcW w:w="4073" w:type="dxa"/>
-            <w:noWrap/>
-          </w:tcPr>
-          <w:p>
-            <w:pPr>
-              <w:widowControl/>
-              <w:wordWrap/>
-              <w:autoSpaceDE/>
-              <w:autoSpaceDN/>
-              <w:jc w:val="left"/>
-              <w:cnfStyle w:val="000000000000" w:firstRow="0" w:lastRow="0" w:firstColumn="0" w:lastColumn="0" w:oddVBand="0" w:evenVBand="0" w:oddHBand="0" w:evenHBand="0" w:firstRowFirstColumn="0" w:firstRowLastColumn="0" w:lastRowFirstColumn="0" w:lastRowLastColumn="0"/>
+            <w:r>
               <w:rPr>
                 <w:rFonts w:ascii="맑은 고딕" w:eastAsia="맑은 고딕" w:hAnsi="맑은 고딕" w:cs="맑은 고딕"/>
                 <w:kern w:val="0"/>
                 <w:sz w:val="16"/>
                 <w:szCs w:val="20"/>
               </w:rPr>
-            </w:pPr>
-          </w:p>
-        </w:tc>
-        <w:tc>
-          <w:tcPr>
-            <w:tcW w:w="4974" w:type="dxa"/>
+              <w:t>0</w:t>
+            </w:r>
+          </w:p>
+        </w:tc>
+        <w:tc>
+          <w:tcPr>
+            <w:tcW w:w="4002" w:type="dxa"/>
+            <w:noWrap/>
           </w:tcPr>
           <w:p>
             <w:pPr>
@@ -19192,6 +20139,27 @@
                 <w:rFonts w:ascii="맑은 고딕" w:eastAsia="맑은 고딕" w:hAnsi="맑은 고딕" w:cs="맑은 고딕"/>
                 <w:kern w:val="0"/>
                 <w:sz w:val="16"/>
+                <w:szCs w:val="20"/>
+              </w:rPr>
+            </w:pPr>
+          </w:p>
+        </w:tc>
+        <w:tc>
+          <w:tcPr>
+            <w:tcW w:w="5850" w:type="dxa"/>
+          </w:tcPr>
+          <w:p>
+            <w:pPr>
+              <w:widowControl/>
+              <w:wordWrap/>
+              <w:autoSpaceDE/>
+              <w:autoSpaceDN/>
+              <w:jc w:val="left"/>
+              <w:cnfStyle w:val="000000000000" w:firstRow="0" w:lastRow="0" w:firstColumn="0" w:lastColumn="0" w:oddVBand="0" w:evenVBand="0" w:oddHBand="0" w:evenHBand="0" w:firstRowFirstColumn="0" w:firstRowLastColumn="0" w:lastRowFirstColumn="0" w:lastRowLastColumn="0"/>
+              <w:rPr>
+                <w:rFonts w:ascii="맑은 고딕" w:eastAsia="맑은 고딕" w:hAnsi="맑은 고딕" w:cs="맑은 고딕"/>
+                <w:kern w:val="0"/>
+                <w:sz w:val="16"/>
                 <w:szCs w:val="16"/>
               </w:rPr>
             </w:pPr>
@@ -19226,7 +20194,7 @@
         </w:tc>
         <w:tc>
           <w:tcPr>
-            <w:tcW w:w="1157" w:type="dxa"/>
+            <w:tcW w:w="1417" w:type="dxa"/>
             <w:noWrap/>
           </w:tcPr>
           <w:p>
@@ -19350,15 +20318,15 @@
         </w:tc>
         <w:tc>
           <w:tcPr>
-            <w:tcW w:w="441" w:type="dxa"/>
-          </w:tcPr>
-          <w:p>
-            <w:pPr>
-              <w:widowControl/>
-              <w:wordWrap/>
-              <w:autoSpaceDE/>
-              <w:autoSpaceDN/>
-              <w:jc w:val="center"/>
+            <w:tcW w:w="512" w:type="dxa"/>
+          </w:tcPr>
+          <w:p>
+            <w:pPr>
+              <w:widowControl/>
+              <w:wordWrap/>
+              <w:autoSpaceDE/>
+              <w:autoSpaceDN/>
+              <w:jc w:val="left"/>
               <w:cnfStyle w:val="000000000000" w:firstRow="0" w:lastRow="0" w:firstColumn="0" w:lastColumn="0" w:oddVBand="0" w:evenVBand="0" w:oddHBand="0" w:evenHBand="0" w:firstRowFirstColumn="0" w:firstRowLastColumn="0" w:lastRowFirstColumn="0" w:lastRowLastColumn="0"/>
               <w:rPr>
                 <w:rFonts w:ascii="맑은 고딕" w:eastAsia="맑은 고딕" w:hAnsi="맑은 고딕" w:cs="맑은 고딕"/>
@@ -19383,13 +20351,13 @@
                 <w:sz w:val="16"/>
                 <w:szCs w:val="20"/>
               </w:rPr>
-              <w:t>0</w:t>
-            </w:r>
-          </w:p>
-        </w:tc>
-        <w:tc>
-          <w:tcPr>
-            <w:tcW w:w="4073" w:type="dxa"/>
+              <w:t>00</w:t>
+            </w:r>
+          </w:p>
+        </w:tc>
+        <w:tc>
+          <w:tcPr>
+            <w:tcW w:w="4002" w:type="dxa"/>
             <w:noWrap/>
           </w:tcPr>
           <w:p>
@@ -19407,24 +20375,69 @@
                 <w:szCs w:val="20"/>
               </w:rPr>
             </w:pPr>
-          </w:p>
-        </w:tc>
-        <w:tc>
-          <w:tcPr>
-            <w:tcW w:w="4974" w:type="dxa"/>
-          </w:tcPr>
-          <w:p>
-            <w:pPr>
-              <w:widowControl/>
-              <w:wordWrap/>
-              <w:autoSpaceDE/>
-              <w:autoSpaceDN/>
-              <w:jc w:val="left"/>
-              <w:cnfStyle w:val="000000000000" w:firstRow="0" w:lastRow="0" w:firstColumn="0" w:lastColumn="0" w:oddVBand="0" w:evenVBand="0" w:oddHBand="0" w:evenHBand="0" w:firstRowFirstColumn="0" w:firstRowLastColumn="0" w:lastRowFirstColumn="0" w:lastRowLastColumn="0"/>
+            <w:r>
+              <w:rPr>
+                <w:rFonts w:ascii="맑은 고딕" w:eastAsia="맑은 고딕" w:hAnsi="맑은 고딕" w:cs="맑은 고딕" w:hint="eastAsia"/>
+                <w:kern w:val="0"/>
+                <w:sz w:val="16"/>
+                <w:szCs w:val="20"/>
+              </w:rPr>
+              <w:t xml:space="preserve">5개 팀 </w:t>
+            </w:r>
+            <w:r>
               <w:rPr>
                 <w:rFonts w:ascii="맑은 고딕" w:eastAsia="맑은 고딕" w:hAnsi="맑은 고딕" w:cs="맑은 고딕"/>
                 <w:kern w:val="0"/>
                 <w:sz w:val="16"/>
+                <w:szCs w:val="20"/>
+              </w:rPr>
+              <w:t xml:space="preserve">x 20 </w:t>
+            </w:r>
+            <w:r>
+              <w:rPr>
+                <w:rFonts w:ascii="맑은 고딕" w:eastAsia="맑은 고딕" w:hAnsi="맑은 고딕" w:cs="맑은 고딕" w:hint="eastAsia"/>
+                <w:kern w:val="0"/>
+                <w:sz w:val="16"/>
+                <w:szCs w:val="20"/>
+              </w:rPr>
+              <w:t xml:space="preserve">분 </w:t>
+            </w:r>
+            <w:r>
+              <w:rPr>
+                <w:rFonts w:ascii="맑은 고딕" w:eastAsia="맑은 고딕" w:hAnsi="맑은 고딕" w:cs="맑은 고딕"/>
+                <w:kern w:val="0"/>
+                <w:sz w:val="16"/>
+                <w:szCs w:val="20"/>
+              </w:rPr>
+              <w:t>= 100</w:t>
+            </w:r>
+            <w:r>
+              <w:rPr>
+                <w:rFonts w:ascii="맑은 고딕" w:eastAsia="맑은 고딕" w:hAnsi="맑은 고딕" w:cs="맑은 고딕" w:hint="eastAsia"/>
+                <w:kern w:val="0"/>
+                <w:sz w:val="16"/>
+                <w:szCs w:val="20"/>
+              </w:rPr>
+              <w:t>분</w:t>
+            </w:r>
+          </w:p>
+        </w:tc>
+        <w:tc>
+          <w:tcPr>
+            <w:tcW w:w="5850" w:type="dxa"/>
+          </w:tcPr>
+          <w:p>
+            <w:pPr>
+              <w:widowControl/>
+              <w:wordWrap/>
+              <w:autoSpaceDE/>
+              <w:autoSpaceDN/>
+              <w:jc w:val="left"/>
+              <w:cnfStyle w:val="000000000000" w:firstRow="0" w:lastRow="0" w:firstColumn="0" w:lastColumn="0" w:oddVBand="0" w:evenVBand="0" w:oddHBand="0" w:evenHBand="0" w:firstRowFirstColumn="0" w:firstRowLastColumn="0" w:lastRowFirstColumn="0" w:lastRowLastColumn="0"/>
+              <w:rPr>
+                <w:rFonts w:ascii="맑은 고딕" w:eastAsia="맑은 고딕" w:hAnsi="맑은 고딕" w:cs="맑은 고딕"/>
+                <w:kern w:val="0"/>
+                <w:sz w:val="16"/>
                 <w:szCs w:val="16"/>
               </w:rPr>
             </w:pPr>
@@ -19495,7 +20508,7 @@
         </w:tc>
         <w:tc>
           <w:tcPr>
-            <w:tcW w:w="1157" w:type="dxa"/>
+            <w:tcW w:w="1417" w:type="dxa"/>
             <w:noWrap/>
           </w:tcPr>
           <w:p>
@@ -19619,15 +20632,15 @@
         </w:tc>
         <w:tc>
           <w:tcPr>
-            <w:tcW w:w="441" w:type="dxa"/>
-          </w:tcPr>
-          <w:p>
-            <w:pPr>
-              <w:widowControl/>
-              <w:wordWrap/>
-              <w:autoSpaceDE/>
-              <w:autoSpaceDN/>
-              <w:jc w:val="center"/>
+            <w:tcW w:w="512" w:type="dxa"/>
+          </w:tcPr>
+          <w:p>
+            <w:pPr>
+              <w:widowControl/>
+              <w:wordWrap/>
+              <w:autoSpaceDE/>
+              <w:autoSpaceDN/>
+              <w:jc w:val="left"/>
               <w:cnfStyle w:val="000000000000" w:firstRow="0" w:lastRow="0" w:firstColumn="0" w:lastColumn="0" w:oddVBand="0" w:evenVBand="0" w:oddHBand="0" w:evenHBand="0" w:firstRowFirstColumn="0" w:firstRowLastColumn="0" w:lastRowFirstColumn="0" w:lastRowLastColumn="0"/>
               <w:rPr>
                 <w:rFonts w:ascii="맑은 고딕" w:eastAsia="맑은 고딕" w:hAnsi="맑은 고딕" w:cs="맑은 고딕"/>
@@ -19645,33 +20658,105 @@
               </w:rPr>
               <w:t>5</w:t>
             </w:r>
-          </w:p>
-        </w:tc>
-        <w:tc>
-          <w:tcPr>
-            <w:tcW w:w="4073" w:type="dxa"/>
-            <w:noWrap/>
-          </w:tcPr>
-          <w:p>
-            <w:pPr>
-              <w:widowControl/>
-              <w:wordWrap/>
-              <w:autoSpaceDE/>
-              <w:autoSpaceDN/>
-              <w:jc w:val="left"/>
-              <w:cnfStyle w:val="000000000000" w:firstRow="0" w:lastRow="0" w:firstColumn="0" w:lastColumn="0" w:oddVBand="0" w:evenVBand="0" w:oddHBand="0" w:evenHBand="0" w:firstRowFirstColumn="0" w:firstRowLastColumn="0" w:lastRowFirstColumn="0" w:lastRowLastColumn="0"/>
+            <w:r>
               <w:rPr>
                 <w:rFonts w:ascii="맑은 고딕" w:eastAsia="맑은 고딕" w:hAnsi="맑은 고딕" w:cs="맑은 고딕"/>
                 <w:kern w:val="0"/>
                 <w:sz w:val="16"/>
                 <w:szCs w:val="20"/>
               </w:rPr>
-            </w:pPr>
-          </w:p>
-        </w:tc>
-        <w:tc>
-          <w:tcPr>
-            <w:tcW w:w="4974" w:type="dxa"/>
+              <w:t>0</w:t>
+            </w:r>
+          </w:p>
+        </w:tc>
+        <w:tc>
+          <w:tcPr>
+            <w:tcW w:w="4002" w:type="dxa"/>
+            <w:noWrap/>
+          </w:tcPr>
+          <w:p>
+            <w:pPr>
+              <w:widowControl/>
+              <w:wordWrap/>
+              <w:autoSpaceDE/>
+              <w:autoSpaceDN/>
+              <w:jc w:val="left"/>
+              <w:cnfStyle w:val="000000000000" w:firstRow="0" w:lastRow="0" w:firstColumn="0" w:lastColumn="0" w:oddVBand="0" w:evenVBand="0" w:oddHBand="0" w:evenHBand="0" w:firstRowFirstColumn="0" w:firstRowLastColumn="0" w:lastRowFirstColumn="0" w:lastRowLastColumn="0"/>
+              <w:rPr>
+                <w:rFonts w:ascii="맑은 고딕" w:eastAsia="맑은 고딕" w:hAnsi="맑은 고딕" w:cs="맑은 고딕"/>
+                <w:kern w:val="0"/>
+                <w:sz w:val="16"/>
+                <w:szCs w:val="20"/>
+              </w:rPr>
+            </w:pPr>
+            <w:r>
+              <w:rPr>
+                <w:rFonts w:ascii="맑은 고딕" w:eastAsia="맑은 고딕" w:hAnsi="맑은 고딕" w:cs="맑은 고딕" w:hint="eastAsia"/>
+                <w:kern w:val="0"/>
+                <w:sz w:val="16"/>
+                <w:szCs w:val="20"/>
+              </w:rPr>
+              <w:t>5개 팀 x</w:t>
+            </w:r>
+            <w:r>
+              <w:rPr>
+                <w:rFonts w:ascii="맑은 고딕" w:eastAsia="맑은 고딕" w:hAnsi="맑은 고딕" w:cs="맑은 고딕"/>
+                <w:kern w:val="0"/>
+                <w:sz w:val="16"/>
+                <w:szCs w:val="20"/>
+              </w:rPr>
+              <w:t xml:space="preserve"> </w:t>
+            </w:r>
+            <w:r>
+              <w:rPr>
+                <w:rFonts w:ascii="맑은 고딕" w:eastAsia="맑은 고딕" w:hAnsi="맑은 고딕" w:cs="맑은 고딕"/>
+                <w:kern w:val="0"/>
+                <w:sz w:val="16"/>
+                <w:szCs w:val="20"/>
+              </w:rPr>
+              <w:t>10</w:t>
+            </w:r>
+            <w:r>
+              <w:rPr>
+                <w:rFonts w:ascii="맑은 고딕" w:eastAsia="맑은 고딕" w:hAnsi="맑은 고딕" w:cs="맑은 고딕" w:hint="eastAsia"/>
+                <w:kern w:val="0"/>
+                <w:sz w:val="16"/>
+                <w:szCs w:val="20"/>
+              </w:rPr>
+              <w:t xml:space="preserve">분 </w:t>
+            </w:r>
+            <w:r>
+              <w:rPr>
+                <w:rFonts w:ascii="맑은 고딕" w:eastAsia="맑은 고딕" w:hAnsi="맑은 고딕" w:cs="맑은 고딕"/>
+                <w:kern w:val="0"/>
+                <w:sz w:val="16"/>
+                <w:szCs w:val="20"/>
+              </w:rPr>
+              <w:t xml:space="preserve">= </w:t>
+            </w:r>
+            <w:r>
+              <w:rPr>
+                <w:rFonts w:ascii="맑은 고딕" w:eastAsia="맑은 고딕" w:hAnsi="맑은 고딕" w:cs="맑은 고딕"/>
+                <w:kern w:val="0"/>
+                <w:sz w:val="16"/>
+                <w:szCs w:val="20"/>
+              </w:rPr>
+              <w:t>50</w:t>
+            </w:r>
+            <w:r>
+              <w:rPr>
+                <w:rFonts w:ascii="맑은 고딕" w:eastAsia="맑은 고딕" w:hAnsi="맑은 고딕" w:cs="맑은 고딕" w:hint="eastAsia"/>
+                <w:kern w:val="0"/>
+                <w:sz w:val="16"/>
+                <w:szCs w:val="20"/>
+              </w:rPr>
+              <w:t>분</w:t>
+            </w:r>
+          </w:p>
+        </w:tc>
+        <w:tc>
+          <w:tcPr>
+            <w:tcW w:w="5850" w:type="dxa"/>
           </w:tcPr>
           <w:p>
             <w:pPr>
@@ -19692,7 +20777,7 @@
         </w:tc>
         <w:tc>
           <w:tcPr>
-            <w:tcW w:w="1157" w:type="dxa"/>
+            <w:tcW w:w="1417" w:type="dxa"/>
             <w:noWrap/>
           </w:tcPr>
           <w:p>
@@ -20000,22 +21085,21 @@
         <w:rPr>
           <w:sz w:val="18"/>
         </w:rPr>
-        <w:t>(PPT</w:t>
+        <w:t xml:space="preserve">(PPT </w:t>
       </w:r>
-      <w:r>
-        <w:rPr>
-          <w:sz w:val="18"/>
-        </w:rPr>
-        <w:t xml:space="preserve">, PDF, word </w:t>
-      </w:r>
-      <w:bookmarkStart w:id="0" w:name="_GoBack"/>
-      <w:bookmarkEnd w:id="0"/>
       <w:r>
         <w:rPr>
           <w:rFonts w:hint="eastAsia"/>
           <w:sz w:val="18"/>
         </w:rPr>
-        <w:t>등</w:t>
+        <w:t>슬라이</w:t>
+      </w:r>
+      <w:r>
+        <w:rPr>
+          <w:rFonts w:hint="eastAsia"/>
+          <w:sz w:val="18"/>
+        </w:rPr>
+        <w:t>드</w:t>
       </w:r>
       <w:r>
         <w:rPr>
@@ -20330,9 +21414,9 @@
       </w:r>
     </w:p>
     <w:sectPr>
-      <w:footerReference w:type="default" r:id="rId68"/>
+      <w:footerReference w:type="default" r:id="rId70"/>
       <w:pgSz w:w="16838" w:h="11906" w:orient="landscape"/>
-      <w:pgMar w:top="1440" w:right="1701" w:bottom="1440" w:left="1440" w:header="851" w:footer="992" w:gutter="0"/>
+      <w:pgMar w:top="720" w:right="720" w:bottom="720" w:left="720" w:header="851" w:footer="992" w:gutter="0"/>
       <w:cols w:space="425"/>
       <w:docGrid w:linePitch="360"/>
     </w:sectPr>
@@ -21686,7 +22770,7 @@
 </file>
 
 <file path=customXml/itemProps1.xml><?xml version="1.0" encoding="utf-8"?>
-<ds:datastoreItem xmlns:ds="http://schemas.openxmlformats.org/officeDocument/2006/customXml" ds:itemID="{7FFD7487-4AF1-463D-BB12-AF14BF568F1F}">
+<ds:datastoreItem xmlns:ds="http://schemas.openxmlformats.org/officeDocument/2006/customXml" ds:itemID="{D0D79243-D66B-41D1-968A-46E926F63D57}">
   <ds:schemaRefs>
     <ds:schemaRef ds:uri="http://schemas.openxmlformats.org/officeDocument/2006/bibliography"/>
   </ds:schemaRefs>

--- a/1-1.prepare/syllabus-llm-rag-agent.docx
+++ b/1-1.prepare/syllabus-llm-rag-agent.docx
@@ -10507,6 +10507,18 @@
                 <w:szCs w:val="20"/>
               </w:rPr>
             </w:pPr>
+            <w:r>
+              <w:rPr>
+                <w:rFonts w:ascii="맑은 고딕" w:eastAsia="맑은 고딕" w:hAnsi="맑은 고딕" w:cs="굴림" w:hint="eastAsia"/>
+                <w:color w:val="000000"/>
+                <w:kern w:val="0"/>
+                <w:sz w:val="16"/>
+                <w:szCs w:val="20"/>
+              </w:rPr>
+              <w:t>데이터베이스</w:t>
+            </w:r>
+            <w:bookmarkStart w:id="0" w:name="_GoBack"/>
+            <w:bookmarkEnd w:id="0"/>
           </w:p>
         </w:tc>
         <w:tc>
@@ -10957,16 +10969,6 @@
                 <w:szCs w:val="20"/>
               </w:rPr>
             </w:pPr>
-            <w:r>
-              <w:rPr>
-                <w:rFonts w:ascii="맑은 고딕" w:eastAsia="맑은 고딕" w:hAnsi="맑은 고딕" w:cs="굴림" w:hint="eastAsia"/>
-                <w:color w:val="000000"/>
-                <w:kern w:val="0"/>
-                <w:sz w:val="16"/>
-                <w:szCs w:val="20"/>
-              </w:rPr>
-              <w:t>데이터베이스</w:t>
-            </w:r>
           </w:p>
         </w:tc>
         <w:tc>
@@ -11817,7 +11819,7 @@
               <w:jc w:val="left"/>
               <w:cnfStyle w:val="000000000000" w:firstRow="0" w:lastRow="0" w:firstColumn="0" w:lastColumn="0" w:oddVBand="0" w:evenVBand="0" w:oddHBand="0" w:evenHBand="0" w:firstRowFirstColumn="0" w:firstRowLastColumn="0" w:lastRowFirstColumn="0" w:lastRowLastColumn="0"/>
               <w:rPr>
-                <w:rFonts w:ascii="맑은 고딕" w:eastAsia="맑은 고딕" w:hAnsi="맑은 고딕" w:cs="굴림" w:hint="eastAsia"/>
+                <w:rFonts w:ascii="맑은 고딕" w:eastAsia="맑은 고딕" w:hAnsi="맑은 고딕" w:cs="굴림"/>
                 <w:color w:val="000000"/>
                 <w:kern w:val="0"/>
                 <w:sz w:val="16"/>
@@ -11850,7 +11852,7 @@
               <w:jc w:val="left"/>
               <w:cnfStyle w:val="000000000000" w:firstRow="0" w:lastRow="0" w:firstColumn="0" w:lastColumn="0" w:oddVBand="0" w:evenVBand="0" w:oddHBand="0" w:evenHBand="0" w:firstRowFirstColumn="0" w:firstRowLastColumn="0" w:lastRowFirstColumn="0" w:lastRowLastColumn="0"/>
               <w:rPr>
-                <w:rFonts w:ascii="맑은 고딕" w:eastAsia="맑은 고딕" w:hAnsi="맑은 고딕" w:cs="굴림" w:hint="eastAsia"/>
+                <w:rFonts w:ascii="맑은 고딕" w:eastAsia="맑은 고딕" w:hAnsi="맑은 고딕" w:cs="굴림"/>
                 <w:color w:val="000000"/>
                 <w:kern w:val="0"/>
                 <w:sz w:val="16"/>
@@ -11892,7 +11894,7 @@
               <w:jc w:val="left"/>
               <w:cnfStyle w:val="000000000000" w:firstRow="0" w:lastRow="0" w:firstColumn="0" w:lastColumn="0" w:oddVBand="0" w:evenVBand="0" w:oddHBand="0" w:evenHBand="0" w:firstRowFirstColumn="0" w:firstRowLastColumn="0" w:lastRowFirstColumn="0" w:lastRowLastColumn="0"/>
               <w:rPr>
-                <w:rFonts w:ascii="맑은 고딕" w:eastAsia="맑은 고딕" w:hAnsi="맑은 고딕" w:cs="굴림" w:hint="eastAsia"/>
+                <w:rFonts w:ascii="맑은 고딕" w:eastAsia="맑은 고딕" w:hAnsi="맑은 고딕" w:cs="굴림"/>
                 <w:color w:val="000000"/>
                 <w:kern w:val="0"/>
                 <w:sz w:val="16"/>
@@ -11934,16 +11936,7 @@
                   <w:rStyle w:val="a3"/>
                   <w:sz w:val="16"/>
                 </w:rPr>
-                <w:t xml:space="preserve">높은 성능의 AI 에이전트 구현을 위한 Gemma3 </w:t>
-              </w:r>
-              <w:bookmarkStart w:id="0" w:name="_GoBack"/>
-              <w:bookmarkEnd w:id="0"/>
-              <w:r>
-                <w:rPr>
-                  <w:rStyle w:val="a3"/>
-                  <w:sz w:val="16"/>
-                </w:rPr>
-                <w:t>Function call 파인튜닝</w:t>
+                <w:t>높은 성능의 AI 에이전트 구현을 위한 Gemma3 Function call 파인튜닝</w:t>
               </w:r>
             </w:hyperlink>
           </w:p>
@@ -22770,7 +22763,7 @@
 </file>
 
 <file path=customXml/itemProps1.xml><?xml version="1.0" encoding="utf-8"?>
-<ds:datastoreItem xmlns:ds="http://schemas.openxmlformats.org/officeDocument/2006/customXml" ds:itemID="{D0D79243-D66B-41D1-968A-46E926F63D57}">
+<ds:datastoreItem xmlns:ds="http://schemas.openxmlformats.org/officeDocument/2006/customXml" ds:itemID="{A2FAB822-9D43-443A-A702-05891D47A5CF}">
   <ds:schemaRefs>
     <ds:schemaRef ds:uri="http://schemas.openxmlformats.org/officeDocument/2006/bibliography"/>
   </ds:schemaRefs>

--- a/1-1.prepare/syllabus-llm-rag-agent.docx
+++ b/1-1.prepare/syllabus-llm-rag-agent.docx
@@ -10517,8 +10517,6 @@
               </w:rPr>
               <w:t>데이터베이스</w:t>
             </w:r>
-            <w:bookmarkStart w:id="0" w:name="_GoBack"/>
-            <w:bookmarkEnd w:id="0"/>
           </w:p>
         </w:tc>
         <w:tc>
@@ -16638,7 +16636,7 @@
               <w:jc w:val="left"/>
               <w:cnfStyle w:val="000000000000" w:firstRow="0" w:lastRow="0" w:firstColumn="0" w:lastColumn="0" w:oddVBand="0" w:evenVBand="0" w:oddHBand="0" w:evenHBand="0" w:firstRowFirstColumn="0" w:firstRowLastColumn="0" w:lastRowFirstColumn="0" w:lastRowLastColumn="0"/>
               <w:rPr>
-                <w:rFonts w:ascii="맑은 고딕" w:eastAsia="맑은 고딕" w:hAnsi="맑은 고딕" w:cs="굴림"/>
+                <w:rFonts w:ascii="맑은 고딕" w:eastAsia="맑은 고딕" w:hAnsi="맑은 고딕" w:cs="굴림" w:hint="eastAsia"/>
                 <w:color w:val="000000"/>
                 <w:kern w:val="0"/>
                 <w:sz w:val="16"/>
@@ -16661,22 +16659,22 @@
               <w:jc w:val="left"/>
               <w:cnfStyle w:val="000000000000" w:firstRow="0" w:lastRow="0" w:firstColumn="0" w:lastColumn="0" w:oddVBand="0" w:evenVBand="0" w:oddHBand="0" w:evenHBand="0" w:firstRowFirstColumn="0" w:firstRowLastColumn="0" w:lastRowFirstColumn="0" w:lastRowLastColumn="0"/>
               <w:rPr>
-                <w:rFonts w:ascii="맑은 고딕" w:eastAsia="맑은 고딕" w:hAnsi="맑은 고딕" w:cs="굴림"/>
-                <w:color w:val="000000"/>
-                <w:kern w:val="0"/>
-                <w:sz w:val="16"/>
-                <w:szCs w:val="20"/>
-              </w:rPr>
-            </w:pPr>
-            <w:r>
-              <w:rPr>
-                <w:rFonts w:ascii="맑은 고딕" w:eastAsia="맑은 고딕" w:hAnsi="맑은 고딕" w:cs="굴림" w:hint="eastAsia"/>
-                <w:color w:val="000000"/>
-                <w:kern w:val="0"/>
-                <w:sz w:val="16"/>
-                <w:szCs w:val="20"/>
-              </w:rPr>
-              <w:t>실습</w:t>
+                <w:rFonts w:ascii="맑은 고딕" w:eastAsia="맑은 고딕" w:hAnsi="맑은 고딕" w:cs="굴림" w:hint="eastAsia"/>
+                <w:color w:val="000000"/>
+                <w:kern w:val="0"/>
+                <w:sz w:val="16"/>
+                <w:szCs w:val="20"/>
+              </w:rPr>
+            </w:pPr>
+            <w:r>
+              <w:rPr>
+                <w:rFonts w:ascii="맑은 고딕" w:eastAsia="맑은 고딕" w:hAnsi="맑은 고딕" w:cs="굴림" w:hint="eastAsia"/>
+                <w:color w:val="000000"/>
+                <w:kern w:val="0"/>
+                <w:sz w:val="16"/>
+                <w:szCs w:val="20"/>
+              </w:rPr>
+              <w:t>설명</w:t>
             </w:r>
           </w:p>
         </w:tc>
@@ -16694,7 +16692,7 @@
               <w:jc w:val="left"/>
               <w:cnfStyle w:val="000000000000" w:firstRow="0" w:lastRow="0" w:firstColumn="0" w:lastColumn="0" w:oddVBand="0" w:evenVBand="0" w:oddHBand="0" w:evenHBand="0" w:firstRowFirstColumn="0" w:firstRowLastColumn="0" w:lastRowFirstColumn="0" w:lastRowLastColumn="0"/>
               <w:rPr>
-                <w:rFonts w:ascii="맑은 고딕" w:eastAsia="맑은 고딕" w:hAnsi="맑은 고딕" w:cs="굴림"/>
+                <w:rFonts w:ascii="맑은 고딕" w:eastAsia="맑은 고딕" w:hAnsi="맑은 고딕" w:cs="굴림" w:hint="eastAsia"/>
                 <w:color w:val="000000"/>
                 <w:kern w:val="0"/>
                 <w:sz w:val="16"/>
@@ -16751,7 +16749,7 @@
                 <w:sz w:val="16"/>
                 <w:szCs w:val="20"/>
               </w:rPr>
-              <w:t>60</w:t>
+              <w:t>10</w:t>
             </w:r>
           </w:p>
         </w:tc>
@@ -16769,43 +16767,65 @@
               <w:jc w:val="left"/>
               <w:cnfStyle w:val="000000000000" w:firstRow="0" w:lastRow="0" w:firstColumn="0" w:lastColumn="0" w:oddVBand="0" w:evenVBand="0" w:oddHBand="0" w:evenHBand="0" w:firstRowFirstColumn="0" w:firstRowLastColumn="0" w:lastRowFirstColumn="0" w:lastRowLastColumn="0"/>
               <w:rPr>
-                <w:rFonts w:ascii="맑은 고딕" w:eastAsia="맑은 고딕" w:hAnsi="맑은 고딕" w:cs="굴림"/>
-                <w:color w:val="000000"/>
-                <w:kern w:val="0"/>
-                <w:sz w:val="16"/>
-                <w:szCs w:val="20"/>
-              </w:rPr>
-            </w:pPr>
-            <w:r>
-              <w:rPr>
-                <w:rFonts w:ascii="맑은 고딕" w:eastAsia="맑은 고딕" w:hAnsi="맑은 고딕" w:cs="굴림" w:hint="eastAsia"/>
-                <w:color w:val="000000"/>
-                <w:kern w:val="0"/>
-                <w:sz w:val="16"/>
-                <w:szCs w:val="20"/>
-              </w:rPr>
-              <w:t>미디어 업무 자동화도구,</w:t>
-            </w:r>
-            <w:r>
-              <w:rPr>
-                <w:rFonts w:ascii="맑은 고딕" w:eastAsia="맑은 고딕" w:hAnsi="맑은 고딕" w:cs="굴림"/>
-                <w:color w:val="000000"/>
-                <w:kern w:val="0"/>
-                <w:sz w:val="16"/>
-                <w:szCs w:val="20"/>
-              </w:rPr>
-              <w:t xml:space="preserve"> </w:t>
-            </w:r>
-            <w:r>
-              <w:rPr>
-                <w:rFonts w:ascii="맑은 고딕" w:eastAsia="맑은 고딕" w:hAnsi="맑은 고딕" w:cs="굴림" w:hint="eastAsia"/>
-                <w:color w:val="000000"/>
-                <w:kern w:val="0"/>
-                <w:sz w:val="16"/>
-                <w:szCs w:val="20"/>
-              </w:rPr>
-              <w:t>에이전트 개발 과제</w:t>
-            </w:r>
+                <w:rFonts w:ascii="맑은 고딕" w:eastAsia="맑은 고딕" w:hAnsi="맑은 고딕" w:cs="굴림" w:hint="eastAsia"/>
+                <w:color w:val="000000"/>
+                <w:kern w:val="0"/>
+                <w:sz w:val="16"/>
+                <w:szCs w:val="20"/>
+              </w:rPr>
+            </w:pPr>
+            <w:hyperlink r:id="rId69" w:history="1">
+              <w:r>
+                <w:rPr>
+                  <w:rStyle w:val="a3"/>
+                  <w:rFonts w:ascii="맑은 고딕" w:eastAsia="맑은 고딕" w:hAnsi="맑은 고딕" w:cs="굴림" w:hint="eastAsia"/>
+                  <w:kern w:val="0"/>
+                  <w:sz w:val="16"/>
+                  <w:szCs w:val="20"/>
+                </w:rPr>
+                <w:t>N</w:t>
+              </w:r>
+              <w:r>
+                <w:rPr>
+                  <w:rStyle w:val="a3"/>
+                  <w:rFonts w:ascii="맑은 고딕" w:eastAsia="맑은 고딕" w:hAnsi="맑은 고딕" w:cs="굴림"/>
+                  <w:kern w:val="0"/>
+                  <w:sz w:val="16"/>
+                  <w:szCs w:val="20"/>
+                </w:rPr>
+                <w:t>ocode(노코드</w:t>
+              </w:r>
+              <w:r>
+                <w:rPr>
+                  <w:rStyle w:val="a3"/>
+                  <w:rFonts w:ascii="맑은 고딕" w:eastAsia="맑은 고딕" w:hAnsi="맑은 고딕" w:cs="굴림" w:hint="eastAsia"/>
+                  <w:kern w:val="0"/>
+                  <w:sz w:val="16"/>
+                  <w:szCs w:val="20"/>
+                </w:rPr>
+                <w:t>)</w:t>
+              </w:r>
+              <w:r>
+                <w:rPr>
+                  <w:rStyle w:val="a3"/>
+                  <w:rFonts w:ascii="맑은 고딕" w:eastAsia="맑은 고딕" w:hAnsi="맑은 고딕" w:cs="굴림"/>
+                  <w:kern w:val="0"/>
+                  <w:sz w:val="16"/>
+                  <w:szCs w:val="20"/>
+                </w:rPr>
+                <w:t xml:space="preserve"> 도구</w:t>
+              </w:r>
+              <w:r>
+                <w:rPr>
+                  <w:rStyle w:val="a3"/>
+                  <w:rFonts w:ascii="맑은 고딕" w:eastAsia="맑은 고딕" w:hAnsi="맑은 고딕" w:cs="굴림" w:hint="eastAsia"/>
+                  <w:kern w:val="0"/>
+                  <w:sz w:val="16"/>
+                  <w:szCs w:val="20"/>
+                </w:rPr>
+                <w:t xml:space="preserve"> 설명</w:t>
+              </w:r>
+            </w:hyperlink>
           </w:p>
         </w:tc>
         <w:tc>
@@ -16828,46 +16848,24 @@
                 <w:szCs w:val="20"/>
               </w:rPr>
             </w:pPr>
-            <w:r>
-              <w:rPr>
-                <w:rFonts w:ascii="맑은 고딕" w:eastAsia="맑은 고딕" w:hAnsi="맑은 고딕" w:cs="굴림" w:hint="eastAsia"/>
-                <w:color w:val="000000"/>
-                <w:kern w:val="0"/>
-                <w:sz w:val="16"/>
-                <w:szCs w:val="20"/>
-              </w:rPr>
-              <w:t>v</w:t>
-            </w:r>
-            <w:r>
-              <w:rPr>
-                <w:rFonts w:ascii="맑은 고딕" w:eastAsia="맑은 고딕" w:hAnsi="맑은 고딕" w:cs="굴림"/>
-                <w:color w:val="000000"/>
-                <w:kern w:val="0"/>
-                <w:sz w:val="16"/>
-                <w:szCs w:val="20"/>
-              </w:rPr>
-              <w:t xml:space="preserve">scode </w:t>
-            </w:r>
-            <w:r>
-              <w:rPr>
-                <w:rFonts w:ascii="맑은 고딕" w:eastAsia="맑은 고딕" w:hAnsi="맑은 고딕" w:cs="굴림" w:hint="eastAsia"/>
-                <w:color w:val="000000"/>
-                <w:kern w:val="0"/>
-                <w:sz w:val="16"/>
-                <w:szCs w:val="20"/>
-              </w:rPr>
-              <w:t xml:space="preserve">기반 실습 </w:t>
-            </w:r>
-            <w:r>
-              <w:rPr>
-                <w:rFonts w:ascii="맑은 고딕" w:eastAsia="맑은 고딕" w:hAnsi="맑은 고딕" w:cs="굴림"/>
-                <w:color w:val="000000"/>
-                <w:kern w:val="0"/>
-                <w:sz w:val="16"/>
-                <w:szCs w:val="20"/>
-              </w:rPr>
-              <w:t>(Github Copilot)</w:t>
-            </w:r>
+            <w:hyperlink r:id="rId70" w:history="1">
+              <w:r>
+                <w:rPr>
+                  <w:rStyle w:val="a3"/>
+                  <w:sz w:val="16"/>
+                </w:rPr>
+                <w:t>Bubble: The ful</w:t>
+              </w:r>
+              <w:bookmarkStart w:id="0" w:name="_GoBack"/>
+              <w:bookmarkEnd w:id="0"/>
+              <w:r>
+                <w:rPr>
+                  <w:rStyle w:val="a3"/>
+                  <w:sz w:val="16"/>
+                </w:rPr>
+                <w:t>l-stack no-code app builder</w:t>
+              </w:r>
+            </w:hyperlink>
           </w:p>
         </w:tc>
         <w:tc>
@@ -16884,7 +16882,7 @@
               <w:jc w:val="left"/>
               <w:cnfStyle w:val="000000000000" w:firstRow="0" w:lastRow="0" w:firstColumn="0" w:lastColumn="0" w:oddVBand="0" w:evenVBand="0" w:oddHBand="0" w:evenHBand="0" w:firstRowFirstColumn="0" w:firstRowLastColumn="0" w:lastRowFirstColumn="0" w:lastRowLastColumn="0"/>
               <w:rPr>
-                <w:rFonts w:ascii="맑은 고딕" w:eastAsia="맑은 고딕" w:hAnsi="맑은 고딕" w:cs="굴림"/>
+                <w:rFonts w:ascii="맑은 고딕" w:eastAsia="맑은 고딕" w:hAnsi="맑은 고딕" w:cs="굴림" w:hint="eastAsia"/>
                 <w:color w:val="000000"/>
                 <w:kern w:val="0"/>
                 <w:sz w:val="16"/>
@@ -16973,7 +16971,7 @@
                 <w:sz w:val="16"/>
                 <w:szCs w:val="20"/>
               </w:rPr>
-              <w:t>총정리 퀴즈</w:t>
+              <w:t>실습</w:t>
             </w:r>
           </w:p>
         </w:tc>
@@ -17006,7 +17004,17 @@
                 <w:sz w:val="16"/>
                 <w:szCs w:val="20"/>
               </w:rPr>
-              <w:t>Q</w:t>
+              <w:t>W</w:t>
+            </w:r>
+            <w:r>
+              <w:rPr>
+                <w:rFonts w:ascii="맑은 고딕" w:eastAsia="맑은 고딕" w:hAnsi="맑은 고딕" w:cs="굴림"/>
+                <w:color w:val="000000"/>
+                <w:kern w:val="0"/>
+                <w:sz w:val="16"/>
+                <w:szCs w:val="20"/>
+              </w:rPr>
+              <w:t>5</w:t>
             </w:r>
           </w:p>
         </w:tc>
@@ -17038,7 +17046,17 @@
                 <w:sz w:val="16"/>
                 <w:szCs w:val="20"/>
               </w:rPr>
-              <w:t>60</w:t>
+              <w:t>5</w:t>
+            </w:r>
+            <w:r>
+              <w:rPr>
+                <w:rFonts w:ascii="맑은 고딕" w:eastAsia="맑은 고딕" w:hAnsi="맑은 고딕" w:cs="굴림"/>
+                <w:color w:val="000000"/>
+                <w:kern w:val="0"/>
+                <w:sz w:val="16"/>
+                <w:szCs w:val="20"/>
+              </w:rPr>
+              <w:t>0</w:t>
             </w:r>
           </w:p>
         </w:tc>
@@ -17071,7 +17089,27 @@
                 <w:sz w:val="16"/>
                 <w:szCs w:val="20"/>
               </w:rPr>
-              <w:t>앞서 정리한 것 총 정리 퀴즈</w:t>
+              <w:t>미디어 업무 자동화도구,</w:t>
+            </w:r>
+            <w:r>
+              <w:rPr>
+                <w:rFonts w:ascii="맑은 고딕" w:eastAsia="맑은 고딕" w:hAnsi="맑은 고딕" w:cs="굴림"/>
+                <w:color w:val="000000"/>
+                <w:kern w:val="0"/>
+                <w:sz w:val="16"/>
+                <w:szCs w:val="20"/>
+              </w:rPr>
+              <w:t xml:space="preserve"> </w:t>
+            </w:r>
+            <w:r>
+              <w:rPr>
+                <w:rFonts w:ascii="맑은 고딕" w:eastAsia="맑은 고딕" w:hAnsi="맑은 고딕" w:cs="굴림" w:hint="eastAsia"/>
+                <w:color w:val="000000"/>
+                <w:kern w:val="0"/>
+                <w:sz w:val="16"/>
+                <w:szCs w:val="20"/>
+              </w:rPr>
+              <w:t>에이전트 개발 과제</w:t>
             </w:r>
           </w:p>
         </w:tc>
@@ -17091,69 +17129,49 @@
                 <w:rFonts w:ascii="맑은 고딕" w:eastAsia="맑은 고딕" w:hAnsi="맑은 고딕" w:cs="굴림"/>
                 <w:color w:val="000000"/>
                 <w:kern w:val="0"/>
-                <w:sz w:val="14"/>
-                <w:szCs w:val="20"/>
-              </w:rPr>
-            </w:pPr>
-            <w:r>
-              <w:rPr>
-                <w:rFonts w:ascii="맑은 고딕" w:eastAsia="맑은 고딕" w:hAnsi="맑은 고딕" w:cs="굴림"/>
-                <w:color w:val="000000"/>
-                <w:kern w:val="0"/>
-                <w:sz w:val="14"/>
-                <w:szCs w:val="20"/>
-              </w:rPr>
-              <w:t xml:space="preserve">embedding, </w:t>
-            </w:r>
-            <w:r>
-              <w:rPr>
-                <w:rFonts w:ascii="맑은 고딕" w:eastAsia="맑은 고딕" w:hAnsi="맑은 고딕" w:cs="굴림" w:hint="eastAsia"/>
-                <w:color w:val="000000"/>
-                <w:kern w:val="0"/>
-                <w:sz w:val="14"/>
-                <w:szCs w:val="20"/>
-              </w:rPr>
-              <w:t>c</w:t>
-            </w:r>
-            <w:r>
-              <w:rPr>
-                <w:rFonts w:ascii="맑은 고딕" w:eastAsia="맑은 고딕" w:hAnsi="맑은 고딕" w:cs="굴림"/>
-                <w:color w:val="000000"/>
-                <w:kern w:val="0"/>
-                <w:sz w:val="14"/>
-                <w:szCs w:val="20"/>
-              </w:rPr>
-              <w:t xml:space="preserve">osine similarity, Linear Mapping, attention, VAE, diffusion, transformer, </w:t>
-            </w:r>
-            <w:r>
-              <w:rPr>
-                <w:rFonts w:ascii="맑은 고딕" w:eastAsia="맑은 고딕" w:hAnsi="맑은 고딕" w:cs="굴림" w:hint="eastAsia"/>
-                <w:color w:val="000000"/>
-                <w:kern w:val="0"/>
-                <w:sz w:val="14"/>
-                <w:szCs w:val="20"/>
-              </w:rPr>
-              <w:t>L</w:t>
-            </w:r>
-            <w:r>
-              <w:rPr>
-                <w:rFonts w:ascii="맑은 고딕" w:eastAsia="맑은 고딕" w:hAnsi="맑은 고딕" w:cs="굴림"/>
-                <w:color w:val="000000"/>
-                <w:kern w:val="0"/>
-                <w:sz w:val="14"/>
-                <w:szCs w:val="20"/>
-              </w:rPr>
-              <w:t xml:space="preserve">oRA, softmax, U-net, n-gram, MMR, MCP </w:t>
-            </w:r>
-            <w:r>
-              <w:rPr>
-                <w:rFonts w:ascii="맑은 고딕" w:eastAsia="맑은 고딕" w:hAnsi="맑은 고딕" w:cs="굴림" w:hint="eastAsia"/>
-                <w:color w:val="000000"/>
-                <w:kern w:val="0"/>
-                <w:sz w:val="14"/>
-                <w:szCs w:val="20"/>
-              </w:rPr>
-              <w:t>등</w:t>
+                <w:sz w:val="16"/>
+                <w:szCs w:val="20"/>
+              </w:rPr>
+            </w:pPr>
+            <w:r>
+              <w:rPr>
+                <w:rFonts w:ascii="맑은 고딕" w:eastAsia="맑은 고딕" w:hAnsi="맑은 고딕" w:cs="굴림" w:hint="eastAsia"/>
+                <w:color w:val="000000"/>
+                <w:kern w:val="0"/>
+                <w:sz w:val="16"/>
+                <w:szCs w:val="20"/>
+              </w:rPr>
+              <w:t>v</w:t>
+            </w:r>
+            <w:r>
+              <w:rPr>
+                <w:rFonts w:ascii="맑은 고딕" w:eastAsia="맑은 고딕" w:hAnsi="맑은 고딕" w:cs="굴림"/>
+                <w:color w:val="000000"/>
+                <w:kern w:val="0"/>
+                <w:sz w:val="16"/>
+                <w:szCs w:val="20"/>
+              </w:rPr>
+              <w:t xml:space="preserve">scode </w:t>
+            </w:r>
+            <w:r>
+              <w:rPr>
+                <w:rFonts w:ascii="맑은 고딕" w:eastAsia="맑은 고딕" w:hAnsi="맑은 고딕" w:cs="굴림" w:hint="eastAsia"/>
+                <w:color w:val="000000"/>
+                <w:kern w:val="0"/>
+                <w:sz w:val="16"/>
+                <w:szCs w:val="20"/>
+              </w:rPr>
+              <w:t xml:space="preserve">기반 실습 </w:t>
+            </w:r>
+            <w:r>
+              <w:rPr>
+                <w:rFonts w:ascii="맑은 고딕" w:eastAsia="맑은 고딕" w:hAnsi="맑은 고딕" w:cs="굴림"/>
+                <w:color w:val="000000"/>
+                <w:kern w:val="0"/>
+                <w:sz w:val="16"/>
+                <w:szCs w:val="20"/>
+              </w:rPr>
+              <w:t>(Github Copilot)</w:t>
             </w:r>
           </w:p>
         </w:tc>
@@ -17189,9 +17207,7 @@
           <w:tcPr>
             <w:cnfStyle w:val="001000000000" w:firstRow="0" w:lastRow="0" w:firstColumn="1" w:lastColumn="0" w:oddVBand="0" w:evenVBand="0" w:oddHBand="0" w:evenHBand="0" w:firstRowFirstColumn="0" w:firstRowLastColumn="0" w:lastRowFirstColumn="0" w:lastRowLastColumn="0"/>
             <w:tcW w:w="536" w:type="dxa"/>
-            <w:shd w:val="clear" w:color="auto" w:fill="E2EFD9" w:themeFill="accent6" w:themeFillTint="33"/>
-            <w:noWrap/>
-            <w:hideMark/>
+            <w:noWrap/>
           </w:tcPr>
           <w:p>
             <w:pPr>
@@ -17208,345 +17224,265 @@
                 <w:szCs w:val="20"/>
               </w:rPr>
             </w:pPr>
-            <w:r>
-              <w:rPr>
-                <w:rFonts w:ascii="맑은 고딕" w:eastAsia="맑은 고딕" w:hAnsi="맑은 고딕" w:cs="굴림" w:hint="eastAsia"/>
-                <w:color w:val="000000"/>
-                <w:kern w:val="0"/>
-                <w:sz w:val="16"/>
-                <w:szCs w:val="20"/>
-              </w:rPr>
-              <w:t>6</w:t>
-            </w:r>
           </w:p>
         </w:tc>
         <w:tc>
           <w:tcPr>
             <w:tcW w:w="1176" w:type="dxa"/>
-            <w:shd w:val="clear" w:color="auto" w:fill="E2EFD9" w:themeFill="accent6" w:themeFillTint="33"/>
-            <w:noWrap/>
-            <w:hideMark/>
-          </w:tcPr>
-          <w:p>
-            <w:pPr>
-              <w:widowControl/>
-              <w:wordWrap/>
-              <w:autoSpaceDE/>
-              <w:autoSpaceDN/>
-              <w:jc w:val="left"/>
-              <w:cnfStyle w:val="000000000000" w:firstRow="0" w:lastRow="0" w:firstColumn="0" w:lastColumn="0" w:oddVBand="0" w:evenVBand="0" w:oddHBand="0" w:evenHBand="0" w:firstRowFirstColumn="0" w:firstRowLastColumn="0" w:lastRowFirstColumn="0" w:lastRowLastColumn="0"/>
-              <w:rPr>
-                <w:rFonts w:ascii="맑은 고딕" w:eastAsia="맑은 고딕" w:hAnsi="맑은 고딕" w:cs="굴림"/>
-                <w:color w:val="000000"/>
-                <w:kern w:val="0"/>
-                <w:sz w:val="16"/>
-                <w:szCs w:val="20"/>
-              </w:rPr>
-            </w:pPr>
-            <w:r>
-              <w:rPr>
-                <w:rFonts w:ascii="맑은 고딕" w:eastAsia="맑은 고딕" w:hAnsi="맑은 고딕" w:cs="굴림" w:hint="eastAsia"/>
-                <w:color w:val="000000"/>
-                <w:kern w:val="0"/>
-                <w:sz w:val="16"/>
-                <w:szCs w:val="20"/>
-              </w:rPr>
-              <w:t>프로젝트 메이커톤</w:t>
-            </w:r>
+            <w:noWrap/>
+          </w:tcPr>
+          <w:p>
+            <w:pPr>
+              <w:widowControl/>
+              <w:wordWrap/>
+              <w:autoSpaceDE/>
+              <w:autoSpaceDN/>
+              <w:jc w:val="left"/>
+              <w:cnfStyle w:val="000000000000" w:firstRow="0" w:lastRow="0" w:firstColumn="0" w:lastColumn="0" w:oddVBand="0" w:evenVBand="0" w:oddHBand="0" w:evenHBand="0" w:firstRowFirstColumn="0" w:firstRowLastColumn="0" w:lastRowFirstColumn="0" w:lastRowLastColumn="0"/>
+              <w:rPr>
+                <w:rFonts w:ascii="맑은 고딕" w:eastAsia="맑은 고딕" w:hAnsi="맑은 고딕" w:cs="굴림"/>
+                <w:color w:val="000000"/>
+                <w:kern w:val="0"/>
+                <w:sz w:val="16"/>
+                <w:szCs w:val="20"/>
+              </w:rPr>
+            </w:pPr>
           </w:p>
         </w:tc>
         <w:tc>
           <w:tcPr>
             <w:tcW w:w="1496" w:type="dxa"/>
-            <w:shd w:val="clear" w:color="auto" w:fill="E2EFD9" w:themeFill="accent6" w:themeFillTint="33"/>
-            <w:noWrap/>
-            <w:hideMark/>
-          </w:tcPr>
-          <w:p>
-            <w:pPr>
-              <w:widowControl/>
-              <w:wordWrap/>
-              <w:autoSpaceDE/>
-              <w:autoSpaceDN/>
-              <w:jc w:val="left"/>
-              <w:cnfStyle w:val="000000000000" w:firstRow="0" w:lastRow="0" w:firstColumn="0" w:lastColumn="0" w:oddVBand="0" w:evenVBand="0" w:oddHBand="0" w:evenHBand="0" w:firstRowFirstColumn="0" w:firstRowLastColumn="0" w:lastRowFirstColumn="0" w:lastRowLastColumn="0"/>
-              <w:rPr>
-                <w:rFonts w:ascii="맑은 고딕" w:eastAsia="맑은 고딕" w:hAnsi="맑은 고딕" w:cs="굴림"/>
-                <w:color w:val="000000"/>
-                <w:kern w:val="0"/>
-                <w:sz w:val="16"/>
-                <w:szCs w:val="20"/>
-              </w:rPr>
-            </w:pPr>
+            <w:noWrap/>
+          </w:tcPr>
+          <w:p>
+            <w:pPr>
+              <w:widowControl/>
+              <w:wordWrap/>
+              <w:autoSpaceDE/>
+              <w:autoSpaceDN/>
+              <w:jc w:val="left"/>
+              <w:cnfStyle w:val="000000000000" w:firstRow="0" w:lastRow="0" w:firstColumn="0" w:lastColumn="0" w:oddVBand="0" w:evenVBand="0" w:oddHBand="0" w:evenHBand="0" w:firstRowFirstColumn="0" w:firstRowLastColumn="0" w:lastRowFirstColumn="0" w:lastRowLastColumn="0"/>
+              <w:rPr>
+                <w:rFonts w:ascii="맑은 고딕" w:eastAsia="맑은 고딕" w:hAnsi="맑은 고딕" w:cs="굴림"/>
+                <w:color w:val="000000"/>
+                <w:kern w:val="0"/>
+                <w:sz w:val="16"/>
+                <w:szCs w:val="20"/>
+              </w:rPr>
+            </w:pPr>
+            <w:r>
+              <w:rPr>
+                <w:rFonts w:ascii="맑은 고딕" w:eastAsia="맑은 고딕" w:hAnsi="맑은 고딕" w:cs="굴림" w:hint="eastAsia"/>
+                <w:color w:val="000000"/>
+                <w:kern w:val="0"/>
+                <w:sz w:val="16"/>
+                <w:szCs w:val="20"/>
+              </w:rPr>
+              <w:t>총정리 퀴즈</w:t>
+            </w:r>
           </w:p>
         </w:tc>
         <w:tc>
           <w:tcPr>
             <w:tcW w:w="457" w:type="dxa"/>
-            <w:shd w:val="clear" w:color="auto" w:fill="E2EFD9" w:themeFill="accent6" w:themeFillTint="33"/>
-            <w:noWrap/>
-            <w:hideMark/>
-          </w:tcPr>
-          <w:p>
-            <w:pPr>
-              <w:widowControl/>
-              <w:wordWrap/>
-              <w:autoSpaceDE/>
-              <w:autoSpaceDN/>
-              <w:jc w:val="left"/>
-              <w:cnfStyle w:val="000000000000" w:firstRow="0" w:lastRow="0" w:firstColumn="0" w:lastColumn="0" w:oddVBand="0" w:evenVBand="0" w:oddHBand="0" w:evenHBand="0" w:firstRowFirstColumn="0" w:firstRowLastColumn="0" w:lastRowFirstColumn="0" w:lastRowLastColumn="0"/>
-              <w:rPr>
-                <w:rFonts w:ascii="Times New Roman" w:eastAsia="Times New Roman" w:hAnsi="Times New Roman" w:cs="Times New Roman"/>
-                <w:kern w:val="0"/>
-                <w:sz w:val="16"/>
-                <w:szCs w:val="20"/>
-              </w:rPr>
-            </w:pPr>
+            <w:noWrap/>
+          </w:tcPr>
+          <w:p>
+            <w:pPr>
+              <w:widowControl/>
+              <w:wordWrap/>
+              <w:autoSpaceDE/>
+              <w:autoSpaceDN/>
+              <w:jc w:val="left"/>
+              <w:cnfStyle w:val="000000000000" w:firstRow="0" w:lastRow="0" w:firstColumn="0" w:lastColumn="0" w:oddVBand="0" w:evenVBand="0" w:oddHBand="0" w:evenHBand="0" w:firstRowFirstColumn="0" w:firstRowLastColumn="0" w:lastRowFirstColumn="0" w:lastRowLastColumn="0"/>
+              <w:rPr>
+                <w:rFonts w:ascii="맑은 고딕" w:eastAsia="맑은 고딕" w:hAnsi="맑은 고딕" w:cs="굴림"/>
+                <w:color w:val="000000"/>
+                <w:kern w:val="0"/>
+                <w:sz w:val="16"/>
+                <w:szCs w:val="20"/>
+              </w:rPr>
+            </w:pPr>
+            <w:r>
+              <w:rPr>
+                <w:rFonts w:ascii="맑은 고딕" w:eastAsia="맑은 고딕" w:hAnsi="맑은 고딕" w:cs="굴림" w:hint="eastAsia"/>
+                <w:color w:val="000000"/>
+                <w:kern w:val="0"/>
+                <w:sz w:val="16"/>
+                <w:szCs w:val="20"/>
+              </w:rPr>
+              <w:t>Q</w:t>
+            </w:r>
           </w:p>
         </w:tc>
         <w:tc>
           <w:tcPr>
             <w:tcW w:w="512" w:type="dxa"/>
-            <w:shd w:val="clear" w:color="auto" w:fill="E2EFD9" w:themeFill="accent6" w:themeFillTint="33"/>
-          </w:tcPr>
-          <w:p>
-            <w:pPr>
-              <w:widowControl/>
-              <w:wordWrap/>
-              <w:autoSpaceDE/>
-              <w:autoSpaceDN/>
-              <w:jc w:val="left"/>
-              <w:cnfStyle w:val="000000000000" w:firstRow="0" w:lastRow="0" w:firstColumn="0" w:lastColumn="0" w:oddVBand="0" w:evenVBand="0" w:oddHBand="0" w:evenHBand="0" w:firstRowFirstColumn="0" w:firstRowLastColumn="0" w:lastRowFirstColumn="0" w:lastRowLastColumn="0"/>
-              <w:rPr>
-                <w:rFonts w:ascii="맑은 고딕" w:eastAsia="맑은 고딕" w:hAnsi="맑은 고딕" w:cs="굴림"/>
-                <w:color w:val="000000"/>
-                <w:kern w:val="0"/>
-                <w:sz w:val="16"/>
-                <w:szCs w:val="20"/>
-              </w:rPr>
-            </w:pPr>
+          </w:tcPr>
+          <w:p>
+            <w:pPr>
+              <w:widowControl/>
+              <w:wordWrap/>
+              <w:autoSpaceDE/>
+              <w:autoSpaceDN/>
+              <w:jc w:val="left"/>
+              <w:cnfStyle w:val="000000000000" w:firstRow="0" w:lastRow="0" w:firstColumn="0" w:lastColumn="0" w:oddVBand="0" w:evenVBand="0" w:oddHBand="0" w:evenHBand="0" w:firstRowFirstColumn="0" w:firstRowLastColumn="0" w:lastRowFirstColumn="0" w:lastRowLastColumn="0"/>
+              <w:rPr>
+                <w:rFonts w:ascii="맑은 고딕" w:eastAsia="맑은 고딕" w:hAnsi="맑은 고딕" w:cs="굴림"/>
+                <w:color w:val="000000"/>
+                <w:kern w:val="0"/>
+                <w:sz w:val="16"/>
+                <w:szCs w:val="20"/>
+              </w:rPr>
+            </w:pPr>
+            <w:r>
+              <w:rPr>
+                <w:rFonts w:ascii="맑은 고딕" w:eastAsia="맑은 고딕" w:hAnsi="맑은 고딕" w:cs="굴림"/>
+                <w:color w:val="000000"/>
+                <w:kern w:val="0"/>
+                <w:sz w:val="16"/>
+                <w:szCs w:val="20"/>
+              </w:rPr>
+              <w:t>60</w:t>
+            </w:r>
           </w:p>
         </w:tc>
         <w:tc>
           <w:tcPr>
             <w:tcW w:w="4002" w:type="dxa"/>
-            <w:shd w:val="clear" w:color="auto" w:fill="E2EFD9" w:themeFill="accent6" w:themeFillTint="33"/>
-            <w:noWrap/>
-            <w:hideMark/>
-          </w:tcPr>
-          <w:p>
-            <w:pPr>
-              <w:widowControl/>
-              <w:wordWrap/>
-              <w:autoSpaceDE/>
-              <w:autoSpaceDN/>
-              <w:jc w:val="left"/>
-              <w:cnfStyle w:val="000000000000" w:firstRow="0" w:lastRow="0" w:firstColumn="0" w:lastColumn="0" w:oddVBand="0" w:evenVBand="0" w:oddHBand="0" w:evenHBand="0" w:firstRowFirstColumn="0" w:firstRowLastColumn="0" w:lastRowFirstColumn="0" w:lastRowLastColumn="0"/>
-              <w:rPr>
-                <w:rFonts w:ascii="맑은 고딕" w:eastAsia="맑은 고딕" w:hAnsi="맑은 고딕" w:cs="굴림"/>
-                <w:color w:val="000000"/>
-                <w:kern w:val="0"/>
-                <w:sz w:val="16"/>
-                <w:szCs w:val="20"/>
-              </w:rPr>
-            </w:pPr>
-            <w:r>
-              <w:rPr>
-                <w:rFonts w:ascii="맑은 고딕" w:eastAsia="맑은 고딕" w:hAnsi="맑은 고딕" w:cs="굴림" w:hint="eastAsia"/>
-                <w:color w:val="000000"/>
-                <w:kern w:val="0"/>
-                <w:sz w:val="16"/>
-                <w:szCs w:val="20"/>
-              </w:rPr>
-              <w:t>팀별 프로젝트 수행, 발표 및 피드백, 평가</w:t>
+            <w:noWrap/>
+          </w:tcPr>
+          <w:p>
+            <w:pPr>
+              <w:widowControl/>
+              <w:wordWrap/>
+              <w:autoSpaceDE/>
+              <w:autoSpaceDN/>
+              <w:jc w:val="left"/>
+              <w:cnfStyle w:val="000000000000" w:firstRow="0" w:lastRow="0" w:firstColumn="0" w:lastColumn="0" w:oddVBand="0" w:evenVBand="0" w:oddHBand="0" w:evenHBand="0" w:firstRowFirstColumn="0" w:firstRowLastColumn="0" w:lastRowFirstColumn="0" w:lastRowLastColumn="0"/>
+              <w:rPr>
+                <w:rFonts w:ascii="맑은 고딕" w:eastAsia="맑은 고딕" w:hAnsi="맑은 고딕" w:cs="굴림"/>
+                <w:color w:val="000000"/>
+                <w:kern w:val="0"/>
+                <w:sz w:val="16"/>
+                <w:szCs w:val="20"/>
+              </w:rPr>
+            </w:pPr>
+            <w:r>
+              <w:rPr>
+                <w:rFonts w:ascii="맑은 고딕" w:eastAsia="맑은 고딕" w:hAnsi="맑은 고딕" w:cs="굴림" w:hint="eastAsia"/>
+                <w:color w:val="000000"/>
+                <w:kern w:val="0"/>
+                <w:sz w:val="16"/>
+                <w:szCs w:val="20"/>
+              </w:rPr>
+              <w:t>앞서 정리한 것 총 정리 퀴즈</w:t>
             </w:r>
           </w:p>
         </w:tc>
         <w:tc>
           <w:tcPr>
             <w:tcW w:w="5850" w:type="dxa"/>
-            <w:shd w:val="clear" w:color="auto" w:fill="E2EFD9" w:themeFill="accent6" w:themeFillTint="33"/>
-          </w:tcPr>
-          <w:p>
-            <w:pPr>
-              <w:widowControl/>
-              <w:wordWrap/>
-              <w:autoSpaceDE/>
-              <w:autoSpaceDN/>
-              <w:jc w:val="left"/>
-              <w:cnfStyle w:val="000000000000" w:firstRow="0" w:lastRow="0" w:firstColumn="0" w:lastColumn="0" w:oddVBand="0" w:evenVBand="0" w:oddHBand="0" w:evenHBand="0" w:firstRowFirstColumn="0" w:firstRowLastColumn="0" w:lastRowFirstColumn="0" w:lastRowLastColumn="0"/>
-              <w:rPr>
-                <w:rFonts w:ascii="맑은 고딕" w:eastAsia="맑은 고딕" w:hAnsi="맑은 고딕" w:cs="굴림"/>
-                <w:color w:val="000000"/>
-                <w:kern w:val="0"/>
-                <w:sz w:val="16"/>
-                <w:szCs w:val="20"/>
-              </w:rPr>
-            </w:pPr>
-            <w:r>
-              <w:rPr>
-                <w:rFonts w:ascii="맑은 고딕" w:eastAsia="맑은 고딕" w:hAnsi="맑은 고딕" w:cs="굴림" w:hint="eastAsia"/>
-                <w:color w:val="000000"/>
-                <w:kern w:val="0"/>
-                <w:sz w:val="16"/>
-                <w:szCs w:val="20"/>
-              </w:rPr>
-              <w:t>작성 컨텐츠(소스,</w:t>
-            </w:r>
-            <w:r>
-              <w:rPr>
-                <w:rFonts w:ascii="맑은 고딕" w:eastAsia="맑은 고딕" w:hAnsi="맑은 고딕" w:cs="굴림"/>
-                <w:color w:val="000000"/>
-                <w:kern w:val="0"/>
-                <w:sz w:val="16"/>
-                <w:szCs w:val="20"/>
-              </w:rPr>
-              <w:t xml:space="preserve"> </w:t>
-            </w:r>
-            <w:r>
-              <w:rPr>
-                <w:rFonts w:ascii="맑은 고딕" w:eastAsia="맑은 고딕" w:hAnsi="맑은 고딕" w:cs="굴림" w:hint="eastAsia"/>
-                <w:color w:val="000000"/>
-                <w:kern w:val="0"/>
-                <w:sz w:val="16"/>
-                <w:szCs w:val="20"/>
-              </w:rPr>
-              <w:t xml:space="preserve">계획서 포함)는 </w:t>
-            </w:r>
-            <w:r>
-              <w:rPr>
-                <w:rFonts w:ascii="맑은 고딕" w:eastAsia="맑은 고딕" w:hAnsi="맑은 고딕" w:cs="굴림"/>
-                <w:color w:val="000000"/>
-                <w:kern w:val="0"/>
-                <w:sz w:val="16"/>
-                <w:szCs w:val="20"/>
-              </w:rPr>
-              <w:t>github</w:t>
-            </w:r>
-            <w:r>
-              <w:rPr>
-                <w:rFonts w:ascii="맑은 고딕" w:eastAsia="맑은 고딕" w:hAnsi="맑은 고딕" w:cs="굴림" w:hint="eastAsia"/>
-                <w:color w:val="000000"/>
-                <w:kern w:val="0"/>
-                <w:sz w:val="16"/>
-                <w:szCs w:val="20"/>
-              </w:rPr>
-              <w:t xml:space="preserve">나 </w:t>
-            </w:r>
-            <w:r>
-              <w:rPr>
-                <w:rFonts w:ascii="맑은 고딕" w:eastAsia="맑은 고딕" w:hAnsi="맑은 고딕" w:cs="굴림"/>
-                <w:color w:val="000000"/>
-                <w:kern w:val="0"/>
-                <w:sz w:val="16"/>
-                <w:szCs w:val="20"/>
-              </w:rPr>
-              <w:t>huggingface</w:t>
-            </w:r>
-            <w:r>
-              <w:rPr>
-                <w:rFonts w:ascii="맑은 고딕" w:eastAsia="맑은 고딕" w:hAnsi="맑은 고딕" w:cs="굴림" w:hint="eastAsia"/>
-                <w:color w:val="000000"/>
-                <w:kern w:val="0"/>
-                <w:sz w:val="16"/>
-                <w:szCs w:val="20"/>
-              </w:rPr>
-              <w:t xml:space="preserve">에 업로드. 역할별 개별 </w:t>
-            </w:r>
-            <w:r>
-              <w:rPr>
-                <w:rFonts w:ascii="맑은 고딕" w:eastAsia="맑은 고딕" w:hAnsi="맑은 고딕" w:cs="굴림"/>
-                <w:color w:val="000000"/>
-                <w:kern w:val="0"/>
-                <w:sz w:val="16"/>
-                <w:szCs w:val="20"/>
-              </w:rPr>
-              <w:t xml:space="preserve">github commit upload </w:t>
-            </w:r>
-            <w:r>
-              <w:rPr>
-                <w:rFonts w:ascii="맑은 고딕" w:eastAsia="맑은 고딕" w:hAnsi="맑은 고딕" w:cs="굴림" w:hint="eastAsia"/>
-                <w:color w:val="000000"/>
-                <w:kern w:val="0"/>
-                <w:sz w:val="16"/>
-                <w:szCs w:val="20"/>
-              </w:rPr>
-              <w:t>기록 이어야 함.</w:t>
-            </w:r>
-          </w:p>
-          <w:p>
-            <w:pPr>
-              <w:widowControl/>
-              <w:wordWrap/>
-              <w:autoSpaceDE/>
-              <w:autoSpaceDN/>
-              <w:jc w:val="left"/>
-              <w:cnfStyle w:val="000000000000" w:firstRow="0" w:lastRow="0" w:firstColumn="0" w:lastColumn="0" w:oddVBand="0" w:evenVBand="0" w:oddHBand="0" w:evenHBand="0" w:firstRowFirstColumn="0" w:firstRowLastColumn="0" w:lastRowFirstColumn="0" w:lastRowLastColumn="0"/>
-              <w:rPr>
-                <w:rFonts w:ascii="맑은 고딕" w:eastAsia="맑은 고딕" w:hAnsi="맑은 고딕" w:cs="굴림"/>
-                <w:color w:val="000000"/>
-                <w:kern w:val="0"/>
-                <w:sz w:val="16"/>
-                <w:szCs w:val="20"/>
-              </w:rPr>
-            </w:pPr>
-            <w:r>
-              <w:rPr>
-                <w:rFonts w:ascii="맑은 고딕" w:eastAsia="맑은 고딕" w:hAnsi="맑은 고딕" w:cs="굴림" w:hint="eastAsia"/>
-                <w:color w:val="000000"/>
-                <w:kern w:val="0"/>
-                <w:sz w:val="16"/>
-                <w:szCs w:val="20"/>
-              </w:rPr>
-              <w:lastRenderedPageBreak/>
-              <w:t xml:space="preserve">하위 폴더구조 예시) </w:t>
-            </w:r>
-            <w:r>
-              <w:rPr>
-                <w:rFonts w:ascii="맑은 고딕" w:eastAsia="맑은 고딕" w:hAnsi="맑은 고딕" w:cs="굴림"/>
-                <w:color w:val="000000"/>
-                <w:kern w:val="0"/>
-                <w:sz w:val="16"/>
-                <w:szCs w:val="20"/>
-              </w:rPr>
-              <w:t>./doc, ./src, ./dataset, ./test, ./paper</w:t>
+          </w:tcPr>
+          <w:p>
+            <w:pPr>
+              <w:widowControl/>
+              <w:wordWrap/>
+              <w:autoSpaceDE/>
+              <w:autoSpaceDN/>
+              <w:jc w:val="left"/>
+              <w:cnfStyle w:val="000000000000" w:firstRow="0" w:lastRow="0" w:firstColumn="0" w:lastColumn="0" w:oddVBand="0" w:evenVBand="0" w:oddHBand="0" w:evenHBand="0" w:firstRowFirstColumn="0" w:firstRowLastColumn="0" w:lastRowFirstColumn="0" w:lastRowLastColumn="0"/>
+              <w:rPr>
+                <w:rFonts w:ascii="맑은 고딕" w:eastAsia="맑은 고딕" w:hAnsi="맑은 고딕" w:cs="굴림"/>
+                <w:color w:val="000000"/>
+                <w:kern w:val="0"/>
+                <w:sz w:val="14"/>
+                <w:szCs w:val="20"/>
+              </w:rPr>
+            </w:pPr>
+            <w:r>
+              <w:rPr>
+                <w:rFonts w:ascii="맑은 고딕" w:eastAsia="맑은 고딕" w:hAnsi="맑은 고딕" w:cs="굴림"/>
+                <w:color w:val="000000"/>
+                <w:kern w:val="0"/>
+                <w:sz w:val="14"/>
+                <w:szCs w:val="20"/>
+              </w:rPr>
+              <w:t xml:space="preserve">embedding, </w:t>
+            </w:r>
+            <w:r>
+              <w:rPr>
+                <w:rFonts w:ascii="맑은 고딕" w:eastAsia="맑은 고딕" w:hAnsi="맑은 고딕" w:cs="굴림" w:hint="eastAsia"/>
+                <w:color w:val="000000"/>
+                <w:kern w:val="0"/>
+                <w:sz w:val="14"/>
+                <w:szCs w:val="20"/>
+              </w:rPr>
+              <w:t>c</w:t>
+            </w:r>
+            <w:r>
+              <w:rPr>
+                <w:rFonts w:ascii="맑은 고딕" w:eastAsia="맑은 고딕" w:hAnsi="맑은 고딕" w:cs="굴림"/>
+                <w:color w:val="000000"/>
+                <w:kern w:val="0"/>
+                <w:sz w:val="14"/>
+                <w:szCs w:val="20"/>
+              </w:rPr>
+              <w:t xml:space="preserve">osine similarity, Linear Mapping, attention, VAE, diffusion, transformer, </w:t>
+            </w:r>
+            <w:r>
+              <w:rPr>
+                <w:rFonts w:ascii="맑은 고딕" w:eastAsia="맑은 고딕" w:hAnsi="맑은 고딕" w:cs="굴림" w:hint="eastAsia"/>
+                <w:color w:val="000000"/>
+                <w:kern w:val="0"/>
+                <w:sz w:val="14"/>
+                <w:szCs w:val="20"/>
+              </w:rPr>
+              <w:t>L</w:t>
+            </w:r>
+            <w:r>
+              <w:rPr>
+                <w:rFonts w:ascii="맑은 고딕" w:eastAsia="맑은 고딕" w:hAnsi="맑은 고딕" w:cs="굴림"/>
+                <w:color w:val="000000"/>
+                <w:kern w:val="0"/>
+                <w:sz w:val="14"/>
+                <w:szCs w:val="20"/>
+              </w:rPr>
+              <w:t xml:space="preserve">oRA, softmax, U-net, n-gram, MMR, MCP </w:t>
+            </w:r>
+            <w:r>
+              <w:rPr>
+                <w:rFonts w:ascii="맑은 고딕" w:eastAsia="맑은 고딕" w:hAnsi="맑은 고딕" w:cs="굴림" w:hint="eastAsia"/>
+                <w:color w:val="000000"/>
+                <w:kern w:val="0"/>
+                <w:sz w:val="14"/>
+                <w:szCs w:val="20"/>
+              </w:rPr>
+              <w:t>등</w:t>
             </w:r>
           </w:p>
         </w:tc>
         <w:tc>
           <w:tcPr>
             <w:tcW w:w="1417" w:type="dxa"/>
-            <w:shd w:val="clear" w:color="auto" w:fill="E2EFD9" w:themeFill="accent6" w:themeFillTint="33"/>
-            <w:noWrap/>
-            <w:hideMark/>
-          </w:tcPr>
-          <w:p>
-            <w:pPr>
-              <w:widowControl/>
-              <w:wordWrap/>
-              <w:autoSpaceDE/>
-              <w:autoSpaceDN/>
-              <w:jc w:val="left"/>
-              <w:cnfStyle w:val="000000000000" w:firstRow="0" w:lastRow="0" w:firstColumn="0" w:lastColumn="0" w:oddVBand="0" w:evenVBand="0" w:oddHBand="0" w:evenHBand="0" w:firstRowFirstColumn="0" w:firstRowLastColumn="0" w:lastRowFirstColumn="0" w:lastRowLastColumn="0"/>
-              <w:rPr>
-                <w:rFonts w:ascii="맑은 고딕" w:eastAsia="맑은 고딕" w:hAnsi="맑은 고딕" w:cs="굴림"/>
-                <w:color w:val="000000"/>
-                <w:kern w:val="0"/>
-                <w:sz w:val="16"/>
-                <w:szCs w:val="20"/>
-              </w:rPr>
-            </w:pPr>
-            <w:r>
-              <w:rPr>
-                <w:rFonts w:ascii="맑은 고딕" w:eastAsia="맑은 고딕" w:hAnsi="맑은 고딕" w:cs="굴림" w:hint="eastAsia"/>
-                <w:color w:val="000000"/>
-                <w:kern w:val="0"/>
-                <w:sz w:val="16"/>
-                <w:szCs w:val="20"/>
-              </w:rPr>
-              <w:lastRenderedPageBreak/>
-              <w:t>현장 개발환경 고려해 진행</w:t>
-            </w:r>
+            <w:noWrap/>
+          </w:tcPr>
+          <w:p>
+            <w:pPr>
+              <w:widowControl/>
+              <w:wordWrap/>
+              <w:autoSpaceDE/>
+              <w:autoSpaceDN/>
+              <w:jc w:val="left"/>
+              <w:cnfStyle w:val="000000000000" w:firstRow="0" w:lastRow="0" w:firstColumn="0" w:lastColumn="0" w:oddVBand="0" w:evenVBand="0" w:oddHBand="0" w:evenHBand="0" w:firstRowFirstColumn="0" w:firstRowLastColumn="0" w:lastRowFirstColumn="0" w:lastRowLastColumn="0"/>
+              <w:rPr>
+                <w:rFonts w:ascii="맑은 고딕" w:eastAsia="맑은 고딕" w:hAnsi="맑은 고딕" w:cs="굴림"/>
+                <w:color w:val="000000"/>
+                <w:kern w:val="0"/>
+                <w:sz w:val="16"/>
+                <w:szCs w:val="20"/>
+              </w:rPr>
+            </w:pPr>
           </w:p>
         </w:tc>
       </w:tr>
@@ -17558,6 +17494,7 @@
           <w:tcPr>
             <w:cnfStyle w:val="001000000000" w:firstRow="0" w:lastRow="0" w:firstColumn="1" w:lastColumn="0" w:oddVBand="0" w:evenVBand="0" w:oddHBand="0" w:evenHBand="0" w:firstRowFirstColumn="0" w:firstRowLastColumn="0" w:lastRowFirstColumn="0" w:lastRowLastColumn="0"/>
             <w:tcW w:w="536" w:type="dxa"/>
+            <w:shd w:val="clear" w:color="auto" w:fill="E2EFD9" w:themeFill="accent6" w:themeFillTint="33"/>
             <w:noWrap/>
             <w:hideMark/>
           </w:tcPr>
@@ -17569,6 +17506,102 @@
               <w:autoSpaceDN/>
               <w:jc w:val="center"/>
               <w:rPr>
+                <w:rFonts w:ascii="맑은 고딕" w:eastAsia="맑은 고딕" w:hAnsi="맑은 고딕" w:cs="굴림"/>
+                <w:color w:val="000000"/>
+                <w:kern w:val="0"/>
+                <w:sz w:val="16"/>
+                <w:szCs w:val="20"/>
+              </w:rPr>
+            </w:pPr>
+            <w:r>
+              <w:rPr>
+                <w:rFonts w:ascii="맑은 고딕" w:eastAsia="맑은 고딕" w:hAnsi="맑은 고딕" w:cs="굴림" w:hint="eastAsia"/>
+                <w:color w:val="000000"/>
+                <w:kern w:val="0"/>
+                <w:sz w:val="16"/>
+                <w:szCs w:val="20"/>
+              </w:rPr>
+              <w:lastRenderedPageBreak/>
+              <w:t>6</w:t>
+            </w:r>
+          </w:p>
+        </w:tc>
+        <w:tc>
+          <w:tcPr>
+            <w:tcW w:w="1176" w:type="dxa"/>
+            <w:shd w:val="clear" w:color="auto" w:fill="E2EFD9" w:themeFill="accent6" w:themeFillTint="33"/>
+            <w:noWrap/>
+            <w:hideMark/>
+          </w:tcPr>
+          <w:p>
+            <w:pPr>
+              <w:widowControl/>
+              <w:wordWrap/>
+              <w:autoSpaceDE/>
+              <w:autoSpaceDN/>
+              <w:jc w:val="left"/>
+              <w:cnfStyle w:val="000000000000" w:firstRow="0" w:lastRow="0" w:firstColumn="0" w:lastColumn="0" w:oddVBand="0" w:evenVBand="0" w:oddHBand="0" w:evenHBand="0" w:firstRowFirstColumn="0" w:firstRowLastColumn="0" w:lastRowFirstColumn="0" w:lastRowLastColumn="0"/>
+              <w:rPr>
+                <w:rFonts w:ascii="맑은 고딕" w:eastAsia="맑은 고딕" w:hAnsi="맑은 고딕" w:cs="굴림"/>
+                <w:color w:val="000000"/>
+                <w:kern w:val="0"/>
+                <w:sz w:val="16"/>
+                <w:szCs w:val="20"/>
+              </w:rPr>
+            </w:pPr>
+            <w:r>
+              <w:rPr>
+                <w:rFonts w:ascii="맑은 고딕" w:eastAsia="맑은 고딕" w:hAnsi="맑은 고딕" w:cs="굴림" w:hint="eastAsia"/>
+                <w:color w:val="000000"/>
+                <w:kern w:val="0"/>
+                <w:sz w:val="16"/>
+                <w:szCs w:val="20"/>
+              </w:rPr>
+              <w:t>프로젝트 메이커톤</w:t>
+            </w:r>
+          </w:p>
+        </w:tc>
+        <w:tc>
+          <w:tcPr>
+            <w:tcW w:w="1496" w:type="dxa"/>
+            <w:shd w:val="clear" w:color="auto" w:fill="E2EFD9" w:themeFill="accent6" w:themeFillTint="33"/>
+            <w:noWrap/>
+            <w:hideMark/>
+          </w:tcPr>
+          <w:p>
+            <w:pPr>
+              <w:widowControl/>
+              <w:wordWrap/>
+              <w:autoSpaceDE/>
+              <w:autoSpaceDN/>
+              <w:jc w:val="left"/>
+              <w:cnfStyle w:val="000000000000" w:firstRow="0" w:lastRow="0" w:firstColumn="0" w:lastColumn="0" w:oddVBand="0" w:evenVBand="0" w:oddHBand="0" w:evenHBand="0" w:firstRowFirstColumn="0" w:firstRowLastColumn="0" w:lastRowFirstColumn="0" w:lastRowLastColumn="0"/>
+              <w:rPr>
+                <w:rFonts w:ascii="맑은 고딕" w:eastAsia="맑은 고딕" w:hAnsi="맑은 고딕" w:cs="굴림"/>
+                <w:color w:val="000000"/>
+                <w:kern w:val="0"/>
+                <w:sz w:val="16"/>
+                <w:szCs w:val="20"/>
+              </w:rPr>
+            </w:pPr>
+          </w:p>
+        </w:tc>
+        <w:tc>
+          <w:tcPr>
+            <w:tcW w:w="457" w:type="dxa"/>
+            <w:shd w:val="clear" w:color="auto" w:fill="E2EFD9" w:themeFill="accent6" w:themeFillTint="33"/>
+            <w:noWrap/>
+            <w:hideMark/>
+          </w:tcPr>
+          <w:p>
+            <w:pPr>
+              <w:widowControl/>
+              <w:wordWrap/>
+              <w:autoSpaceDE/>
+              <w:autoSpaceDN/>
+              <w:jc w:val="left"/>
+              <w:cnfStyle w:val="000000000000" w:firstRow="0" w:lastRow="0" w:firstColumn="0" w:lastColumn="0" w:oddVBand="0" w:evenVBand="0" w:oddHBand="0" w:evenHBand="0" w:firstRowFirstColumn="0" w:firstRowLastColumn="0" w:lastRowFirstColumn="0" w:lastRowLastColumn="0"/>
+              <w:rPr>
                 <w:rFonts w:ascii="Times New Roman" w:eastAsia="Times New Roman" w:hAnsi="Times New Roman" w:cs="Times New Roman"/>
                 <w:kern w:val="0"/>
                 <w:sz w:val="16"/>
@@ -17579,7 +17612,31 @@
         </w:tc>
         <w:tc>
           <w:tcPr>
-            <w:tcW w:w="1176" w:type="dxa"/>
+            <w:tcW w:w="512" w:type="dxa"/>
+            <w:shd w:val="clear" w:color="auto" w:fill="E2EFD9" w:themeFill="accent6" w:themeFillTint="33"/>
+          </w:tcPr>
+          <w:p>
+            <w:pPr>
+              <w:widowControl/>
+              <w:wordWrap/>
+              <w:autoSpaceDE/>
+              <w:autoSpaceDN/>
+              <w:jc w:val="left"/>
+              <w:cnfStyle w:val="000000000000" w:firstRow="0" w:lastRow="0" w:firstColumn="0" w:lastColumn="0" w:oddVBand="0" w:evenVBand="0" w:oddHBand="0" w:evenHBand="0" w:firstRowFirstColumn="0" w:firstRowLastColumn="0" w:lastRowFirstColumn="0" w:lastRowLastColumn="0"/>
+              <w:rPr>
+                <w:rFonts w:ascii="맑은 고딕" w:eastAsia="맑은 고딕" w:hAnsi="맑은 고딕" w:cs="굴림"/>
+                <w:color w:val="000000"/>
+                <w:kern w:val="0"/>
+                <w:sz w:val="16"/>
+                <w:szCs w:val="20"/>
+              </w:rPr>
+            </w:pPr>
+          </w:p>
+        </w:tc>
+        <w:tc>
+          <w:tcPr>
+            <w:tcW w:w="4002" w:type="dxa"/>
+            <w:shd w:val="clear" w:color="auto" w:fill="E2EFD9" w:themeFill="accent6" w:themeFillTint="33"/>
             <w:noWrap/>
             <w:hideMark/>
           </w:tcPr>
@@ -17592,35 +17649,179 @@
               <w:jc w:val="left"/>
               <w:cnfStyle w:val="000000000000" w:firstRow="0" w:lastRow="0" w:firstColumn="0" w:lastColumn="0" w:oddVBand="0" w:evenVBand="0" w:oddHBand="0" w:evenHBand="0" w:firstRowFirstColumn="0" w:firstRowLastColumn="0" w:lastRowFirstColumn="0" w:lastRowLastColumn="0"/>
               <w:rPr>
-                <w:rFonts w:ascii="Times New Roman" w:eastAsia="Times New Roman" w:hAnsi="Times New Roman" w:cs="Times New Roman"/>
-                <w:kern w:val="0"/>
-                <w:sz w:val="16"/>
-                <w:szCs w:val="20"/>
-              </w:rPr>
-            </w:pPr>
-            <w:r>
-              <w:rPr>
-                <w:rFonts w:ascii="맑은 고딕" w:eastAsia="맑은 고딕" w:hAnsi="맑은 고딕" w:cs="맑은 고딕" w:hint="eastAsia"/>
-                <w:kern w:val="0"/>
-                <w:sz w:val="16"/>
-                <w:szCs w:val="20"/>
-              </w:rPr>
-              <w:t>진행</w:t>
-            </w:r>
-            <w:r>
-              <w:rPr>
-                <w:rFonts w:ascii="맑은 고딕" w:eastAsia="맑은 고딕" w:hAnsi="맑은 고딕" w:cs="맑은 고딕" w:hint="eastAsia"/>
-                <w:kern w:val="0"/>
-                <w:sz w:val="16"/>
-                <w:szCs w:val="20"/>
-              </w:rPr>
-              <w:t>설명</w:t>
-            </w:r>
-          </w:p>
-        </w:tc>
-        <w:tc>
-          <w:tcPr>
-            <w:tcW w:w="1496" w:type="dxa"/>
+                <w:rFonts w:ascii="맑은 고딕" w:eastAsia="맑은 고딕" w:hAnsi="맑은 고딕" w:cs="굴림"/>
+                <w:color w:val="000000"/>
+                <w:kern w:val="0"/>
+                <w:sz w:val="16"/>
+                <w:szCs w:val="20"/>
+              </w:rPr>
+            </w:pPr>
+            <w:r>
+              <w:rPr>
+                <w:rFonts w:ascii="맑은 고딕" w:eastAsia="맑은 고딕" w:hAnsi="맑은 고딕" w:cs="굴림" w:hint="eastAsia"/>
+                <w:color w:val="000000"/>
+                <w:kern w:val="0"/>
+                <w:sz w:val="16"/>
+                <w:szCs w:val="20"/>
+              </w:rPr>
+              <w:t>팀별 프로젝트 수행, 발표 및 피드백, 평가</w:t>
+            </w:r>
+          </w:p>
+        </w:tc>
+        <w:tc>
+          <w:tcPr>
+            <w:tcW w:w="5850" w:type="dxa"/>
+            <w:shd w:val="clear" w:color="auto" w:fill="E2EFD9" w:themeFill="accent6" w:themeFillTint="33"/>
+          </w:tcPr>
+          <w:p>
+            <w:pPr>
+              <w:widowControl/>
+              <w:wordWrap/>
+              <w:autoSpaceDE/>
+              <w:autoSpaceDN/>
+              <w:jc w:val="left"/>
+              <w:cnfStyle w:val="000000000000" w:firstRow="0" w:lastRow="0" w:firstColumn="0" w:lastColumn="0" w:oddVBand="0" w:evenVBand="0" w:oddHBand="0" w:evenHBand="0" w:firstRowFirstColumn="0" w:firstRowLastColumn="0" w:lastRowFirstColumn="0" w:lastRowLastColumn="0"/>
+              <w:rPr>
+                <w:rFonts w:ascii="맑은 고딕" w:eastAsia="맑은 고딕" w:hAnsi="맑은 고딕" w:cs="굴림"/>
+                <w:color w:val="000000"/>
+                <w:kern w:val="0"/>
+                <w:sz w:val="16"/>
+                <w:szCs w:val="20"/>
+              </w:rPr>
+            </w:pPr>
+            <w:r>
+              <w:rPr>
+                <w:rFonts w:ascii="맑은 고딕" w:eastAsia="맑은 고딕" w:hAnsi="맑은 고딕" w:cs="굴림" w:hint="eastAsia"/>
+                <w:color w:val="000000"/>
+                <w:kern w:val="0"/>
+                <w:sz w:val="16"/>
+                <w:szCs w:val="20"/>
+              </w:rPr>
+              <w:t>작성 컨텐츠(소스,</w:t>
+            </w:r>
+            <w:r>
+              <w:rPr>
+                <w:rFonts w:ascii="맑은 고딕" w:eastAsia="맑은 고딕" w:hAnsi="맑은 고딕" w:cs="굴림"/>
+                <w:color w:val="000000"/>
+                <w:kern w:val="0"/>
+                <w:sz w:val="16"/>
+                <w:szCs w:val="20"/>
+              </w:rPr>
+              <w:t xml:space="preserve"> </w:t>
+            </w:r>
+            <w:r>
+              <w:rPr>
+                <w:rFonts w:ascii="맑은 고딕" w:eastAsia="맑은 고딕" w:hAnsi="맑은 고딕" w:cs="굴림" w:hint="eastAsia"/>
+                <w:color w:val="000000"/>
+                <w:kern w:val="0"/>
+                <w:sz w:val="16"/>
+                <w:szCs w:val="20"/>
+              </w:rPr>
+              <w:t xml:space="preserve">계획서 포함)는 </w:t>
+            </w:r>
+            <w:r>
+              <w:rPr>
+                <w:rFonts w:ascii="맑은 고딕" w:eastAsia="맑은 고딕" w:hAnsi="맑은 고딕" w:cs="굴림"/>
+                <w:color w:val="000000"/>
+                <w:kern w:val="0"/>
+                <w:sz w:val="16"/>
+                <w:szCs w:val="20"/>
+              </w:rPr>
+              <w:t>github</w:t>
+            </w:r>
+            <w:r>
+              <w:rPr>
+                <w:rFonts w:ascii="맑은 고딕" w:eastAsia="맑은 고딕" w:hAnsi="맑은 고딕" w:cs="굴림" w:hint="eastAsia"/>
+                <w:color w:val="000000"/>
+                <w:kern w:val="0"/>
+                <w:sz w:val="16"/>
+                <w:szCs w:val="20"/>
+              </w:rPr>
+              <w:t xml:space="preserve">나 </w:t>
+            </w:r>
+            <w:r>
+              <w:rPr>
+                <w:rFonts w:ascii="맑은 고딕" w:eastAsia="맑은 고딕" w:hAnsi="맑은 고딕" w:cs="굴림"/>
+                <w:color w:val="000000"/>
+                <w:kern w:val="0"/>
+                <w:sz w:val="16"/>
+                <w:szCs w:val="20"/>
+              </w:rPr>
+              <w:t>huggingface</w:t>
+            </w:r>
+            <w:r>
+              <w:rPr>
+                <w:rFonts w:ascii="맑은 고딕" w:eastAsia="맑은 고딕" w:hAnsi="맑은 고딕" w:cs="굴림" w:hint="eastAsia"/>
+                <w:color w:val="000000"/>
+                <w:kern w:val="0"/>
+                <w:sz w:val="16"/>
+                <w:szCs w:val="20"/>
+              </w:rPr>
+              <w:t xml:space="preserve">에 업로드. 역할별 개별 </w:t>
+            </w:r>
+            <w:r>
+              <w:rPr>
+                <w:rFonts w:ascii="맑은 고딕" w:eastAsia="맑은 고딕" w:hAnsi="맑은 고딕" w:cs="굴림"/>
+                <w:color w:val="000000"/>
+                <w:kern w:val="0"/>
+                <w:sz w:val="16"/>
+                <w:szCs w:val="20"/>
+              </w:rPr>
+              <w:t xml:space="preserve">github commit upload </w:t>
+            </w:r>
+            <w:r>
+              <w:rPr>
+                <w:rFonts w:ascii="맑은 고딕" w:eastAsia="맑은 고딕" w:hAnsi="맑은 고딕" w:cs="굴림" w:hint="eastAsia"/>
+                <w:color w:val="000000"/>
+                <w:kern w:val="0"/>
+                <w:sz w:val="16"/>
+                <w:szCs w:val="20"/>
+              </w:rPr>
+              <w:t>기록 이어야 함.</w:t>
+            </w:r>
+          </w:p>
+          <w:p>
+            <w:pPr>
+              <w:widowControl/>
+              <w:wordWrap/>
+              <w:autoSpaceDE/>
+              <w:autoSpaceDN/>
+              <w:jc w:val="left"/>
+              <w:cnfStyle w:val="000000000000" w:firstRow="0" w:lastRow="0" w:firstColumn="0" w:lastColumn="0" w:oddVBand="0" w:evenVBand="0" w:oddHBand="0" w:evenHBand="0" w:firstRowFirstColumn="0" w:firstRowLastColumn="0" w:lastRowFirstColumn="0" w:lastRowLastColumn="0"/>
+              <w:rPr>
+                <w:rFonts w:ascii="맑은 고딕" w:eastAsia="맑은 고딕" w:hAnsi="맑은 고딕" w:cs="굴림"/>
+                <w:color w:val="000000"/>
+                <w:kern w:val="0"/>
+                <w:sz w:val="16"/>
+                <w:szCs w:val="20"/>
+              </w:rPr>
+            </w:pPr>
+            <w:r>
+              <w:rPr>
+                <w:rFonts w:ascii="맑은 고딕" w:eastAsia="맑은 고딕" w:hAnsi="맑은 고딕" w:cs="굴림" w:hint="eastAsia"/>
+                <w:color w:val="000000"/>
+                <w:kern w:val="0"/>
+                <w:sz w:val="16"/>
+                <w:szCs w:val="20"/>
+              </w:rPr>
+              <w:t xml:space="preserve">하위 폴더구조 예시) </w:t>
+            </w:r>
+            <w:r>
+              <w:rPr>
+                <w:rFonts w:ascii="맑은 고딕" w:eastAsia="맑은 고딕" w:hAnsi="맑은 고딕" w:cs="굴림"/>
+                <w:color w:val="000000"/>
+                <w:kern w:val="0"/>
+                <w:sz w:val="16"/>
+                <w:szCs w:val="20"/>
+              </w:rPr>
+              <w:t>./doc, ./src, ./dataset, ./test, ./paper</w:t>
+            </w:r>
+          </w:p>
+        </w:tc>
+        <w:tc>
+          <w:tcPr>
+            <w:tcW w:w="1417" w:type="dxa"/>
+            <w:shd w:val="clear" w:color="auto" w:fill="E2EFD9" w:themeFill="accent6" w:themeFillTint="33"/>
             <w:noWrap/>
             <w:hideMark/>
           </w:tcPr>
@@ -17633,391 +17834,23 @@
               <w:jc w:val="left"/>
               <w:cnfStyle w:val="000000000000" w:firstRow="0" w:lastRow="0" w:firstColumn="0" w:lastColumn="0" w:oddVBand="0" w:evenVBand="0" w:oddHBand="0" w:evenHBand="0" w:firstRowFirstColumn="0" w:firstRowLastColumn="0" w:lastRowFirstColumn="0" w:lastRowLastColumn="0"/>
               <w:rPr>
-                <w:rFonts w:ascii="Times New Roman" w:eastAsia="Times New Roman" w:hAnsi="Times New Roman" w:cs="Times New Roman"/>
-                <w:kern w:val="0"/>
-                <w:sz w:val="16"/>
-                <w:szCs w:val="20"/>
-              </w:rPr>
-            </w:pPr>
-          </w:p>
-        </w:tc>
-        <w:tc>
-          <w:tcPr>
-            <w:tcW w:w="457" w:type="dxa"/>
-            <w:noWrap/>
-            <w:hideMark/>
-          </w:tcPr>
-          <w:p>
-            <w:pPr>
-              <w:widowControl/>
-              <w:wordWrap/>
-              <w:autoSpaceDE/>
-              <w:autoSpaceDN/>
-              <w:jc w:val="left"/>
-              <w:cnfStyle w:val="000000000000" w:firstRow="0" w:lastRow="0" w:firstColumn="0" w:lastColumn="0" w:oddVBand="0" w:evenVBand="0" w:oddHBand="0" w:evenHBand="0" w:firstRowFirstColumn="0" w:firstRowLastColumn="0" w:lastRowFirstColumn="0" w:lastRowLastColumn="0"/>
-              <w:rPr>
-                <w:rFonts w:ascii="맑은 고딕" w:eastAsia="맑은 고딕" w:hAnsi="맑은 고딕" w:cs="맑은 고딕"/>
-                <w:kern w:val="0"/>
-                <w:sz w:val="16"/>
-                <w:szCs w:val="20"/>
-              </w:rPr>
-            </w:pPr>
-          </w:p>
-        </w:tc>
-        <w:tc>
-          <w:tcPr>
-            <w:tcW w:w="512" w:type="dxa"/>
-          </w:tcPr>
-          <w:p>
-            <w:pPr>
-              <w:widowControl/>
-              <w:wordWrap/>
-              <w:autoSpaceDE/>
-              <w:autoSpaceDN/>
-              <w:jc w:val="left"/>
-              <w:cnfStyle w:val="000000000000" w:firstRow="0" w:lastRow="0" w:firstColumn="0" w:lastColumn="0" w:oddVBand="0" w:evenVBand="0" w:oddHBand="0" w:evenHBand="0" w:firstRowFirstColumn="0" w:firstRowLastColumn="0" w:lastRowFirstColumn="0" w:lastRowLastColumn="0"/>
-              <w:rPr>
-                <w:rFonts w:ascii="맑은 고딕" w:eastAsia="맑은 고딕" w:hAnsi="맑은 고딕" w:cs="맑은 고딕"/>
-                <w:kern w:val="0"/>
-                <w:sz w:val="16"/>
-                <w:szCs w:val="20"/>
-              </w:rPr>
-            </w:pPr>
-            <w:r>
-              <w:rPr>
-                <w:rFonts w:ascii="맑은 고딕" w:eastAsia="맑은 고딕" w:hAnsi="맑은 고딕" w:cs="맑은 고딕" w:hint="eastAsia"/>
-                <w:kern w:val="0"/>
-                <w:sz w:val="16"/>
-                <w:szCs w:val="20"/>
-              </w:rPr>
-              <w:t>2</w:t>
-            </w:r>
-            <w:r>
-              <w:rPr>
-                <w:rFonts w:ascii="맑은 고딕" w:eastAsia="맑은 고딕" w:hAnsi="맑은 고딕" w:cs="맑은 고딕"/>
-                <w:kern w:val="0"/>
-                <w:sz w:val="16"/>
-                <w:szCs w:val="20"/>
-              </w:rPr>
-              <w:t>0</w:t>
-            </w:r>
-          </w:p>
-        </w:tc>
-        <w:tc>
-          <w:tcPr>
-            <w:tcW w:w="4002" w:type="dxa"/>
-            <w:noWrap/>
-            <w:hideMark/>
-          </w:tcPr>
-          <w:p>
-            <w:pPr>
-              <w:widowControl/>
-              <w:wordWrap/>
-              <w:autoSpaceDE/>
-              <w:autoSpaceDN/>
-              <w:jc w:val="left"/>
-              <w:cnfStyle w:val="000000000000" w:firstRow="0" w:lastRow="0" w:firstColumn="0" w:lastColumn="0" w:oddVBand="0" w:evenVBand="0" w:oddHBand="0" w:evenHBand="0" w:firstRowFirstColumn="0" w:firstRowLastColumn="0" w:lastRowFirstColumn="0" w:lastRowLastColumn="0"/>
-              <w:rPr>
-                <w:rFonts w:ascii="맑은 고딕" w:eastAsia="맑은 고딕" w:hAnsi="맑은 고딕" w:cs="맑은 고딕"/>
-                <w:kern w:val="0"/>
-                <w:sz w:val="16"/>
-                <w:szCs w:val="20"/>
-              </w:rPr>
-            </w:pPr>
-            <w:r>
-              <w:rPr>
-                <w:rFonts w:ascii="맑은 고딕" w:eastAsia="맑은 고딕" w:hAnsi="맑은 고딕" w:cs="맑은 고딕" w:hint="eastAsia"/>
-                <w:kern w:val="0"/>
-                <w:sz w:val="16"/>
-                <w:szCs w:val="20"/>
-              </w:rPr>
-              <w:t xml:space="preserve">피드백 기준 </w:t>
-            </w:r>
-            <w:r>
-              <w:rPr>
-                <w:rFonts w:ascii="맑은 고딕" w:eastAsia="맑은 고딕" w:hAnsi="맑은 고딕" w:cs="맑은 고딕"/>
-                <w:kern w:val="0"/>
-                <w:sz w:val="16"/>
-                <w:szCs w:val="20"/>
-              </w:rPr>
-              <w:t>= {</w:t>
-            </w:r>
-            <w:r>
-              <w:rPr>
-                <w:rFonts w:ascii="맑은 고딕" w:eastAsia="맑은 고딕" w:hAnsi="맑은 고딕" w:cs="맑은 고딕" w:hint="eastAsia"/>
-                <w:kern w:val="0"/>
-                <w:sz w:val="16"/>
-                <w:szCs w:val="20"/>
-              </w:rPr>
-              <w:t>미디어 주제성,</w:t>
-            </w:r>
-            <w:r>
-              <w:rPr>
-                <w:rFonts w:ascii="맑은 고딕" w:eastAsia="맑은 고딕" w:hAnsi="맑은 고딕" w:cs="맑은 고딕"/>
-                <w:kern w:val="0"/>
-                <w:sz w:val="16"/>
-                <w:szCs w:val="20"/>
-              </w:rPr>
-              <w:t xml:space="preserve"> AI</w:t>
-            </w:r>
-            <w:r>
-              <w:rPr>
-                <w:rFonts w:ascii="맑은 고딕" w:eastAsia="맑은 고딕" w:hAnsi="맑은 고딕" w:cs="맑은 고딕" w:hint="eastAsia"/>
-                <w:kern w:val="0"/>
-                <w:sz w:val="16"/>
-                <w:szCs w:val="20"/>
-              </w:rPr>
-              <w:t>활용,</w:t>
-            </w:r>
-            <w:r>
-              <w:rPr>
-                <w:rFonts w:ascii="맑은 고딕" w:eastAsia="맑은 고딕" w:hAnsi="맑은 고딕" w:cs="맑은 고딕"/>
-                <w:kern w:val="0"/>
-                <w:sz w:val="16"/>
-                <w:szCs w:val="20"/>
-              </w:rPr>
-              <w:t xml:space="preserve"> </w:t>
-            </w:r>
-            <w:r>
-              <w:rPr>
-                <w:rFonts w:ascii="맑은 고딕" w:eastAsia="맑은 고딕" w:hAnsi="맑은 고딕" w:cs="맑은 고딕" w:hint="eastAsia"/>
-                <w:kern w:val="0"/>
-                <w:sz w:val="16"/>
-                <w:szCs w:val="20"/>
-              </w:rPr>
-              <w:t>효율성,</w:t>
-            </w:r>
-            <w:r>
-              <w:rPr>
-                <w:rFonts w:ascii="맑은 고딕" w:eastAsia="맑은 고딕" w:hAnsi="맑은 고딕" w:cs="맑은 고딕"/>
-                <w:kern w:val="0"/>
-                <w:sz w:val="16"/>
-                <w:szCs w:val="20"/>
-              </w:rPr>
-              <w:t xml:space="preserve"> </w:t>
-            </w:r>
-            <w:r>
-              <w:rPr>
-                <w:rFonts w:ascii="맑은 고딕" w:eastAsia="맑은 고딕" w:hAnsi="맑은 고딕" w:cs="맑은 고딕" w:hint="eastAsia"/>
-                <w:kern w:val="0"/>
-                <w:sz w:val="16"/>
-                <w:szCs w:val="20"/>
-              </w:rPr>
-              <w:t>가치,</w:t>
-            </w:r>
-            <w:r>
-              <w:rPr>
-                <w:rFonts w:ascii="맑은 고딕" w:eastAsia="맑은 고딕" w:hAnsi="맑은 고딕" w:cs="맑은 고딕"/>
-                <w:kern w:val="0"/>
-                <w:sz w:val="16"/>
-                <w:szCs w:val="20"/>
-              </w:rPr>
-              <w:t xml:space="preserve"> </w:t>
-            </w:r>
-            <w:r>
-              <w:rPr>
-                <w:rFonts w:ascii="맑은 고딕" w:eastAsia="맑은 고딕" w:hAnsi="맑은 고딕" w:cs="맑은 고딕" w:hint="eastAsia"/>
-                <w:kern w:val="0"/>
-                <w:sz w:val="16"/>
-                <w:szCs w:val="20"/>
-              </w:rPr>
-              <w:t>창의성}</w:t>
-            </w:r>
-          </w:p>
-        </w:tc>
-        <w:tc>
-          <w:tcPr>
-            <w:tcW w:w="5850" w:type="dxa"/>
-          </w:tcPr>
-          <w:p>
-            <w:pPr>
-              <w:widowControl/>
-              <w:wordWrap/>
-              <w:autoSpaceDE/>
-              <w:autoSpaceDN/>
-              <w:jc w:val="left"/>
-              <w:cnfStyle w:val="000000000000" w:firstRow="0" w:lastRow="0" w:firstColumn="0" w:lastColumn="0" w:oddVBand="0" w:evenVBand="0" w:oddHBand="0" w:evenHBand="0" w:firstRowFirstColumn="0" w:firstRowLastColumn="0" w:lastRowFirstColumn="0" w:lastRowLastColumn="0"/>
-              <w:rPr>
-                <w:rFonts w:ascii="맑은 고딕" w:eastAsia="맑은 고딕" w:hAnsi="맑은 고딕" w:cs="맑은 고딕"/>
-                <w:kern w:val="0"/>
-                <w:sz w:val="16"/>
-                <w:szCs w:val="16"/>
-              </w:rPr>
-            </w:pPr>
-            <w:r>
-              <w:rPr>
-                <w:rFonts w:ascii="맑은 고딕" w:eastAsia="맑은 고딕" w:hAnsi="맑은 고딕" w:cs="맑은 고딕" w:hint="eastAsia"/>
-                <w:kern w:val="0"/>
-                <w:sz w:val="16"/>
-                <w:szCs w:val="16"/>
-              </w:rPr>
-              <w:t>측정지표=</w:t>
-            </w:r>
-            <w:r>
-              <w:rPr>
-                <w:rFonts w:ascii="맑은 고딕" w:eastAsia="맑은 고딕" w:hAnsi="맑은 고딕" w:cs="맑은 고딕"/>
-                <w:kern w:val="0"/>
-                <w:sz w:val="16"/>
-                <w:szCs w:val="16"/>
-              </w:rPr>
-              <w:t>{</w:t>
-            </w:r>
-            <w:r>
-              <w:rPr>
-                <w:rFonts w:ascii="맑은 고딕" w:eastAsia="맑은 고딕" w:hAnsi="맑은 고딕" w:cs="맑은 고딕" w:hint="eastAsia"/>
-                <w:kern w:val="0"/>
-                <w:sz w:val="16"/>
-                <w:szCs w:val="16"/>
-              </w:rPr>
-              <w:t>정보리드타임,</w:t>
-            </w:r>
-            <w:r>
-              <w:rPr>
-                <w:rFonts w:ascii="맑은 고딕" w:eastAsia="맑은 고딕" w:hAnsi="맑은 고딕" w:cs="맑은 고딕"/>
-                <w:kern w:val="0"/>
-                <w:sz w:val="16"/>
-                <w:szCs w:val="16"/>
-              </w:rPr>
-              <w:t xml:space="preserve"> </w:t>
-            </w:r>
-            <w:r>
-              <w:rPr>
-                <w:rFonts w:ascii="맑은 고딕" w:eastAsia="맑은 고딕" w:hAnsi="맑은 고딕" w:cs="맑은 고딕" w:hint="eastAsia"/>
-                <w:kern w:val="0"/>
-                <w:sz w:val="16"/>
-                <w:szCs w:val="16"/>
-              </w:rPr>
-              <w:t>편의성 설문</w:t>
-            </w:r>
-            <w:r>
-              <w:rPr>
-                <w:rFonts w:ascii="맑은 고딕" w:eastAsia="맑은 고딕" w:hAnsi="맑은 고딕" w:cs="맑은 고딕"/>
-                <w:kern w:val="0"/>
-                <w:sz w:val="16"/>
-                <w:szCs w:val="16"/>
-              </w:rPr>
-              <w:t xml:space="preserve">, </w:t>
-            </w:r>
-            <w:r>
-              <w:rPr>
-                <w:rFonts w:ascii="맑은 고딕" w:eastAsia="맑은 고딕" w:hAnsi="맑은 고딕" w:cs="맑은 고딕" w:hint="eastAsia"/>
-                <w:kern w:val="0"/>
-                <w:sz w:val="16"/>
-                <w:szCs w:val="16"/>
-              </w:rPr>
-              <w:t>정확도,</w:t>
-            </w:r>
-            <w:r>
-              <w:rPr>
-                <w:rFonts w:ascii="맑은 고딕" w:eastAsia="맑은 고딕" w:hAnsi="맑은 고딕" w:cs="맑은 고딕"/>
-                <w:kern w:val="0"/>
-                <w:sz w:val="16"/>
-                <w:szCs w:val="16"/>
-              </w:rPr>
-              <w:t xml:space="preserve"> </w:t>
-            </w:r>
-            <w:r>
-              <w:rPr>
-                <w:rFonts w:ascii="맑은 고딕" w:eastAsia="맑은 고딕" w:hAnsi="맑은 고딕" w:cs="맑은 고딕" w:hint="eastAsia"/>
-                <w:kern w:val="0"/>
-                <w:sz w:val="16"/>
-                <w:szCs w:val="16"/>
-              </w:rPr>
-              <w:t>속도,</w:t>
-            </w:r>
-            <w:r>
-              <w:rPr>
-                <w:rFonts w:ascii="맑은 고딕" w:eastAsia="맑은 고딕" w:hAnsi="맑은 고딕" w:cs="맑은 고딕"/>
-                <w:kern w:val="0"/>
-                <w:sz w:val="16"/>
-                <w:szCs w:val="16"/>
-              </w:rPr>
-              <w:t xml:space="preserve"> </w:t>
-            </w:r>
-            <w:r>
-              <w:rPr>
-                <w:rFonts w:ascii="맑은 고딕" w:eastAsia="맑은 고딕" w:hAnsi="맑은 고딕" w:cs="맑은 고딕" w:hint="eastAsia"/>
-                <w:kern w:val="0"/>
-                <w:sz w:val="16"/>
-                <w:szCs w:val="16"/>
-              </w:rPr>
-              <w:t>기타}</w:t>
-            </w:r>
-            <w:r>
-              <w:rPr>
-                <w:rFonts w:ascii="맑은 고딕" w:eastAsia="맑은 고딕" w:hAnsi="맑은 고딕" w:cs="맑은 고딕"/>
-                <w:kern w:val="0"/>
-                <w:sz w:val="16"/>
-                <w:szCs w:val="16"/>
-              </w:rPr>
-              <w:t>.</w:t>
-            </w:r>
-          </w:p>
-          <w:p>
-            <w:pPr>
-              <w:widowControl/>
-              <w:wordWrap/>
-              <w:autoSpaceDE/>
-              <w:autoSpaceDN/>
-              <w:jc w:val="left"/>
-              <w:cnfStyle w:val="000000000000" w:firstRow="0" w:lastRow="0" w:firstColumn="0" w:lastColumn="0" w:oddVBand="0" w:evenVBand="0" w:oddHBand="0" w:evenHBand="0" w:firstRowFirstColumn="0" w:firstRowLastColumn="0" w:lastRowFirstColumn="0" w:lastRowLastColumn="0"/>
-              <w:rPr>
-                <w:rFonts w:ascii="Times New Roman" w:hAnsi="Times New Roman" w:cs="Times New Roman"/>
-                <w:kern w:val="0"/>
-                <w:sz w:val="16"/>
-                <w:szCs w:val="16"/>
-              </w:rPr>
-            </w:pPr>
-            <w:r>
-              <w:rPr>
-                <w:rFonts w:ascii="Times New Roman" w:hAnsi="Times New Roman" w:cs="Times New Roman" w:hint="eastAsia"/>
-                <w:kern w:val="0"/>
-                <w:sz w:val="16"/>
-                <w:szCs w:val="16"/>
-              </w:rPr>
-              <w:t>비교방식</w:t>
-            </w:r>
-            <w:r>
-              <w:rPr>
-                <w:rFonts w:ascii="Times New Roman" w:hAnsi="Times New Roman" w:cs="Times New Roman" w:hint="eastAsia"/>
-                <w:kern w:val="0"/>
-                <w:sz w:val="16"/>
-                <w:szCs w:val="16"/>
-              </w:rPr>
-              <w:t>=</w:t>
-            </w:r>
-            <w:r>
-              <w:rPr>
-                <w:rFonts w:ascii="맑은 고딕" w:eastAsia="맑은 고딕" w:hAnsi="맑은 고딕" w:cs="맑은 고딕"/>
-                <w:kern w:val="0"/>
-                <w:sz w:val="16"/>
-                <w:szCs w:val="16"/>
-              </w:rPr>
-              <w:t>AS-IS/TO-BE, %</w:t>
-            </w:r>
-          </w:p>
-        </w:tc>
-        <w:tc>
-          <w:tcPr>
-            <w:tcW w:w="1417" w:type="dxa"/>
-            <w:noWrap/>
-            <w:hideMark/>
-          </w:tcPr>
-          <w:p>
-            <w:pPr>
-              <w:widowControl/>
-              <w:wordWrap/>
-              <w:autoSpaceDE/>
-              <w:autoSpaceDN/>
-              <w:jc w:val="left"/>
-              <w:cnfStyle w:val="000000000000" w:firstRow="0" w:lastRow="0" w:firstColumn="0" w:lastColumn="0" w:oddVBand="0" w:evenVBand="0" w:oddHBand="0" w:evenHBand="0" w:firstRowFirstColumn="0" w:firstRowLastColumn="0" w:lastRowFirstColumn="0" w:lastRowLastColumn="0"/>
-              <w:rPr>
-                <w:rFonts w:ascii="Times New Roman" w:eastAsia="Times New Roman" w:hAnsi="Times New Roman" w:cs="Times New Roman"/>
-                <w:kern w:val="0"/>
-                <w:sz w:val="16"/>
-                <w:szCs w:val="20"/>
-              </w:rPr>
-            </w:pPr>
+                <w:rFonts w:ascii="맑은 고딕" w:eastAsia="맑은 고딕" w:hAnsi="맑은 고딕" w:cs="굴림"/>
+                <w:color w:val="000000"/>
+                <w:kern w:val="0"/>
+                <w:sz w:val="16"/>
+                <w:szCs w:val="20"/>
+              </w:rPr>
+            </w:pPr>
+            <w:r>
+              <w:rPr>
+                <w:rFonts w:ascii="맑은 고딕" w:eastAsia="맑은 고딕" w:hAnsi="맑은 고딕" w:cs="굴림" w:hint="eastAsia"/>
+                <w:color w:val="000000"/>
+                <w:kern w:val="0"/>
+                <w:sz w:val="16"/>
+                <w:szCs w:val="20"/>
+              </w:rPr>
+              <w:t>현장 개발환경 고려해 진행</w:t>
+            </w:r>
           </w:p>
         </w:tc>
       </w:tr>
@@ -18030,6 +17863,7 @@
             <w:cnfStyle w:val="001000000000" w:firstRow="0" w:lastRow="0" w:firstColumn="1" w:lastColumn="0" w:oddVBand="0" w:evenVBand="0" w:oddHBand="0" w:evenHBand="0" w:firstRowFirstColumn="0" w:firstRowLastColumn="0" w:lastRowFirstColumn="0" w:lastRowLastColumn="0"/>
             <w:tcW w:w="536" w:type="dxa"/>
             <w:noWrap/>
+            <w:hideMark/>
           </w:tcPr>
           <w:p>
             <w:pPr>
@@ -18051,6 +17885,7 @@
           <w:tcPr>
             <w:tcW w:w="1176" w:type="dxa"/>
             <w:noWrap/>
+            <w:hideMark/>
           </w:tcPr>
           <w:p>
             <w:pPr>
@@ -18074,7 +17909,16 @@
                 <w:sz w:val="16"/>
                 <w:szCs w:val="20"/>
               </w:rPr>
-              <w:t>주제선정</w:t>
+              <w:t>진행</w:t>
+            </w:r>
+            <w:r>
+              <w:rPr>
+                <w:rFonts w:ascii="맑은 고딕" w:eastAsia="맑은 고딕" w:hAnsi="맑은 고딕" w:cs="맑은 고딕" w:hint="eastAsia"/>
+                <w:kern w:val="0"/>
+                <w:sz w:val="16"/>
+                <w:szCs w:val="20"/>
+              </w:rPr>
+              <w:t>설명</w:t>
             </w:r>
           </w:p>
         </w:tc>
@@ -18082,6 +17926,7 @@
           <w:tcPr>
             <w:tcW w:w="1496" w:type="dxa"/>
             <w:noWrap/>
+            <w:hideMark/>
           </w:tcPr>
           <w:p>
             <w:pPr>
@@ -18104,6 +17949,7 @@
           <w:tcPr>
             <w:tcW w:w="457" w:type="dxa"/>
             <w:noWrap/>
+            <w:hideMark/>
           </w:tcPr>
           <w:p>
             <w:pPr>
@@ -18143,44 +17989,63 @@
             </w:pPr>
             <w:r>
               <w:rPr>
+                <w:rFonts w:ascii="맑은 고딕" w:eastAsia="맑은 고딕" w:hAnsi="맑은 고딕" w:cs="맑은 고딕" w:hint="eastAsia"/>
+                <w:kern w:val="0"/>
+                <w:sz w:val="16"/>
+                <w:szCs w:val="20"/>
+              </w:rPr>
+              <w:t>2</w:t>
+            </w:r>
+            <w:r>
+              <w:rPr>
                 <w:rFonts w:ascii="맑은 고딕" w:eastAsia="맑은 고딕" w:hAnsi="맑은 고딕" w:cs="맑은 고딕"/>
                 <w:kern w:val="0"/>
                 <w:sz w:val="16"/>
                 <w:szCs w:val="20"/>
               </w:rPr>
-              <w:t>2</w:t>
-            </w:r>
-            <w:r>
+              <w:t>0</w:t>
+            </w:r>
+          </w:p>
+        </w:tc>
+        <w:tc>
+          <w:tcPr>
+            <w:tcW w:w="4002" w:type="dxa"/>
+            <w:noWrap/>
+            <w:hideMark/>
+          </w:tcPr>
+          <w:p>
+            <w:pPr>
+              <w:widowControl/>
+              <w:wordWrap/>
+              <w:autoSpaceDE/>
+              <w:autoSpaceDN/>
+              <w:jc w:val="left"/>
+              <w:cnfStyle w:val="000000000000" w:firstRow="0" w:lastRow="0" w:firstColumn="0" w:lastColumn="0" w:oddVBand="0" w:evenVBand="0" w:oddHBand="0" w:evenHBand="0" w:firstRowFirstColumn="0" w:firstRowLastColumn="0" w:lastRowFirstColumn="0" w:lastRowLastColumn="0"/>
               <w:rPr>
                 <w:rFonts w:ascii="맑은 고딕" w:eastAsia="맑은 고딕" w:hAnsi="맑은 고딕" w:cs="맑은 고딕"/>
                 <w:kern w:val="0"/>
                 <w:sz w:val="16"/>
                 <w:szCs w:val="20"/>
               </w:rPr>
-              <w:t>0</w:t>
-            </w:r>
-          </w:p>
-        </w:tc>
-        <w:tc>
-          <w:tcPr>
-            <w:tcW w:w="4002" w:type="dxa"/>
-            <w:noWrap/>
-          </w:tcPr>
-          <w:p>
-            <w:pPr>
-              <w:widowControl/>
-              <w:wordWrap/>
-              <w:autoSpaceDE/>
-              <w:autoSpaceDN/>
-              <w:jc w:val="left"/>
-              <w:cnfStyle w:val="000000000000" w:firstRow="0" w:lastRow="0" w:firstColumn="0" w:lastColumn="0" w:oddVBand="0" w:evenVBand="0" w:oddHBand="0" w:evenHBand="0" w:firstRowFirstColumn="0" w:firstRowLastColumn="0" w:lastRowFirstColumn="0" w:lastRowLastColumn="0"/>
+            </w:pPr>
+            <w:r>
+              <w:rPr>
+                <w:rFonts w:ascii="맑은 고딕" w:eastAsia="맑은 고딕" w:hAnsi="맑은 고딕" w:cs="맑은 고딕" w:hint="eastAsia"/>
+                <w:kern w:val="0"/>
+                <w:sz w:val="16"/>
+                <w:szCs w:val="20"/>
+              </w:rPr>
+              <w:t xml:space="preserve">피드백 기준 </w:t>
+            </w:r>
+            <w:r>
               <w:rPr>
                 <w:rFonts w:ascii="맑은 고딕" w:eastAsia="맑은 고딕" w:hAnsi="맑은 고딕" w:cs="맑은 고딕"/>
                 <w:kern w:val="0"/>
                 <w:sz w:val="16"/>
                 <w:szCs w:val="20"/>
               </w:rPr>
-            </w:pPr>
+              <w:t>= {</w:t>
+            </w:r>
             <w:r>
               <w:rPr>
                 <w:rFonts w:ascii="맑은 고딕" w:eastAsia="맑은 고딕" w:hAnsi="맑은 고딕" w:cs="맑은 고딕" w:hint="eastAsia"/>
@@ -18188,7 +18053,7 @@
                 <w:sz w:val="16"/>
                 <w:szCs w:val="20"/>
               </w:rPr>
-              <w:t>A</w:t>
+              <w:t>미디어 주제성,</w:t>
             </w:r>
             <w:r>
               <w:rPr>
@@ -18197,7 +18062,7 @@
                 <w:sz w:val="16"/>
                 <w:szCs w:val="20"/>
               </w:rPr>
-              <w:t xml:space="preserve">I </w:t>
+              <w:t xml:space="preserve"> AI</w:t>
             </w:r>
             <w:r>
               <w:rPr>
@@ -18206,7 +18071,7 @@
                 <w:sz w:val="16"/>
                 <w:szCs w:val="20"/>
               </w:rPr>
-              <w:t>기술, 도구 활용한 주제.</w:t>
+              <w:t>활용,</w:t>
             </w:r>
             <w:r>
               <w:rPr>
@@ -18224,7 +18089,7 @@
                 <w:sz w:val="16"/>
                 <w:szCs w:val="20"/>
               </w:rPr>
-              <w:t>미디어 관련 주제.</w:t>
+              <w:t>효율성,</w:t>
             </w:r>
             <w:r>
               <w:rPr>
@@ -18242,7 +18107,7 @@
                 <w:sz w:val="16"/>
                 <w:szCs w:val="20"/>
               </w:rPr>
-              <w:t>예)</w:t>
+              <w:t>가치,</w:t>
             </w:r>
             <w:r>
               <w:rPr>
@@ -18260,32 +18125,62 @@
                 <w:sz w:val="16"/>
                 <w:szCs w:val="20"/>
               </w:rPr>
-              <w:t>업무 자동화,</w:t>
-            </w:r>
-            <w:r>
+              <w:t>창의성}</w:t>
+            </w:r>
+          </w:p>
+        </w:tc>
+        <w:tc>
+          <w:tcPr>
+            <w:tcW w:w="5850" w:type="dxa"/>
+          </w:tcPr>
+          <w:p>
+            <w:pPr>
+              <w:widowControl/>
+              <w:wordWrap/>
+              <w:autoSpaceDE/>
+              <w:autoSpaceDN/>
+              <w:jc w:val="left"/>
+              <w:cnfStyle w:val="000000000000" w:firstRow="0" w:lastRow="0" w:firstColumn="0" w:lastColumn="0" w:oddVBand="0" w:evenVBand="0" w:oddHBand="0" w:evenHBand="0" w:firstRowFirstColumn="0" w:firstRowLastColumn="0" w:lastRowFirstColumn="0" w:lastRowLastColumn="0"/>
               <w:rPr>
                 <w:rFonts w:ascii="맑은 고딕" w:eastAsia="맑은 고딕" w:hAnsi="맑은 고딕" w:cs="맑은 고딕"/>
                 <w:kern w:val="0"/>
                 <w:sz w:val="16"/>
-                <w:szCs w:val="20"/>
-              </w:rPr>
-              <w:t xml:space="preserve"> AI</w:t>
-            </w:r>
+                <w:szCs w:val="16"/>
+              </w:rPr>
+            </w:pPr>
             <w:r>
               <w:rPr>
                 <w:rFonts w:ascii="맑은 고딕" w:eastAsia="맑은 고딕" w:hAnsi="맑은 고딕" w:cs="맑은 고딕" w:hint="eastAsia"/>
                 <w:kern w:val="0"/>
                 <w:sz w:val="16"/>
-                <w:szCs w:val="20"/>
-              </w:rPr>
-              <w:t>생성,</w:t>
+                <w:szCs w:val="16"/>
+              </w:rPr>
+              <w:t>측정지표=</w:t>
             </w:r>
             <w:r>
               <w:rPr>
                 <w:rFonts w:ascii="맑은 고딕" w:eastAsia="맑은 고딕" w:hAnsi="맑은 고딕" w:cs="맑은 고딕"/>
                 <w:kern w:val="0"/>
                 <w:sz w:val="16"/>
-                <w:szCs w:val="20"/>
+                <w:szCs w:val="16"/>
+              </w:rPr>
+              <w:t>{</w:t>
+            </w:r>
+            <w:r>
+              <w:rPr>
+                <w:rFonts w:ascii="맑은 고딕" w:eastAsia="맑은 고딕" w:hAnsi="맑은 고딕" w:cs="맑은 고딕" w:hint="eastAsia"/>
+                <w:kern w:val="0"/>
+                <w:sz w:val="16"/>
+                <w:szCs w:val="16"/>
+              </w:rPr>
+              <w:t>정보리드타임,</w:t>
+            </w:r>
+            <w:r>
+              <w:rPr>
+                <w:rFonts w:ascii="맑은 고딕" w:eastAsia="맑은 고딕" w:hAnsi="맑은 고딕" w:cs="맑은 고딕"/>
+                <w:kern w:val="0"/>
+                <w:sz w:val="16"/>
+                <w:szCs w:val="16"/>
               </w:rPr>
               <w:t xml:space="preserve"> </w:t>
             </w:r>
@@ -18294,16 +18189,34 @@
                 <w:rFonts w:ascii="맑은 고딕" w:eastAsia="맑은 고딕" w:hAnsi="맑은 고딕" w:cs="맑은 고딕" w:hint="eastAsia"/>
                 <w:kern w:val="0"/>
                 <w:sz w:val="16"/>
-                <w:szCs w:val="20"/>
-              </w:rPr>
-              <w:t>에이전트</w:t>
+                <w:szCs w:val="16"/>
+              </w:rPr>
+              <w:t>편의성 설문</w:t>
             </w:r>
             <w:r>
               <w:rPr>
                 <w:rFonts w:ascii="맑은 고딕" w:eastAsia="맑은 고딕" w:hAnsi="맑은 고딕" w:cs="맑은 고딕"/>
                 <w:kern w:val="0"/>
                 <w:sz w:val="16"/>
-                <w:szCs w:val="20"/>
+                <w:szCs w:val="16"/>
+              </w:rPr>
+              <w:t xml:space="preserve">, </w:t>
+            </w:r>
+            <w:r>
+              <w:rPr>
+                <w:rFonts w:ascii="맑은 고딕" w:eastAsia="맑은 고딕" w:hAnsi="맑은 고딕" w:cs="맑은 고딕" w:hint="eastAsia"/>
+                <w:kern w:val="0"/>
+                <w:sz w:val="16"/>
+                <w:szCs w:val="16"/>
+              </w:rPr>
+              <w:t>정확도,</w:t>
+            </w:r>
+            <w:r>
+              <w:rPr>
+                <w:rFonts w:ascii="맑은 고딕" w:eastAsia="맑은 고딕" w:hAnsi="맑은 고딕" w:cs="맑은 고딕"/>
+                <w:kern w:val="0"/>
+                <w:sz w:val="16"/>
+                <w:szCs w:val="16"/>
               </w:rPr>
               <w:t xml:space="preserve"> </w:t>
             </w:r>
@@ -18312,31 +18225,19 @@
                 <w:rFonts w:ascii="맑은 고딕" w:eastAsia="맑은 고딕" w:hAnsi="맑은 고딕" w:cs="맑은 고딕" w:hint="eastAsia"/>
                 <w:kern w:val="0"/>
                 <w:sz w:val="16"/>
-                <w:szCs w:val="20"/>
-              </w:rPr>
-              <w:t>등 컨텐츠 개발</w:t>
-            </w:r>
-          </w:p>
-        </w:tc>
-        <w:tc>
-          <w:tcPr>
-            <w:tcW w:w="5850" w:type="dxa"/>
-          </w:tcPr>
-          <w:p>
-            <w:pPr>
-              <w:widowControl/>
-              <w:wordWrap/>
-              <w:autoSpaceDE/>
-              <w:autoSpaceDN/>
-              <w:jc w:val="left"/>
-              <w:cnfStyle w:val="000000000000" w:firstRow="0" w:lastRow="0" w:firstColumn="0" w:lastColumn="0" w:oddVBand="0" w:evenVBand="0" w:oddHBand="0" w:evenHBand="0" w:firstRowFirstColumn="0" w:firstRowLastColumn="0" w:lastRowFirstColumn="0" w:lastRowLastColumn="0"/>
-              <w:rPr>
-                <w:rFonts w:ascii="Times New Roman" w:eastAsia="Times New Roman" w:hAnsi="Times New Roman" w:cs="Times New Roman"/>
-                <w:kern w:val="0"/>
-                <w:sz w:val="16"/>
                 <w:szCs w:val="16"/>
               </w:rPr>
-            </w:pPr>
+              <w:t>속도,</w:t>
+            </w:r>
+            <w:r>
+              <w:rPr>
+                <w:rFonts w:ascii="맑은 고딕" w:eastAsia="맑은 고딕" w:hAnsi="맑은 고딕" w:cs="맑은 고딕"/>
+                <w:kern w:val="0"/>
+                <w:sz w:val="16"/>
+                <w:szCs w:val="16"/>
+              </w:rPr>
+              <w:t xml:space="preserve"> </w:t>
+            </w:r>
             <w:r>
               <w:rPr>
                 <w:rFonts w:ascii="맑은 고딕" w:eastAsia="맑은 고딕" w:hAnsi="맑은 고딕" w:cs="맑은 고딕" w:hint="eastAsia"/>
@@ -18344,7 +18245,7 @@
                 <w:sz w:val="16"/>
                 <w:szCs w:val="16"/>
               </w:rPr>
-              <w:t xml:space="preserve">대용량 데이터는 </w:t>
+              <w:t>기타}</w:t>
             </w:r>
             <w:r>
               <w:rPr>
@@ -18353,16 +18254,41 @@
                 <w:sz w:val="16"/>
                 <w:szCs w:val="16"/>
               </w:rPr>
-              <w:t xml:space="preserve">google drive </w:t>
-            </w:r>
-            <w:r>
-              <w:rPr>
-                <w:rFonts w:ascii="맑은 고딕" w:eastAsia="맑은 고딕" w:hAnsi="맑은 고딕" w:cs="맑은 고딕" w:hint="eastAsia"/>
+              <w:t>.</w:t>
+            </w:r>
+          </w:p>
+          <w:p>
+            <w:pPr>
+              <w:widowControl/>
+              <w:wordWrap/>
+              <w:autoSpaceDE/>
+              <w:autoSpaceDN/>
+              <w:jc w:val="left"/>
+              <w:cnfStyle w:val="000000000000" w:firstRow="0" w:lastRow="0" w:firstColumn="0" w:lastColumn="0" w:oddVBand="0" w:evenVBand="0" w:oddHBand="0" w:evenHBand="0" w:firstRowFirstColumn="0" w:firstRowLastColumn="0" w:lastRowFirstColumn="0" w:lastRowLastColumn="0"/>
+              <w:rPr>
+                <w:rFonts w:ascii="Times New Roman" w:hAnsi="Times New Roman" w:cs="Times New Roman"/>
                 <w:kern w:val="0"/>
                 <w:sz w:val="16"/>
                 <w:szCs w:val="16"/>
               </w:rPr>
-              <w:t>에 업로드하고,</w:t>
+            </w:pPr>
+            <w:r>
+              <w:rPr>
+                <w:rFonts w:ascii="Times New Roman" w:hAnsi="Times New Roman" w:cs="Times New Roman" w:hint="eastAsia"/>
+                <w:kern w:val="0"/>
+                <w:sz w:val="16"/>
+                <w:szCs w:val="16"/>
+              </w:rPr>
+              <w:t>비교방식</w:t>
+            </w:r>
+            <w:r>
+              <w:rPr>
+                <w:rFonts w:ascii="Times New Roman" w:hAnsi="Times New Roman" w:cs="Times New Roman" w:hint="eastAsia"/>
+                <w:kern w:val="0"/>
+                <w:sz w:val="16"/>
+                <w:szCs w:val="16"/>
+              </w:rPr>
+              <w:t>=</w:t>
             </w:r>
             <w:r>
               <w:rPr>
@@ -18371,43 +18297,7 @@
                 <w:sz w:val="16"/>
                 <w:szCs w:val="16"/>
               </w:rPr>
-              <w:t xml:space="preserve"> </w:t>
-            </w:r>
-            <w:r>
-              <w:rPr>
-                <w:rFonts w:ascii="맑은 고딕" w:eastAsia="맑은 고딕" w:hAnsi="맑은 고딕" w:cs="맑은 고딕" w:hint="eastAsia"/>
-                <w:kern w:val="0"/>
-                <w:sz w:val="16"/>
-                <w:szCs w:val="16"/>
-              </w:rPr>
-              <w:t xml:space="preserve">링크를 </w:t>
-            </w:r>
-            <w:r>
-              <w:rPr>
-                <w:rFonts w:ascii="맑은 고딕" w:eastAsia="맑은 고딕" w:hAnsi="맑은 고딕" w:cs="맑은 고딕"/>
-                <w:kern w:val="0"/>
-                <w:sz w:val="16"/>
-                <w:szCs w:val="16"/>
-              </w:rPr>
-              <w:t xml:space="preserve">github README </w:t>
-            </w:r>
-            <w:r>
-              <w:rPr>
-                <w:rFonts w:ascii="맑은 고딕" w:eastAsia="맑은 고딕" w:hAnsi="맑은 고딕" w:cs="맑은 고딕" w:hint="eastAsia"/>
-                <w:kern w:val="0"/>
-                <w:sz w:val="16"/>
-                <w:szCs w:val="16"/>
-              </w:rPr>
-              <w:t>에 설명해 표시할 것.</w:t>
-            </w:r>
-            <w:r>
-              <w:rPr>
-                <w:rFonts w:ascii="맑은 고딕" w:eastAsia="맑은 고딕" w:hAnsi="맑은 고딕" w:cs="맑은 고딕"/>
-                <w:kern w:val="0"/>
-                <w:sz w:val="16"/>
-                <w:szCs w:val="16"/>
-              </w:rPr>
-              <w:t xml:space="preserve"> </w:t>
+              <w:t>AS-IS/TO-BE, %</w:t>
             </w:r>
           </w:p>
         </w:tc>
@@ -18415,6 +18305,7 @@
           <w:tcPr>
             <w:tcW w:w="1417" w:type="dxa"/>
             <w:noWrap/>
+            <w:hideMark/>
           </w:tcPr>
           <w:p>
             <w:pPr>
@@ -18487,7 +18378,7 @@
                 <w:sz w:val="16"/>
                 <w:szCs w:val="20"/>
               </w:rPr>
-              <w:t>팀원역할</w:t>
+              <w:t>주제선정</w:t>
             </w:r>
           </w:p>
         </w:tc>
@@ -18561,7 +18452,7 @@
                 <w:sz w:val="16"/>
                 <w:szCs w:val="20"/>
               </w:rPr>
-              <w:t>1</w:t>
+              <w:t>2</w:t>
             </w:r>
             <w:r>
               <w:rPr>
@@ -18594,6 +18485,141 @@
                 <w:szCs w:val="20"/>
               </w:rPr>
             </w:pPr>
+            <w:r>
+              <w:rPr>
+                <w:rFonts w:ascii="맑은 고딕" w:eastAsia="맑은 고딕" w:hAnsi="맑은 고딕" w:cs="맑은 고딕" w:hint="eastAsia"/>
+                <w:kern w:val="0"/>
+                <w:sz w:val="16"/>
+                <w:szCs w:val="20"/>
+              </w:rPr>
+              <w:t>A</w:t>
+            </w:r>
+            <w:r>
+              <w:rPr>
+                <w:rFonts w:ascii="맑은 고딕" w:eastAsia="맑은 고딕" w:hAnsi="맑은 고딕" w:cs="맑은 고딕"/>
+                <w:kern w:val="0"/>
+                <w:sz w:val="16"/>
+                <w:szCs w:val="20"/>
+              </w:rPr>
+              <w:t xml:space="preserve">I </w:t>
+            </w:r>
+            <w:r>
+              <w:rPr>
+                <w:rFonts w:ascii="맑은 고딕" w:eastAsia="맑은 고딕" w:hAnsi="맑은 고딕" w:cs="맑은 고딕" w:hint="eastAsia"/>
+                <w:kern w:val="0"/>
+                <w:sz w:val="16"/>
+                <w:szCs w:val="20"/>
+              </w:rPr>
+              <w:t>기술, 도구 활용한 주제.</w:t>
+            </w:r>
+            <w:r>
+              <w:rPr>
+                <w:rFonts w:ascii="맑은 고딕" w:eastAsia="맑은 고딕" w:hAnsi="맑은 고딕" w:cs="맑은 고딕"/>
+                <w:kern w:val="0"/>
+                <w:sz w:val="16"/>
+                <w:szCs w:val="20"/>
+              </w:rPr>
+              <w:t xml:space="preserve"> </w:t>
+            </w:r>
+            <w:r>
+              <w:rPr>
+                <w:rFonts w:ascii="맑은 고딕" w:eastAsia="맑은 고딕" w:hAnsi="맑은 고딕" w:cs="맑은 고딕" w:hint="eastAsia"/>
+                <w:kern w:val="0"/>
+                <w:sz w:val="16"/>
+                <w:szCs w:val="20"/>
+              </w:rPr>
+              <w:t>미디어 관련 주제.</w:t>
+            </w:r>
+            <w:r>
+              <w:rPr>
+                <w:rFonts w:ascii="맑은 고딕" w:eastAsia="맑은 고딕" w:hAnsi="맑은 고딕" w:cs="맑은 고딕"/>
+                <w:kern w:val="0"/>
+                <w:sz w:val="16"/>
+                <w:szCs w:val="20"/>
+              </w:rPr>
+              <w:t xml:space="preserve"> </w:t>
+            </w:r>
+            <w:r>
+              <w:rPr>
+                <w:rFonts w:ascii="맑은 고딕" w:eastAsia="맑은 고딕" w:hAnsi="맑은 고딕" w:cs="맑은 고딕" w:hint="eastAsia"/>
+                <w:kern w:val="0"/>
+                <w:sz w:val="16"/>
+                <w:szCs w:val="20"/>
+              </w:rPr>
+              <w:t>예)</w:t>
+            </w:r>
+            <w:r>
+              <w:rPr>
+                <w:rFonts w:ascii="맑은 고딕" w:eastAsia="맑은 고딕" w:hAnsi="맑은 고딕" w:cs="맑은 고딕"/>
+                <w:kern w:val="0"/>
+                <w:sz w:val="16"/>
+                <w:szCs w:val="20"/>
+              </w:rPr>
+              <w:t xml:space="preserve"> </w:t>
+            </w:r>
+            <w:r>
+              <w:rPr>
+                <w:rFonts w:ascii="맑은 고딕" w:eastAsia="맑은 고딕" w:hAnsi="맑은 고딕" w:cs="맑은 고딕" w:hint="eastAsia"/>
+                <w:kern w:val="0"/>
+                <w:sz w:val="16"/>
+                <w:szCs w:val="20"/>
+              </w:rPr>
+              <w:t>업무 자동화,</w:t>
+            </w:r>
+            <w:r>
+              <w:rPr>
+                <w:rFonts w:ascii="맑은 고딕" w:eastAsia="맑은 고딕" w:hAnsi="맑은 고딕" w:cs="맑은 고딕"/>
+                <w:kern w:val="0"/>
+                <w:sz w:val="16"/>
+                <w:szCs w:val="20"/>
+              </w:rPr>
+              <w:t xml:space="preserve"> AI</w:t>
+            </w:r>
+            <w:r>
+              <w:rPr>
+                <w:rFonts w:ascii="맑은 고딕" w:eastAsia="맑은 고딕" w:hAnsi="맑은 고딕" w:cs="맑은 고딕" w:hint="eastAsia"/>
+                <w:kern w:val="0"/>
+                <w:sz w:val="16"/>
+                <w:szCs w:val="20"/>
+              </w:rPr>
+              <w:t>생성,</w:t>
+            </w:r>
+            <w:r>
+              <w:rPr>
+                <w:rFonts w:ascii="맑은 고딕" w:eastAsia="맑은 고딕" w:hAnsi="맑은 고딕" w:cs="맑은 고딕"/>
+                <w:kern w:val="0"/>
+                <w:sz w:val="16"/>
+                <w:szCs w:val="20"/>
+              </w:rPr>
+              <w:t xml:space="preserve"> </w:t>
+            </w:r>
+            <w:r>
+              <w:rPr>
+                <w:rFonts w:ascii="맑은 고딕" w:eastAsia="맑은 고딕" w:hAnsi="맑은 고딕" w:cs="맑은 고딕" w:hint="eastAsia"/>
+                <w:kern w:val="0"/>
+                <w:sz w:val="16"/>
+                <w:szCs w:val="20"/>
+              </w:rPr>
+              <w:t>에이전트</w:t>
+            </w:r>
+            <w:r>
+              <w:rPr>
+                <w:rFonts w:ascii="맑은 고딕" w:eastAsia="맑은 고딕" w:hAnsi="맑은 고딕" w:cs="맑은 고딕"/>
+                <w:kern w:val="0"/>
+                <w:sz w:val="16"/>
+                <w:szCs w:val="20"/>
+              </w:rPr>
+              <w:t xml:space="preserve"> </w:t>
+            </w:r>
+            <w:r>
+              <w:rPr>
+                <w:rFonts w:ascii="맑은 고딕" w:eastAsia="맑은 고딕" w:hAnsi="맑은 고딕" w:cs="맑은 고딕" w:hint="eastAsia"/>
+                <w:kern w:val="0"/>
+                <w:sz w:val="16"/>
+                <w:szCs w:val="20"/>
+              </w:rPr>
+              <w:t>등 컨텐츠 개발</w:t>
+            </w:r>
           </w:p>
         </w:tc>
         <w:tc>
@@ -18615,6 +18641,78 @@
                 <w:szCs w:val="16"/>
               </w:rPr>
             </w:pPr>
+            <w:r>
+              <w:rPr>
+                <w:rFonts w:ascii="맑은 고딕" w:eastAsia="맑은 고딕" w:hAnsi="맑은 고딕" w:cs="맑은 고딕" w:hint="eastAsia"/>
+                <w:kern w:val="0"/>
+                <w:sz w:val="16"/>
+                <w:szCs w:val="16"/>
+              </w:rPr>
+              <w:t xml:space="preserve">대용량 데이터는 </w:t>
+            </w:r>
+            <w:r>
+              <w:rPr>
+                <w:rFonts w:ascii="맑은 고딕" w:eastAsia="맑은 고딕" w:hAnsi="맑은 고딕" w:cs="맑은 고딕"/>
+                <w:kern w:val="0"/>
+                <w:sz w:val="16"/>
+                <w:szCs w:val="16"/>
+              </w:rPr>
+              <w:t xml:space="preserve">google drive </w:t>
+            </w:r>
+            <w:r>
+              <w:rPr>
+                <w:rFonts w:ascii="맑은 고딕" w:eastAsia="맑은 고딕" w:hAnsi="맑은 고딕" w:cs="맑은 고딕" w:hint="eastAsia"/>
+                <w:kern w:val="0"/>
+                <w:sz w:val="16"/>
+                <w:szCs w:val="16"/>
+              </w:rPr>
+              <w:t>에 업로드하고,</w:t>
+            </w:r>
+            <w:r>
+              <w:rPr>
+                <w:rFonts w:ascii="맑은 고딕" w:eastAsia="맑은 고딕" w:hAnsi="맑은 고딕" w:cs="맑은 고딕"/>
+                <w:kern w:val="0"/>
+                <w:sz w:val="16"/>
+                <w:szCs w:val="16"/>
+              </w:rPr>
+              <w:t xml:space="preserve"> </w:t>
+            </w:r>
+            <w:r>
+              <w:rPr>
+                <w:rFonts w:ascii="맑은 고딕" w:eastAsia="맑은 고딕" w:hAnsi="맑은 고딕" w:cs="맑은 고딕" w:hint="eastAsia"/>
+                <w:kern w:val="0"/>
+                <w:sz w:val="16"/>
+                <w:szCs w:val="16"/>
+              </w:rPr>
+              <w:t xml:space="preserve">링크를 </w:t>
+            </w:r>
+            <w:r>
+              <w:rPr>
+                <w:rFonts w:ascii="맑은 고딕" w:eastAsia="맑은 고딕" w:hAnsi="맑은 고딕" w:cs="맑은 고딕"/>
+                <w:kern w:val="0"/>
+                <w:sz w:val="16"/>
+                <w:szCs w:val="16"/>
+              </w:rPr>
+              <w:t xml:space="preserve">github README </w:t>
+            </w:r>
+            <w:r>
+              <w:rPr>
+                <w:rFonts w:ascii="맑은 고딕" w:eastAsia="맑은 고딕" w:hAnsi="맑은 고딕" w:cs="맑은 고딕" w:hint="eastAsia"/>
+                <w:kern w:val="0"/>
+                <w:sz w:val="16"/>
+                <w:szCs w:val="16"/>
+              </w:rPr>
+              <w:t>에 설명해 표시할 것.</w:t>
+            </w:r>
+            <w:r>
+              <w:rPr>
+                <w:rFonts w:ascii="맑은 고딕" w:eastAsia="맑은 고딕" w:hAnsi="맑은 고딕" w:cs="맑은 고딕"/>
+                <w:kern w:val="0"/>
+                <w:sz w:val="16"/>
+                <w:szCs w:val="16"/>
+              </w:rPr>
+              <w:t xml:space="preserve"> </w:t>
+            </w:r>
           </w:p>
         </w:tc>
         <w:tc>
@@ -18680,20 +18778,20 @@
               <w:jc w:val="left"/>
               <w:cnfStyle w:val="000000000000" w:firstRow="0" w:lastRow="0" w:firstColumn="0" w:lastColumn="0" w:oddVBand="0" w:evenVBand="0" w:oddHBand="0" w:evenHBand="0" w:firstRowFirstColumn="0" w:firstRowLastColumn="0" w:lastRowFirstColumn="0" w:lastRowLastColumn="0"/>
               <w:rPr>
-                <w:rFonts w:ascii="Times New Roman" w:hAnsi="Times New Roman" w:cs="Times New Roman"/>
-                <w:kern w:val="0"/>
-                <w:sz w:val="16"/>
-                <w:szCs w:val="20"/>
-              </w:rPr>
-            </w:pPr>
-            <w:r>
-              <w:rPr>
-                <w:rFonts w:ascii="Times New Roman" w:hAnsi="Times New Roman" w:cs="Times New Roman" w:hint="eastAsia"/>
-                <w:kern w:val="0"/>
-                <w:sz w:val="16"/>
-                <w:szCs w:val="20"/>
-              </w:rPr>
-              <w:t>목표기획</w:t>
+                <w:rFonts w:ascii="Times New Roman" w:eastAsia="Times New Roman" w:hAnsi="Times New Roman" w:cs="Times New Roman"/>
+                <w:kern w:val="0"/>
+                <w:sz w:val="16"/>
+                <w:szCs w:val="20"/>
+              </w:rPr>
+            </w:pPr>
+            <w:r>
+              <w:rPr>
+                <w:rFonts w:ascii="맑은 고딕" w:eastAsia="맑은 고딕" w:hAnsi="맑은 고딕" w:cs="맑은 고딕" w:hint="eastAsia"/>
+                <w:kern w:val="0"/>
+                <w:sz w:val="16"/>
+                <w:szCs w:val="20"/>
+              </w:rPr>
+              <w:t>팀원역할</w:t>
             </w:r>
           </w:p>
         </w:tc>
@@ -18899,7 +18997,7 @@
                 <w:sz w:val="16"/>
                 <w:szCs w:val="20"/>
               </w:rPr>
-              <w:t>컨텐츠설계</w:t>
+              <w:t>목표기획</w:t>
             </w:r>
           </w:p>
         </w:tc>
@@ -18968,20 +19066,20 @@
             </w:pPr>
             <w:r>
               <w:rPr>
-                <w:rFonts w:ascii="맑은 고딕" w:eastAsia="맑은 고딕" w:hAnsi="맑은 고딕" w:cs="맑은 고딕" w:hint="eastAsia"/>
-                <w:kern w:val="0"/>
-                <w:sz w:val="16"/>
-                <w:szCs w:val="20"/>
-              </w:rPr>
-              <w:t>2</w:t>
-            </w:r>
-            <w:r>
-              <w:rPr>
                 <w:rFonts w:ascii="맑은 고딕" w:eastAsia="맑은 고딕" w:hAnsi="맑은 고딕" w:cs="맑은 고딕"/>
                 <w:kern w:val="0"/>
                 <w:sz w:val="16"/>
                 <w:szCs w:val="20"/>
               </w:rPr>
+              <w:t>1</w:t>
+            </w:r>
+            <w:r>
+              <w:rPr>
+                <w:rFonts w:ascii="맑은 고딕" w:eastAsia="맑은 고딕" w:hAnsi="맑은 고딕" w:cs="맑은 고딕"/>
+                <w:kern w:val="0"/>
+                <w:sz w:val="16"/>
+                <w:szCs w:val="20"/>
+              </w:rPr>
               <w:t>0</w:t>
             </w:r>
           </w:p>
@@ -19021,111 +19119,12 @@
               <w:jc w:val="left"/>
               <w:cnfStyle w:val="000000000000" w:firstRow="0" w:lastRow="0" w:firstColumn="0" w:lastColumn="0" w:oddVBand="0" w:evenVBand="0" w:oddHBand="0" w:evenHBand="0" w:firstRowFirstColumn="0" w:firstRowLastColumn="0" w:lastRowFirstColumn="0" w:lastRowLastColumn="0"/>
               <w:rPr>
-                <w:rFonts w:asciiTheme="majorHAnsi" w:eastAsiaTheme="majorHAnsi" w:hAnsiTheme="majorHAnsi" w:cs="Times New Roman"/>
-                <w:kern w:val="0"/>
-                <w:sz w:val="14"/>
+                <w:rFonts w:ascii="Times New Roman" w:eastAsia="Times New Roman" w:hAnsi="Times New Roman" w:cs="Times New Roman"/>
+                <w:kern w:val="0"/>
+                <w:sz w:val="16"/>
                 <w:szCs w:val="16"/>
               </w:rPr>
             </w:pPr>
-            <w:r>
-              <w:rPr>
-                <w:rFonts w:asciiTheme="majorHAnsi" w:eastAsiaTheme="majorHAnsi" w:hAnsiTheme="majorHAnsi" w:cs="Times New Roman" w:hint="eastAsia"/>
-                <w:kern w:val="0"/>
-                <w:sz w:val="14"/>
-                <w:szCs w:val="16"/>
-              </w:rPr>
-              <w:t>G</w:t>
-            </w:r>
-            <w:r>
-              <w:rPr>
-                <w:rFonts w:asciiTheme="majorHAnsi" w:eastAsiaTheme="majorHAnsi" w:hAnsiTheme="majorHAnsi" w:cs="Times New Roman"/>
-                <w:kern w:val="0"/>
-                <w:sz w:val="14"/>
-                <w:szCs w:val="16"/>
-              </w:rPr>
-              <w:t xml:space="preserve">PT, </w:t>
-            </w:r>
-            <w:r>
-              <w:rPr>
-                <w:rFonts w:asciiTheme="majorHAnsi" w:eastAsiaTheme="majorHAnsi" w:hAnsiTheme="majorHAnsi" w:cs="Times New Roman" w:hint="eastAsia"/>
-                <w:kern w:val="0"/>
-                <w:sz w:val="14"/>
-                <w:szCs w:val="16"/>
-              </w:rPr>
-              <w:t>바이브 코딩,</w:t>
-            </w:r>
-            <w:r>
-              <w:rPr>
-                <w:rFonts w:asciiTheme="majorHAnsi" w:eastAsiaTheme="majorHAnsi" w:hAnsiTheme="majorHAnsi" w:cs="Times New Roman"/>
-                <w:kern w:val="0"/>
-                <w:sz w:val="14"/>
-                <w:szCs w:val="16"/>
-              </w:rPr>
-              <w:t xml:space="preserve"> </w:t>
-            </w:r>
-            <w:r>
-              <w:rPr>
-                <w:rFonts w:asciiTheme="majorHAnsi" w:eastAsiaTheme="majorHAnsi" w:hAnsiTheme="majorHAnsi" w:cs="Times New Roman" w:hint="eastAsia"/>
-                <w:kern w:val="0"/>
-                <w:sz w:val="14"/>
-                <w:szCs w:val="16"/>
-              </w:rPr>
-              <w:t>생성A</w:t>
-            </w:r>
-            <w:r>
-              <w:rPr>
-                <w:rFonts w:asciiTheme="majorHAnsi" w:eastAsiaTheme="majorHAnsi" w:hAnsiTheme="majorHAnsi" w:cs="Times New Roman"/>
-                <w:kern w:val="0"/>
-                <w:sz w:val="14"/>
-                <w:szCs w:val="16"/>
-              </w:rPr>
-              <w:t>I</w:t>
-            </w:r>
-            <w:r>
-              <w:rPr>
-                <w:rFonts w:asciiTheme="majorHAnsi" w:eastAsiaTheme="majorHAnsi" w:hAnsiTheme="majorHAnsi" w:cs="Times New Roman" w:hint="eastAsia"/>
-                <w:kern w:val="0"/>
-                <w:sz w:val="14"/>
-                <w:szCs w:val="16"/>
-              </w:rPr>
-              <w:t>도구(</w:t>
-            </w:r>
-            <w:r>
-              <w:rPr>
-                <w:rFonts w:asciiTheme="majorHAnsi" w:eastAsiaTheme="majorHAnsi" w:hAnsiTheme="majorHAnsi" w:cs="Times New Roman"/>
-                <w:kern w:val="0"/>
-                <w:sz w:val="14"/>
-                <w:szCs w:val="16"/>
-              </w:rPr>
-              <w:t>https://app.visily.ai/</w:t>
-            </w:r>
-            <w:r>
-              <w:rPr>
-                <w:rFonts w:asciiTheme="majorHAnsi" w:eastAsiaTheme="majorHAnsi" w:hAnsiTheme="majorHAnsi" w:cs="Times New Roman" w:hint="eastAsia"/>
-                <w:kern w:val="0"/>
-                <w:sz w:val="14"/>
-                <w:szCs w:val="16"/>
-              </w:rPr>
-              <w:t xml:space="preserve"> 등)</w:t>
-            </w:r>
-            <w:r>
-              <w:rPr>
-                <w:rFonts w:asciiTheme="majorHAnsi" w:eastAsiaTheme="majorHAnsi" w:hAnsiTheme="majorHAnsi" w:cs="Times New Roman"/>
-                <w:kern w:val="0"/>
-                <w:sz w:val="14"/>
-                <w:szCs w:val="16"/>
-              </w:rPr>
-              <w:t xml:space="preserve"> </w:t>
-            </w:r>
-            <w:r>
-              <w:rPr>
-                <w:rFonts w:asciiTheme="majorHAnsi" w:eastAsiaTheme="majorHAnsi" w:hAnsiTheme="majorHAnsi" w:cs="Times New Roman" w:hint="eastAsia"/>
-                <w:kern w:val="0"/>
-                <w:sz w:val="14"/>
-                <w:szCs w:val="16"/>
-              </w:rPr>
-              <w:t>사용 가능</w:t>
-            </w:r>
           </w:p>
         </w:tc>
         <w:tc>
@@ -19204,7 +19203,7 @@
                 <w:sz w:val="16"/>
                 <w:szCs w:val="20"/>
               </w:rPr>
-              <w:t>데이터준비</w:t>
+              <w:t>컨텐츠설계</w:t>
             </w:r>
           </w:p>
         </w:tc>
@@ -19273,43 +19272,43 @@
             </w:pPr>
             <w:r>
               <w:rPr>
+                <w:rFonts w:ascii="맑은 고딕" w:eastAsia="맑은 고딕" w:hAnsi="맑은 고딕" w:cs="맑은 고딕" w:hint="eastAsia"/>
+                <w:kern w:val="0"/>
+                <w:sz w:val="16"/>
+                <w:szCs w:val="20"/>
+              </w:rPr>
+              <w:t>2</w:t>
+            </w:r>
+            <w:r>
+              <w:rPr>
                 <w:rFonts w:ascii="맑은 고딕" w:eastAsia="맑은 고딕" w:hAnsi="맑은 고딕" w:cs="맑은 고딕"/>
                 <w:kern w:val="0"/>
                 <w:sz w:val="16"/>
                 <w:szCs w:val="20"/>
               </w:rPr>
-              <w:t>4</w:t>
-            </w:r>
-            <w:r>
+              <w:t>0</w:t>
+            </w:r>
+          </w:p>
+        </w:tc>
+        <w:tc>
+          <w:tcPr>
+            <w:tcW w:w="4002" w:type="dxa"/>
+            <w:noWrap/>
+          </w:tcPr>
+          <w:p>
+            <w:pPr>
+              <w:widowControl/>
+              <w:wordWrap/>
+              <w:autoSpaceDE/>
+              <w:autoSpaceDN/>
+              <w:jc w:val="left"/>
+              <w:cnfStyle w:val="000000000000" w:firstRow="0" w:lastRow="0" w:firstColumn="0" w:lastColumn="0" w:oddVBand="0" w:evenVBand="0" w:oddHBand="0" w:evenHBand="0" w:firstRowFirstColumn="0" w:firstRowLastColumn="0" w:lastRowFirstColumn="0" w:lastRowLastColumn="0"/>
               <w:rPr>
                 <w:rFonts w:ascii="맑은 고딕" w:eastAsia="맑은 고딕" w:hAnsi="맑은 고딕" w:cs="맑은 고딕"/>
                 <w:kern w:val="0"/>
                 <w:sz w:val="16"/>
                 <w:szCs w:val="20"/>
               </w:rPr>
-              <w:t>0</w:t>
-            </w:r>
-          </w:p>
-        </w:tc>
-        <w:tc>
-          <w:tcPr>
-            <w:tcW w:w="4002" w:type="dxa"/>
-            <w:noWrap/>
-          </w:tcPr>
-          <w:p>
-            <w:pPr>
-              <w:widowControl/>
-              <w:wordWrap/>
-              <w:autoSpaceDE/>
-              <w:autoSpaceDN/>
-              <w:jc w:val="left"/>
-              <w:cnfStyle w:val="000000000000" w:firstRow="0" w:lastRow="0" w:firstColumn="0" w:lastColumn="0" w:oddVBand="0" w:evenVBand="0" w:oddHBand="0" w:evenHBand="0" w:firstRowFirstColumn="0" w:firstRowLastColumn="0" w:lastRowFirstColumn="0" w:lastRowLastColumn="0"/>
-              <w:rPr>
-                <w:rFonts w:ascii="맑은 고딕" w:eastAsia="맑은 고딕" w:hAnsi="맑은 고딕" w:cs="맑은 고딕"/>
-                <w:kern w:val="0"/>
-                <w:sz w:val="16"/>
-                <w:szCs w:val="20"/>
-              </w:rPr>
             </w:pPr>
           </w:p>
         </w:tc>
@@ -19326,12 +19325,111 @@
               <w:jc w:val="left"/>
               <w:cnfStyle w:val="000000000000" w:firstRow="0" w:lastRow="0" w:firstColumn="0" w:lastColumn="0" w:oddVBand="0" w:evenVBand="0" w:oddHBand="0" w:evenHBand="0" w:firstRowFirstColumn="0" w:firstRowLastColumn="0" w:lastRowFirstColumn="0" w:lastRowLastColumn="0"/>
               <w:rPr>
-                <w:rFonts w:ascii="Times New Roman" w:eastAsia="Times New Roman" w:hAnsi="Times New Roman" w:cs="Times New Roman"/>
-                <w:kern w:val="0"/>
-                <w:sz w:val="16"/>
+                <w:rFonts w:asciiTheme="majorHAnsi" w:eastAsiaTheme="majorHAnsi" w:hAnsiTheme="majorHAnsi" w:cs="Times New Roman"/>
+                <w:kern w:val="0"/>
+                <w:sz w:val="14"/>
                 <w:szCs w:val="16"/>
               </w:rPr>
             </w:pPr>
+            <w:r>
+              <w:rPr>
+                <w:rFonts w:asciiTheme="majorHAnsi" w:eastAsiaTheme="majorHAnsi" w:hAnsiTheme="majorHAnsi" w:cs="Times New Roman" w:hint="eastAsia"/>
+                <w:kern w:val="0"/>
+                <w:sz w:val="14"/>
+                <w:szCs w:val="16"/>
+              </w:rPr>
+              <w:t>G</w:t>
+            </w:r>
+            <w:r>
+              <w:rPr>
+                <w:rFonts w:asciiTheme="majorHAnsi" w:eastAsiaTheme="majorHAnsi" w:hAnsiTheme="majorHAnsi" w:cs="Times New Roman"/>
+                <w:kern w:val="0"/>
+                <w:sz w:val="14"/>
+                <w:szCs w:val="16"/>
+              </w:rPr>
+              <w:t xml:space="preserve">PT, </w:t>
+            </w:r>
+            <w:r>
+              <w:rPr>
+                <w:rFonts w:asciiTheme="majorHAnsi" w:eastAsiaTheme="majorHAnsi" w:hAnsiTheme="majorHAnsi" w:cs="Times New Roman" w:hint="eastAsia"/>
+                <w:kern w:val="0"/>
+                <w:sz w:val="14"/>
+                <w:szCs w:val="16"/>
+              </w:rPr>
+              <w:t>바이브 코딩,</w:t>
+            </w:r>
+            <w:r>
+              <w:rPr>
+                <w:rFonts w:asciiTheme="majorHAnsi" w:eastAsiaTheme="majorHAnsi" w:hAnsiTheme="majorHAnsi" w:cs="Times New Roman"/>
+                <w:kern w:val="0"/>
+                <w:sz w:val="14"/>
+                <w:szCs w:val="16"/>
+              </w:rPr>
+              <w:t xml:space="preserve"> </w:t>
+            </w:r>
+            <w:r>
+              <w:rPr>
+                <w:rFonts w:asciiTheme="majorHAnsi" w:eastAsiaTheme="majorHAnsi" w:hAnsiTheme="majorHAnsi" w:cs="Times New Roman" w:hint="eastAsia"/>
+                <w:kern w:val="0"/>
+                <w:sz w:val="14"/>
+                <w:szCs w:val="16"/>
+              </w:rPr>
+              <w:t>생성A</w:t>
+            </w:r>
+            <w:r>
+              <w:rPr>
+                <w:rFonts w:asciiTheme="majorHAnsi" w:eastAsiaTheme="majorHAnsi" w:hAnsiTheme="majorHAnsi" w:cs="Times New Roman"/>
+                <w:kern w:val="0"/>
+                <w:sz w:val="14"/>
+                <w:szCs w:val="16"/>
+              </w:rPr>
+              <w:t>I</w:t>
+            </w:r>
+            <w:r>
+              <w:rPr>
+                <w:rFonts w:asciiTheme="majorHAnsi" w:eastAsiaTheme="majorHAnsi" w:hAnsiTheme="majorHAnsi" w:cs="Times New Roman" w:hint="eastAsia"/>
+                <w:kern w:val="0"/>
+                <w:sz w:val="14"/>
+                <w:szCs w:val="16"/>
+              </w:rPr>
+              <w:t>도구(</w:t>
+            </w:r>
+            <w:r>
+              <w:rPr>
+                <w:rFonts w:asciiTheme="majorHAnsi" w:eastAsiaTheme="majorHAnsi" w:hAnsiTheme="majorHAnsi" w:cs="Times New Roman"/>
+                <w:kern w:val="0"/>
+                <w:sz w:val="14"/>
+                <w:szCs w:val="16"/>
+              </w:rPr>
+              <w:t>https://app.visily.ai/</w:t>
+            </w:r>
+            <w:r>
+              <w:rPr>
+                <w:rFonts w:asciiTheme="majorHAnsi" w:eastAsiaTheme="majorHAnsi" w:hAnsiTheme="majorHAnsi" w:cs="Times New Roman" w:hint="eastAsia"/>
+                <w:kern w:val="0"/>
+                <w:sz w:val="14"/>
+                <w:szCs w:val="16"/>
+              </w:rPr>
+              <w:t xml:space="preserve"> 등)</w:t>
+            </w:r>
+            <w:r>
+              <w:rPr>
+                <w:rFonts w:asciiTheme="majorHAnsi" w:eastAsiaTheme="majorHAnsi" w:hAnsiTheme="majorHAnsi" w:cs="Times New Roman"/>
+                <w:kern w:val="0"/>
+                <w:sz w:val="14"/>
+                <w:szCs w:val="16"/>
+              </w:rPr>
+              <w:t xml:space="preserve"> </w:t>
+            </w:r>
+            <w:r>
+              <w:rPr>
+                <w:rFonts w:asciiTheme="majorHAnsi" w:eastAsiaTheme="majorHAnsi" w:hAnsiTheme="majorHAnsi" w:cs="Times New Roman" w:hint="eastAsia"/>
+                <w:kern w:val="0"/>
+                <w:sz w:val="14"/>
+                <w:szCs w:val="16"/>
+              </w:rPr>
+              <w:t>사용 가능</w:t>
+            </w:r>
           </w:p>
         </w:tc>
         <w:tc>
@@ -19410,7 +19508,7 @@
                 <w:sz w:val="16"/>
                 <w:szCs w:val="20"/>
               </w:rPr>
-              <w:t>개발</w:t>
+              <w:t>데이터준비</w:t>
             </w:r>
           </w:p>
         </w:tc>
@@ -19484,7 +19582,16 @@
                 <w:sz w:val="16"/>
                 <w:szCs w:val="20"/>
               </w:rPr>
-              <w:t>60</w:t>
+              <w:t>4</w:t>
+            </w:r>
+            <w:r>
+              <w:rPr>
+                <w:rFonts w:ascii="맑은 고딕" w:eastAsia="맑은 고딕" w:hAnsi="맑은 고딕" w:cs="맑은 고딕"/>
+                <w:kern w:val="0"/>
+                <w:sz w:val="16"/>
+                <w:szCs w:val="20"/>
+              </w:rPr>
+              <w:t>0</w:t>
             </w:r>
           </w:p>
         </w:tc>
@@ -19529,24 +19636,6 @@
                 <w:szCs w:val="16"/>
               </w:rPr>
             </w:pPr>
-            <w:r>
-              <w:rPr>
-                <w:rFonts w:ascii="맑은 고딕" w:eastAsia="맑은 고딕" w:hAnsi="맑은 고딕" w:cs="맑은 고딕" w:hint="eastAsia"/>
-                <w:kern w:val="0"/>
-                <w:sz w:val="16"/>
-                <w:szCs w:val="16"/>
-              </w:rPr>
-              <w:t>바이브 코딩,</w:t>
-            </w:r>
-            <w:r>
-              <w:rPr>
-                <w:rFonts w:ascii="맑은 고딕" w:eastAsia="맑은 고딕" w:hAnsi="맑은 고딕" w:cs="맑은 고딕"/>
-                <w:kern w:val="0"/>
-                <w:sz w:val="16"/>
-                <w:szCs w:val="16"/>
-              </w:rPr>
-              <w:t xml:space="preserve"> </w:t>
-            </w:r>
           </w:p>
         </w:tc>
         <w:tc>
@@ -19620,12 +19709,12 @@
             </w:pPr>
             <w:r>
               <w:rPr>
-                <w:rFonts w:ascii="DengXian" w:eastAsia="DengXian" w:hAnsi="DengXian" w:cs="Arial"/>
-                <w:kern w:val="0"/>
-                <w:sz w:val="16"/>
-                <w:szCs w:val="20"/>
-              </w:rPr>
-              <w:t>break</w:t>
+                <w:rFonts w:ascii="Times New Roman" w:hAnsi="Times New Roman" w:cs="Times New Roman" w:hint="eastAsia"/>
+                <w:kern w:val="0"/>
+                <w:sz w:val="16"/>
+                <w:szCs w:val="20"/>
+              </w:rPr>
+              <w:t>개발</w:t>
             </w:r>
           </w:p>
         </w:tc>
@@ -19692,6 +19781,15 @@
                 <w:szCs w:val="20"/>
               </w:rPr>
             </w:pPr>
+            <w:r>
+              <w:rPr>
+                <w:rFonts w:ascii="맑은 고딕" w:eastAsia="맑은 고딕" w:hAnsi="맑은 고딕" w:cs="맑은 고딕"/>
+                <w:kern w:val="0"/>
+                <w:sz w:val="16"/>
+                <w:szCs w:val="20"/>
+              </w:rPr>
+              <w:t>60</w:t>
+            </w:r>
           </w:p>
         </w:tc>
         <w:tc>
@@ -19729,12 +19827,30 @@
               <w:jc w:val="left"/>
               <w:cnfStyle w:val="000000000000" w:firstRow="0" w:lastRow="0" w:firstColumn="0" w:lastColumn="0" w:oddVBand="0" w:evenVBand="0" w:oddHBand="0" w:evenHBand="0" w:firstRowFirstColumn="0" w:firstRowLastColumn="0" w:lastRowFirstColumn="0" w:lastRowLastColumn="0"/>
               <w:rPr>
+                <w:rFonts w:ascii="Times New Roman" w:eastAsia="Times New Roman" w:hAnsi="Times New Roman" w:cs="Times New Roman"/>
+                <w:kern w:val="0"/>
+                <w:sz w:val="16"/>
+                <w:szCs w:val="16"/>
+              </w:rPr>
+            </w:pPr>
+            <w:r>
+              <w:rPr>
+                <w:rFonts w:ascii="맑은 고딕" w:eastAsia="맑은 고딕" w:hAnsi="맑은 고딕" w:cs="맑은 고딕" w:hint="eastAsia"/>
+                <w:kern w:val="0"/>
+                <w:sz w:val="16"/>
+                <w:szCs w:val="16"/>
+              </w:rPr>
+              <w:t>바이브 코딩,</w:t>
+            </w:r>
+            <w:r>
+              <w:rPr>
                 <w:rFonts w:ascii="맑은 고딕" w:eastAsia="맑은 고딕" w:hAnsi="맑은 고딕" w:cs="맑은 고딕"/>
                 <w:kern w:val="0"/>
                 <w:sz w:val="16"/>
                 <w:szCs w:val="16"/>
               </w:rPr>
-            </w:pPr>
+              <w:t xml:space="preserve"> </w:t>
+            </w:r>
           </w:p>
         </w:tc>
         <w:tc>
@@ -19800,12 +19916,200 @@
               <w:jc w:val="left"/>
               <w:cnfStyle w:val="000000000000" w:firstRow="0" w:lastRow="0" w:firstColumn="0" w:lastColumn="0" w:oddVBand="0" w:evenVBand="0" w:oddHBand="0" w:evenHBand="0" w:firstRowFirstColumn="0" w:firstRowLastColumn="0" w:lastRowFirstColumn="0" w:lastRowLastColumn="0"/>
               <w:rPr>
+                <w:rFonts w:ascii="Times New Roman" w:hAnsi="Times New Roman" w:cs="Times New Roman"/>
+                <w:kern w:val="0"/>
+                <w:sz w:val="16"/>
+                <w:szCs w:val="20"/>
+              </w:rPr>
+            </w:pPr>
+            <w:r>
+              <w:rPr>
+                <w:rFonts w:ascii="DengXian" w:eastAsia="DengXian" w:hAnsi="DengXian" w:cs="Arial"/>
+                <w:kern w:val="0"/>
+                <w:sz w:val="16"/>
+                <w:szCs w:val="20"/>
+              </w:rPr>
+              <w:t>break</w:t>
+            </w:r>
+          </w:p>
+        </w:tc>
+        <w:tc>
+          <w:tcPr>
+            <w:tcW w:w="1496" w:type="dxa"/>
+            <w:noWrap/>
+          </w:tcPr>
+          <w:p>
+            <w:pPr>
+              <w:widowControl/>
+              <w:wordWrap/>
+              <w:autoSpaceDE/>
+              <w:autoSpaceDN/>
+              <w:jc w:val="left"/>
+              <w:cnfStyle w:val="000000000000" w:firstRow="0" w:lastRow="0" w:firstColumn="0" w:lastColumn="0" w:oddVBand="0" w:evenVBand="0" w:oddHBand="0" w:evenHBand="0" w:firstRowFirstColumn="0" w:firstRowLastColumn="0" w:lastRowFirstColumn="0" w:lastRowLastColumn="0"/>
+              <w:rPr>
                 <w:rFonts w:ascii="Times New Roman" w:eastAsia="Times New Roman" w:hAnsi="Times New Roman" w:cs="Times New Roman"/>
                 <w:kern w:val="0"/>
                 <w:sz w:val="16"/>
                 <w:szCs w:val="20"/>
               </w:rPr>
             </w:pPr>
+          </w:p>
+        </w:tc>
+        <w:tc>
+          <w:tcPr>
+            <w:tcW w:w="457" w:type="dxa"/>
+            <w:noWrap/>
+          </w:tcPr>
+          <w:p>
+            <w:pPr>
+              <w:widowControl/>
+              <w:wordWrap/>
+              <w:autoSpaceDE/>
+              <w:autoSpaceDN/>
+              <w:jc w:val="left"/>
+              <w:cnfStyle w:val="000000000000" w:firstRow="0" w:lastRow="0" w:firstColumn="0" w:lastColumn="0" w:oddVBand="0" w:evenVBand="0" w:oddHBand="0" w:evenHBand="0" w:firstRowFirstColumn="0" w:firstRowLastColumn="0" w:lastRowFirstColumn="0" w:lastRowLastColumn="0"/>
+              <w:rPr>
+                <w:rFonts w:ascii="맑은 고딕" w:eastAsia="맑은 고딕" w:hAnsi="맑은 고딕" w:cs="맑은 고딕"/>
+                <w:kern w:val="0"/>
+                <w:sz w:val="16"/>
+                <w:szCs w:val="20"/>
+              </w:rPr>
+            </w:pPr>
+          </w:p>
+        </w:tc>
+        <w:tc>
+          <w:tcPr>
+            <w:tcW w:w="512" w:type="dxa"/>
+          </w:tcPr>
+          <w:p>
+            <w:pPr>
+              <w:widowControl/>
+              <w:wordWrap/>
+              <w:autoSpaceDE/>
+              <w:autoSpaceDN/>
+              <w:jc w:val="left"/>
+              <w:cnfStyle w:val="000000000000" w:firstRow="0" w:lastRow="0" w:firstColumn="0" w:lastColumn="0" w:oddVBand="0" w:evenVBand="0" w:oddHBand="0" w:evenHBand="0" w:firstRowFirstColumn="0" w:firstRowLastColumn="0" w:lastRowFirstColumn="0" w:lastRowLastColumn="0"/>
+              <w:rPr>
+                <w:rFonts w:ascii="맑은 고딕" w:eastAsia="맑은 고딕" w:hAnsi="맑은 고딕" w:cs="맑은 고딕"/>
+                <w:kern w:val="0"/>
+                <w:sz w:val="16"/>
+                <w:szCs w:val="20"/>
+              </w:rPr>
+            </w:pPr>
+          </w:p>
+        </w:tc>
+        <w:tc>
+          <w:tcPr>
+            <w:tcW w:w="4002" w:type="dxa"/>
+            <w:noWrap/>
+          </w:tcPr>
+          <w:p>
+            <w:pPr>
+              <w:widowControl/>
+              <w:wordWrap/>
+              <w:autoSpaceDE/>
+              <w:autoSpaceDN/>
+              <w:jc w:val="left"/>
+              <w:cnfStyle w:val="000000000000" w:firstRow="0" w:lastRow="0" w:firstColumn="0" w:lastColumn="0" w:oddVBand="0" w:evenVBand="0" w:oddHBand="0" w:evenHBand="0" w:firstRowFirstColumn="0" w:firstRowLastColumn="0" w:lastRowFirstColumn="0" w:lastRowLastColumn="0"/>
+              <w:rPr>
+                <w:rFonts w:ascii="맑은 고딕" w:eastAsia="맑은 고딕" w:hAnsi="맑은 고딕" w:cs="맑은 고딕"/>
+                <w:kern w:val="0"/>
+                <w:sz w:val="16"/>
+                <w:szCs w:val="20"/>
+              </w:rPr>
+            </w:pPr>
+          </w:p>
+        </w:tc>
+        <w:tc>
+          <w:tcPr>
+            <w:tcW w:w="5850" w:type="dxa"/>
+          </w:tcPr>
+          <w:p>
+            <w:pPr>
+              <w:widowControl/>
+              <w:wordWrap/>
+              <w:autoSpaceDE/>
+              <w:autoSpaceDN/>
+              <w:jc w:val="left"/>
+              <w:cnfStyle w:val="000000000000" w:firstRow="0" w:lastRow="0" w:firstColumn="0" w:lastColumn="0" w:oddVBand="0" w:evenVBand="0" w:oddHBand="0" w:evenHBand="0" w:firstRowFirstColumn="0" w:firstRowLastColumn="0" w:lastRowFirstColumn="0" w:lastRowLastColumn="0"/>
+              <w:rPr>
+                <w:rFonts w:ascii="맑은 고딕" w:eastAsia="맑은 고딕" w:hAnsi="맑은 고딕" w:cs="맑은 고딕"/>
+                <w:kern w:val="0"/>
+                <w:sz w:val="16"/>
+                <w:szCs w:val="16"/>
+              </w:rPr>
+            </w:pPr>
+          </w:p>
+        </w:tc>
+        <w:tc>
+          <w:tcPr>
+            <w:tcW w:w="1417" w:type="dxa"/>
+            <w:noWrap/>
+          </w:tcPr>
+          <w:p>
+            <w:pPr>
+              <w:widowControl/>
+              <w:wordWrap/>
+              <w:autoSpaceDE/>
+              <w:autoSpaceDN/>
+              <w:jc w:val="left"/>
+              <w:cnfStyle w:val="000000000000" w:firstRow="0" w:lastRow="0" w:firstColumn="0" w:lastColumn="0" w:oddVBand="0" w:evenVBand="0" w:oddHBand="0" w:evenHBand="0" w:firstRowFirstColumn="0" w:firstRowLastColumn="0" w:lastRowFirstColumn="0" w:lastRowLastColumn="0"/>
+              <w:rPr>
+                <w:rFonts w:ascii="Times New Roman" w:eastAsia="Times New Roman" w:hAnsi="Times New Roman" w:cs="Times New Roman"/>
+                <w:kern w:val="0"/>
+                <w:sz w:val="16"/>
+                <w:szCs w:val="20"/>
+              </w:rPr>
+            </w:pPr>
+          </w:p>
+        </w:tc>
+      </w:tr>
+      <w:tr>
+        <w:trPr>
+          <w:trHeight w:val="320"/>
+        </w:trPr>
+        <w:tc>
+          <w:tcPr>
+            <w:cnfStyle w:val="001000000000" w:firstRow="0" w:lastRow="0" w:firstColumn="1" w:lastColumn="0" w:oddVBand="0" w:evenVBand="0" w:oddHBand="0" w:evenHBand="0" w:firstRowFirstColumn="0" w:firstRowLastColumn="0" w:lastRowFirstColumn="0" w:lastRowLastColumn="0"/>
+            <w:tcW w:w="536" w:type="dxa"/>
+            <w:noWrap/>
+          </w:tcPr>
+          <w:p>
+            <w:pPr>
+              <w:widowControl/>
+              <w:wordWrap/>
+              <w:autoSpaceDE/>
+              <w:autoSpaceDN/>
+              <w:jc w:val="center"/>
+              <w:rPr>
+                <w:rFonts w:ascii="Times New Roman" w:eastAsia="Times New Roman" w:hAnsi="Times New Roman" w:cs="Times New Roman"/>
+                <w:kern w:val="0"/>
+                <w:sz w:val="16"/>
+                <w:szCs w:val="20"/>
+              </w:rPr>
+            </w:pPr>
+          </w:p>
+        </w:tc>
+        <w:tc>
+          <w:tcPr>
+            <w:tcW w:w="1176" w:type="dxa"/>
+            <w:noWrap/>
+          </w:tcPr>
+          <w:p>
+            <w:pPr>
+              <w:widowControl/>
+              <w:wordWrap/>
+              <w:autoSpaceDE/>
+              <w:autoSpaceDN/>
+              <w:jc w:val="left"/>
+              <w:cnfStyle w:val="000000000000" w:firstRow="0" w:lastRow="0" w:firstColumn="0" w:lastColumn="0" w:oddVBand="0" w:evenVBand="0" w:oddHBand="0" w:evenHBand="0" w:firstRowFirstColumn="0" w:firstRowLastColumn="0" w:lastRowFirstColumn="0" w:lastRowLastColumn="0"/>
+              <w:rPr>
+                <w:rFonts w:ascii="Times New Roman" w:eastAsia="Times New Roman" w:hAnsi="Times New Roman" w:cs="Times New Roman"/>
+                <w:kern w:val="0"/>
+                <w:sz w:val="16"/>
+                <w:szCs w:val="20"/>
+              </w:rPr>
+            </w:pPr>
             <w:r>
               <w:rPr>
                 <w:rFonts w:ascii="맑은 고딕" w:eastAsia="맑은 고딕" w:hAnsi="맑은 고딕" w:cs="맑은 고딕" w:hint="eastAsia"/>
@@ -19941,7 +20245,7 @@
                 <w:szCs w:val="16"/>
               </w:rPr>
             </w:pPr>
-            <w:hyperlink r:id="rId69" w:history="1">
+            <w:hyperlink r:id="rId71" w:history="1">
               <w:r>
                 <w:rPr>
                   <w:rStyle w:val="a3"/>
@@ -21407,7 +21711,7 @@
       </w:r>
     </w:p>
     <w:sectPr>
-      <w:footerReference w:type="default" r:id="rId70"/>
+      <w:footerReference w:type="default" r:id="rId72"/>
       <w:pgSz w:w="16838" w:h="11906" w:orient="landscape"/>
       <w:pgMar w:top="720" w:right="720" w:bottom="720" w:left="720" w:header="851" w:footer="992" w:gutter="0"/>
       <w:cols w:space="425"/>
@@ -22763,7 +23067,7 @@
 </file>
 
 <file path=customXml/itemProps1.xml><?xml version="1.0" encoding="utf-8"?>
-<ds:datastoreItem xmlns:ds="http://schemas.openxmlformats.org/officeDocument/2006/customXml" ds:itemID="{A2FAB822-9D43-443A-A702-05891D47A5CF}">
+<ds:datastoreItem xmlns:ds="http://schemas.openxmlformats.org/officeDocument/2006/customXml" ds:itemID="{99D32DE5-3758-4981-BEE5-A7C1460C0186}">
   <ds:schemaRefs>
     <ds:schemaRef ds:uri="http://schemas.openxmlformats.org/officeDocument/2006/bibliography"/>
   </ds:schemaRefs>
